--- a/word/datasheet_adsbee_m1421.docx
+++ b/word/datasheet_adsbee_m1421.docx
@@ -1975,7 +1975,7 @@
               <w:lang w:eastAsia="zh-CN"/>
             </w:rPr>
           </w:pPr>
-          <w:hyperlink w:anchor="_Toc237911189" w:history="1">
+          <w:hyperlink w:anchor="_Toc237911253" w:history="1">
             <w:r>
               <w:rPr>
                 <w:rStyle w:val="Hyperlink"/>
@@ -1998,6 +1998,96 @@
                 <w:rStyle w:val="Hyperlink"/>
                 <w:noProof/>
               </w:rPr>
+              <w:t>AT+CONFIG_HASH</w:t>
+            </w:r>
+            <w:r>
+              <w:rPr>
+                <w:noProof/>
+                <w:webHidden/>
+              </w:rPr>
+              <w:tab/>
+            </w:r>
+            <w:r>
+              <w:rPr>
+                <w:noProof/>
+                <w:webHidden/>
+              </w:rPr>
+              <w:fldChar w:fldCharType="begin"/>
+            </w:r>
+            <w:r>
+              <w:rPr>
+                <w:noProof/>
+                <w:webHidden/>
+              </w:rPr>
+              <w:instrText xml:space="preserve"> PAGEREF _Toc237911253 \h </w:instrText>
+            </w:r>
+            <w:r>
+              <w:rPr>
+                <w:noProof/>
+                <w:webHidden/>
+              </w:rPr>
+            </w:r>
+            <w:r>
+              <w:rPr>
+                <w:noProof/>
+                <w:webHidden/>
+              </w:rPr>
+              <w:fldChar w:fldCharType="separate"/>
+            </w:r>
+            <w:r>
+              <w:rPr>
+                <w:noProof/>
+                <w:webHidden/>
+              </w:rPr>
+              <w:t>12</w:t>
+            </w:r>
+            <w:r>
+              <w:rPr>
+                <w:noProof/>
+                <w:webHidden/>
+              </w:rPr>
+              <w:fldChar w:fldCharType="end"/>
+            </w:r>
+          </w:hyperlink>
+        </w:p>
+        <w:p>
+          <w:pPr>
+            <w:pStyle w:val="TOC2"/>
+            <w:tabs>
+              <w:tab w:val="left" w:pos="960"/>
+              <w:tab w:val="right" w:leader="dot" w:pos="10790"/>
+            </w:tabs>
+            <w:rPr>
+              <w:rFonts w:eastAsiaTheme="minorEastAsia"/>
+              <w:noProof/>
+              <w:sz w:val="24"/>
+              <w:szCs w:val="24"/>
+              <w:lang w:eastAsia="zh-CN"/>
+            </w:rPr>
+          </w:pPr>
+          <w:hyperlink w:anchor="_Toc237911189" w:history="1">
+            <w:r>
+              <w:rPr>
+                <w:rStyle w:val="Hyperlink"/>
+                <w:noProof/>
+              </w:rPr>
+              <w:t>3.4</w:t>
+            </w:r>
+            <w:r>
+              <w:rPr>
+                <w:rFonts w:eastAsiaTheme="minorEastAsia"/>
+                <w:noProof/>
+                <w:sz w:val="24"/>
+                <w:szCs w:val="24"/>
+                <w:lang w:eastAsia="zh-CN"/>
+              </w:rPr>
+              <w:tab/>
+            </w:r>
+            <w:r>
+              <w:rPr>
+                <w:rStyle w:val="Hyperlink"/>
+                <w:noProof/>
+              </w:rPr>
               <w:t>AT+DEVICE_INFO</w:t>
             </w:r>
             <w:r>
@@ -2039,7 +2129,7 @@
                 <w:noProof/>
                 <w:webHidden/>
               </w:rPr>
-              <w:t>12</w:t>
+              <w:t>13</w:t>
             </w:r>
             <w:r>
               <w:rPr>
@@ -2071,7 +2161,7 @@
                 <w:rStyle w:val="Hyperlink"/>
                 <w:noProof/>
               </w:rPr>
-              <w:t>3.4</w:t>
+              <w:t>3.5</w:t>
             </w:r>
             <w:r>
               <w:rPr>
@@ -2129,7 +2219,7 @@
                 <w:noProof/>
                 <w:webHidden/>
               </w:rPr>
-              <w:t>13</w:t>
+              <w:t>14</w:t>
             </w:r>
             <w:r>
               <w:rPr>
@@ -2161,7 +2251,7 @@
                 <w:rStyle w:val="Hyperlink"/>
                 <w:noProof/>
               </w:rPr>
-              <w:t>3.4.1</w:t>
+              <w:t>3.5.1</w:t>
             </w:r>
             <w:r>
               <w:rPr>
@@ -2219,7 +2309,7 @@
                 <w:noProof/>
                 <w:webHidden/>
               </w:rPr>
-              <w:t>13</w:t>
+              <w:t>14</w:t>
             </w:r>
             <w:r>
               <w:rPr>
@@ -2251,7 +2341,7 @@
                 <w:rStyle w:val="Hyperlink"/>
                 <w:noProof/>
               </w:rPr>
-              <w:t>3.4.2</w:t>
+              <w:t>3.5.2</w:t>
             </w:r>
             <w:r>
               <w:rPr>
@@ -2309,7 +2399,7 @@
                 <w:noProof/>
                 <w:webHidden/>
               </w:rPr>
-              <w:t>13</w:t>
+              <w:t>14</w:t>
             </w:r>
             <w:r>
               <w:rPr>
@@ -2341,7 +2431,7 @@
                 <w:rStyle w:val="Hyperlink"/>
                 <w:noProof/>
               </w:rPr>
-              <w:t>3.5</w:t>
+              <w:t>3.6</w:t>
             </w:r>
             <w:r>
               <w:rPr>
@@ -2399,7 +2489,7 @@
                 <w:noProof/>
                 <w:webHidden/>
               </w:rPr>
-              <w:t>14</w:t>
+              <w:t>15</w:t>
             </w:r>
             <w:r>
               <w:rPr>
@@ -2431,7 +2521,7 @@
                 <w:rStyle w:val="Hyperlink"/>
                 <w:noProof/>
               </w:rPr>
-              <w:t>3.5.1</w:t>
+              <w:t>3.6.1</w:t>
             </w:r>
             <w:r>
               <w:rPr>
@@ -2489,7 +2579,7 @@
                 <w:noProof/>
                 <w:webHidden/>
               </w:rPr>
-              <w:t>14</w:t>
+              <w:t>15</w:t>
             </w:r>
             <w:r>
               <w:rPr>
@@ -2521,7 +2611,7 @@
                 <w:rStyle w:val="Hyperlink"/>
                 <w:noProof/>
               </w:rPr>
-              <w:t>3.5.2</w:t>
+              <w:t>3.6.2</w:t>
             </w:r>
             <w:r>
               <w:rPr>
@@ -2579,7 +2669,7 @@
                 <w:noProof/>
                 <w:webHidden/>
               </w:rPr>
-              <w:t>14</w:t>
+              <w:t>15</w:t>
             </w:r>
             <w:r>
               <w:rPr>
@@ -2611,7 +2701,7 @@
                 <w:rStyle w:val="Hyperlink"/>
                 <w:noProof/>
               </w:rPr>
-              <w:t>3.6</w:t>
+              <w:t>3.7</w:t>
             </w:r>
             <w:r>
               <w:rPr>
@@ -2669,7 +2759,7 @@
                 <w:noProof/>
                 <w:webHidden/>
               </w:rPr>
-              <w:t>15</w:t>
+              <w:t>16</w:t>
             </w:r>
             <w:r>
               <w:rPr>
@@ -2701,7 +2791,7 @@
                 <w:rStyle w:val="Hyperlink"/>
                 <w:noProof/>
               </w:rPr>
-              <w:t>3.6.1</w:t>
+              <w:t>3.7.1</w:t>
             </w:r>
             <w:r>
               <w:rPr>
@@ -2759,7 +2849,7 @@
                 <w:noProof/>
                 <w:webHidden/>
               </w:rPr>
-              <w:t>15</w:t>
+              <w:t>16</w:t>
             </w:r>
             <w:r>
               <w:rPr>
@@ -2791,7 +2881,7 @@
                 <w:rStyle w:val="Hyperlink"/>
                 <w:noProof/>
               </w:rPr>
-              <w:t>3.6.2</w:t>
+              <w:t>3.7.2</w:t>
             </w:r>
             <w:r>
               <w:rPr>
@@ -2849,7 +2939,7 @@
                 <w:noProof/>
                 <w:webHidden/>
               </w:rPr>
-              <w:t>15</w:t>
+              <w:t>16</w:t>
             </w:r>
             <w:r>
               <w:rPr>
@@ -2881,7 +2971,7 @@
                 <w:rStyle w:val="Hyperlink"/>
                 <w:noProof/>
               </w:rPr>
-              <w:t>3.7</w:t>
+              <w:t>3.8</w:t>
             </w:r>
             <w:r>
               <w:rPr>
@@ -2939,7 +3029,7 @@
                 <w:noProof/>
                 <w:webHidden/>
               </w:rPr>
-              <w:t>15</w:t>
+              <w:t>16</w:t>
             </w:r>
             <w:r>
               <w:rPr>
@@ -2971,7 +3061,7 @@
                 <w:rStyle w:val="Hyperlink"/>
                 <w:noProof/>
               </w:rPr>
-              <w:t>3.7.1</w:t>
+              <w:t>3.8.1</w:t>
             </w:r>
             <w:r>
               <w:rPr>
@@ -3029,7 +3119,7 @@
                 <w:noProof/>
                 <w:webHidden/>
               </w:rPr>
-              <w:t>15</w:t>
+              <w:t>16</w:t>
             </w:r>
             <w:r>
               <w:rPr>
@@ -3061,7 +3151,7 @@
                 <w:rStyle w:val="Hyperlink"/>
                 <w:noProof/>
               </w:rPr>
-              <w:t>3.7.2</w:t>
+              <w:t>3.8.2</w:t>
             </w:r>
             <w:r>
               <w:rPr>
@@ -3119,7 +3209,7 @@
                 <w:noProof/>
                 <w:webHidden/>
               </w:rPr>
-              <w:t>15</w:t>
+              <w:t>16</w:t>
             </w:r>
             <w:r>
               <w:rPr>
@@ -3151,7 +3241,7 @@
                 <w:rStyle w:val="Hyperlink"/>
                 <w:noProof/>
               </w:rPr>
-              <w:t>3.8</w:t>
+              <w:t>3.9</w:t>
             </w:r>
             <w:r>
               <w:rPr>
@@ -3209,7 +3299,7 @@
                 <w:noProof/>
                 <w:webHidden/>
               </w:rPr>
-              <w:t>16</w:t>
+              <w:t>17</w:t>
             </w:r>
             <w:r>
               <w:rPr>
@@ -3241,7 +3331,7 @@
                 <w:rStyle w:val="Hyperlink"/>
                 <w:noProof/>
               </w:rPr>
-              <w:t>3.8.1</w:t>
+              <w:t>3.9.1</w:t>
             </w:r>
             <w:r>
               <w:rPr>
@@ -3299,7 +3389,7 @@
                 <w:noProof/>
                 <w:webHidden/>
               </w:rPr>
-              <w:t>16</w:t>
+              <w:t>17</w:t>
             </w:r>
             <w:r>
               <w:rPr>
@@ -3331,7 +3421,7 @@
                 <w:rStyle w:val="Hyperlink"/>
                 <w:noProof/>
               </w:rPr>
-              <w:t>3.8.2</w:t>
+              <w:t>3.9.2</w:t>
             </w:r>
             <w:r>
               <w:rPr>
@@ -3389,7 +3479,7 @@
                 <w:noProof/>
                 <w:webHidden/>
               </w:rPr>
-              <w:t>16</w:t>
+              <w:t>17</w:t>
             </w:r>
             <w:r>
               <w:rPr>
@@ -3421,7 +3511,7 @@
                 <w:rStyle w:val="Hyperlink"/>
                 <w:noProof/>
               </w:rPr>
-              <w:t>3.9</w:t>
+              <w:t>3.10</w:t>
             </w:r>
             <w:r>
               <w:rPr>
@@ -3479,7 +3569,7 @@
                 <w:noProof/>
                 <w:webHidden/>
               </w:rPr>
-              <w:t>17</w:t>
+              <w:t>18</w:t>
             </w:r>
             <w:r>
               <w:rPr>
@@ -3511,7 +3601,7 @@
                 <w:rStyle w:val="Hyperlink"/>
                 <w:noProof/>
               </w:rPr>
-              <w:t>3.9.1</w:t>
+              <w:t>3.10.1</w:t>
             </w:r>
             <w:r>
               <w:rPr>
@@ -3569,7 +3659,7 @@
                 <w:noProof/>
                 <w:webHidden/>
               </w:rPr>
-              <w:t>17</w:t>
+              <w:t>18</w:t>
             </w:r>
             <w:r>
               <w:rPr>
@@ -3601,7 +3691,7 @@
                 <w:rStyle w:val="Hyperlink"/>
                 <w:noProof/>
               </w:rPr>
-              <w:t>3.9.2</w:t>
+              <w:t>3.10.2</w:t>
             </w:r>
             <w:r>
               <w:rPr>
@@ -3659,7 +3749,7 @@
                 <w:noProof/>
                 <w:webHidden/>
               </w:rPr>
-              <w:t>17</w:t>
+              <w:t>18</w:t>
             </w:r>
             <w:r>
               <w:rPr>
@@ -3691,7 +3781,7 @@
                 <w:rStyle w:val="Hyperlink"/>
                 <w:noProof/>
               </w:rPr>
-              <w:t>3.10</w:t>
+              <w:t>3.11</w:t>
             </w:r>
             <w:r>
               <w:rPr>
@@ -3749,7 +3839,7 @@
                 <w:noProof/>
                 <w:webHidden/>
               </w:rPr>
-              <w:t>18</w:t>
+              <w:t>19</w:t>
             </w:r>
             <w:r>
               <w:rPr>
@@ -3781,7 +3871,7 @@
                 <w:rStyle w:val="Hyperlink"/>
                 <w:noProof/>
               </w:rPr>
-              <w:t>3.11</w:t>
+              <w:t>3.12</w:t>
             </w:r>
             <w:r>
               <w:rPr>
@@ -3839,7 +3929,7 @@
                 <w:noProof/>
                 <w:webHidden/>
               </w:rPr>
-              <w:t>19</w:t>
+              <w:t>20</w:t>
             </w:r>
             <w:r>
               <w:rPr>
@@ -3871,7 +3961,7 @@
                 <w:rStyle w:val="Hyperlink"/>
                 <w:noProof/>
               </w:rPr>
-              <w:t>3.11.1</w:t>
+              <w:t>3.12.1</w:t>
             </w:r>
             <w:r>
               <w:rPr>
@@ -3929,7 +4019,7 @@
                 <w:noProof/>
                 <w:webHidden/>
               </w:rPr>
-              <w:t>19</w:t>
+              <w:t>20</w:t>
             </w:r>
             <w:r>
               <w:rPr>
@@ -3961,7 +4051,7 @@
                 <w:rStyle w:val="Hyperlink"/>
                 <w:noProof/>
               </w:rPr>
-              <w:t>3.11.2</w:t>
+              <w:t>3.12.2</w:t>
             </w:r>
             <w:r>
               <w:rPr>
@@ -4019,7 +4109,7 @@
                 <w:noProof/>
                 <w:webHidden/>
               </w:rPr>
-              <w:t>19</w:t>
+              <w:t>20</w:t>
             </w:r>
             <w:r>
               <w:rPr>
@@ -4051,7 +4141,7 @@
                 <w:rStyle w:val="Hyperlink"/>
                 <w:noProof/>
               </w:rPr>
-              <w:t>3.12</w:t>
+              <w:t>3.13</w:t>
             </w:r>
             <w:r>
               <w:rPr>
@@ -4109,7 +4199,7 @@
                 <w:noProof/>
                 <w:webHidden/>
               </w:rPr>
-              <w:t>20</w:t>
+              <w:t>21</w:t>
             </w:r>
             <w:r>
               <w:rPr>
@@ -4141,7 +4231,7 @@
                 <w:rStyle w:val="Hyperlink"/>
                 <w:noProof/>
               </w:rPr>
-              <w:t>3.12.1</w:t>
+              <w:t>3.13.1</w:t>
             </w:r>
             <w:r>
               <w:rPr>
@@ -4199,7 +4289,7 @@
                 <w:noProof/>
                 <w:webHidden/>
               </w:rPr>
-              <w:t>20</w:t>
+              <w:t>21</w:t>
             </w:r>
             <w:r>
               <w:rPr>
@@ -4231,7 +4321,7 @@
                 <w:rStyle w:val="Hyperlink"/>
                 <w:noProof/>
               </w:rPr>
-              <w:t>3.12.2</w:t>
+              <w:t>3.13.2</w:t>
             </w:r>
             <w:r>
               <w:rPr>
@@ -4289,7 +4379,7 @@
                 <w:noProof/>
                 <w:webHidden/>
               </w:rPr>
-              <w:t>20</w:t>
+              <w:t>21</w:t>
             </w:r>
             <w:r>
               <w:rPr>
@@ -4321,7 +4411,7 @@
                 <w:rStyle w:val="Hyperlink"/>
                 <w:noProof/>
               </w:rPr>
-              <w:t>3.13</w:t>
+              <w:t>3.14</w:t>
             </w:r>
             <w:r>
               <w:rPr>
@@ -4379,7 +4469,7 @@
                 <w:noProof/>
                 <w:webHidden/>
               </w:rPr>
-              <w:t>22</w:t>
+              <w:t>23</w:t>
             </w:r>
             <w:r>
               <w:rPr>
@@ -4411,7 +4501,7 @@
                 <w:rStyle w:val="Hyperlink"/>
                 <w:noProof/>
               </w:rPr>
-              <w:t>3.14</w:t>
+              <w:t>3.15</w:t>
             </w:r>
             <w:r>
               <w:rPr>
@@ -4469,7 +4559,7 @@
                 <w:noProof/>
                 <w:webHidden/>
               </w:rPr>
-              <w:t>23</w:t>
+              <w:t>24</w:t>
             </w:r>
             <w:r>
               <w:rPr>
@@ -4501,7 +4591,7 @@
                 <w:rStyle w:val="Hyperlink"/>
                 <w:noProof/>
               </w:rPr>
-              <w:t>3.14.1</w:t>
+              <w:t>3.15.1</w:t>
             </w:r>
             <w:r>
               <w:rPr>
@@ -4559,7 +4649,7 @@
                 <w:noProof/>
                 <w:webHidden/>
               </w:rPr>
-              <w:t>23</w:t>
+              <w:t>24</w:t>
             </w:r>
             <w:r>
               <w:rPr>
@@ -4591,7 +4681,7 @@
                 <w:rStyle w:val="Hyperlink"/>
                 <w:noProof/>
               </w:rPr>
-              <w:t>3.14.2</w:t>
+              <w:t>3.15.2</w:t>
             </w:r>
             <w:r>
               <w:rPr>
@@ -4649,7 +4739,7 @@
                 <w:noProof/>
                 <w:webHidden/>
               </w:rPr>
-              <w:t>23</w:t>
+              <w:t>24</w:t>
             </w:r>
             <w:r>
               <w:rPr>
@@ -4681,7 +4771,7 @@
                 <w:rStyle w:val="Hyperlink"/>
                 <w:noProof/>
               </w:rPr>
-              <w:t>3.14.3</w:t>
+              <w:t>3.15.3</w:t>
             </w:r>
             <w:r>
               <w:rPr>
@@ -4739,7 +4829,7 @@
                 <w:noProof/>
                 <w:webHidden/>
               </w:rPr>
-              <w:t>23</w:t>
+              <w:t>24</w:t>
             </w:r>
             <w:r>
               <w:rPr>
@@ -4771,7 +4861,7 @@
                 <w:rStyle w:val="Hyperlink"/>
                 <w:noProof/>
               </w:rPr>
-              <w:t>3.14.4</w:t>
+              <w:t>3.15.4</w:t>
             </w:r>
             <w:r>
               <w:rPr>
@@ -4829,7 +4919,7 @@
                 <w:noProof/>
                 <w:webHidden/>
               </w:rPr>
-              <w:t>23</w:t>
+              <w:t>24</w:t>
             </w:r>
             <w:r>
               <w:rPr>
@@ -4861,7 +4951,7 @@
                 <w:rStyle w:val="Hyperlink"/>
                 <w:noProof/>
               </w:rPr>
-              <w:t>3.14.5</w:t>
+              <w:t>3.15.5</w:t>
             </w:r>
             <w:r>
               <w:rPr>
@@ -4919,7 +5009,7 @@
                 <w:noProof/>
                 <w:webHidden/>
               </w:rPr>
-              <w:t>23</w:t>
+              <w:t>24</w:t>
             </w:r>
             <w:r>
               <w:rPr>
@@ -4951,7 +5041,7 @@
                 <w:rStyle w:val="Hyperlink"/>
                 <w:noProof/>
               </w:rPr>
-              <w:t>3.15</w:t>
+              <w:t>3.16</w:t>
             </w:r>
             <w:r>
               <w:rPr>
@@ -5009,7 +5099,7 @@
                 <w:noProof/>
                 <w:webHidden/>
               </w:rPr>
-              <w:t>24</w:t>
+              <w:t>25</w:t>
             </w:r>
             <w:r>
               <w:rPr>
@@ -5041,7 +5131,7 @@
                 <w:rStyle w:val="Hyperlink"/>
                 <w:noProof/>
               </w:rPr>
-              <w:t>3.15.1</w:t>
+              <w:t>3.16.1</w:t>
             </w:r>
             <w:r>
               <w:rPr>
@@ -5099,7 +5189,7 @@
                 <w:noProof/>
                 <w:webHidden/>
               </w:rPr>
-              <w:t>24</w:t>
+              <w:t>25</w:t>
             </w:r>
             <w:r>
               <w:rPr>
@@ -5131,7 +5221,7 @@
                 <w:rStyle w:val="Hyperlink"/>
                 <w:noProof/>
               </w:rPr>
-              <w:t>3.15.2</w:t>
+              <w:t>3.16.2</w:t>
             </w:r>
             <w:r>
               <w:rPr>
@@ -5189,7 +5279,7 @@
                 <w:noProof/>
                 <w:webHidden/>
               </w:rPr>
-              <w:t>24</w:t>
+              <w:t>25</w:t>
             </w:r>
             <w:r>
               <w:rPr>
@@ -5221,7 +5311,7 @@
                 <w:rStyle w:val="Hyperlink"/>
                 <w:noProof/>
               </w:rPr>
-              <w:t>3.16</w:t>
+              <w:t>3.17</w:t>
             </w:r>
             <w:r>
               <w:rPr>
@@ -5279,7 +5369,7 @@
                 <w:noProof/>
                 <w:webHidden/>
               </w:rPr>
-              <w:t>25</w:t>
+              <w:t>26</w:t>
             </w:r>
             <w:r>
               <w:rPr>
@@ -5311,7 +5401,7 @@
                 <w:rStyle w:val="Hyperlink"/>
                 <w:noProof/>
               </w:rPr>
-              <w:t>3.16.1</w:t>
+              <w:t>3.17.1</w:t>
             </w:r>
             <w:r>
               <w:rPr>
@@ -5369,7 +5459,7 @@
                 <w:noProof/>
                 <w:webHidden/>
               </w:rPr>
-              <w:t>25</w:t>
+              <w:t>26</w:t>
             </w:r>
             <w:r>
               <w:rPr>
@@ -5401,7 +5491,7 @@
                 <w:rStyle w:val="Hyperlink"/>
                 <w:noProof/>
               </w:rPr>
-              <w:t>3.16.2</w:t>
+              <w:t>3.17.2</w:t>
             </w:r>
             <w:r>
               <w:rPr>
@@ -5459,7 +5549,7 @@
                 <w:noProof/>
                 <w:webHidden/>
               </w:rPr>
-              <w:t>25</w:t>
+              <w:t>26</w:t>
             </w:r>
             <w:r>
               <w:rPr>
@@ -5491,7 +5581,7 @@
                 <w:rStyle w:val="Hyperlink"/>
                 <w:noProof/>
               </w:rPr>
-              <w:t>3.16.3</w:t>
+              <w:t>3.17.3</w:t>
             </w:r>
             <w:r>
               <w:rPr>
@@ -5549,7 +5639,7 @@
                 <w:noProof/>
                 <w:webHidden/>
               </w:rPr>
-              <w:t>25</w:t>
+              <w:t>26</w:t>
             </w:r>
             <w:r>
               <w:rPr>
@@ -5639,7 +5729,7 @@
                 <w:noProof/>
                 <w:webHidden/>
               </w:rPr>
-              <w:t>26</w:t>
+              <w:t>27</w:t>
             </w:r>
             <w:r>
               <w:rPr>
@@ -5729,7 +5819,7 @@
                 <w:noProof/>
                 <w:webHidden/>
               </w:rPr>
-              <w:t>27</w:t>
+              <w:t>28</w:t>
             </w:r>
             <w:r>
               <w:rPr>
@@ -5819,7 +5909,7 @@
                 <w:noProof/>
                 <w:webHidden/>
               </w:rPr>
-              <w:t>27</w:t>
+              <w:t>28</w:t>
             </w:r>
             <w:r>
               <w:rPr>
@@ -5909,7 +5999,7 @@
                 <w:noProof/>
                 <w:webHidden/>
               </w:rPr>
-              <w:t>28</w:t>
+              <w:t>29</w:t>
             </w:r>
             <w:r>
               <w:rPr>
@@ -5999,7 +6089,7 @@
                 <w:noProof/>
                 <w:webHidden/>
               </w:rPr>
-              <w:t>35</w:t>
+              <w:t>36</w:t>
             </w:r>
             <w:r>
               <w:rPr>
@@ -6089,7 +6179,7 @@
                 <w:noProof/>
                 <w:webHidden/>
               </w:rPr>
-              <w:t>37</w:t>
+              <w:t>38</w:t>
             </w:r>
             <w:r>
               <w:rPr>
@@ -6179,7 +6269,7 @@
                 <w:noProof/>
                 <w:webHidden/>
               </w:rPr>
-              <w:t>38</w:t>
+              <w:t>39</w:t>
             </w:r>
             <w:r>
               <w:rPr>
@@ -6269,7 +6359,7 @@
                 <w:noProof/>
                 <w:webHidden/>
               </w:rPr>
-              <w:t>39</w:t>
+              <w:t>40</w:t>
             </w:r>
             <w:r>
               <w:rPr>
@@ -6392,7 +6482,7 @@
                 <w:noProof/>
                 <w:webHidden/>
               </w:rPr>
-              <w:t>39</w:t>
+              <w:t>40</w:t>
             </w:r>
             <w:r>
               <w:rPr>
@@ -6482,7 +6572,7 @@
                 <w:noProof/>
                 <w:webHidden/>
               </w:rPr>
-              <w:t>39</w:t>
+              <w:t>40</w:t>
             </w:r>
             <w:r>
               <w:rPr>
@@ -6572,7 +6662,7 @@
                 <w:noProof/>
                 <w:webHidden/>
               </w:rPr>
-              <w:t>40</w:t>
+              <w:t>41</w:t>
             </w:r>
             <w:r>
               <w:rPr>
@@ -6662,7 +6752,7 @@
                 <w:noProof/>
                 <w:webHidden/>
               </w:rPr>
-              <w:t>40</w:t>
+              <w:t>41</w:t>
             </w:r>
             <w:r>
               <w:rPr>
@@ -6752,7 +6842,7 @@
                 <w:noProof/>
                 <w:webHidden/>
               </w:rPr>
-              <w:t>41</w:t>
+              <w:t>42</w:t>
             </w:r>
             <w:r>
               <w:rPr>
@@ -6842,7 +6932,7 @@
                 <w:noProof/>
                 <w:webHidden/>
               </w:rPr>
-              <w:t>41</w:t>
+              <w:t>42</w:t>
             </w:r>
             <w:r>
               <w:rPr>
@@ -6932,7 +7022,7 @@
                 <w:noProof/>
                 <w:webHidden/>
               </w:rPr>
-              <w:t>41</w:t>
+              <w:t>42</w:t>
             </w:r>
             <w:r>
               <w:rPr>
@@ -7022,7 +7112,7 @@
                 <w:noProof/>
                 <w:webHidden/>
               </w:rPr>
-              <w:t>42</w:t>
+              <w:t>43</w:t>
             </w:r>
             <w:r>
               <w:rPr>
@@ -7112,7 +7202,7 @@
                 <w:noProof/>
                 <w:webHidden/>
               </w:rPr>
-              <w:t>42</w:t>
+              <w:t>43</w:t>
             </w:r>
             <w:r>
               <w:rPr>
@@ -7202,7 +7292,7 @@
                 <w:noProof/>
                 <w:webHidden/>
               </w:rPr>
-              <w:t>42</w:t>
+              <w:t>43</w:t>
             </w:r>
             <w:r>
               <w:rPr>
@@ -7292,7 +7382,7 @@
                 <w:noProof/>
                 <w:webHidden/>
               </w:rPr>
-              <w:t>43</w:t>
+              <w:t>44</w:t>
             </w:r>
             <w:r>
               <w:rPr>
@@ -7382,7 +7472,7 @@
                 <w:noProof/>
                 <w:webHidden/>
               </w:rPr>
-              <w:t>44</w:t>
+              <w:t>45</w:t>
             </w:r>
             <w:r>
               <w:rPr>
@@ -7472,7 +7562,7 @@
                 <w:noProof/>
                 <w:webHidden/>
               </w:rPr>
-              <w:t>44</w:t>
+              <w:t>45</w:t>
             </w:r>
             <w:r>
               <w:rPr>
@@ -7562,7 +7652,7 @@
                 <w:noProof/>
                 <w:webHidden/>
               </w:rPr>
-              <w:t>45</w:t>
+              <w:t>46</w:t>
             </w:r>
             <w:r>
               <w:rPr>
@@ -10201,6 +10291,291 @@
       </w:pPr>
       <w:r>
         <w:t>BL_CONFIG=0xC5FF05C5: ROM bootloader enabled, backdoor enabled on DIO_5 (active high)</w:t>
+      </w:r>
+    </w:p>
+    <w:p>
+      <w:pPr>
+        <w:pStyle w:val="Heading2"/>
+      </w:pPr>
+    </w:p>
+    <w:p>
+      <w:pPr>
+        <w:pStyle w:val="Heading2"/>
+        <w:numPr>
+          <w:ilvl w:val="1"/>
+          <w:numId w:val="4"/>
+        </w:numPr>
+        <w:sectPr>
+          <w:pgSz w:w="12240" w:h="15840"/>
+          <w:pgMar w:top="720" w:right="720" w:bottom="720" w:left="720" w:header="288" w:footer="288" w:gutter="0"/>
+          <w:cols w:space="720"/>
+          <w:docGrid w:linePitch="360"/>
+        </w:sectPr>
+      </w:pPr>
+    </w:p>
+    <w:p>
+      <w:pPr>
+        <w:pStyle w:val="Heading2"/>
+        <w:numPr>
+          <w:ilvl w:val="1"/>
+          <w:numId w:val="4"/>
+        </w:numPr>
+      </w:pPr>
+      <w:bookmarkStart w:id="112" w:name="_Toc237911253"/>
+      <w:r>
+        <w:t>AT+CONFIG_HASH</w:t>
+      </w:r>
+      <w:bookmarkEnd w:id="112"/>
+    </w:p>
+    <w:p>
+      <w:r>
+        <w:t>Prints hashes of the settings, the CCFG (customer configuration) and the firmware image, so a module can be compared with a reference module in one line. Two modules with the same firmware and the same settings print the same values. Every hash is a CRC-32.</w:t>
+      </w:r>
+    </w:p>
+    <w:p>
+      <w:pPr>
+        <w:pStyle w:val="code"/>
+      </w:pPr>
+      <w:r>
+        <w:t>AT+CONFIG_HASH?</w:t>
+      </w:r>
+    </w:p>
+    <w:p>
+      <w:pPr>
+        <w:pStyle w:val="code"/>
+      </w:pPr>
+      <w:r>
+        <w:t>CONFIG_HASH=0x5C1D0A37</w:t>
+      </w:r>
+    </w:p>
+    <w:p>
+      <w:pPr>
+        <w:pStyle w:val="code"/>
+      </w:pPr>
+      <w:r>
+        <w:t>SETTINGS_FLEET=0x7215D7D8 (settings version 5, 62 Bytes)</w:t>
+      </w:r>
+    </w:p>
+    <w:p>
+      <w:pPr>
+        <w:pStyle w:val="code"/>
+      </w:pPr>
+      <w:r>
+        <w:t>SETTINGS_FULL=0x7215D7D8</w:t>
+      </w:r>
+    </w:p>
+    <w:p>
+      <w:pPr>
+        <w:pStyle w:val="code"/>
+      </w:pPr>
+      <w:r>
+        <w:t>CCFG_CC1314=0x66E9858D</w:t>
+      </w:r>
+    </w:p>
+    <w:p>
+      <w:pPr>
+        <w:pStyle w:val="code"/>
+      </w:pPr>
+      <w:r>
+        <w:t>FIRMWARE=0x1B2E9F40</w:t>
+      </w:r>
+    </w:p>
+    <w:p>
+      <w:pPr>
+        <w:pStyle w:val="code"/>
+      </w:pPr>
+      <w:r>
+        <w:t>FIRMWARE_CC1314=0x8A40C3D2 (566424 Bytes)</w:t>
+      </w:r>
+    </w:p>
+    <w:tbl>
+      <w:tblPr>
+        <w:tblStyle w:val="TableGrid"/>
+        <w:tblW w:w="0" w:type="auto"/>
+        <w:tblLook w:val="04A0" w:firstRow="1" w:lastRow="0" w:firstColumn="1" w:lastColumn="0" w:noHBand="0" w:noVBand="1"/>
+      </w:tblPr>
+      <w:tblGrid>
+        <w:gridCol w:w="2200"/>
+        <w:gridCol w:w="8600"/>
+      </w:tblGrid>
+      <w:tr>
+        <w:tc>
+          <w:tcPr>
+            <w:tcW w:w="2200" w:type="dxa"/>
+          </w:tcPr>
+          <w:p>
+            <w:pPr>
+              <w:rPr>
+                <w:b/>
+                <w:bCs/>
+              </w:rPr>
+            </w:pPr>
+            <w:r>
+              <w:rPr>
+                <w:b/>
+                <w:bCs/>
+              </w:rPr>
+              <w:t>Line</w:t>
+            </w:r>
+          </w:p>
+        </w:tc>
+        <w:tc>
+          <w:tcPr>
+            <w:tcW w:w="8600" w:type="dxa"/>
+          </w:tcPr>
+          <w:p>
+            <w:pPr>
+              <w:rPr>
+                <w:b/>
+                <w:bCs/>
+              </w:rPr>
+            </w:pPr>
+            <w:r>
+              <w:rPr>
+                <w:b/>
+                <w:bCs/>
+              </w:rPr>
+              <w:t>Description</w:t>
+            </w:r>
+          </w:p>
+        </w:tc>
+      </w:tr>
+      <w:tr>
+        <w:tc>
+          <w:tcPr>
+            <w:tcW w:w="2200" w:type="dxa"/>
+          </w:tcPr>
+          <w:p>
+            <w:r>
+              <w:t>CONFIG_HASH</w:t>
+            </w:r>
+          </w:p>
+        </w:tc>
+        <w:tc>
+          <w:tcPr>
+            <w:tcW w:w="8600" w:type="dxa"/>
+          </w:tcPr>
+          <w:p>
+            <w:r>
+              <w:t>Hash of SETTINGS_FLEET, CCFG_CC1314 and FIRMWARE. Compare this first.</w:t>
+            </w:r>
+          </w:p>
+        </w:tc>
+      </w:tr>
+      <w:tr>
+        <w:tc>
+          <w:tcPr>
+            <w:tcW w:w="2200" w:type="dxa"/>
+          </w:tcPr>
+          <w:p>
+            <w:r>
+              <w:t>SETTINGS_FLEET</w:t>
+            </w:r>
+          </w:p>
+        </w:tc>
+        <w:tc>
+          <w:tcPr>
+            <w:tcW w:w="8600" w:type="dxa"/>
+          </w:tcPr>
+          <w:p>
+            <w:r>
+              <w:t>All settings except the receiver position values (the position source still counts).</w:t>
+            </w:r>
+          </w:p>
+        </w:tc>
+      </w:tr>
+      <w:tr>
+        <w:tc>
+          <w:tcPr>
+            <w:tcW w:w="2200" w:type="dxa"/>
+          </w:tcPr>
+          <w:p>
+            <w:r>
+              <w:t>SETTINGS_FULL</w:t>
+            </w:r>
+          </w:p>
+        </w:tc>
+        <w:tc>
+          <w:tcPr>
+            <w:tcW w:w="8600" w:type="dxa"/>
+          </w:tcPr>
+          <w:p>
+            <w:r>
+              <w:t>All settings. Receiver position values count only for a FIXED position, and the ICAO address only for the ICAO source.</w:t>
+            </w:r>
+          </w:p>
+        </w:tc>
+      </w:tr>
+      <w:tr>
+        <w:tc>
+          <w:tcPr>
+            <w:tcW w:w="2200" w:type="dxa"/>
+          </w:tcPr>
+          <w:p>
+            <w:r>
+              <w:t>CCFG_CC1314</w:t>
+            </w:r>
+          </w:p>
+        </w:tc>
+        <w:tc>
+          <w:tcPr>
+            <w:tcW w:w="8600" w:type="dxa"/>
+          </w:tcPr>
+          <w:p>
+            <w:r>
+              <w:t>The CCFG read from flash. AT+BOOTLOADER_PIN=0 changes it.</w:t>
+            </w:r>
+          </w:p>
+        </w:tc>
+      </w:tr>
+      <w:tr>
+        <w:tc>
+          <w:tcPr>
+            <w:tcW w:w="2200" w:type="dxa"/>
+          </w:tcPr>
+          <w:p>
+            <w:r>
+              <w:t>FIRMWARE</w:t>
+            </w:r>
+          </w:p>
+        </w:tc>
+        <w:tc>
+          <w:tcPr>
+            <w:tcW w:w="8600" w:type="dxa"/>
+          </w:tcPr>
+          <w:p>
+            <w:r>
+              <w:t>Hash of the FIRMWARE_CC1314 line.</w:t>
+            </w:r>
+          </w:p>
+        </w:tc>
+      </w:tr>
+      <w:tr>
+        <w:tc>
+          <w:tcPr>
+            <w:tcW w:w="2200" w:type="dxa"/>
+          </w:tcPr>
+          <w:p>
+            <w:r>
+              <w:t>FIRMWARE_CC1314</w:t>
+            </w:r>
+          </w:p>
+        </w:tc>
+        <w:tc>
+          <w:tcPr>
+            <w:tcW w:w="8600" w:type="dxa"/>
+          </w:tcPr>
+          <w:p>
+            <w:r>
+              <w:t>The application image in flash, without the settings and device information storage.</w:t>
+            </w:r>
+          </w:p>
+        </w:tc>
+      </w:tr>
+    </w:tbl>
+    <w:p>
+      <w:r>
+        <w:t>Settings are hashed as running, saved or not (send AT+SETTINGS=SAVE to keep them). Each release from firmware 0.3.11 on lists its CCFG_CC1314 and FIRMWARE values in adsbee_1421-&lt;version&gt;.hashes.txt.</w:t>
       </w:r>
     </w:p>
     <w:p>

--- a/word/datasheet_adsbee_m1421.docx
+++ b/word/datasheet_adsbee_m1421.docx
@@ -7803,6 +7803,26 @@
       </w:pPr>
       <w:r>
         <w:t>Rebuilt the table of contents to match the section numbers and pages. Firmware references updated to 0.3.11. Dynamic range is now -90 to 0 dBm for Mode S and 87 dB for UAT.</w:t>
+      </w:r>
+    </w:p>
+    <w:p>
+      <w:pPr>
+        <w:keepNext/>
+      </w:pPr>
+      <w:r>
+        <w:t>20261013</w:t>
+      </w:r>
+    </w:p>
+    <w:p>
+      <w:pPr>
+        <w:pStyle w:val="ListParagraph"/>
+        <w:numPr>
+          <w:ilvl w:val="0"/>
+          <w:numId w:val="5"/>
+        </w:numPr>
+      </w:pPr>
+      <w:r>
+        <w:t>Added AT+CONFIG_HASH for comparing the settings, CCFG and firmware image of a module with a reference module.</w:t>
       </w:r>
     </w:p>
     <w:p/>
@@ -37184,7 +37204,7 @@
       <w:rPr>
         <w:color w:val="FFFFFF" w:themeColor="background1"/>
       </w:rPr>
-      <w:t>007</w:t>
+      <w:t>013</w:t>
     </w:r>
     <w:r>
       <w:rPr>

--- a/word/datasheet_adsbee_m1421.docx
+++ b/word/datasheet_adsbee_m1421.docx
@@ -869,7 +869,7 @@
                 <w:noProof/>
                 <w:webHidden/>
               </w:rPr>
-              <w:t>5</w:t>
+              <w:t>6</w:t>
             </w:r>
             <w:r>
               <w:rPr>
@@ -959,7 +959,7 @@
                 <w:noProof/>
                 <w:webHidden/>
               </w:rPr>
-              <w:t>6</w:t>
+              <w:t>7</w:t>
             </w:r>
             <w:r>
               <w:rPr>
@@ -1049,7 +1049,7 @@
                 <w:noProof/>
                 <w:webHidden/>
               </w:rPr>
-              <w:t>7</w:t>
+              <w:t>8</w:t>
             </w:r>
             <w:r>
               <w:rPr>
@@ -1139,7 +1139,7 @@
                 <w:noProof/>
                 <w:webHidden/>
               </w:rPr>
-              <w:t>8</w:t>
+              <w:t>9</w:t>
             </w:r>
             <w:r>
               <w:rPr>
@@ -1229,7 +1229,7 @@
                 <w:noProof/>
                 <w:webHidden/>
               </w:rPr>
-              <w:t>8</w:t>
+              <w:t>9</w:t>
             </w:r>
             <w:r>
               <w:rPr>
@@ -1319,7 +1319,7 @@
                 <w:noProof/>
                 <w:webHidden/>
               </w:rPr>
-              <w:t>9</w:t>
+              <w:t>10</w:t>
             </w:r>
             <w:r>
               <w:rPr>
@@ -1409,7 +1409,7 @@
                 <w:noProof/>
                 <w:webHidden/>
               </w:rPr>
-              <w:t>10</w:t>
+              <w:t>11</w:t>
             </w:r>
             <w:r>
               <w:rPr>
@@ -1499,7 +1499,7 @@
                 <w:noProof/>
                 <w:webHidden/>
               </w:rPr>
-              <w:t>10</w:t>
+              <w:t>11</w:t>
             </w:r>
             <w:r>
               <w:rPr>
@@ -1589,7 +1589,7 @@
                 <w:noProof/>
                 <w:webHidden/>
               </w:rPr>
-              <w:t>10</w:t>
+              <w:t>11</w:t>
             </w:r>
             <w:r>
               <w:rPr>
@@ -1679,7 +1679,7 @@
                 <w:noProof/>
                 <w:webHidden/>
               </w:rPr>
-              <w:t>10</w:t>
+              <w:t>11</w:t>
             </w:r>
             <w:r>
               <w:rPr>
@@ -1769,7 +1769,7 @@
                 <w:noProof/>
                 <w:webHidden/>
               </w:rPr>
-              <w:t>11</w:t>
+              <w:t>12</w:t>
             </w:r>
             <w:r>
               <w:rPr>
@@ -1859,7 +1859,7 @@
                 <w:noProof/>
                 <w:webHidden/>
               </w:rPr>
-              <w:t>11</w:t>
+              <w:t>12</w:t>
             </w:r>
             <w:r>
               <w:rPr>
@@ -1949,7 +1949,7 @@
                 <w:noProof/>
                 <w:webHidden/>
               </w:rPr>
-              <w:t>11</w:t>
+              <w:t>12</w:t>
             </w:r>
             <w:r>
               <w:rPr>
@@ -2039,7 +2039,7 @@
                 <w:noProof/>
                 <w:webHidden/>
               </w:rPr>
-              <w:t>12</w:t>
+              <w:t>13</w:t>
             </w:r>
             <w:r>
               <w:rPr>
@@ -2129,7 +2129,7 @@
                 <w:noProof/>
                 <w:webHidden/>
               </w:rPr>
-              <w:t>13</w:t>
+              <w:t>14</w:t>
             </w:r>
             <w:r>
               <w:rPr>
@@ -2219,7 +2219,7 @@
                 <w:noProof/>
                 <w:webHidden/>
               </w:rPr>
-              <w:t>14</w:t>
+              <w:t>15</w:t>
             </w:r>
             <w:r>
               <w:rPr>
@@ -2309,7 +2309,7 @@
                 <w:noProof/>
                 <w:webHidden/>
               </w:rPr>
-              <w:t>14</w:t>
+              <w:t>15</w:t>
             </w:r>
             <w:r>
               <w:rPr>
@@ -2399,7 +2399,7 @@
                 <w:noProof/>
                 <w:webHidden/>
               </w:rPr>
-              <w:t>14</w:t>
+              <w:t>15</w:t>
             </w:r>
             <w:r>
               <w:rPr>
@@ -2489,7 +2489,7 @@
                 <w:noProof/>
                 <w:webHidden/>
               </w:rPr>
-              <w:t>15</w:t>
+              <w:t>16</w:t>
             </w:r>
             <w:r>
               <w:rPr>
@@ -2579,7 +2579,7 @@
                 <w:noProof/>
                 <w:webHidden/>
               </w:rPr>
-              <w:t>15</w:t>
+              <w:t>16</w:t>
             </w:r>
             <w:r>
               <w:rPr>
@@ -2669,7 +2669,7 @@
                 <w:noProof/>
                 <w:webHidden/>
               </w:rPr>
-              <w:t>15</w:t>
+              <w:t>16</w:t>
             </w:r>
             <w:r>
               <w:rPr>
@@ -2759,7 +2759,7 @@
                 <w:noProof/>
                 <w:webHidden/>
               </w:rPr>
-              <w:t>16</w:t>
+              <w:t>17</w:t>
             </w:r>
             <w:r>
               <w:rPr>
@@ -2849,7 +2849,7 @@
                 <w:noProof/>
                 <w:webHidden/>
               </w:rPr>
-              <w:t>16</w:t>
+              <w:t>17</w:t>
             </w:r>
             <w:r>
               <w:rPr>
@@ -2939,7 +2939,7 @@
                 <w:noProof/>
                 <w:webHidden/>
               </w:rPr>
-              <w:t>16</w:t>
+              <w:t>17</w:t>
             </w:r>
             <w:r>
               <w:rPr>
@@ -3029,7 +3029,7 @@
                 <w:noProof/>
                 <w:webHidden/>
               </w:rPr>
-              <w:t>16</w:t>
+              <w:t>17</w:t>
             </w:r>
             <w:r>
               <w:rPr>
@@ -3119,7 +3119,7 @@
                 <w:noProof/>
                 <w:webHidden/>
               </w:rPr>
-              <w:t>16</w:t>
+              <w:t>17</w:t>
             </w:r>
             <w:r>
               <w:rPr>
@@ -3209,7 +3209,7 @@
                 <w:noProof/>
                 <w:webHidden/>
               </w:rPr>
-              <w:t>16</w:t>
+              <w:t>17</w:t>
             </w:r>
             <w:r>
               <w:rPr>
@@ -3299,7 +3299,7 @@
                 <w:noProof/>
                 <w:webHidden/>
               </w:rPr>
-              <w:t>17</w:t>
+              <w:t>18</w:t>
             </w:r>
             <w:r>
               <w:rPr>
@@ -3389,7 +3389,7 @@
                 <w:noProof/>
                 <w:webHidden/>
               </w:rPr>
-              <w:t>17</w:t>
+              <w:t>18</w:t>
             </w:r>
             <w:r>
               <w:rPr>
@@ -3479,7 +3479,7 @@
                 <w:noProof/>
                 <w:webHidden/>
               </w:rPr>
-              <w:t>17</w:t>
+              <w:t>18</w:t>
             </w:r>
             <w:r>
               <w:rPr>
@@ -3569,7 +3569,7 @@
                 <w:noProof/>
                 <w:webHidden/>
               </w:rPr>
-              <w:t>18</w:t>
+              <w:t>19</w:t>
             </w:r>
             <w:r>
               <w:rPr>
@@ -3659,7 +3659,7 @@
                 <w:noProof/>
                 <w:webHidden/>
               </w:rPr>
-              <w:t>18</w:t>
+              <w:t>19</w:t>
             </w:r>
             <w:r>
               <w:rPr>
@@ -3749,7 +3749,7 @@
                 <w:noProof/>
                 <w:webHidden/>
               </w:rPr>
-              <w:t>18</w:t>
+              <w:t>19</w:t>
             </w:r>
             <w:r>
               <w:rPr>
@@ -3839,7 +3839,7 @@
                 <w:noProof/>
                 <w:webHidden/>
               </w:rPr>
-              <w:t>19</w:t>
+              <w:t>20</w:t>
             </w:r>
             <w:r>
               <w:rPr>
@@ -3929,7 +3929,7 @@
                 <w:noProof/>
                 <w:webHidden/>
               </w:rPr>
-              <w:t>20</w:t>
+              <w:t>21</w:t>
             </w:r>
             <w:r>
               <w:rPr>
@@ -4019,7 +4019,7 @@
                 <w:noProof/>
                 <w:webHidden/>
               </w:rPr>
-              <w:t>20</w:t>
+              <w:t>21</w:t>
             </w:r>
             <w:r>
               <w:rPr>
@@ -4109,7 +4109,7 @@
                 <w:noProof/>
                 <w:webHidden/>
               </w:rPr>
-              <w:t>20</w:t>
+              <w:t>21</w:t>
             </w:r>
             <w:r>
               <w:rPr>
@@ -4199,7 +4199,7 @@
                 <w:noProof/>
                 <w:webHidden/>
               </w:rPr>
-              <w:t>21</w:t>
+              <w:t>22</w:t>
             </w:r>
             <w:r>
               <w:rPr>
@@ -4289,7 +4289,7 @@
                 <w:noProof/>
                 <w:webHidden/>
               </w:rPr>
-              <w:t>21</w:t>
+              <w:t>22</w:t>
             </w:r>
             <w:r>
               <w:rPr>
@@ -4379,7 +4379,7 @@
                 <w:noProof/>
                 <w:webHidden/>
               </w:rPr>
-              <w:t>21</w:t>
+              <w:t>22</w:t>
             </w:r>
             <w:r>
               <w:rPr>
@@ -4469,7 +4469,7 @@
                 <w:noProof/>
                 <w:webHidden/>
               </w:rPr>
-              <w:t>23</w:t>
+              <w:t>24</w:t>
             </w:r>
             <w:r>
               <w:rPr>
@@ -4559,7 +4559,7 @@
                 <w:noProof/>
                 <w:webHidden/>
               </w:rPr>
-              <w:t>24</w:t>
+              <w:t>25</w:t>
             </w:r>
             <w:r>
               <w:rPr>
@@ -4649,7 +4649,7 @@
                 <w:noProof/>
                 <w:webHidden/>
               </w:rPr>
-              <w:t>24</w:t>
+              <w:t>25</w:t>
             </w:r>
             <w:r>
               <w:rPr>
@@ -4739,7 +4739,7 @@
                 <w:noProof/>
                 <w:webHidden/>
               </w:rPr>
-              <w:t>24</w:t>
+              <w:t>25</w:t>
             </w:r>
             <w:r>
               <w:rPr>
@@ -4829,7 +4829,7 @@
                 <w:noProof/>
                 <w:webHidden/>
               </w:rPr>
-              <w:t>24</w:t>
+              <w:t>25</w:t>
             </w:r>
             <w:r>
               <w:rPr>
@@ -4919,7 +4919,7 @@
                 <w:noProof/>
                 <w:webHidden/>
               </w:rPr>
-              <w:t>24</w:t>
+              <w:t>25</w:t>
             </w:r>
             <w:r>
               <w:rPr>
@@ -5009,7 +5009,7 @@
                 <w:noProof/>
                 <w:webHidden/>
               </w:rPr>
-              <w:t>24</w:t>
+              <w:t>25</w:t>
             </w:r>
             <w:r>
               <w:rPr>
@@ -5099,7 +5099,7 @@
                 <w:noProof/>
                 <w:webHidden/>
               </w:rPr>
-              <w:t>25</w:t>
+              <w:t>26</w:t>
             </w:r>
             <w:r>
               <w:rPr>
@@ -5189,7 +5189,7 @@
                 <w:noProof/>
                 <w:webHidden/>
               </w:rPr>
-              <w:t>25</w:t>
+              <w:t>26</w:t>
             </w:r>
             <w:r>
               <w:rPr>
@@ -5279,7 +5279,7 @@
                 <w:noProof/>
                 <w:webHidden/>
               </w:rPr>
-              <w:t>25</w:t>
+              <w:t>26</w:t>
             </w:r>
             <w:r>
               <w:rPr>
@@ -5369,7 +5369,7 @@
                 <w:noProof/>
                 <w:webHidden/>
               </w:rPr>
-              <w:t>26</w:t>
+              <w:t>27</w:t>
             </w:r>
             <w:r>
               <w:rPr>
@@ -5459,7 +5459,7 @@
                 <w:noProof/>
                 <w:webHidden/>
               </w:rPr>
-              <w:t>26</w:t>
+              <w:t>27</w:t>
             </w:r>
             <w:r>
               <w:rPr>
@@ -5549,7 +5549,7 @@
                 <w:noProof/>
                 <w:webHidden/>
               </w:rPr>
-              <w:t>26</w:t>
+              <w:t>27</w:t>
             </w:r>
             <w:r>
               <w:rPr>
@@ -5639,7 +5639,7 @@
                 <w:noProof/>
                 <w:webHidden/>
               </w:rPr>
-              <w:t>26</w:t>
+              <w:t>27</w:t>
             </w:r>
             <w:r>
               <w:rPr>
@@ -5729,7 +5729,7 @@
                 <w:noProof/>
                 <w:webHidden/>
               </w:rPr>
-              <w:t>27</w:t>
+              <w:t>28</w:t>
             </w:r>
             <w:r>
               <w:rPr>
@@ -5819,7 +5819,7 @@
                 <w:noProof/>
                 <w:webHidden/>
               </w:rPr>
-              <w:t>28</w:t>
+              <w:t>29</w:t>
             </w:r>
             <w:r>
               <w:rPr>
@@ -5909,7 +5909,7 @@
                 <w:noProof/>
                 <w:webHidden/>
               </w:rPr>
-              <w:t>28</w:t>
+              <w:t>29</w:t>
             </w:r>
             <w:r>
               <w:rPr>
@@ -5999,7 +5999,7 @@
                 <w:noProof/>
                 <w:webHidden/>
               </w:rPr>
-              <w:t>29</w:t>
+              <w:t>30</w:t>
             </w:r>
             <w:r>
               <w:rPr>
@@ -6089,7 +6089,7 @@
                 <w:noProof/>
                 <w:webHidden/>
               </w:rPr>
-              <w:t>36</w:t>
+              <w:t>37</w:t>
             </w:r>
             <w:r>
               <w:rPr>
@@ -6179,7 +6179,7 @@
                 <w:noProof/>
                 <w:webHidden/>
               </w:rPr>
-              <w:t>38</w:t>
+              <w:t>39</w:t>
             </w:r>
             <w:r>
               <w:rPr>
@@ -6269,7 +6269,7 @@
                 <w:noProof/>
                 <w:webHidden/>
               </w:rPr>
-              <w:t>39</w:t>
+              <w:t>40</w:t>
             </w:r>
             <w:r>
               <w:rPr>
@@ -6359,7 +6359,7 @@
                 <w:noProof/>
                 <w:webHidden/>
               </w:rPr>
-              <w:t>40</w:t>
+              <w:t>41</w:t>
             </w:r>
             <w:r>
               <w:rPr>
@@ -6482,7 +6482,7 @@
                 <w:noProof/>
                 <w:webHidden/>
               </w:rPr>
-              <w:t>40</w:t>
+              <w:t>41</w:t>
             </w:r>
             <w:r>
               <w:rPr>
@@ -6572,7 +6572,7 @@
                 <w:noProof/>
                 <w:webHidden/>
               </w:rPr>
-              <w:t>40</w:t>
+              <w:t>41</w:t>
             </w:r>
             <w:r>
               <w:rPr>
@@ -6662,7 +6662,7 @@
                 <w:noProof/>
                 <w:webHidden/>
               </w:rPr>
-              <w:t>41</w:t>
+              <w:t>42</w:t>
             </w:r>
             <w:r>
               <w:rPr>
@@ -6752,7 +6752,7 @@
                 <w:noProof/>
                 <w:webHidden/>
               </w:rPr>
-              <w:t>41</w:t>
+              <w:t>42</w:t>
             </w:r>
             <w:r>
               <w:rPr>
@@ -6842,7 +6842,7 @@
                 <w:noProof/>
                 <w:webHidden/>
               </w:rPr>
-              <w:t>42</w:t>
+              <w:t>43</w:t>
             </w:r>
             <w:r>
               <w:rPr>
@@ -6932,7 +6932,7 @@
                 <w:noProof/>
                 <w:webHidden/>
               </w:rPr>
-              <w:t>42</w:t>
+              <w:t>43</w:t>
             </w:r>
             <w:r>
               <w:rPr>
@@ -7022,7 +7022,7 @@
                 <w:noProof/>
                 <w:webHidden/>
               </w:rPr>
-              <w:t>42</w:t>
+              <w:t>43</w:t>
             </w:r>
             <w:r>
               <w:rPr>
@@ -7112,7 +7112,7 @@
                 <w:noProof/>
                 <w:webHidden/>
               </w:rPr>
-              <w:t>43</w:t>
+              <w:t>44</w:t>
             </w:r>
             <w:r>
               <w:rPr>
@@ -7202,7 +7202,7 @@
                 <w:noProof/>
                 <w:webHidden/>
               </w:rPr>
-              <w:t>43</w:t>
+              <w:t>44</w:t>
             </w:r>
             <w:r>
               <w:rPr>
@@ -7292,7 +7292,7 @@
                 <w:noProof/>
                 <w:webHidden/>
               </w:rPr>
-              <w:t>43</w:t>
+              <w:t>44</w:t>
             </w:r>
             <w:r>
               <w:rPr>
@@ -7382,7 +7382,7 @@
                 <w:noProof/>
                 <w:webHidden/>
               </w:rPr>
-              <w:t>44</w:t>
+              <w:t>45</w:t>
             </w:r>
             <w:r>
               <w:rPr>
@@ -7472,7 +7472,7 @@
                 <w:noProof/>
                 <w:webHidden/>
               </w:rPr>
-              <w:t>45</w:t>
+              <w:t>46</w:t>
             </w:r>
             <w:r>
               <w:rPr>
@@ -7562,7 +7562,7 @@
                 <w:noProof/>
                 <w:webHidden/>
               </w:rPr>
-              <w:t>45</w:t>
+              <w:t>46</w:t>
             </w:r>
             <w:r>
               <w:rPr>
@@ -7652,7 +7652,7 @@
                 <w:noProof/>
                 <w:webHidden/>
               </w:rPr>
-              <w:t>46</w:t>
+              <w:t>47</w:t>
             </w:r>
             <w:r>
               <w:rPr>

--- a/word/datasheet_adsbee_m1421.docx
+++ b/word/datasheet_adsbee_m1421.docx
@@ -7790,7 +7790,7 @@
     </w:p>
     <w:p>
       <w:r>
-        <w:t>20261007</w:t>
+        <w:t>20261013</w:t>
       </w:r>
     </w:p>
     <w:p>
@@ -7803,14 +7803,6 @@
       </w:pPr>
       <w:r>
         <w:t>Rebuilt the table of contents to match the section numbers and pages. Firmware references updated to 0.3.11. Dynamic range is now -90 to 0 dBm for Mode S and 87 dB for UAT.</w:t>
-      </w:r>
-    </w:p>
-    <w:p>
-      <w:pPr>
-        <w:keepNext/>
-      </w:pPr>
-      <w:r>
-        <w:t>20261013</w:t>
       </w:r>
     </w:p>
     <w:p>

--- a/word/datasheet_adsbee_m1421.docx
+++ b/word/datasheet_adsbee_m1421.docx
@@ -7789,6 +7789,9 @@
       </w:r>
     </w:p>
     <w:p>
+      <w:pPr>
+        <w:keepNext/>
+      </w:pPr>
       <w:r>
         <w:t>20261013</w:t>
       </w:r>
@@ -7796,6 +7799,7 @@
     <w:p>
       <w:pPr>
         <w:pStyle w:val="ListParagraph"/>
+        <w:keepNext/>
         <w:numPr>
           <w:ilvl w:val="0"/>
           <w:numId w:val="5"/>

--- a/word/datasheet_adsbee_m1421.docx
+++ b/word/datasheet_adsbee_m1421.docx
@@ -7772,13 +7772,17 @@
       </w:r>
     </w:p>
     <w:p>
-      <w:r>
-        <w:t>20261006</w:t>
+      <w:pPr>
+        <w:keepNext/>
+      </w:pPr>
+      <w:r>
+        <w:t>20261013</w:t>
       </w:r>
     </w:p>
     <w:p>
       <w:pPr>
         <w:pStyle w:val="ListParagraph"/>
+        <w:keepNext/>
         <w:numPr>
           <w:ilvl w:val="0"/>
           <w:numId w:val="5"/>
@@ -7786,14 +7790,6 @@
       </w:pPr>
       <w:r>
         <w:t>AT+R1090_PREAMBLE now has two modes: MODE_S (new default, every downlink format) and DF17 (DF17 frames only). AT+R1090_GAIN AUTO is automatic gain control in DF17 and gain step 13 in MODE_S. Saved settings reset to factory defaults when upgrading to this firmware.</w:t>
-      </w:r>
-    </w:p>
-    <w:p>
-      <w:pPr>
-        <w:keepNext/>
-      </w:pPr>
-      <w:r>
-        <w:t>20261013</w:t>
       </w:r>
     </w:p>
     <w:p>

--- a/word/datasheet_adsbee_m1421.docx
+++ b/word/datasheet_adsbee_m1421.docx
@@ -869,7 +869,7 @@
                 <w:noProof/>
                 <w:webHidden/>
               </w:rPr>
-              <w:t>6</w:t>
+              <w:t>5</w:t>
             </w:r>
             <w:r>
               <w:rPr>
@@ -959,7 +959,7 @@
                 <w:noProof/>
                 <w:webHidden/>
               </w:rPr>
-              <w:t>7</w:t>
+              <w:t>6</w:t>
             </w:r>
             <w:r>
               <w:rPr>
@@ -1049,7 +1049,7 @@
                 <w:noProof/>
                 <w:webHidden/>
               </w:rPr>
-              <w:t>8</w:t>
+              <w:t>7</w:t>
             </w:r>
             <w:r>
               <w:rPr>
@@ -1139,7 +1139,7 @@
                 <w:noProof/>
                 <w:webHidden/>
               </w:rPr>
-              <w:t>9</w:t>
+              <w:t>8</w:t>
             </w:r>
             <w:r>
               <w:rPr>
@@ -1229,7 +1229,7 @@
                 <w:noProof/>
                 <w:webHidden/>
               </w:rPr>
-              <w:t>9</w:t>
+              <w:t>8</w:t>
             </w:r>
             <w:r>
               <w:rPr>
@@ -1319,7 +1319,7 @@
                 <w:noProof/>
                 <w:webHidden/>
               </w:rPr>
-              <w:t>10</w:t>
+              <w:t>9</w:t>
             </w:r>
             <w:r>
               <w:rPr>
@@ -1409,7 +1409,7 @@
                 <w:noProof/>
                 <w:webHidden/>
               </w:rPr>
-              <w:t>11</w:t>
+              <w:t>10</w:t>
             </w:r>
             <w:r>
               <w:rPr>
@@ -1499,7 +1499,7 @@
                 <w:noProof/>
                 <w:webHidden/>
               </w:rPr>
-              <w:t>11</w:t>
+              <w:t>10</w:t>
             </w:r>
             <w:r>
               <w:rPr>
@@ -1589,7 +1589,7 @@
                 <w:noProof/>
                 <w:webHidden/>
               </w:rPr>
-              <w:t>11</w:t>
+              <w:t>10</w:t>
             </w:r>
             <w:r>
               <w:rPr>
@@ -1679,7 +1679,7 @@
                 <w:noProof/>
                 <w:webHidden/>
               </w:rPr>
-              <w:t>11</w:t>
+              <w:t>10</w:t>
             </w:r>
             <w:r>
               <w:rPr>
@@ -1769,7 +1769,7 @@
                 <w:noProof/>
                 <w:webHidden/>
               </w:rPr>
-              <w:t>12</w:t>
+              <w:t>11</w:t>
             </w:r>
             <w:r>
               <w:rPr>
@@ -1859,7 +1859,7 @@
                 <w:noProof/>
                 <w:webHidden/>
               </w:rPr>
-              <w:t>12</w:t>
+              <w:t>11</w:t>
             </w:r>
             <w:r>
               <w:rPr>
@@ -1949,7 +1949,7 @@
                 <w:noProof/>
                 <w:webHidden/>
               </w:rPr>
-              <w:t>12</w:t>
+              <w:t>11</w:t>
             </w:r>
             <w:r>
               <w:rPr>
@@ -2039,7 +2039,7 @@
                 <w:noProof/>
                 <w:webHidden/>
               </w:rPr>
-              <w:t>13</w:t>
+              <w:t>12</w:t>
             </w:r>
             <w:r>
               <w:rPr>
@@ -2129,7 +2129,7 @@
                 <w:noProof/>
                 <w:webHidden/>
               </w:rPr>
-              <w:t>14</w:t>
+              <w:t>13</w:t>
             </w:r>
             <w:r>
               <w:rPr>
@@ -2219,7 +2219,7 @@
                 <w:noProof/>
                 <w:webHidden/>
               </w:rPr>
-              <w:t>15</w:t>
+              <w:t>14</w:t>
             </w:r>
             <w:r>
               <w:rPr>
@@ -2309,7 +2309,7 @@
                 <w:noProof/>
                 <w:webHidden/>
               </w:rPr>
-              <w:t>15</w:t>
+              <w:t>14</w:t>
             </w:r>
             <w:r>
               <w:rPr>
@@ -2399,7 +2399,7 @@
                 <w:noProof/>
                 <w:webHidden/>
               </w:rPr>
-              <w:t>15</w:t>
+              <w:t>14</w:t>
             </w:r>
             <w:r>
               <w:rPr>
@@ -2489,7 +2489,7 @@
                 <w:noProof/>
                 <w:webHidden/>
               </w:rPr>
-              <w:t>16</w:t>
+              <w:t>15</w:t>
             </w:r>
             <w:r>
               <w:rPr>
@@ -2579,7 +2579,7 @@
                 <w:noProof/>
                 <w:webHidden/>
               </w:rPr>
-              <w:t>16</w:t>
+              <w:t>15</w:t>
             </w:r>
             <w:r>
               <w:rPr>
@@ -2669,7 +2669,7 @@
                 <w:noProof/>
                 <w:webHidden/>
               </w:rPr>
-              <w:t>16</w:t>
+              <w:t>15</w:t>
             </w:r>
             <w:r>
               <w:rPr>
@@ -2759,7 +2759,7 @@
                 <w:noProof/>
                 <w:webHidden/>
               </w:rPr>
-              <w:t>17</w:t>
+              <w:t>16</w:t>
             </w:r>
             <w:r>
               <w:rPr>
@@ -2849,7 +2849,7 @@
                 <w:noProof/>
                 <w:webHidden/>
               </w:rPr>
-              <w:t>17</w:t>
+              <w:t>16</w:t>
             </w:r>
             <w:r>
               <w:rPr>
@@ -2939,7 +2939,7 @@
                 <w:noProof/>
                 <w:webHidden/>
               </w:rPr>
-              <w:t>17</w:t>
+              <w:t>16</w:t>
             </w:r>
             <w:r>
               <w:rPr>
@@ -3029,7 +3029,7 @@
                 <w:noProof/>
                 <w:webHidden/>
               </w:rPr>
-              <w:t>17</w:t>
+              <w:t>16</w:t>
             </w:r>
             <w:r>
               <w:rPr>
@@ -3119,7 +3119,7 @@
                 <w:noProof/>
                 <w:webHidden/>
               </w:rPr>
-              <w:t>17</w:t>
+              <w:t>16</w:t>
             </w:r>
             <w:r>
               <w:rPr>
@@ -3209,7 +3209,7 @@
                 <w:noProof/>
                 <w:webHidden/>
               </w:rPr>
-              <w:t>17</w:t>
+              <w:t>16</w:t>
             </w:r>
             <w:r>
               <w:rPr>
@@ -3299,7 +3299,7 @@
                 <w:noProof/>
                 <w:webHidden/>
               </w:rPr>
-              <w:t>18</w:t>
+              <w:t>17</w:t>
             </w:r>
             <w:r>
               <w:rPr>
@@ -3389,7 +3389,7 @@
                 <w:noProof/>
                 <w:webHidden/>
               </w:rPr>
-              <w:t>18</w:t>
+              <w:t>17</w:t>
             </w:r>
             <w:r>
               <w:rPr>
@@ -3479,7 +3479,7 @@
                 <w:noProof/>
                 <w:webHidden/>
               </w:rPr>
-              <w:t>18</w:t>
+              <w:t>17</w:t>
             </w:r>
             <w:r>
               <w:rPr>
@@ -3569,7 +3569,7 @@
                 <w:noProof/>
                 <w:webHidden/>
               </w:rPr>
-              <w:t>19</w:t>
+              <w:t>18</w:t>
             </w:r>
             <w:r>
               <w:rPr>
@@ -3659,7 +3659,7 @@
                 <w:noProof/>
                 <w:webHidden/>
               </w:rPr>
-              <w:t>19</w:t>
+              <w:t>18</w:t>
             </w:r>
             <w:r>
               <w:rPr>
@@ -3749,7 +3749,7 @@
                 <w:noProof/>
                 <w:webHidden/>
               </w:rPr>
-              <w:t>19</w:t>
+              <w:t>18</w:t>
             </w:r>
             <w:r>
               <w:rPr>
@@ -3839,7 +3839,7 @@
                 <w:noProof/>
                 <w:webHidden/>
               </w:rPr>
-              <w:t>20</w:t>
+              <w:t>19</w:t>
             </w:r>
             <w:r>
               <w:rPr>
@@ -3929,7 +3929,7 @@
                 <w:noProof/>
                 <w:webHidden/>
               </w:rPr>
-              <w:t>21</w:t>
+              <w:t>20</w:t>
             </w:r>
             <w:r>
               <w:rPr>
@@ -4019,7 +4019,7 @@
                 <w:noProof/>
                 <w:webHidden/>
               </w:rPr>
-              <w:t>21</w:t>
+              <w:t>20</w:t>
             </w:r>
             <w:r>
               <w:rPr>
@@ -4109,7 +4109,7 @@
                 <w:noProof/>
                 <w:webHidden/>
               </w:rPr>
-              <w:t>21</w:t>
+              <w:t>20</w:t>
             </w:r>
             <w:r>
               <w:rPr>
@@ -4199,7 +4199,7 @@
                 <w:noProof/>
                 <w:webHidden/>
               </w:rPr>
-              <w:t>22</w:t>
+              <w:t>21</w:t>
             </w:r>
             <w:r>
               <w:rPr>
@@ -4289,7 +4289,7 @@
                 <w:noProof/>
                 <w:webHidden/>
               </w:rPr>
-              <w:t>22</w:t>
+              <w:t>21</w:t>
             </w:r>
             <w:r>
               <w:rPr>
@@ -4379,7 +4379,7 @@
                 <w:noProof/>
                 <w:webHidden/>
               </w:rPr>
-              <w:t>22</w:t>
+              <w:t>21</w:t>
             </w:r>
             <w:r>
               <w:rPr>
@@ -4469,7 +4469,7 @@
                 <w:noProof/>
                 <w:webHidden/>
               </w:rPr>
-              <w:t>24</w:t>
+              <w:t>23</w:t>
             </w:r>
             <w:r>
               <w:rPr>
@@ -4559,7 +4559,7 @@
                 <w:noProof/>
                 <w:webHidden/>
               </w:rPr>
-              <w:t>25</w:t>
+              <w:t>24</w:t>
             </w:r>
             <w:r>
               <w:rPr>
@@ -4649,7 +4649,7 @@
                 <w:noProof/>
                 <w:webHidden/>
               </w:rPr>
-              <w:t>25</w:t>
+              <w:t>24</w:t>
             </w:r>
             <w:r>
               <w:rPr>
@@ -4739,7 +4739,7 @@
                 <w:noProof/>
                 <w:webHidden/>
               </w:rPr>
-              <w:t>25</w:t>
+              <w:t>24</w:t>
             </w:r>
             <w:r>
               <w:rPr>
@@ -4829,7 +4829,7 @@
                 <w:noProof/>
                 <w:webHidden/>
               </w:rPr>
-              <w:t>25</w:t>
+              <w:t>24</w:t>
             </w:r>
             <w:r>
               <w:rPr>
@@ -4919,7 +4919,7 @@
                 <w:noProof/>
                 <w:webHidden/>
               </w:rPr>
-              <w:t>25</w:t>
+              <w:t>24</w:t>
             </w:r>
             <w:r>
               <w:rPr>
@@ -5009,7 +5009,7 @@
                 <w:noProof/>
                 <w:webHidden/>
               </w:rPr>
-              <w:t>25</w:t>
+              <w:t>24</w:t>
             </w:r>
             <w:r>
               <w:rPr>
@@ -5099,7 +5099,7 @@
                 <w:noProof/>
                 <w:webHidden/>
               </w:rPr>
-              <w:t>26</w:t>
+              <w:t>25</w:t>
             </w:r>
             <w:r>
               <w:rPr>
@@ -5189,7 +5189,7 @@
                 <w:noProof/>
                 <w:webHidden/>
               </w:rPr>
-              <w:t>26</w:t>
+              <w:t>25</w:t>
             </w:r>
             <w:r>
               <w:rPr>
@@ -5279,7 +5279,7 @@
                 <w:noProof/>
                 <w:webHidden/>
               </w:rPr>
-              <w:t>26</w:t>
+              <w:t>25</w:t>
             </w:r>
             <w:r>
               <w:rPr>
@@ -5369,7 +5369,7 @@
                 <w:noProof/>
                 <w:webHidden/>
               </w:rPr>
-              <w:t>27</w:t>
+              <w:t>26</w:t>
             </w:r>
             <w:r>
               <w:rPr>
@@ -5459,7 +5459,7 @@
                 <w:noProof/>
                 <w:webHidden/>
               </w:rPr>
-              <w:t>27</w:t>
+              <w:t>26</w:t>
             </w:r>
             <w:r>
               <w:rPr>
@@ -5549,7 +5549,7 @@
                 <w:noProof/>
                 <w:webHidden/>
               </w:rPr>
-              <w:t>27</w:t>
+              <w:t>26</w:t>
             </w:r>
             <w:r>
               <w:rPr>
@@ -5639,7 +5639,7 @@
                 <w:noProof/>
                 <w:webHidden/>
               </w:rPr>
-              <w:t>27</w:t>
+              <w:t>26</w:t>
             </w:r>
             <w:r>
               <w:rPr>
@@ -5729,7 +5729,7 @@
                 <w:noProof/>
                 <w:webHidden/>
               </w:rPr>
-              <w:t>28</w:t>
+              <w:t>27</w:t>
             </w:r>
             <w:r>
               <w:rPr>
@@ -5819,7 +5819,7 @@
                 <w:noProof/>
                 <w:webHidden/>
               </w:rPr>
-              <w:t>29</w:t>
+              <w:t>28</w:t>
             </w:r>
             <w:r>
               <w:rPr>
@@ -5909,7 +5909,7 @@
                 <w:noProof/>
                 <w:webHidden/>
               </w:rPr>
-              <w:t>29</w:t>
+              <w:t>28</w:t>
             </w:r>
             <w:r>
               <w:rPr>
@@ -5999,7 +5999,7 @@
                 <w:noProof/>
                 <w:webHidden/>
               </w:rPr>
-              <w:t>30</w:t>
+              <w:t>29</w:t>
             </w:r>
             <w:r>
               <w:rPr>
@@ -6089,7 +6089,7 @@
                 <w:noProof/>
                 <w:webHidden/>
               </w:rPr>
-              <w:t>37</w:t>
+              <w:t>36</w:t>
             </w:r>
             <w:r>
               <w:rPr>
@@ -6179,7 +6179,7 @@
                 <w:noProof/>
                 <w:webHidden/>
               </w:rPr>
-              <w:t>39</w:t>
+              <w:t>38</w:t>
             </w:r>
             <w:r>
               <w:rPr>
@@ -6269,7 +6269,7 @@
                 <w:noProof/>
                 <w:webHidden/>
               </w:rPr>
-              <w:t>40</w:t>
+              <w:t>39</w:t>
             </w:r>
             <w:r>
               <w:rPr>
@@ -6359,7 +6359,7 @@
                 <w:noProof/>
                 <w:webHidden/>
               </w:rPr>
-              <w:t>41</w:t>
+              <w:t>40</w:t>
             </w:r>
             <w:r>
               <w:rPr>
@@ -6482,7 +6482,7 @@
                 <w:noProof/>
                 <w:webHidden/>
               </w:rPr>
-              <w:t>41</w:t>
+              <w:t>40</w:t>
             </w:r>
             <w:r>
               <w:rPr>
@@ -6572,7 +6572,7 @@
                 <w:noProof/>
                 <w:webHidden/>
               </w:rPr>
-              <w:t>41</w:t>
+              <w:t>40</w:t>
             </w:r>
             <w:r>
               <w:rPr>
@@ -6662,7 +6662,7 @@
                 <w:noProof/>
                 <w:webHidden/>
               </w:rPr>
-              <w:t>42</w:t>
+              <w:t>41</w:t>
             </w:r>
             <w:r>
               <w:rPr>
@@ -6752,7 +6752,7 @@
                 <w:noProof/>
                 <w:webHidden/>
               </w:rPr>
-              <w:t>42</w:t>
+              <w:t>41</w:t>
             </w:r>
             <w:r>
               <w:rPr>
@@ -6842,7 +6842,7 @@
                 <w:noProof/>
                 <w:webHidden/>
               </w:rPr>
-              <w:t>43</w:t>
+              <w:t>42</w:t>
             </w:r>
             <w:r>
               <w:rPr>
@@ -6932,7 +6932,7 @@
                 <w:noProof/>
                 <w:webHidden/>
               </w:rPr>
-              <w:t>43</w:t>
+              <w:t>42</w:t>
             </w:r>
             <w:r>
               <w:rPr>
@@ -7022,7 +7022,7 @@
                 <w:noProof/>
                 <w:webHidden/>
               </w:rPr>
-              <w:t>43</w:t>
+              <w:t>42</w:t>
             </w:r>
             <w:r>
               <w:rPr>
@@ -7112,7 +7112,7 @@
                 <w:noProof/>
                 <w:webHidden/>
               </w:rPr>
-              <w:t>44</w:t>
+              <w:t>43</w:t>
             </w:r>
             <w:r>
               <w:rPr>
@@ -7202,7 +7202,7 @@
                 <w:noProof/>
                 <w:webHidden/>
               </w:rPr>
-              <w:t>44</w:t>
+              <w:t>43</w:t>
             </w:r>
             <w:r>
               <w:rPr>
@@ -7292,7 +7292,7 @@
                 <w:noProof/>
                 <w:webHidden/>
               </w:rPr>
-              <w:t>44</w:t>
+              <w:t>43</w:t>
             </w:r>
             <w:r>
               <w:rPr>
@@ -7382,7 +7382,7 @@
                 <w:noProof/>
                 <w:webHidden/>
               </w:rPr>
-              <w:t>45</w:t>
+              <w:t>44</w:t>
             </w:r>
             <w:r>
               <w:rPr>
@@ -7472,7 +7472,7 @@
                 <w:noProof/>
                 <w:webHidden/>
               </w:rPr>
-              <w:t>46</w:t>
+              <w:t>45</w:t>
             </w:r>
             <w:r>
               <w:rPr>
@@ -7562,7 +7562,7 @@
                 <w:noProof/>
                 <w:webHidden/>
               </w:rPr>
-              <w:t>46</w:t>
+              <w:t>45</w:t>
             </w:r>
             <w:r>
               <w:rPr>
@@ -7652,7 +7652,7 @@
                 <w:noProof/>
                 <w:webHidden/>
               </w:rPr>
-              <w:t>47</w:t>
+              <w:t>46</w:t>
             </w:r>
             <w:r>
               <w:rPr>

--- a/word/datasheet_adsbee_m1421.docx
+++ b/word/datasheet_adsbee_m1421.docx
@@ -1975,7 +1975,7 @@
               <w:lang w:eastAsia="zh-CN"/>
             </w:rPr>
           </w:pPr>
-          <w:hyperlink w:anchor="_Toc237911189" w:history="1">
+          <w:hyperlink w:anchor="_Toc237911253" w:history="1">
             <w:r>
               <w:rPr>
                 <w:rStyle w:val="Hyperlink"/>
@@ -1998,6 +1998,96 @@
                 <w:rStyle w:val="Hyperlink"/>
                 <w:noProof/>
               </w:rPr>
+              <w:t>AT+CONFIG_HASH</w:t>
+            </w:r>
+            <w:r>
+              <w:rPr>
+                <w:noProof/>
+                <w:webHidden/>
+              </w:rPr>
+              <w:tab/>
+            </w:r>
+            <w:r>
+              <w:rPr>
+                <w:noProof/>
+                <w:webHidden/>
+              </w:rPr>
+              <w:fldChar w:fldCharType="begin"/>
+            </w:r>
+            <w:r>
+              <w:rPr>
+                <w:noProof/>
+                <w:webHidden/>
+              </w:rPr>
+              <w:instrText xml:space="preserve"> PAGEREF _Toc237911253 \h </w:instrText>
+            </w:r>
+            <w:r>
+              <w:rPr>
+                <w:noProof/>
+                <w:webHidden/>
+              </w:rPr>
+            </w:r>
+            <w:r>
+              <w:rPr>
+                <w:noProof/>
+                <w:webHidden/>
+              </w:rPr>
+              <w:fldChar w:fldCharType="separate"/>
+            </w:r>
+            <w:r>
+              <w:rPr>
+                <w:noProof/>
+                <w:webHidden/>
+              </w:rPr>
+              <w:t>12</w:t>
+            </w:r>
+            <w:r>
+              <w:rPr>
+                <w:noProof/>
+                <w:webHidden/>
+              </w:rPr>
+              <w:fldChar w:fldCharType="end"/>
+            </w:r>
+          </w:hyperlink>
+        </w:p>
+        <w:p>
+          <w:pPr>
+            <w:pStyle w:val="TOC2"/>
+            <w:tabs>
+              <w:tab w:val="left" w:pos="960"/>
+              <w:tab w:val="right" w:leader="dot" w:pos="10790"/>
+            </w:tabs>
+            <w:rPr>
+              <w:rFonts w:eastAsiaTheme="minorEastAsia"/>
+              <w:noProof/>
+              <w:sz w:val="24"/>
+              <w:szCs w:val="24"/>
+              <w:lang w:eastAsia="zh-CN"/>
+            </w:rPr>
+          </w:pPr>
+          <w:hyperlink w:anchor="_Toc237911189" w:history="1">
+            <w:r>
+              <w:rPr>
+                <w:rStyle w:val="Hyperlink"/>
+                <w:noProof/>
+              </w:rPr>
+              <w:t>3.4</w:t>
+            </w:r>
+            <w:r>
+              <w:rPr>
+                <w:rFonts w:eastAsiaTheme="minorEastAsia"/>
+                <w:noProof/>
+                <w:sz w:val="24"/>
+                <w:szCs w:val="24"/>
+                <w:lang w:eastAsia="zh-CN"/>
+              </w:rPr>
+              <w:tab/>
+            </w:r>
+            <w:r>
+              <w:rPr>
+                <w:rStyle w:val="Hyperlink"/>
+                <w:noProof/>
+              </w:rPr>
               <w:t>AT+DEVICE_INFO</w:t>
             </w:r>
             <w:r>
@@ -2039,7 +2129,7 @@
                 <w:noProof/>
                 <w:webHidden/>
               </w:rPr>
-              <w:t>12</w:t>
+              <w:t>13</w:t>
             </w:r>
             <w:r>
               <w:rPr>
@@ -2071,7 +2161,7 @@
                 <w:rStyle w:val="Hyperlink"/>
                 <w:noProof/>
               </w:rPr>
-              <w:t>3.4</w:t>
+              <w:t>3.5</w:t>
             </w:r>
             <w:r>
               <w:rPr>
@@ -2129,7 +2219,7 @@
                 <w:noProof/>
                 <w:webHidden/>
               </w:rPr>
-              <w:t>13</w:t>
+              <w:t>14</w:t>
             </w:r>
             <w:r>
               <w:rPr>
@@ -2161,7 +2251,7 @@
                 <w:rStyle w:val="Hyperlink"/>
                 <w:noProof/>
               </w:rPr>
-              <w:t>3.4.1</w:t>
+              <w:t>3.5.1</w:t>
             </w:r>
             <w:r>
               <w:rPr>
@@ -2219,7 +2309,7 @@
                 <w:noProof/>
                 <w:webHidden/>
               </w:rPr>
-              <w:t>13</w:t>
+              <w:t>14</w:t>
             </w:r>
             <w:r>
               <w:rPr>
@@ -2251,7 +2341,7 @@
                 <w:rStyle w:val="Hyperlink"/>
                 <w:noProof/>
               </w:rPr>
-              <w:t>3.4.2</w:t>
+              <w:t>3.5.2</w:t>
             </w:r>
             <w:r>
               <w:rPr>
@@ -2309,7 +2399,7 @@
                 <w:noProof/>
                 <w:webHidden/>
               </w:rPr>
-              <w:t>13</w:t>
+              <w:t>14</w:t>
             </w:r>
             <w:r>
               <w:rPr>
@@ -2341,7 +2431,7 @@
                 <w:rStyle w:val="Hyperlink"/>
                 <w:noProof/>
               </w:rPr>
-              <w:t>3.5</w:t>
+              <w:t>3.6</w:t>
             </w:r>
             <w:r>
               <w:rPr>
@@ -2399,7 +2489,7 @@
                 <w:noProof/>
                 <w:webHidden/>
               </w:rPr>
-              <w:t>14</w:t>
+              <w:t>15</w:t>
             </w:r>
             <w:r>
               <w:rPr>
@@ -2431,7 +2521,7 @@
                 <w:rStyle w:val="Hyperlink"/>
                 <w:noProof/>
               </w:rPr>
-              <w:t>3.5.1</w:t>
+              <w:t>3.6.1</w:t>
             </w:r>
             <w:r>
               <w:rPr>
@@ -2489,7 +2579,7 @@
                 <w:noProof/>
                 <w:webHidden/>
               </w:rPr>
-              <w:t>14</w:t>
+              <w:t>15</w:t>
             </w:r>
             <w:r>
               <w:rPr>
@@ -2521,7 +2611,7 @@
                 <w:rStyle w:val="Hyperlink"/>
                 <w:noProof/>
               </w:rPr>
-              <w:t>3.5.2</w:t>
+              <w:t>3.6.2</w:t>
             </w:r>
             <w:r>
               <w:rPr>
@@ -2579,7 +2669,7 @@
                 <w:noProof/>
                 <w:webHidden/>
               </w:rPr>
-              <w:t>14</w:t>
+              <w:t>15</w:t>
             </w:r>
             <w:r>
               <w:rPr>
@@ -2611,7 +2701,7 @@
                 <w:rStyle w:val="Hyperlink"/>
                 <w:noProof/>
               </w:rPr>
-              <w:t>3.6</w:t>
+              <w:t>3.7</w:t>
             </w:r>
             <w:r>
               <w:rPr>
@@ -2669,7 +2759,7 @@
                 <w:noProof/>
                 <w:webHidden/>
               </w:rPr>
-              <w:t>15</w:t>
+              <w:t>16</w:t>
             </w:r>
             <w:r>
               <w:rPr>
@@ -2701,7 +2791,7 @@
                 <w:rStyle w:val="Hyperlink"/>
                 <w:noProof/>
               </w:rPr>
-              <w:t>3.6.1</w:t>
+              <w:t>3.7.1</w:t>
             </w:r>
             <w:r>
               <w:rPr>
@@ -2759,7 +2849,7 @@
                 <w:noProof/>
                 <w:webHidden/>
               </w:rPr>
-              <w:t>15</w:t>
+              <w:t>16</w:t>
             </w:r>
             <w:r>
               <w:rPr>
@@ -2791,7 +2881,7 @@
                 <w:rStyle w:val="Hyperlink"/>
                 <w:noProof/>
               </w:rPr>
-              <w:t>3.6.2</w:t>
+              <w:t>3.7.2</w:t>
             </w:r>
             <w:r>
               <w:rPr>
@@ -2849,7 +2939,7 @@
                 <w:noProof/>
                 <w:webHidden/>
               </w:rPr>
-              <w:t>15</w:t>
+              <w:t>16</w:t>
             </w:r>
             <w:r>
               <w:rPr>
@@ -2881,7 +2971,7 @@
                 <w:rStyle w:val="Hyperlink"/>
                 <w:noProof/>
               </w:rPr>
-              <w:t>3.7</w:t>
+              <w:t>3.8</w:t>
             </w:r>
             <w:r>
               <w:rPr>
@@ -2939,7 +3029,7 @@
                 <w:noProof/>
                 <w:webHidden/>
               </w:rPr>
-              <w:t>15</w:t>
+              <w:t>16</w:t>
             </w:r>
             <w:r>
               <w:rPr>
@@ -2971,7 +3061,7 @@
                 <w:rStyle w:val="Hyperlink"/>
                 <w:noProof/>
               </w:rPr>
-              <w:t>3.7.1</w:t>
+              <w:t>3.8.1</w:t>
             </w:r>
             <w:r>
               <w:rPr>
@@ -3029,7 +3119,7 @@
                 <w:noProof/>
                 <w:webHidden/>
               </w:rPr>
-              <w:t>15</w:t>
+              <w:t>16</w:t>
             </w:r>
             <w:r>
               <w:rPr>
@@ -3061,7 +3151,7 @@
                 <w:rStyle w:val="Hyperlink"/>
                 <w:noProof/>
               </w:rPr>
-              <w:t>3.7.2</w:t>
+              <w:t>3.8.2</w:t>
             </w:r>
             <w:r>
               <w:rPr>
@@ -3119,7 +3209,7 @@
                 <w:noProof/>
                 <w:webHidden/>
               </w:rPr>
-              <w:t>15</w:t>
+              <w:t>16</w:t>
             </w:r>
             <w:r>
               <w:rPr>
@@ -3151,7 +3241,7 @@
                 <w:rStyle w:val="Hyperlink"/>
                 <w:noProof/>
               </w:rPr>
-              <w:t>3.8</w:t>
+              <w:t>3.9</w:t>
             </w:r>
             <w:r>
               <w:rPr>
@@ -3209,7 +3299,7 @@
                 <w:noProof/>
                 <w:webHidden/>
               </w:rPr>
-              <w:t>16</w:t>
+              <w:t>17</w:t>
             </w:r>
             <w:r>
               <w:rPr>
@@ -3241,7 +3331,7 @@
                 <w:rStyle w:val="Hyperlink"/>
                 <w:noProof/>
               </w:rPr>
-              <w:t>3.8.1</w:t>
+              <w:t>3.9.1</w:t>
             </w:r>
             <w:r>
               <w:rPr>
@@ -3299,7 +3389,7 @@
                 <w:noProof/>
                 <w:webHidden/>
               </w:rPr>
-              <w:t>16</w:t>
+              <w:t>17</w:t>
             </w:r>
             <w:r>
               <w:rPr>
@@ -3331,7 +3421,7 @@
                 <w:rStyle w:val="Hyperlink"/>
                 <w:noProof/>
               </w:rPr>
-              <w:t>3.8.2</w:t>
+              <w:t>3.9.2</w:t>
             </w:r>
             <w:r>
               <w:rPr>
@@ -3389,7 +3479,7 @@
                 <w:noProof/>
                 <w:webHidden/>
               </w:rPr>
-              <w:t>16</w:t>
+              <w:t>17</w:t>
             </w:r>
             <w:r>
               <w:rPr>
@@ -3421,7 +3511,7 @@
                 <w:rStyle w:val="Hyperlink"/>
                 <w:noProof/>
               </w:rPr>
-              <w:t>3.9</w:t>
+              <w:t>3.10</w:t>
             </w:r>
             <w:r>
               <w:rPr>
@@ -3479,7 +3569,7 @@
                 <w:noProof/>
                 <w:webHidden/>
               </w:rPr>
-              <w:t>17</w:t>
+              <w:t>18</w:t>
             </w:r>
             <w:r>
               <w:rPr>
@@ -3511,7 +3601,7 @@
                 <w:rStyle w:val="Hyperlink"/>
                 <w:noProof/>
               </w:rPr>
-              <w:t>3.9.1</w:t>
+              <w:t>3.10.1</w:t>
             </w:r>
             <w:r>
               <w:rPr>
@@ -3569,7 +3659,7 @@
                 <w:noProof/>
                 <w:webHidden/>
               </w:rPr>
-              <w:t>17</w:t>
+              <w:t>18</w:t>
             </w:r>
             <w:r>
               <w:rPr>
@@ -3601,7 +3691,7 @@
                 <w:rStyle w:val="Hyperlink"/>
                 <w:noProof/>
               </w:rPr>
-              <w:t>3.9.2</w:t>
+              <w:t>3.10.2</w:t>
             </w:r>
             <w:r>
               <w:rPr>
@@ -3659,7 +3749,7 @@
                 <w:noProof/>
                 <w:webHidden/>
               </w:rPr>
-              <w:t>17</w:t>
+              <w:t>18</w:t>
             </w:r>
             <w:r>
               <w:rPr>
@@ -3691,7 +3781,7 @@
                 <w:rStyle w:val="Hyperlink"/>
                 <w:noProof/>
               </w:rPr>
-              <w:t>3.10</w:t>
+              <w:t>3.11</w:t>
             </w:r>
             <w:r>
               <w:rPr>
@@ -3749,7 +3839,7 @@
                 <w:noProof/>
                 <w:webHidden/>
               </w:rPr>
-              <w:t>18</w:t>
+              <w:t>19</w:t>
             </w:r>
             <w:r>
               <w:rPr>
@@ -3781,7 +3871,7 @@
                 <w:rStyle w:val="Hyperlink"/>
                 <w:noProof/>
               </w:rPr>
-              <w:t>3.11</w:t>
+              <w:t>3.12</w:t>
             </w:r>
             <w:r>
               <w:rPr>
@@ -3839,7 +3929,7 @@
                 <w:noProof/>
                 <w:webHidden/>
               </w:rPr>
-              <w:t>19</w:t>
+              <w:t>20</w:t>
             </w:r>
             <w:r>
               <w:rPr>
@@ -3871,7 +3961,7 @@
                 <w:rStyle w:val="Hyperlink"/>
                 <w:noProof/>
               </w:rPr>
-              <w:t>3.11.1</w:t>
+              <w:t>3.12.1</w:t>
             </w:r>
             <w:r>
               <w:rPr>
@@ -3929,7 +4019,7 @@
                 <w:noProof/>
                 <w:webHidden/>
               </w:rPr>
-              <w:t>19</w:t>
+              <w:t>20</w:t>
             </w:r>
             <w:r>
               <w:rPr>
@@ -3961,7 +4051,7 @@
                 <w:rStyle w:val="Hyperlink"/>
                 <w:noProof/>
               </w:rPr>
-              <w:t>3.11.2</w:t>
+              <w:t>3.12.2</w:t>
             </w:r>
             <w:r>
               <w:rPr>
@@ -4019,7 +4109,7 @@
                 <w:noProof/>
                 <w:webHidden/>
               </w:rPr>
-              <w:t>19</w:t>
+              <w:t>20</w:t>
             </w:r>
             <w:r>
               <w:rPr>
@@ -4051,7 +4141,7 @@
                 <w:rStyle w:val="Hyperlink"/>
                 <w:noProof/>
               </w:rPr>
-              <w:t>3.12</w:t>
+              <w:t>3.13</w:t>
             </w:r>
             <w:r>
               <w:rPr>
@@ -4109,7 +4199,7 @@
                 <w:noProof/>
                 <w:webHidden/>
               </w:rPr>
-              <w:t>20</w:t>
+              <w:t>21</w:t>
             </w:r>
             <w:r>
               <w:rPr>
@@ -4141,7 +4231,7 @@
                 <w:rStyle w:val="Hyperlink"/>
                 <w:noProof/>
               </w:rPr>
-              <w:t>3.12.1</w:t>
+              <w:t>3.13.1</w:t>
             </w:r>
             <w:r>
               <w:rPr>
@@ -4199,7 +4289,7 @@
                 <w:noProof/>
                 <w:webHidden/>
               </w:rPr>
-              <w:t>20</w:t>
+              <w:t>21</w:t>
             </w:r>
             <w:r>
               <w:rPr>
@@ -4231,7 +4321,7 @@
                 <w:rStyle w:val="Hyperlink"/>
                 <w:noProof/>
               </w:rPr>
-              <w:t>3.12.2</w:t>
+              <w:t>3.13.2</w:t>
             </w:r>
             <w:r>
               <w:rPr>
@@ -4289,7 +4379,7 @@
                 <w:noProof/>
                 <w:webHidden/>
               </w:rPr>
-              <w:t>20</w:t>
+              <w:t>21</w:t>
             </w:r>
             <w:r>
               <w:rPr>
@@ -4321,7 +4411,7 @@
                 <w:rStyle w:val="Hyperlink"/>
                 <w:noProof/>
               </w:rPr>
-              <w:t>3.13</w:t>
+              <w:t>3.14</w:t>
             </w:r>
             <w:r>
               <w:rPr>
@@ -4379,7 +4469,7 @@
                 <w:noProof/>
                 <w:webHidden/>
               </w:rPr>
-              <w:t>22</w:t>
+              <w:t>23</w:t>
             </w:r>
             <w:r>
               <w:rPr>
@@ -4411,7 +4501,7 @@
                 <w:rStyle w:val="Hyperlink"/>
                 <w:noProof/>
               </w:rPr>
-              <w:t>3.14</w:t>
+              <w:t>3.15</w:t>
             </w:r>
             <w:r>
               <w:rPr>
@@ -4469,7 +4559,7 @@
                 <w:noProof/>
                 <w:webHidden/>
               </w:rPr>
-              <w:t>23</w:t>
+              <w:t>24</w:t>
             </w:r>
             <w:r>
               <w:rPr>
@@ -4501,7 +4591,7 @@
                 <w:rStyle w:val="Hyperlink"/>
                 <w:noProof/>
               </w:rPr>
-              <w:t>3.14.1</w:t>
+              <w:t>3.15.1</w:t>
             </w:r>
             <w:r>
               <w:rPr>
@@ -4559,7 +4649,7 @@
                 <w:noProof/>
                 <w:webHidden/>
               </w:rPr>
-              <w:t>23</w:t>
+              <w:t>24</w:t>
             </w:r>
             <w:r>
               <w:rPr>
@@ -4591,7 +4681,7 @@
                 <w:rStyle w:val="Hyperlink"/>
                 <w:noProof/>
               </w:rPr>
-              <w:t>3.14.2</w:t>
+              <w:t>3.15.2</w:t>
             </w:r>
             <w:r>
               <w:rPr>
@@ -4649,7 +4739,7 @@
                 <w:noProof/>
                 <w:webHidden/>
               </w:rPr>
-              <w:t>23</w:t>
+              <w:t>24</w:t>
             </w:r>
             <w:r>
               <w:rPr>
@@ -4681,7 +4771,7 @@
                 <w:rStyle w:val="Hyperlink"/>
                 <w:noProof/>
               </w:rPr>
-              <w:t>3.14.3</w:t>
+              <w:t>3.15.3</w:t>
             </w:r>
             <w:r>
               <w:rPr>
@@ -4739,7 +4829,7 @@
                 <w:noProof/>
                 <w:webHidden/>
               </w:rPr>
-              <w:t>23</w:t>
+              <w:t>24</w:t>
             </w:r>
             <w:r>
               <w:rPr>
@@ -4771,7 +4861,7 @@
                 <w:rStyle w:val="Hyperlink"/>
                 <w:noProof/>
               </w:rPr>
-              <w:t>3.14.4</w:t>
+              <w:t>3.15.4</w:t>
             </w:r>
             <w:r>
               <w:rPr>
@@ -4829,7 +4919,7 @@
                 <w:noProof/>
                 <w:webHidden/>
               </w:rPr>
-              <w:t>23</w:t>
+              <w:t>24</w:t>
             </w:r>
             <w:r>
               <w:rPr>
@@ -4861,7 +4951,7 @@
                 <w:rStyle w:val="Hyperlink"/>
                 <w:noProof/>
               </w:rPr>
-              <w:t>3.14.5</w:t>
+              <w:t>3.15.5</w:t>
             </w:r>
             <w:r>
               <w:rPr>
@@ -4919,7 +5009,7 @@
                 <w:noProof/>
                 <w:webHidden/>
               </w:rPr>
-              <w:t>23</w:t>
+              <w:t>24</w:t>
             </w:r>
             <w:r>
               <w:rPr>
@@ -4951,7 +5041,7 @@
                 <w:rStyle w:val="Hyperlink"/>
                 <w:noProof/>
               </w:rPr>
-              <w:t>3.15</w:t>
+              <w:t>3.16</w:t>
             </w:r>
             <w:r>
               <w:rPr>
@@ -5009,7 +5099,7 @@
                 <w:noProof/>
                 <w:webHidden/>
               </w:rPr>
-              <w:t>24</w:t>
+              <w:t>25</w:t>
             </w:r>
             <w:r>
               <w:rPr>
@@ -5041,7 +5131,7 @@
                 <w:rStyle w:val="Hyperlink"/>
                 <w:noProof/>
               </w:rPr>
-              <w:t>3.15.1</w:t>
+              <w:t>3.16.1</w:t>
             </w:r>
             <w:r>
               <w:rPr>
@@ -5099,7 +5189,7 @@
                 <w:noProof/>
                 <w:webHidden/>
               </w:rPr>
-              <w:t>24</w:t>
+              <w:t>25</w:t>
             </w:r>
             <w:r>
               <w:rPr>
@@ -5131,7 +5221,7 @@
                 <w:rStyle w:val="Hyperlink"/>
                 <w:noProof/>
               </w:rPr>
-              <w:t>3.15.2</w:t>
+              <w:t>3.16.2</w:t>
             </w:r>
             <w:r>
               <w:rPr>
@@ -5189,7 +5279,7 @@
                 <w:noProof/>
                 <w:webHidden/>
               </w:rPr>
-              <w:t>24</w:t>
+              <w:t>25</w:t>
             </w:r>
             <w:r>
               <w:rPr>
@@ -5221,7 +5311,7 @@
                 <w:rStyle w:val="Hyperlink"/>
                 <w:noProof/>
               </w:rPr>
-              <w:t>3.16</w:t>
+              <w:t>3.17</w:t>
             </w:r>
             <w:r>
               <w:rPr>
@@ -5279,7 +5369,7 @@
                 <w:noProof/>
                 <w:webHidden/>
               </w:rPr>
-              <w:t>25</w:t>
+              <w:t>26</w:t>
             </w:r>
             <w:r>
               <w:rPr>
@@ -5311,7 +5401,7 @@
                 <w:rStyle w:val="Hyperlink"/>
                 <w:noProof/>
               </w:rPr>
-              <w:t>3.16.1</w:t>
+              <w:t>3.17.1</w:t>
             </w:r>
             <w:r>
               <w:rPr>
@@ -5369,7 +5459,7 @@
                 <w:noProof/>
                 <w:webHidden/>
               </w:rPr>
-              <w:t>25</w:t>
+              <w:t>26</w:t>
             </w:r>
             <w:r>
               <w:rPr>
@@ -5401,7 +5491,7 @@
                 <w:rStyle w:val="Hyperlink"/>
                 <w:noProof/>
               </w:rPr>
-              <w:t>3.16.2</w:t>
+              <w:t>3.17.2</w:t>
             </w:r>
             <w:r>
               <w:rPr>
@@ -5459,7 +5549,7 @@
                 <w:noProof/>
                 <w:webHidden/>
               </w:rPr>
-              <w:t>25</w:t>
+              <w:t>26</w:t>
             </w:r>
             <w:r>
               <w:rPr>
@@ -5491,7 +5581,7 @@
                 <w:rStyle w:val="Hyperlink"/>
                 <w:noProof/>
               </w:rPr>
-              <w:t>3.16.3</w:t>
+              <w:t>3.17.3</w:t>
             </w:r>
             <w:r>
               <w:rPr>
@@ -5549,7 +5639,7 @@
                 <w:noProof/>
                 <w:webHidden/>
               </w:rPr>
-              <w:t>25</w:t>
+              <w:t>26</w:t>
             </w:r>
             <w:r>
               <w:rPr>
@@ -5639,7 +5729,7 @@
                 <w:noProof/>
                 <w:webHidden/>
               </w:rPr>
-              <w:t>26</w:t>
+              <w:t>27</w:t>
             </w:r>
             <w:r>
               <w:rPr>
@@ -5729,7 +5819,7 @@
                 <w:noProof/>
                 <w:webHidden/>
               </w:rPr>
-              <w:t>27</w:t>
+              <w:t>28</w:t>
             </w:r>
             <w:r>
               <w:rPr>
@@ -5819,7 +5909,7 @@
                 <w:noProof/>
                 <w:webHidden/>
               </w:rPr>
-              <w:t>27</w:t>
+              <w:t>28</w:t>
             </w:r>
             <w:r>
               <w:rPr>
@@ -5909,7 +5999,7 @@
                 <w:noProof/>
                 <w:webHidden/>
               </w:rPr>
-              <w:t>28</w:t>
+              <w:t>29</w:t>
             </w:r>
             <w:r>
               <w:rPr>
@@ -5999,7 +6089,7 @@
                 <w:noProof/>
                 <w:webHidden/>
               </w:rPr>
-              <w:t>35</w:t>
+              <w:t>36</w:t>
             </w:r>
             <w:r>
               <w:rPr>
@@ -6089,7 +6179,7 @@
                 <w:noProof/>
                 <w:webHidden/>
               </w:rPr>
-              <w:t>37</w:t>
+              <w:t>38</w:t>
             </w:r>
             <w:r>
               <w:rPr>
@@ -6179,7 +6269,7 @@
                 <w:noProof/>
                 <w:webHidden/>
               </w:rPr>
-              <w:t>38</w:t>
+              <w:t>39</w:t>
             </w:r>
             <w:r>
               <w:rPr>
@@ -6269,7 +6359,7 @@
                 <w:noProof/>
                 <w:webHidden/>
               </w:rPr>
-              <w:t>39</w:t>
+              <w:t>40</w:t>
             </w:r>
             <w:r>
               <w:rPr>
@@ -6392,7 +6482,7 @@
                 <w:noProof/>
                 <w:webHidden/>
               </w:rPr>
-              <w:t>39</w:t>
+              <w:t>40</w:t>
             </w:r>
             <w:r>
               <w:rPr>
@@ -6482,7 +6572,7 @@
                 <w:noProof/>
                 <w:webHidden/>
               </w:rPr>
-              <w:t>39</w:t>
+              <w:t>40</w:t>
             </w:r>
             <w:r>
               <w:rPr>
@@ -6572,7 +6662,7 @@
                 <w:noProof/>
                 <w:webHidden/>
               </w:rPr>
-              <w:t>40</w:t>
+              <w:t>41</w:t>
             </w:r>
             <w:r>
               <w:rPr>
@@ -6662,7 +6752,7 @@
                 <w:noProof/>
                 <w:webHidden/>
               </w:rPr>
-              <w:t>40</w:t>
+              <w:t>41</w:t>
             </w:r>
             <w:r>
               <w:rPr>
@@ -6752,7 +6842,7 @@
                 <w:noProof/>
                 <w:webHidden/>
               </w:rPr>
-              <w:t>41</w:t>
+              <w:t>42</w:t>
             </w:r>
             <w:r>
               <w:rPr>
@@ -6842,7 +6932,7 @@
                 <w:noProof/>
                 <w:webHidden/>
               </w:rPr>
-              <w:t>41</w:t>
+              <w:t>42</w:t>
             </w:r>
             <w:r>
               <w:rPr>
@@ -6932,7 +7022,7 @@
                 <w:noProof/>
                 <w:webHidden/>
               </w:rPr>
-              <w:t>41</w:t>
+              <w:t>42</w:t>
             </w:r>
             <w:r>
               <w:rPr>
@@ -7022,7 +7112,7 @@
                 <w:noProof/>
                 <w:webHidden/>
               </w:rPr>
-              <w:t>42</w:t>
+              <w:t>43</w:t>
             </w:r>
             <w:r>
               <w:rPr>
@@ -7112,7 +7202,7 @@
                 <w:noProof/>
                 <w:webHidden/>
               </w:rPr>
-              <w:t>42</w:t>
+              <w:t>43</w:t>
             </w:r>
             <w:r>
               <w:rPr>
@@ -7202,7 +7292,7 @@
                 <w:noProof/>
                 <w:webHidden/>
               </w:rPr>
-              <w:t>42</w:t>
+              <w:t>43</w:t>
             </w:r>
             <w:r>
               <w:rPr>
@@ -7292,7 +7382,7 @@
                 <w:noProof/>
                 <w:webHidden/>
               </w:rPr>
-              <w:t>43</w:t>
+              <w:t>44</w:t>
             </w:r>
             <w:r>
               <w:rPr>
@@ -7382,7 +7472,7 @@
                 <w:noProof/>
                 <w:webHidden/>
               </w:rPr>
-              <w:t>44</w:t>
+              <w:t>45</w:t>
             </w:r>
             <w:r>
               <w:rPr>
@@ -7472,7 +7562,7 @@
                 <w:noProof/>
                 <w:webHidden/>
               </w:rPr>
-              <w:t>44</w:t>
+              <w:t>45</w:t>
             </w:r>
             <w:r>
               <w:rPr>
@@ -7562,7 +7652,7 @@
                 <w:noProof/>
                 <w:webHidden/>
               </w:rPr>
-              <w:t>45</w:t>
+              <w:t>46</w:t>
             </w:r>
             <w:r>
               <w:rPr>
@@ -7682,8 +7772,37 @@
       </w:r>
     </w:p>
     <w:p>
-      <w:r>
-        <w:t>20261006</w:t>
+      <w:pPr>
+        <w:keepNext/>
+      </w:pPr>
+      <w:r>
+        <w:t>20261013</w:t>
+      </w:r>
+    </w:p>
+    <w:p>
+      <w:pPr>
+        <w:pStyle w:val="ListParagraph"/>
+        <w:keepNext/>
+        <w:numPr>
+          <w:ilvl w:val="0"/>
+          <w:numId w:val="5"/>
+        </w:numPr>
+      </w:pPr>
+      <w:r>
+        <w:t>AT+R1090_PREAMBLE now has two modes: MODE_S (new default, every downlink format) and DF17 (DF17 frames only). AT+R1090_GAIN AUTO is automatic gain control in DF17 and gain step 13 in MODE_S. Saved settings reset to factory defaults when upgrading to this firmware.</w:t>
+      </w:r>
+    </w:p>
+    <w:p>
+      <w:pPr>
+        <w:pStyle w:val="ListParagraph"/>
+        <w:keepNext/>
+        <w:numPr>
+          <w:ilvl w:val="0"/>
+          <w:numId w:val="5"/>
+        </w:numPr>
+      </w:pPr>
+      <w:r>
+        <w:t>Rebuilt the table of contents to match the section numbers and pages. Firmware references updated to 0.3.11. Dynamic range is now -90 to 0 dBm for Mode S and 87 dB for UAT.</w:t>
       </w:r>
     </w:p>
     <w:p>
@@ -7695,24 +7814,7 @@
         </w:numPr>
       </w:pPr>
       <w:r>
-        <w:t>AT+R1090_PREAMBLE now has two modes: MODE_S (new default, every downlink format) and DF17 (DF17 frames only). AT+R1090_GAIN AUTO is automatic gain control in DF17 and gain step 13 in MODE_S. Saved settings reset to factory defaults when upgrading to this firmware.</w:t>
-      </w:r>
-    </w:p>
-    <w:p>
-      <w:r>
-        <w:t>20261007</w:t>
-      </w:r>
-    </w:p>
-    <w:p>
-      <w:pPr>
-        <w:pStyle w:val="ListParagraph"/>
-        <w:numPr>
-          <w:ilvl w:val="0"/>
-          <w:numId w:val="5"/>
-        </w:numPr>
-      </w:pPr>
-      <w:r>
-        <w:t>Rebuilt the table of contents to match the section numbers and pages. Firmware references updated to 0.3.11. Dynamic range is now -90 to 0 dBm for Mode S and 87 dB for UAT.</w:t>
+        <w:t>Added AT+CONFIG_HASH for comparing the settings, CCFG and firmware image of a module with a reference module.</w:t>
       </w:r>
     </w:p>
     <w:p/>
@@ -10201,6 +10303,291 @@
       </w:pPr>
       <w:r>
         <w:t>BL_CONFIG=0xC5FF05C5: ROM bootloader enabled, backdoor enabled on DIO_5 (active high)</w:t>
+      </w:r>
+    </w:p>
+    <w:p>
+      <w:pPr>
+        <w:pStyle w:val="Heading2"/>
+      </w:pPr>
+    </w:p>
+    <w:p>
+      <w:pPr>
+        <w:pStyle w:val="Heading2"/>
+        <w:numPr>
+          <w:ilvl w:val="1"/>
+          <w:numId w:val="4"/>
+        </w:numPr>
+        <w:sectPr>
+          <w:pgSz w:w="12240" w:h="15840"/>
+          <w:pgMar w:top="720" w:right="720" w:bottom="720" w:left="720" w:header="288" w:footer="288" w:gutter="0"/>
+          <w:cols w:space="720"/>
+          <w:docGrid w:linePitch="360"/>
+        </w:sectPr>
+      </w:pPr>
+    </w:p>
+    <w:p>
+      <w:pPr>
+        <w:pStyle w:val="Heading2"/>
+        <w:numPr>
+          <w:ilvl w:val="1"/>
+          <w:numId w:val="4"/>
+        </w:numPr>
+      </w:pPr>
+      <w:bookmarkStart w:id="112" w:name="_Toc237911253"/>
+      <w:r>
+        <w:t>AT+CONFIG_HASH</w:t>
+      </w:r>
+      <w:bookmarkEnd w:id="112"/>
+    </w:p>
+    <w:p>
+      <w:r>
+        <w:t>Prints hashes of the settings, the CCFG (customer configuration) and the firmware image, so a module can be compared with a reference module in one line. Two modules with the same firmware and the same settings print the same values. Every hash is a CRC-32.</w:t>
+      </w:r>
+    </w:p>
+    <w:p>
+      <w:pPr>
+        <w:pStyle w:val="code"/>
+      </w:pPr>
+      <w:r>
+        <w:t>AT+CONFIG_HASH?</w:t>
+      </w:r>
+    </w:p>
+    <w:p>
+      <w:pPr>
+        <w:pStyle w:val="code"/>
+      </w:pPr>
+      <w:r>
+        <w:t>CONFIG_HASH=0x5C1D0A37</w:t>
+      </w:r>
+    </w:p>
+    <w:p>
+      <w:pPr>
+        <w:pStyle w:val="code"/>
+      </w:pPr>
+      <w:r>
+        <w:t>SETTINGS_FLEET=0x7215D7D8 (settings version 5, 62 Bytes)</w:t>
+      </w:r>
+    </w:p>
+    <w:p>
+      <w:pPr>
+        <w:pStyle w:val="code"/>
+      </w:pPr>
+      <w:r>
+        <w:t>SETTINGS_FULL=0x7215D7D8</w:t>
+      </w:r>
+    </w:p>
+    <w:p>
+      <w:pPr>
+        <w:pStyle w:val="code"/>
+      </w:pPr>
+      <w:r>
+        <w:t>CCFG_CC1314=0x66E9858D</w:t>
+      </w:r>
+    </w:p>
+    <w:p>
+      <w:pPr>
+        <w:pStyle w:val="code"/>
+      </w:pPr>
+      <w:r>
+        <w:t>FIRMWARE=0x1B2E9F40</w:t>
+      </w:r>
+    </w:p>
+    <w:p>
+      <w:pPr>
+        <w:pStyle w:val="code"/>
+      </w:pPr>
+      <w:r>
+        <w:t>FIRMWARE_CC1314=0x8A40C3D2 (566424 Bytes)</w:t>
+      </w:r>
+    </w:p>
+    <w:tbl>
+      <w:tblPr>
+        <w:tblStyle w:val="TableGrid"/>
+        <w:tblW w:w="0" w:type="auto"/>
+        <w:tblLook w:val="04A0" w:firstRow="1" w:lastRow="0" w:firstColumn="1" w:lastColumn="0" w:noHBand="0" w:noVBand="1"/>
+      </w:tblPr>
+      <w:tblGrid>
+        <w:gridCol w:w="2200"/>
+        <w:gridCol w:w="8600"/>
+      </w:tblGrid>
+      <w:tr>
+        <w:tc>
+          <w:tcPr>
+            <w:tcW w:w="2200" w:type="dxa"/>
+          </w:tcPr>
+          <w:p>
+            <w:pPr>
+              <w:rPr>
+                <w:b/>
+                <w:bCs/>
+              </w:rPr>
+            </w:pPr>
+            <w:r>
+              <w:rPr>
+                <w:b/>
+                <w:bCs/>
+              </w:rPr>
+              <w:t>Line</w:t>
+            </w:r>
+          </w:p>
+        </w:tc>
+        <w:tc>
+          <w:tcPr>
+            <w:tcW w:w="8600" w:type="dxa"/>
+          </w:tcPr>
+          <w:p>
+            <w:pPr>
+              <w:rPr>
+                <w:b/>
+                <w:bCs/>
+              </w:rPr>
+            </w:pPr>
+            <w:r>
+              <w:rPr>
+                <w:b/>
+                <w:bCs/>
+              </w:rPr>
+              <w:t>Description</w:t>
+            </w:r>
+          </w:p>
+        </w:tc>
+      </w:tr>
+      <w:tr>
+        <w:tc>
+          <w:tcPr>
+            <w:tcW w:w="2200" w:type="dxa"/>
+          </w:tcPr>
+          <w:p>
+            <w:r>
+              <w:t>CONFIG_HASH</w:t>
+            </w:r>
+          </w:p>
+        </w:tc>
+        <w:tc>
+          <w:tcPr>
+            <w:tcW w:w="8600" w:type="dxa"/>
+          </w:tcPr>
+          <w:p>
+            <w:r>
+              <w:t>Hash of SETTINGS_FLEET, CCFG_CC1314 and FIRMWARE. Compare this first.</w:t>
+            </w:r>
+          </w:p>
+        </w:tc>
+      </w:tr>
+      <w:tr>
+        <w:tc>
+          <w:tcPr>
+            <w:tcW w:w="2200" w:type="dxa"/>
+          </w:tcPr>
+          <w:p>
+            <w:r>
+              <w:t>SETTINGS_FLEET</w:t>
+            </w:r>
+          </w:p>
+        </w:tc>
+        <w:tc>
+          <w:tcPr>
+            <w:tcW w:w="8600" w:type="dxa"/>
+          </w:tcPr>
+          <w:p>
+            <w:r>
+              <w:t>All settings except the receiver position values (the position source still counts).</w:t>
+            </w:r>
+          </w:p>
+        </w:tc>
+      </w:tr>
+      <w:tr>
+        <w:tc>
+          <w:tcPr>
+            <w:tcW w:w="2200" w:type="dxa"/>
+          </w:tcPr>
+          <w:p>
+            <w:r>
+              <w:t>SETTINGS_FULL</w:t>
+            </w:r>
+          </w:p>
+        </w:tc>
+        <w:tc>
+          <w:tcPr>
+            <w:tcW w:w="8600" w:type="dxa"/>
+          </w:tcPr>
+          <w:p>
+            <w:r>
+              <w:t>All settings. Receiver position values count only for a FIXED position, and the ICAO address only for the ICAO source.</w:t>
+            </w:r>
+          </w:p>
+        </w:tc>
+      </w:tr>
+      <w:tr>
+        <w:tc>
+          <w:tcPr>
+            <w:tcW w:w="2200" w:type="dxa"/>
+          </w:tcPr>
+          <w:p>
+            <w:r>
+              <w:t>CCFG_CC1314</w:t>
+            </w:r>
+          </w:p>
+        </w:tc>
+        <w:tc>
+          <w:tcPr>
+            <w:tcW w:w="8600" w:type="dxa"/>
+          </w:tcPr>
+          <w:p>
+            <w:r>
+              <w:t>The CCFG read from flash. AT+BOOTLOADER_PIN=0 changes it.</w:t>
+            </w:r>
+          </w:p>
+        </w:tc>
+      </w:tr>
+      <w:tr>
+        <w:tc>
+          <w:tcPr>
+            <w:tcW w:w="2200" w:type="dxa"/>
+          </w:tcPr>
+          <w:p>
+            <w:r>
+              <w:t>FIRMWARE</w:t>
+            </w:r>
+          </w:p>
+        </w:tc>
+        <w:tc>
+          <w:tcPr>
+            <w:tcW w:w="8600" w:type="dxa"/>
+          </w:tcPr>
+          <w:p>
+            <w:r>
+              <w:t>Hash of the FIRMWARE_CC1314 line.</w:t>
+            </w:r>
+          </w:p>
+        </w:tc>
+      </w:tr>
+      <w:tr>
+        <w:tc>
+          <w:tcPr>
+            <w:tcW w:w="2200" w:type="dxa"/>
+          </w:tcPr>
+          <w:p>
+            <w:r>
+              <w:t>FIRMWARE_CC1314</w:t>
+            </w:r>
+          </w:p>
+        </w:tc>
+        <w:tc>
+          <w:tcPr>
+            <w:tcW w:w="8600" w:type="dxa"/>
+          </w:tcPr>
+          <w:p>
+            <w:r>
+              <w:t>The application image in flash, without the settings and device information storage.</w:t>
+            </w:r>
+          </w:p>
+        </w:tc>
+      </w:tr>
+    </w:tbl>
+    <w:p>
+      <w:r>
+        <w:t>Settings are hashed as running, saved or not (send AT+SETTINGS=SAVE to keep them). Each release from firmware 0.3.11 on lists its CCFG_CC1314 and FIRMWARE values in adsbee_1421-&lt;version&gt;.hashes.txt.</w:t>
       </w:r>
     </w:p>
     <w:p>
@@ -36809,7 +37196,7 @@
       <w:rPr>
         <w:color w:val="FFFFFF" w:themeColor="background1"/>
       </w:rPr>
-      <w:t>007</w:t>
+      <w:t>013</w:t>
     </w:r>
     <w:r>
       <w:rPr>

--- a/word/datasheet_adsbee_m1421.docx
+++ b/word/datasheet_adsbee_m1421.docx
@@ -7665,6 +7665,96 @@
         </w:p>
         <w:p>
           <w:pPr>
+            <w:pStyle w:val="TOC1"/>
+            <w:tabs>
+              <w:tab w:val="left" w:pos="440"/>
+              <w:tab w:val="right" w:leader="dot" w:pos="10790"/>
+            </w:tabs>
+            <w:rPr>
+              <w:rFonts w:eastAsiaTheme="minorEastAsia"/>
+              <w:noProof/>
+              <w:sz w:val="24"/>
+              <w:szCs w:val="24"/>
+              <w:lang w:eastAsia="zh-CN"/>
+            </w:rPr>
+          </w:pPr>
+          <w:hyperlink w:anchor="_Toc237911254" w:history="1">
+            <w:r>
+              <w:rPr>
+                <w:rStyle w:val="Hyperlink"/>
+                <w:noProof/>
+              </w:rPr>
+              <w:t>5</w:t>
+            </w:r>
+            <w:r>
+              <w:rPr>
+                <w:rFonts w:eastAsiaTheme="minorEastAsia"/>
+                <w:noProof/>
+                <w:sz w:val="24"/>
+                <w:szCs w:val="24"/>
+                <w:lang w:eastAsia="zh-CN"/>
+              </w:rPr>
+              <w:tab/>
+            </w:r>
+            <w:r>
+              <w:rPr>
+                <w:rStyle w:val="Hyperlink"/>
+                <w:noProof/>
+              </w:rPr>
+              <w:t>Safety Notice</w:t>
+            </w:r>
+            <w:r>
+              <w:rPr>
+                <w:noProof/>
+                <w:webHidden/>
+              </w:rPr>
+              <w:tab/>
+            </w:r>
+            <w:r>
+              <w:rPr>
+                <w:noProof/>
+                <w:webHidden/>
+              </w:rPr>
+              <w:fldChar w:fldCharType="begin"/>
+            </w:r>
+            <w:r>
+              <w:rPr>
+                <w:noProof/>
+                <w:webHidden/>
+              </w:rPr>
+              <w:instrText xml:space="preserve"> PAGEREF _Toc237911254 \h </w:instrText>
+            </w:r>
+            <w:r>
+              <w:rPr>
+                <w:noProof/>
+                <w:webHidden/>
+              </w:rPr>
+            </w:r>
+            <w:r>
+              <w:rPr>
+                <w:noProof/>
+                <w:webHidden/>
+              </w:rPr>
+              <w:fldChar w:fldCharType="separate"/>
+            </w:r>
+            <w:r>
+              <w:rPr>
+                <w:noProof/>
+                <w:webHidden/>
+              </w:rPr>
+              <w:t>48</w:t>
+            </w:r>
+            <w:r>
+              <w:rPr>
+                <w:noProof/>
+                <w:webHidden/>
+              </w:rPr>
+              <w:fldChar w:fldCharType="end"/>
+            </w:r>
+          </w:hyperlink>
+        </w:p>
+        <w:p>
+          <w:pPr>
             <w:rPr>
               <w:b/>
               <w:bCs/>
@@ -7776,7 +7866,7 @@
         <w:keepNext/>
       </w:pPr>
       <w:r>
-        <w:t>20261013</w:t>
+        <w:t>20261014</w:t>
       </w:r>
     </w:p>
     <w:p>
@@ -7816,8 +7906,10 @@
       <w:r>
         <w:t>Added AT+CONFIG_HASH for comparing the settings, CCFG and firmware image of a module with a reference module.</w:t>
       </w:r>
-    </w:p>
-    <w:p/>
+      <w:r>
+        <w:t xml:space="preserve"> Added a Safety Notice section.</w:t>
+      </w:r>
+    </w:p>
     <w:p>
       <w:pPr>
         <w:rPr>
@@ -36939,12 +37031,29 @@
         </w:sectPr>
       </w:pPr>
     </w:p>
-    <w:p/>
+    <w:p>
+      <w:pPr>
+        <w:pStyle w:val="Heading1"/>
+        <w:numPr>
+          <w:ilvl w:val="0"/>
+          <w:numId w:val="4"/>
+        </w:numPr>
+      </w:pPr>
+      <w:bookmarkStart w:id="113" w:name="_Toc237911254"/>
+      <w:r>
+        <w:t>Safety Notice</w:t>
+      </w:r>
+      <w:bookmarkEnd w:id="113"/>
+    </w:p>
+    <w:p>
+      <w:r>
+        <w:t>We work hard to make ADSBee products performant and reliable, but not all aircraft broadcast their location, messages can be lost or corrupted, and hardware or software can fail. ADSBee cannot guarantee detection or accurate reporting of all traffic. Users are responsible for evaluating its suitability for their application and for the safe operation of any system it is integrated into. See our terms of sale (pantsforbirds.com/terms-of-sale) and license (github.com/CoolNamesAllTaken/adsbee) for full terms.</w:t>
+      </w:r>
+    </w:p>
     <w:sectPr>
       <w:pgSz w:w="12240" w:h="15840"/>
       <w:pgMar w:top="720" w:right="720" w:bottom="720" w:left="720" w:header="288" w:footer="288" w:gutter="0"/>
       <w:cols w:space="720"/>
-      <w:titlePg/>
       <w:docGrid w:linePitch="360"/>
     </w:sectPr>
   </w:body>
@@ -37190,13 +37299,13 @@
       <w:rPr>
         <w:color w:val="FFFFFF" w:themeColor="background1"/>
       </w:rPr>
-      <w:t>20261</w:t>
+      <w:t>20261014</w:t>
     </w:r>
     <w:r>
       <w:rPr>
         <w:color w:val="FFFFFF" w:themeColor="background1"/>
       </w:rPr>
-      <w:t>013</w:t>
+      <w:t/>
     </w:r>
     <w:r>
       <w:rPr>

--- a/word/datasheet_adsbee_m1421.docx
+++ b/word/datasheet_adsbee_m1421.docx
@@ -822,6 +822,78 @@
               <w:lang w:eastAsia="zh-CN"/>
             </w:rPr>
           </w:pPr>
+          <w:hyperlink w:anchor="_Toc237911254" w:history="1">
+            <w:r>
+              <w:rPr>
+                <w:rStyle w:val="Hyperlink"/>
+                <w:noProof/>
+              </w:rPr>
+              <w:t>Safety Notice</w:t>
+            </w:r>
+            <w:r>
+              <w:rPr>
+                <w:noProof/>
+                <w:webHidden/>
+              </w:rPr>
+              <w:tab/>
+            </w:r>
+            <w:r>
+              <w:rPr>
+                <w:noProof/>
+                <w:webHidden/>
+              </w:rPr>
+              <w:fldChar w:fldCharType="begin"/>
+            </w:r>
+            <w:r>
+              <w:rPr>
+                <w:noProof/>
+                <w:webHidden/>
+              </w:rPr>
+              <w:instrText xml:space="preserve"> PAGEREF _Toc237911254 \h </w:instrText>
+            </w:r>
+            <w:r>
+              <w:rPr>
+                <w:noProof/>
+                <w:webHidden/>
+              </w:rPr>
+            </w:r>
+            <w:r>
+              <w:rPr>
+                <w:noProof/>
+                <w:webHidden/>
+              </w:rPr>
+              <w:fldChar w:fldCharType="separate"/>
+            </w:r>
+            <w:r>
+              <w:rPr>
+                <w:noProof/>
+                <w:webHidden/>
+              </w:rPr>
+              <w:t>5</w:t>
+            </w:r>
+            <w:r>
+              <w:rPr>
+                <w:noProof/>
+                <w:webHidden/>
+              </w:rPr>
+              <w:fldChar w:fldCharType="end"/>
+            </w:r>
+          </w:hyperlink>
+        </w:p>
+        <w:p>
+          <w:pPr>
+            <w:pStyle w:val="TOC1"/>
+            <w:tabs>
+              <w:tab w:val="right" w:leader="dot" w:pos="10790"/>
+            </w:tabs>
+            <w:rPr>
+              <w:rFonts w:eastAsiaTheme="minorEastAsia"/>
+              <w:noProof/>
+              <w:sz w:val="24"/>
+              <w:szCs w:val="24"/>
+              <w:lang w:eastAsia="zh-CN"/>
+            </w:rPr>
+          </w:pPr>
           <w:hyperlink w:anchor="_Toc237911178" w:history="1">
             <w:r>
               <w:rPr>
@@ -869,7 +941,7 @@
                 <w:noProof/>
                 <w:webHidden/>
               </w:rPr>
-              <w:t>5</w:t>
+              <w:t>6</w:t>
             </w:r>
             <w:r>
               <w:rPr>
@@ -959,7 +1031,7 @@
                 <w:noProof/>
                 <w:webHidden/>
               </w:rPr>
-              <w:t>6</w:t>
+              <w:t>7</w:t>
             </w:r>
             <w:r>
               <w:rPr>
@@ -1049,7 +1121,7 @@
                 <w:noProof/>
                 <w:webHidden/>
               </w:rPr>
-              <w:t>7</w:t>
+              <w:t>8</w:t>
             </w:r>
             <w:r>
               <w:rPr>
@@ -1139,7 +1211,7 @@
                 <w:noProof/>
                 <w:webHidden/>
               </w:rPr>
-              <w:t>8</w:t>
+              <w:t>9</w:t>
             </w:r>
             <w:r>
               <w:rPr>
@@ -1229,7 +1301,7 @@
                 <w:noProof/>
                 <w:webHidden/>
               </w:rPr>
-              <w:t>8</w:t>
+              <w:t>9</w:t>
             </w:r>
             <w:r>
               <w:rPr>
@@ -1319,7 +1391,7 @@
                 <w:noProof/>
                 <w:webHidden/>
               </w:rPr>
-              <w:t>9</w:t>
+              <w:t>10</w:t>
             </w:r>
             <w:r>
               <w:rPr>
@@ -1409,7 +1481,7 @@
                 <w:noProof/>
                 <w:webHidden/>
               </w:rPr>
-              <w:t>10</w:t>
+              <w:t>11</w:t>
             </w:r>
             <w:r>
               <w:rPr>
@@ -1499,7 +1571,7 @@
                 <w:noProof/>
                 <w:webHidden/>
               </w:rPr>
-              <w:t>10</w:t>
+              <w:t>11</w:t>
             </w:r>
             <w:r>
               <w:rPr>
@@ -1589,7 +1661,7 @@
                 <w:noProof/>
                 <w:webHidden/>
               </w:rPr>
-              <w:t>10</w:t>
+              <w:t>11</w:t>
             </w:r>
             <w:r>
               <w:rPr>
@@ -1679,7 +1751,7 @@
                 <w:noProof/>
                 <w:webHidden/>
               </w:rPr>
-              <w:t>10</w:t>
+              <w:t>11</w:t>
             </w:r>
             <w:r>
               <w:rPr>
@@ -1769,7 +1841,7 @@
                 <w:noProof/>
                 <w:webHidden/>
               </w:rPr>
-              <w:t>11</w:t>
+              <w:t>12</w:t>
             </w:r>
             <w:r>
               <w:rPr>
@@ -1859,7 +1931,7 @@
                 <w:noProof/>
                 <w:webHidden/>
               </w:rPr>
-              <w:t>11</w:t>
+              <w:t>12</w:t>
             </w:r>
             <w:r>
               <w:rPr>
@@ -1949,7 +2021,7 @@
                 <w:noProof/>
                 <w:webHidden/>
               </w:rPr>
-              <w:t>11</w:t>
+              <w:t>12</w:t>
             </w:r>
             <w:r>
               <w:rPr>
@@ -2039,7 +2111,7 @@
                 <w:noProof/>
                 <w:webHidden/>
               </w:rPr>
-              <w:t>12</w:t>
+              <w:t>13</w:t>
             </w:r>
             <w:r>
               <w:rPr>
@@ -2129,7 +2201,7 @@
                 <w:noProof/>
                 <w:webHidden/>
               </w:rPr>
-              <w:t>13</w:t>
+              <w:t>14</w:t>
             </w:r>
             <w:r>
               <w:rPr>
@@ -2219,7 +2291,7 @@
                 <w:noProof/>
                 <w:webHidden/>
               </w:rPr>
-              <w:t>14</w:t>
+              <w:t>15</w:t>
             </w:r>
             <w:r>
               <w:rPr>
@@ -2309,7 +2381,7 @@
                 <w:noProof/>
                 <w:webHidden/>
               </w:rPr>
-              <w:t>14</w:t>
+              <w:t>15</w:t>
             </w:r>
             <w:r>
               <w:rPr>
@@ -2399,7 +2471,7 @@
                 <w:noProof/>
                 <w:webHidden/>
               </w:rPr>
-              <w:t>14</w:t>
+              <w:t>15</w:t>
             </w:r>
             <w:r>
               <w:rPr>
@@ -2489,7 +2561,7 @@
                 <w:noProof/>
                 <w:webHidden/>
               </w:rPr>
-              <w:t>15</w:t>
+              <w:t>16</w:t>
             </w:r>
             <w:r>
               <w:rPr>
@@ -2579,7 +2651,7 @@
                 <w:noProof/>
                 <w:webHidden/>
               </w:rPr>
-              <w:t>15</w:t>
+              <w:t>16</w:t>
             </w:r>
             <w:r>
               <w:rPr>
@@ -2669,7 +2741,7 @@
                 <w:noProof/>
                 <w:webHidden/>
               </w:rPr>
-              <w:t>15</w:t>
+              <w:t>16</w:t>
             </w:r>
             <w:r>
               <w:rPr>
@@ -2759,7 +2831,7 @@
                 <w:noProof/>
                 <w:webHidden/>
               </w:rPr>
-              <w:t>16</w:t>
+              <w:t>17</w:t>
             </w:r>
             <w:r>
               <w:rPr>
@@ -2849,7 +2921,7 @@
                 <w:noProof/>
                 <w:webHidden/>
               </w:rPr>
-              <w:t>16</w:t>
+              <w:t>17</w:t>
             </w:r>
             <w:r>
               <w:rPr>
@@ -2939,7 +3011,7 @@
                 <w:noProof/>
                 <w:webHidden/>
               </w:rPr>
-              <w:t>16</w:t>
+              <w:t>17</w:t>
             </w:r>
             <w:r>
               <w:rPr>
@@ -3029,7 +3101,7 @@
                 <w:noProof/>
                 <w:webHidden/>
               </w:rPr>
-              <w:t>16</w:t>
+              <w:t>17</w:t>
             </w:r>
             <w:r>
               <w:rPr>
@@ -3119,7 +3191,7 @@
                 <w:noProof/>
                 <w:webHidden/>
               </w:rPr>
-              <w:t>16</w:t>
+              <w:t>17</w:t>
             </w:r>
             <w:r>
               <w:rPr>
@@ -3209,7 +3281,7 @@
                 <w:noProof/>
                 <w:webHidden/>
               </w:rPr>
-              <w:t>16</w:t>
+              <w:t>17</w:t>
             </w:r>
             <w:r>
               <w:rPr>
@@ -3299,7 +3371,7 @@
                 <w:noProof/>
                 <w:webHidden/>
               </w:rPr>
-              <w:t>17</w:t>
+              <w:t>18</w:t>
             </w:r>
             <w:r>
               <w:rPr>
@@ -3389,7 +3461,7 @@
                 <w:noProof/>
                 <w:webHidden/>
               </w:rPr>
-              <w:t>17</w:t>
+              <w:t>18</w:t>
             </w:r>
             <w:r>
               <w:rPr>
@@ -3479,7 +3551,7 @@
                 <w:noProof/>
                 <w:webHidden/>
               </w:rPr>
-              <w:t>17</w:t>
+              <w:t>18</w:t>
             </w:r>
             <w:r>
               <w:rPr>
@@ -3569,7 +3641,7 @@
                 <w:noProof/>
                 <w:webHidden/>
               </w:rPr>
-              <w:t>18</w:t>
+              <w:t>19</w:t>
             </w:r>
             <w:r>
               <w:rPr>
@@ -3659,7 +3731,7 @@
                 <w:noProof/>
                 <w:webHidden/>
               </w:rPr>
-              <w:t>18</w:t>
+              <w:t>19</w:t>
             </w:r>
             <w:r>
               <w:rPr>
@@ -3749,7 +3821,7 @@
                 <w:noProof/>
                 <w:webHidden/>
               </w:rPr>
-              <w:t>18</w:t>
+              <w:t>19</w:t>
             </w:r>
             <w:r>
               <w:rPr>
@@ -3839,7 +3911,7 @@
                 <w:noProof/>
                 <w:webHidden/>
               </w:rPr>
-              <w:t>19</w:t>
+              <w:t>20</w:t>
             </w:r>
             <w:r>
               <w:rPr>
@@ -3929,7 +4001,7 @@
                 <w:noProof/>
                 <w:webHidden/>
               </w:rPr>
-              <w:t>20</w:t>
+              <w:t>21</w:t>
             </w:r>
             <w:r>
               <w:rPr>
@@ -4019,7 +4091,7 @@
                 <w:noProof/>
                 <w:webHidden/>
               </w:rPr>
-              <w:t>20</w:t>
+              <w:t>21</w:t>
             </w:r>
             <w:r>
               <w:rPr>
@@ -4109,7 +4181,7 @@
                 <w:noProof/>
                 <w:webHidden/>
               </w:rPr>
-              <w:t>20</w:t>
+              <w:t>21</w:t>
             </w:r>
             <w:r>
               <w:rPr>
@@ -4199,7 +4271,7 @@
                 <w:noProof/>
                 <w:webHidden/>
               </w:rPr>
-              <w:t>21</w:t>
+              <w:t>22</w:t>
             </w:r>
             <w:r>
               <w:rPr>
@@ -4289,7 +4361,7 @@
                 <w:noProof/>
                 <w:webHidden/>
               </w:rPr>
-              <w:t>21</w:t>
+              <w:t>22</w:t>
             </w:r>
             <w:r>
               <w:rPr>
@@ -4379,7 +4451,7 @@
                 <w:noProof/>
                 <w:webHidden/>
               </w:rPr>
-              <w:t>21</w:t>
+              <w:t>22</w:t>
             </w:r>
             <w:r>
               <w:rPr>
@@ -4469,7 +4541,7 @@
                 <w:noProof/>
                 <w:webHidden/>
               </w:rPr>
-              <w:t>23</w:t>
+              <w:t>24</w:t>
             </w:r>
             <w:r>
               <w:rPr>
@@ -4559,7 +4631,7 @@
                 <w:noProof/>
                 <w:webHidden/>
               </w:rPr>
-              <w:t>24</w:t>
+              <w:t>25</w:t>
             </w:r>
             <w:r>
               <w:rPr>
@@ -4649,7 +4721,7 @@
                 <w:noProof/>
                 <w:webHidden/>
               </w:rPr>
-              <w:t>24</w:t>
+              <w:t>25</w:t>
             </w:r>
             <w:r>
               <w:rPr>
@@ -4739,7 +4811,7 @@
                 <w:noProof/>
                 <w:webHidden/>
               </w:rPr>
-              <w:t>24</w:t>
+              <w:t>25</w:t>
             </w:r>
             <w:r>
               <w:rPr>
@@ -4829,7 +4901,7 @@
                 <w:noProof/>
                 <w:webHidden/>
               </w:rPr>
-              <w:t>24</w:t>
+              <w:t>25</w:t>
             </w:r>
             <w:r>
               <w:rPr>
@@ -4919,7 +4991,7 @@
                 <w:noProof/>
                 <w:webHidden/>
               </w:rPr>
-              <w:t>24</w:t>
+              <w:t>25</w:t>
             </w:r>
             <w:r>
               <w:rPr>
@@ -5009,7 +5081,7 @@
                 <w:noProof/>
                 <w:webHidden/>
               </w:rPr>
-              <w:t>24</w:t>
+              <w:t>25</w:t>
             </w:r>
             <w:r>
               <w:rPr>
@@ -5099,7 +5171,7 @@
                 <w:noProof/>
                 <w:webHidden/>
               </w:rPr>
-              <w:t>25</w:t>
+              <w:t>26</w:t>
             </w:r>
             <w:r>
               <w:rPr>
@@ -5189,7 +5261,7 @@
                 <w:noProof/>
                 <w:webHidden/>
               </w:rPr>
-              <w:t>25</w:t>
+              <w:t>26</w:t>
             </w:r>
             <w:r>
               <w:rPr>
@@ -5279,7 +5351,7 @@
                 <w:noProof/>
                 <w:webHidden/>
               </w:rPr>
-              <w:t>25</w:t>
+              <w:t>26</w:t>
             </w:r>
             <w:r>
               <w:rPr>
@@ -5369,7 +5441,7 @@
                 <w:noProof/>
                 <w:webHidden/>
               </w:rPr>
-              <w:t>26</w:t>
+              <w:t>27</w:t>
             </w:r>
             <w:r>
               <w:rPr>
@@ -5459,7 +5531,7 @@
                 <w:noProof/>
                 <w:webHidden/>
               </w:rPr>
-              <w:t>26</w:t>
+              <w:t>27</w:t>
             </w:r>
             <w:r>
               <w:rPr>
@@ -5549,7 +5621,7 @@
                 <w:noProof/>
                 <w:webHidden/>
               </w:rPr>
-              <w:t>26</w:t>
+              <w:t>27</w:t>
             </w:r>
             <w:r>
               <w:rPr>
@@ -5639,7 +5711,7 @@
                 <w:noProof/>
                 <w:webHidden/>
               </w:rPr>
-              <w:t>26</w:t>
+              <w:t>27</w:t>
             </w:r>
             <w:r>
               <w:rPr>
@@ -5729,7 +5801,7 @@
                 <w:noProof/>
                 <w:webHidden/>
               </w:rPr>
-              <w:t>27</w:t>
+              <w:t>28</w:t>
             </w:r>
             <w:r>
               <w:rPr>
@@ -5819,7 +5891,7 @@
                 <w:noProof/>
                 <w:webHidden/>
               </w:rPr>
-              <w:t>28</w:t>
+              <w:t>29</w:t>
             </w:r>
             <w:r>
               <w:rPr>
@@ -5909,7 +5981,7 @@
                 <w:noProof/>
                 <w:webHidden/>
               </w:rPr>
-              <w:t>28</w:t>
+              <w:t>29</w:t>
             </w:r>
             <w:r>
               <w:rPr>
@@ -5999,7 +6071,7 @@
                 <w:noProof/>
                 <w:webHidden/>
               </w:rPr>
-              <w:t>29</w:t>
+              <w:t>30</w:t>
             </w:r>
             <w:r>
               <w:rPr>
@@ -6089,7 +6161,7 @@
                 <w:noProof/>
                 <w:webHidden/>
               </w:rPr>
-              <w:t>36</w:t>
+              <w:t>37</w:t>
             </w:r>
             <w:r>
               <w:rPr>
@@ -6179,7 +6251,7 @@
                 <w:noProof/>
                 <w:webHidden/>
               </w:rPr>
-              <w:t>38</w:t>
+              <w:t>39</w:t>
             </w:r>
             <w:r>
               <w:rPr>
@@ -6269,7 +6341,7 @@
                 <w:noProof/>
                 <w:webHidden/>
               </w:rPr>
-              <w:t>39</w:t>
+              <w:t>40</w:t>
             </w:r>
             <w:r>
               <w:rPr>
@@ -6359,7 +6431,7 @@
                 <w:noProof/>
                 <w:webHidden/>
               </w:rPr>
-              <w:t>40</w:t>
+              <w:t>41</w:t>
             </w:r>
             <w:r>
               <w:rPr>
@@ -6482,7 +6554,7 @@
                 <w:noProof/>
                 <w:webHidden/>
               </w:rPr>
-              <w:t>40</w:t>
+              <w:t>41</w:t>
             </w:r>
             <w:r>
               <w:rPr>
@@ -6572,7 +6644,7 @@
                 <w:noProof/>
                 <w:webHidden/>
               </w:rPr>
-              <w:t>40</w:t>
+              <w:t>41</w:t>
             </w:r>
             <w:r>
               <w:rPr>
@@ -6662,7 +6734,7 @@
                 <w:noProof/>
                 <w:webHidden/>
               </w:rPr>
-              <w:t>41</w:t>
+              <w:t>42</w:t>
             </w:r>
             <w:r>
               <w:rPr>
@@ -6752,7 +6824,7 @@
                 <w:noProof/>
                 <w:webHidden/>
               </w:rPr>
-              <w:t>41</w:t>
+              <w:t>42</w:t>
             </w:r>
             <w:r>
               <w:rPr>
@@ -6842,7 +6914,7 @@
                 <w:noProof/>
                 <w:webHidden/>
               </w:rPr>
-              <w:t>42</w:t>
+              <w:t>43</w:t>
             </w:r>
             <w:r>
               <w:rPr>
@@ -6932,7 +7004,7 @@
                 <w:noProof/>
                 <w:webHidden/>
               </w:rPr>
-              <w:t>42</w:t>
+              <w:t>43</w:t>
             </w:r>
             <w:r>
               <w:rPr>
@@ -7022,7 +7094,7 @@
                 <w:noProof/>
                 <w:webHidden/>
               </w:rPr>
-              <w:t>42</w:t>
+              <w:t>43</w:t>
             </w:r>
             <w:r>
               <w:rPr>
@@ -7112,7 +7184,7 @@
                 <w:noProof/>
                 <w:webHidden/>
               </w:rPr>
-              <w:t>43</w:t>
+              <w:t>44</w:t>
             </w:r>
             <w:r>
               <w:rPr>
@@ -7202,7 +7274,7 @@
                 <w:noProof/>
                 <w:webHidden/>
               </w:rPr>
-              <w:t>43</w:t>
+              <w:t>44</w:t>
             </w:r>
             <w:r>
               <w:rPr>
@@ -7292,7 +7364,7 @@
                 <w:noProof/>
                 <w:webHidden/>
               </w:rPr>
-              <w:t>43</w:t>
+              <w:t>44</w:t>
             </w:r>
             <w:r>
               <w:rPr>
@@ -7382,7 +7454,7 @@
                 <w:noProof/>
                 <w:webHidden/>
               </w:rPr>
-              <w:t>44</w:t>
+              <w:t>45</w:t>
             </w:r>
             <w:r>
               <w:rPr>
@@ -7472,7 +7544,7 @@
                 <w:noProof/>
                 <w:webHidden/>
               </w:rPr>
-              <w:t>45</w:t>
+              <w:t>46</w:t>
             </w:r>
             <w:r>
               <w:rPr>
@@ -7562,7 +7634,7 @@
                 <w:noProof/>
                 <w:webHidden/>
               </w:rPr>
-              <w:t>45</w:t>
+              <w:t>46</w:t>
             </w:r>
             <w:r>
               <w:rPr>
@@ -7652,97 +7724,7 @@
                 <w:noProof/>
                 <w:webHidden/>
               </w:rPr>
-              <w:t>46</w:t>
-            </w:r>
-            <w:r>
-              <w:rPr>
-                <w:noProof/>
-                <w:webHidden/>
-              </w:rPr>
-              <w:fldChar w:fldCharType="end"/>
-            </w:r>
-          </w:hyperlink>
-        </w:p>
-        <w:p>
-          <w:pPr>
-            <w:pStyle w:val="TOC1"/>
-            <w:tabs>
-              <w:tab w:val="left" w:pos="440"/>
-              <w:tab w:val="right" w:leader="dot" w:pos="10790"/>
-            </w:tabs>
-            <w:rPr>
-              <w:rFonts w:eastAsiaTheme="minorEastAsia"/>
-              <w:noProof/>
-              <w:sz w:val="24"/>
-              <w:szCs w:val="24"/>
-              <w:lang w:eastAsia="zh-CN"/>
-            </w:rPr>
-          </w:pPr>
-          <w:hyperlink w:anchor="_Toc237911254" w:history="1">
-            <w:r>
-              <w:rPr>
-                <w:rStyle w:val="Hyperlink"/>
-                <w:noProof/>
-              </w:rPr>
-              <w:t>5</w:t>
-            </w:r>
-            <w:r>
-              <w:rPr>
-                <w:rFonts w:eastAsiaTheme="minorEastAsia"/>
-                <w:noProof/>
-                <w:sz w:val="24"/>
-                <w:szCs w:val="24"/>
-                <w:lang w:eastAsia="zh-CN"/>
-              </w:rPr>
-              <w:tab/>
-            </w:r>
-            <w:r>
-              <w:rPr>
-                <w:rStyle w:val="Hyperlink"/>
-                <w:noProof/>
-              </w:rPr>
-              <w:t>Safety Notice</w:t>
-            </w:r>
-            <w:r>
-              <w:rPr>
-                <w:noProof/>
-                <w:webHidden/>
-              </w:rPr>
-              <w:tab/>
-            </w:r>
-            <w:r>
-              <w:rPr>
-                <w:noProof/>
-                <w:webHidden/>
-              </w:rPr>
-              <w:fldChar w:fldCharType="begin"/>
-            </w:r>
-            <w:r>
-              <w:rPr>
-                <w:noProof/>
-                <w:webHidden/>
-              </w:rPr>
-              <w:instrText xml:space="preserve"> PAGEREF _Toc237911254 \h </w:instrText>
-            </w:r>
-            <w:r>
-              <w:rPr>
-                <w:noProof/>
-                <w:webHidden/>
-              </w:rPr>
-            </w:r>
-            <w:r>
-              <w:rPr>
-                <w:noProof/>
-                <w:webHidden/>
-              </w:rPr>
-              <w:fldChar w:fldCharType="separate"/>
-            </w:r>
-            <w:r>
-              <w:rPr>
-                <w:noProof/>
-                <w:webHidden/>
-              </w:rPr>
-              <w:t>48</w:t>
+              <w:t>47</w:t>
             </w:r>
             <w:r>
               <w:rPr>
@@ -7910,6 +7892,22 @@
         <w:t xml:space="preserve"> Added a Safety Notice section.</w:t>
       </w:r>
     </w:p>
+    <w:p>
+      <w:pPr>
+        <w:pStyle w:val="Heading1"/>
+      </w:pPr>
+      <w:bookmarkStart w:id="113" w:name="_Toc237911254"/>
+      <w:r>
+        <w:t>Safety Notice</w:t>
+      </w:r>
+      <w:bookmarkEnd w:id="113"/>
+    </w:p>
+    <w:p>
+      <w:r>
+        <w:t>We work hard to make ADSBee products performant and reliable, but not all aircraft broadcast their location, messages can be lost or corrupted, and hardware or software can fail. ADSBee cannot guarantee detection or accurate reporting of all traffic. Users are responsible for evaluating its suitability for their application and for the safe operation of any system it is integrated into. See our terms of sale (pantsforbirds.com/terms-of-sale) and license (github.com/CoolNamesAllTaken/adsbee) for full terms.</w:t>
+      </w:r>
+    </w:p>
+    <w:p/>
     <w:p>
       <w:pPr>
         <w:rPr>
@@ -37031,29 +37029,12 @@
         </w:sectPr>
       </w:pPr>
     </w:p>
-    <w:p>
-      <w:pPr>
-        <w:pStyle w:val="Heading1"/>
-        <w:numPr>
-          <w:ilvl w:val="0"/>
-          <w:numId w:val="4"/>
-        </w:numPr>
-      </w:pPr>
-      <w:bookmarkStart w:id="113" w:name="_Toc237911254"/>
-      <w:r>
-        <w:t>Safety Notice</w:t>
-      </w:r>
-      <w:bookmarkEnd w:id="113"/>
-    </w:p>
-    <w:p>
-      <w:r>
-        <w:t>We work hard to make ADSBee products performant and reliable, but not all aircraft broadcast their location, messages can be lost or corrupted, and hardware or software can fail. ADSBee cannot guarantee detection or accurate reporting of all traffic. Users are responsible for evaluating its suitability for their application and for the safe operation of any system it is integrated into. See our terms of sale (pantsforbirds.com/terms-of-sale) and license (github.com/CoolNamesAllTaken/adsbee) for full terms.</w:t>
-      </w:r>
-    </w:p>
+    <w:p/>
     <w:sectPr>
       <w:pgSz w:w="12240" w:h="15840"/>
       <w:pgMar w:top="720" w:right="720" w:bottom="720" w:left="720" w:header="288" w:footer="288" w:gutter="0"/>
       <w:cols w:space="720"/>
+      <w:titlePg/>
       <w:docGrid w:linePitch="360"/>
     </w:sectPr>
   </w:body>

--- a/word/datasheet_adsbee_m1421.docx
+++ b/word/datasheet_adsbee_m1421.docx
@@ -7848,7 +7848,7 @@
         <w:keepNext/>
       </w:pPr>
       <w:r>
-        <w:t>20261014</w:t>
+        <w:t>20261013</w:t>
       </w:r>
     </w:p>
     <w:p>
@@ -7887,9 +7887,6 @@
       </w:pPr>
       <w:r>
         <w:t>Added AT+CONFIG_HASH for comparing the settings, CCFG and firmware image of a module with a reference module.</w:t>
-      </w:r>
-      <w:r>
-        <w:t xml:space="preserve"> Added a Safety Notice section.</w:t>
       </w:r>
     </w:p>
     <w:p>
@@ -37280,13 +37277,13 @@
       <w:rPr>
         <w:color w:val="FFFFFF" w:themeColor="background1"/>
       </w:rPr>
-      <w:t>20261014</w:t>
+      <w:t>20261</w:t>
     </w:r>
     <w:r>
       <w:rPr>
         <w:color w:val="FFFFFF" w:themeColor="background1"/>
       </w:rPr>
-      <w:t/>
+      <w:t>013</w:t>
     </w:r>
     <w:r>
       <w:rPr>

--- a/word/datasheet_adsbee_m1421.docx
+++ b/word/datasheet_adsbee_m1421.docx
@@ -822,6 +822,78 @@
               <w:lang w:eastAsia="zh-CN"/>
             </w:rPr>
           </w:pPr>
+          <w:hyperlink w:anchor="_Toc237911254" w:history="1">
+            <w:r>
+              <w:rPr>
+                <w:rStyle w:val="Hyperlink"/>
+                <w:noProof/>
+              </w:rPr>
+              <w:t>Safety Notice</w:t>
+            </w:r>
+            <w:r>
+              <w:rPr>
+                <w:noProof/>
+                <w:webHidden/>
+              </w:rPr>
+              <w:tab/>
+            </w:r>
+            <w:r>
+              <w:rPr>
+                <w:noProof/>
+                <w:webHidden/>
+              </w:rPr>
+              <w:fldChar w:fldCharType="begin"/>
+            </w:r>
+            <w:r>
+              <w:rPr>
+                <w:noProof/>
+                <w:webHidden/>
+              </w:rPr>
+              <w:instrText xml:space="preserve"> PAGEREF _Toc237911254 \h </w:instrText>
+            </w:r>
+            <w:r>
+              <w:rPr>
+                <w:noProof/>
+                <w:webHidden/>
+              </w:rPr>
+            </w:r>
+            <w:r>
+              <w:rPr>
+                <w:noProof/>
+                <w:webHidden/>
+              </w:rPr>
+              <w:fldChar w:fldCharType="separate"/>
+            </w:r>
+            <w:r>
+              <w:rPr>
+                <w:noProof/>
+                <w:webHidden/>
+              </w:rPr>
+              <w:t>5</w:t>
+            </w:r>
+            <w:r>
+              <w:rPr>
+                <w:noProof/>
+                <w:webHidden/>
+              </w:rPr>
+              <w:fldChar w:fldCharType="end"/>
+            </w:r>
+          </w:hyperlink>
+        </w:p>
+        <w:p>
+          <w:pPr>
+            <w:pStyle w:val="TOC1"/>
+            <w:tabs>
+              <w:tab w:val="right" w:leader="dot" w:pos="10790"/>
+            </w:tabs>
+            <w:rPr>
+              <w:rFonts w:eastAsiaTheme="minorEastAsia"/>
+              <w:noProof/>
+              <w:sz w:val="24"/>
+              <w:szCs w:val="24"/>
+              <w:lang w:eastAsia="zh-CN"/>
+            </w:rPr>
+          </w:pPr>
           <w:hyperlink w:anchor="_Toc237911178" w:history="1">
             <w:r>
               <w:rPr>
@@ -869,7 +941,7 @@
                 <w:noProof/>
                 <w:webHidden/>
               </w:rPr>
-              <w:t>5</w:t>
+              <w:t>6</w:t>
             </w:r>
             <w:r>
               <w:rPr>
@@ -959,7 +1031,7 @@
                 <w:noProof/>
                 <w:webHidden/>
               </w:rPr>
-              <w:t>6</w:t>
+              <w:t>7</w:t>
             </w:r>
             <w:r>
               <w:rPr>
@@ -1049,7 +1121,7 @@
                 <w:noProof/>
                 <w:webHidden/>
               </w:rPr>
-              <w:t>7</w:t>
+              <w:t>8</w:t>
             </w:r>
             <w:r>
               <w:rPr>
@@ -1139,7 +1211,7 @@
                 <w:noProof/>
                 <w:webHidden/>
               </w:rPr>
-              <w:t>8</w:t>
+              <w:t>9</w:t>
             </w:r>
             <w:r>
               <w:rPr>
@@ -1229,7 +1301,7 @@
                 <w:noProof/>
                 <w:webHidden/>
               </w:rPr>
-              <w:t>8</w:t>
+              <w:t>9</w:t>
             </w:r>
             <w:r>
               <w:rPr>
@@ -1319,7 +1391,7 @@
                 <w:noProof/>
                 <w:webHidden/>
               </w:rPr>
-              <w:t>9</w:t>
+              <w:t>10</w:t>
             </w:r>
             <w:r>
               <w:rPr>
@@ -1409,7 +1481,7 @@
                 <w:noProof/>
                 <w:webHidden/>
               </w:rPr>
-              <w:t>10</w:t>
+              <w:t>11</w:t>
             </w:r>
             <w:r>
               <w:rPr>
@@ -1499,7 +1571,7 @@
                 <w:noProof/>
                 <w:webHidden/>
               </w:rPr>
-              <w:t>10</w:t>
+              <w:t>11</w:t>
             </w:r>
             <w:r>
               <w:rPr>
@@ -1589,7 +1661,7 @@
                 <w:noProof/>
                 <w:webHidden/>
               </w:rPr>
-              <w:t>10</w:t>
+              <w:t>11</w:t>
             </w:r>
             <w:r>
               <w:rPr>
@@ -1679,7 +1751,7 @@
                 <w:noProof/>
                 <w:webHidden/>
               </w:rPr>
-              <w:t>10</w:t>
+              <w:t>11</w:t>
             </w:r>
             <w:r>
               <w:rPr>
@@ -1769,7 +1841,7 @@
                 <w:noProof/>
                 <w:webHidden/>
               </w:rPr>
-              <w:t>11</w:t>
+              <w:t>12</w:t>
             </w:r>
             <w:r>
               <w:rPr>
@@ -1859,7 +1931,7 @@
                 <w:noProof/>
                 <w:webHidden/>
               </w:rPr>
-              <w:t>11</w:t>
+              <w:t>12</w:t>
             </w:r>
             <w:r>
               <w:rPr>
@@ -1949,7 +2021,7 @@
                 <w:noProof/>
                 <w:webHidden/>
               </w:rPr>
-              <w:t>11</w:t>
+              <w:t>12</w:t>
             </w:r>
             <w:r>
               <w:rPr>
@@ -2039,7 +2111,7 @@
                 <w:noProof/>
                 <w:webHidden/>
               </w:rPr>
-              <w:t>12</w:t>
+              <w:t>13</w:t>
             </w:r>
             <w:r>
               <w:rPr>
@@ -2129,7 +2201,7 @@
                 <w:noProof/>
                 <w:webHidden/>
               </w:rPr>
-              <w:t>13</w:t>
+              <w:t>14</w:t>
             </w:r>
             <w:r>
               <w:rPr>
@@ -2219,7 +2291,7 @@
                 <w:noProof/>
                 <w:webHidden/>
               </w:rPr>
-              <w:t>14</w:t>
+              <w:t>15</w:t>
             </w:r>
             <w:r>
               <w:rPr>
@@ -2309,7 +2381,7 @@
                 <w:noProof/>
                 <w:webHidden/>
               </w:rPr>
-              <w:t>14</w:t>
+              <w:t>15</w:t>
             </w:r>
             <w:r>
               <w:rPr>
@@ -2399,7 +2471,7 @@
                 <w:noProof/>
                 <w:webHidden/>
               </w:rPr>
-              <w:t>14</w:t>
+              <w:t>15</w:t>
             </w:r>
             <w:r>
               <w:rPr>
@@ -2489,7 +2561,7 @@
                 <w:noProof/>
                 <w:webHidden/>
               </w:rPr>
-              <w:t>15</w:t>
+              <w:t>16</w:t>
             </w:r>
             <w:r>
               <w:rPr>
@@ -2579,7 +2651,7 @@
                 <w:noProof/>
                 <w:webHidden/>
               </w:rPr>
-              <w:t>15</w:t>
+              <w:t>16</w:t>
             </w:r>
             <w:r>
               <w:rPr>
@@ -2669,7 +2741,7 @@
                 <w:noProof/>
                 <w:webHidden/>
               </w:rPr>
-              <w:t>15</w:t>
+              <w:t>16</w:t>
             </w:r>
             <w:r>
               <w:rPr>
@@ -2759,7 +2831,7 @@
                 <w:noProof/>
                 <w:webHidden/>
               </w:rPr>
-              <w:t>16</w:t>
+              <w:t>17</w:t>
             </w:r>
             <w:r>
               <w:rPr>
@@ -2849,7 +2921,7 @@
                 <w:noProof/>
                 <w:webHidden/>
               </w:rPr>
-              <w:t>16</w:t>
+              <w:t>17</w:t>
             </w:r>
             <w:r>
               <w:rPr>
@@ -2939,7 +3011,7 @@
                 <w:noProof/>
                 <w:webHidden/>
               </w:rPr>
-              <w:t>16</w:t>
+              <w:t>17</w:t>
             </w:r>
             <w:r>
               <w:rPr>
@@ -3029,7 +3101,7 @@
                 <w:noProof/>
                 <w:webHidden/>
               </w:rPr>
-              <w:t>16</w:t>
+              <w:t>17</w:t>
             </w:r>
             <w:r>
               <w:rPr>
@@ -3119,7 +3191,7 @@
                 <w:noProof/>
                 <w:webHidden/>
               </w:rPr>
-              <w:t>16</w:t>
+              <w:t>17</w:t>
             </w:r>
             <w:r>
               <w:rPr>
@@ -3209,7 +3281,7 @@
                 <w:noProof/>
                 <w:webHidden/>
               </w:rPr>
-              <w:t>16</w:t>
+              <w:t>17</w:t>
             </w:r>
             <w:r>
               <w:rPr>
@@ -3299,7 +3371,7 @@
                 <w:noProof/>
                 <w:webHidden/>
               </w:rPr>
-              <w:t>17</w:t>
+              <w:t>18</w:t>
             </w:r>
             <w:r>
               <w:rPr>
@@ -3389,7 +3461,7 @@
                 <w:noProof/>
                 <w:webHidden/>
               </w:rPr>
-              <w:t>17</w:t>
+              <w:t>18</w:t>
             </w:r>
             <w:r>
               <w:rPr>
@@ -3479,7 +3551,7 @@
                 <w:noProof/>
                 <w:webHidden/>
               </w:rPr>
-              <w:t>17</w:t>
+              <w:t>18</w:t>
             </w:r>
             <w:r>
               <w:rPr>
@@ -3569,7 +3641,7 @@
                 <w:noProof/>
                 <w:webHidden/>
               </w:rPr>
-              <w:t>18</w:t>
+              <w:t>19</w:t>
             </w:r>
             <w:r>
               <w:rPr>
@@ -3659,7 +3731,7 @@
                 <w:noProof/>
                 <w:webHidden/>
               </w:rPr>
-              <w:t>18</w:t>
+              <w:t>19</w:t>
             </w:r>
             <w:r>
               <w:rPr>
@@ -3749,7 +3821,7 @@
                 <w:noProof/>
                 <w:webHidden/>
               </w:rPr>
-              <w:t>18</w:t>
+              <w:t>19</w:t>
             </w:r>
             <w:r>
               <w:rPr>
@@ -3839,7 +3911,7 @@
                 <w:noProof/>
                 <w:webHidden/>
               </w:rPr>
-              <w:t>19</w:t>
+              <w:t>20</w:t>
             </w:r>
             <w:r>
               <w:rPr>
@@ -3929,7 +4001,7 @@
                 <w:noProof/>
                 <w:webHidden/>
               </w:rPr>
-              <w:t>20</w:t>
+              <w:t>21</w:t>
             </w:r>
             <w:r>
               <w:rPr>
@@ -4019,7 +4091,7 @@
                 <w:noProof/>
                 <w:webHidden/>
               </w:rPr>
-              <w:t>20</w:t>
+              <w:t>21</w:t>
             </w:r>
             <w:r>
               <w:rPr>
@@ -4109,7 +4181,7 @@
                 <w:noProof/>
                 <w:webHidden/>
               </w:rPr>
-              <w:t>20</w:t>
+              <w:t>21</w:t>
             </w:r>
             <w:r>
               <w:rPr>
@@ -4199,7 +4271,7 @@
                 <w:noProof/>
                 <w:webHidden/>
               </w:rPr>
-              <w:t>21</w:t>
+              <w:t>22</w:t>
             </w:r>
             <w:r>
               <w:rPr>
@@ -4289,7 +4361,7 @@
                 <w:noProof/>
                 <w:webHidden/>
               </w:rPr>
-              <w:t>21</w:t>
+              <w:t>22</w:t>
             </w:r>
             <w:r>
               <w:rPr>
@@ -4379,7 +4451,7 @@
                 <w:noProof/>
                 <w:webHidden/>
               </w:rPr>
-              <w:t>21</w:t>
+              <w:t>22</w:t>
             </w:r>
             <w:r>
               <w:rPr>
@@ -4469,7 +4541,7 @@
                 <w:noProof/>
                 <w:webHidden/>
               </w:rPr>
-              <w:t>23</w:t>
+              <w:t>24</w:t>
             </w:r>
             <w:r>
               <w:rPr>
@@ -4559,7 +4631,7 @@
                 <w:noProof/>
                 <w:webHidden/>
               </w:rPr>
-              <w:t>24</w:t>
+              <w:t>25</w:t>
             </w:r>
             <w:r>
               <w:rPr>
@@ -4649,7 +4721,7 @@
                 <w:noProof/>
                 <w:webHidden/>
               </w:rPr>
-              <w:t>24</w:t>
+              <w:t>25</w:t>
             </w:r>
             <w:r>
               <w:rPr>
@@ -4739,7 +4811,7 @@
                 <w:noProof/>
                 <w:webHidden/>
               </w:rPr>
-              <w:t>24</w:t>
+              <w:t>25</w:t>
             </w:r>
             <w:r>
               <w:rPr>
@@ -4829,7 +4901,7 @@
                 <w:noProof/>
                 <w:webHidden/>
               </w:rPr>
-              <w:t>24</w:t>
+              <w:t>25</w:t>
             </w:r>
             <w:r>
               <w:rPr>
@@ -4919,7 +4991,7 @@
                 <w:noProof/>
                 <w:webHidden/>
               </w:rPr>
-              <w:t>24</w:t>
+              <w:t>25</w:t>
             </w:r>
             <w:r>
               <w:rPr>
@@ -5009,7 +5081,7 @@
                 <w:noProof/>
                 <w:webHidden/>
               </w:rPr>
-              <w:t>24</w:t>
+              <w:t>25</w:t>
             </w:r>
             <w:r>
               <w:rPr>
@@ -5099,7 +5171,7 @@
                 <w:noProof/>
                 <w:webHidden/>
               </w:rPr>
-              <w:t>25</w:t>
+              <w:t>26</w:t>
             </w:r>
             <w:r>
               <w:rPr>
@@ -5189,7 +5261,7 @@
                 <w:noProof/>
                 <w:webHidden/>
               </w:rPr>
-              <w:t>25</w:t>
+              <w:t>26</w:t>
             </w:r>
             <w:r>
               <w:rPr>
@@ -5279,7 +5351,7 @@
                 <w:noProof/>
                 <w:webHidden/>
               </w:rPr>
-              <w:t>25</w:t>
+              <w:t>26</w:t>
             </w:r>
             <w:r>
               <w:rPr>
@@ -5369,7 +5441,7 @@
                 <w:noProof/>
                 <w:webHidden/>
               </w:rPr>
-              <w:t>26</w:t>
+              <w:t>27</w:t>
             </w:r>
             <w:r>
               <w:rPr>
@@ -5459,7 +5531,7 @@
                 <w:noProof/>
                 <w:webHidden/>
               </w:rPr>
-              <w:t>26</w:t>
+              <w:t>27</w:t>
             </w:r>
             <w:r>
               <w:rPr>
@@ -5549,7 +5621,7 @@
                 <w:noProof/>
                 <w:webHidden/>
               </w:rPr>
-              <w:t>26</w:t>
+              <w:t>27</w:t>
             </w:r>
             <w:r>
               <w:rPr>
@@ -5639,7 +5711,7 @@
                 <w:noProof/>
                 <w:webHidden/>
               </w:rPr>
-              <w:t>26</w:t>
+              <w:t>27</w:t>
             </w:r>
             <w:r>
               <w:rPr>
@@ -5729,7 +5801,7 @@
                 <w:noProof/>
                 <w:webHidden/>
               </w:rPr>
-              <w:t>27</w:t>
+              <w:t>28</w:t>
             </w:r>
             <w:r>
               <w:rPr>
@@ -5819,7 +5891,7 @@
                 <w:noProof/>
                 <w:webHidden/>
               </w:rPr>
-              <w:t>28</w:t>
+              <w:t>29</w:t>
             </w:r>
             <w:r>
               <w:rPr>
@@ -5909,7 +5981,7 @@
                 <w:noProof/>
                 <w:webHidden/>
               </w:rPr>
-              <w:t>28</w:t>
+              <w:t>29</w:t>
             </w:r>
             <w:r>
               <w:rPr>
@@ -5999,7 +6071,7 @@
                 <w:noProof/>
                 <w:webHidden/>
               </w:rPr>
-              <w:t>29</w:t>
+              <w:t>30</w:t>
             </w:r>
             <w:r>
               <w:rPr>
@@ -6089,7 +6161,7 @@
                 <w:noProof/>
                 <w:webHidden/>
               </w:rPr>
-              <w:t>36</w:t>
+              <w:t>37</w:t>
             </w:r>
             <w:r>
               <w:rPr>
@@ -6179,7 +6251,7 @@
                 <w:noProof/>
                 <w:webHidden/>
               </w:rPr>
-              <w:t>38</w:t>
+              <w:t>39</w:t>
             </w:r>
             <w:r>
               <w:rPr>
@@ -6269,7 +6341,7 @@
                 <w:noProof/>
                 <w:webHidden/>
               </w:rPr>
-              <w:t>39</w:t>
+              <w:t>40</w:t>
             </w:r>
             <w:r>
               <w:rPr>
@@ -6359,7 +6431,7 @@
                 <w:noProof/>
                 <w:webHidden/>
               </w:rPr>
-              <w:t>40</w:t>
+              <w:t>41</w:t>
             </w:r>
             <w:r>
               <w:rPr>
@@ -6482,7 +6554,7 @@
                 <w:noProof/>
                 <w:webHidden/>
               </w:rPr>
-              <w:t>40</w:t>
+              <w:t>41</w:t>
             </w:r>
             <w:r>
               <w:rPr>
@@ -6572,7 +6644,7 @@
                 <w:noProof/>
                 <w:webHidden/>
               </w:rPr>
-              <w:t>40</w:t>
+              <w:t>41</w:t>
             </w:r>
             <w:r>
               <w:rPr>
@@ -6662,7 +6734,7 @@
                 <w:noProof/>
                 <w:webHidden/>
               </w:rPr>
-              <w:t>41</w:t>
+              <w:t>42</w:t>
             </w:r>
             <w:r>
               <w:rPr>
@@ -6752,7 +6824,7 @@
                 <w:noProof/>
                 <w:webHidden/>
               </w:rPr>
-              <w:t>41</w:t>
+              <w:t>42</w:t>
             </w:r>
             <w:r>
               <w:rPr>
@@ -6842,7 +6914,7 @@
                 <w:noProof/>
                 <w:webHidden/>
               </w:rPr>
-              <w:t>42</w:t>
+              <w:t>43</w:t>
             </w:r>
             <w:r>
               <w:rPr>
@@ -6932,7 +7004,7 @@
                 <w:noProof/>
                 <w:webHidden/>
               </w:rPr>
-              <w:t>42</w:t>
+              <w:t>43</w:t>
             </w:r>
             <w:r>
               <w:rPr>
@@ -7022,7 +7094,7 @@
                 <w:noProof/>
                 <w:webHidden/>
               </w:rPr>
-              <w:t>42</w:t>
+              <w:t>43</w:t>
             </w:r>
             <w:r>
               <w:rPr>
@@ -7112,7 +7184,7 @@
                 <w:noProof/>
                 <w:webHidden/>
               </w:rPr>
-              <w:t>43</w:t>
+              <w:t>44</w:t>
             </w:r>
             <w:r>
               <w:rPr>
@@ -7202,7 +7274,7 @@
                 <w:noProof/>
                 <w:webHidden/>
               </w:rPr>
-              <w:t>43</w:t>
+              <w:t>44</w:t>
             </w:r>
             <w:r>
               <w:rPr>
@@ -7292,7 +7364,7 @@
                 <w:noProof/>
                 <w:webHidden/>
               </w:rPr>
-              <w:t>43</w:t>
+              <w:t>44</w:t>
             </w:r>
             <w:r>
               <w:rPr>
@@ -7382,7 +7454,7 @@
                 <w:noProof/>
                 <w:webHidden/>
               </w:rPr>
-              <w:t>44</w:t>
+              <w:t>45</w:t>
             </w:r>
             <w:r>
               <w:rPr>
@@ -7472,7 +7544,7 @@
                 <w:noProof/>
                 <w:webHidden/>
               </w:rPr>
-              <w:t>45</w:t>
+              <w:t>46</w:t>
             </w:r>
             <w:r>
               <w:rPr>
@@ -7562,7 +7634,7 @@
                 <w:noProof/>
                 <w:webHidden/>
               </w:rPr>
-              <w:t>45</w:t>
+              <w:t>46</w:t>
             </w:r>
             <w:r>
               <w:rPr>
@@ -7652,7 +7724,7 @@
                 <w:noProof/>
                 <w:webHidden/>
               </w:rPr>
-              <w:t>46</w:t>
+              <w:t>47</w:t>
             </w:r>
             <w:r>
               <w:rPr>
@@ -7815,6 +7887,21 @@
       </w:pPr>
       <w:r>
         <w:t>Added AT+CONFIG_HASH for comparing the settings, CCFG and firmware image of a module with a reference module.</w:t>
+      </w:r>
+    </w:p>
+    <w:p>
+      <w:pPr>
+        <w:pStyle w:val="Heading1"/>
+      </w:pPr>
+      <w:bookmarkStart w:id="113" w:name="_Toc237911254"/>
+      <w:r>
+        <w:t>Safety Notice</w:t>
+      </w:r>
+      <w:bookmarkEnd w:id="113"/>
+    </w:p>
+    <w:p>
+      <w:r>
+        <w:t>We work hard to make ADSBee products performant and reliable, but not all aircraft broadcast their location, messages can be lost or corrupted, and hardware or software can fail. ADSBee cannot guarantee detection or accurate reporting of all traffic. Users are responsible for evaluating its suitability for their application and for the safe operation of any system it is integrated into. See our terms of sale (pantsforbirds.com/terms-of-sale) and license (github.com/CoolNamesAllTaken/adsbee) for full terms.</w:t>
       </w:r>
     </w:p>
     <w:p/>

--- a/word/datasheet_adsbee_m1421.docx
+++ b/word/datasheet_adsbee_m1421.docx
@@ -2767,7 +2767,7 @@
               <w:lang w:eastAsia="zh-CN"/>
             </w:rPr>
           </w:pPr>
-          <w:hyperlink w:anchor="_Toc237911196" w:history="1">
+          <w:hyperlink w:anchor="_Toc237911301" w:history="1">
             <w:r>
               <w:rPr>
                 <w:rStyle w:val="Hyperlink"/>
@@ -2790,6 +2790,276 @@
                 <w:rStyle w:val="Hyperlink"/>
                 <w:noProof/>
               </w:rPr>
+              <w:t>AT+MAX_DISTANCE</w:t>
+            </w:r>
+            <w:r>
+              <w:rPr>
+                <w:noProof/>
+                <w:webHidden/>
+              </w:rPr>
+              <w:tab/>
+            </w:r>
+            <w:r>
+              <w:rPr>
+                <w:noProof/>
+                <w:webHidden/>
+              </w:rPr>
+              <w:fldChar w:fldCharType="begin"/>
+            </w:r>
+            <w:r>
+              <w:rPr>
+                <w:noProof/>
+                <w:webHidden/>
+              </w:rPr>
+              <w:instrText xml:space="preserve"> PAGEREF _Toc237911301 \h </w:instrText>
+            </w:r>
+            <w:r>
+              <w:rPr>
+                <w:noProof/>
+                <w:webHidden/>
+              </w:rPr>
+            </w:r>
+            <w:r>
+              <w:rPr>
+                <w:noProof/>
+                <w:webHidden/>
+              </w:rPr>
+              <w:fldChar w:fldCharType="separate"/>
+            </w:r>
+            <w:r>
+              <w:rPr>
+                <w:noProof/>
+                <w:webHidden/>
+              </w:rPr>
+              <w:t>17</w:t>
+            </w:r>
+            <w:r>
+              <w:rPr>
+                <w:noProof/>
+                <w:webHidden/>
+              </w:rPr>
+              <w:fldChar w:fldCharType="end"/>
+            </w:r>
+          </w:hyperlink>
+        </w:p>
+        <w:p>
+          <w:pPr>
+            <w:pStyle w:val="TOC3"/>
+            <w:tabs>
+              <w:tab w:val="left" w:pos="1200"/>
+              <w:tab w:val="right" w:leader="dot" w:pos="10790"/>
+            </w:tabs>
+            <w:rPr>
+              <w:rFonts w:eastAsiaTheme="minorEastAsia"/>
+              <w:noProof/>
+              <w:sz w:val="24"/>
+              <w:szCs w:val="24"/>
+              <w:lang w:eastAsia="zh-CN"/>
+            </w:rPr>
+          </w:pPr>
+          <w:hyperlink w:anchor="_Toc237911302" w:history="1">
+            <w:r>
+              <w:rPr>
+                <w:rStyle w:val="Hyperlink"/>
+                <w:noProof/>
+              </w:rPr>
+              <w:t>3.7.1</w:t>
+            </w:r>
+            <w:r>
+              <w:rPr>
+                <w:rFonts w:eastAsiaTheme="minorEastAsia"/>
+                <w:noProof/>
+                <w:sz w:val="24"/>
+                <w:szCs w:val="24"/>
+                <w:lang w:eastAsia="zh-CN"/>
+              </w:rPr>
+              <w:tab/>
+            </w:r>
+            <w:r>
+              <w:rPr>
+                <w:rStyle w:val="Hyperlink"/>
+                <w:noProof/>
+              </w:rPr>
+              <w:t>Set the Maximum Distance</w:t>
+            </w:r>
+            <w:r>
+              <w:rPr>
+                <w:noProof/>
+                <w:webHidden/>
+              </w:rPr>
+              <w:tab/>
+            </w:r>
+            <w:r>
+              <w:rPr>
+                <w:noProof/>
+                <w:webHidden/>
+              </w:rPr>
+              <w:fldChar w:fldCharType="begin"/>
+            </w:r>
+            <w:r>
+              <w:rPr>
+                <w:noProof/>
+                <w:webHidden/>
+              </w:rPr>
+              <w:instrText xml:space="preserve"> PAGEREF _Toc237911302 \h </w:instrText>
+            </w:r>
+            <w:r>
+              <w:rPr>
+                <w:noProof/>
+                <w:webHidden/>
+              </w:rPr>
+            </w:r>
+            <w:r>
+              <w:rPr>
+                <w:noProof/>
+                <w:webHidden/>
+              </w:rPr>
+              <w:fldChar w:fldCharType="separate"/>
+            </w:r>
+            <w:r>
+              <w:rPr>
+                <w:noProof/>
+                <w:webHidden/>
+              </w:rPr>
+              <w:t>17</w:t>
+            </w:r>
+            <w:r>
+              <w:rPr>
+                <w:noProof/>
+                <w:webHidden/>
+              </w:rPr>
+              <w:fldChar w:fldCharType="end"/>
+            </w:r>
+          </w:hyperlink>
+        </w:p>
+        <w:p>
+          <w:pPr>
+            <w:pStyle w:val="TOC3"/>
+            <w:tabs>
+              <w:tab w:val="left" w:pos="1200"/>
+              <w:tab w:val="right" w:leader="dot" w:pos="10790"/>
+            </w:tabs>
+            <w:rPr>
+              <w:rFonts w:eastAsiaTheme="minorEastAsia"/>
+              <w:noProof/>
+              <w:sz w:val="24"/>
+              <w:szCs w:val="24"/>
+              <w:lang w:eastAsia="zh-CN"/>
+            </w:rPr>
+          </w:pPr>
+          <w:hyperlink w:anchor="_Toc237911303" w:history="1">
+            <w:r>
+              <w:rPr>
+                <w:rStyle w:val="Hyperlink"/>
+                <w:noProof/>
+              </w:rPr>
+              <w:t>3.7.2</w:t>
+            </w:r>
+            <w:r>
+              <w:rPr>
+                <w:rFonts w:eastAsiaTheme="minorEastAsia"/>
+                <w:noProof/>
+                <w:sz w:val="24"/>
+                <w:szCs w:val="24"/>
+                <w:lang w:eastAsia="zh-CN"/>
+              </w:rPr>
+              <w:tab/>
+            </w:r>
+            <w:r>
+              <w:rPr>
+                <w:rStyle w:val="Hyperlink"/>
+                <w:noProof/>
+              </w:rPr>
+              <w:t>Query the Maximum Distance</w:t>
+            </w:r>
+            <w:r>
+              <w:rPr>
+                <w:noProof/>
+                <w:webHidden/>
+              </w:rPr>
+              <w:tab/>
+            </w:r>
+            <w:r>
+              <w:rPr>
+                <w:noProof/>
+                <w:webHidden/>
+              </w:rPr>
+              <w:fldChar w:fldCharType="begin"/>
+            </w:r>
+            <w:r>
+              <w:rPr>
+                <w:noProof/>
+                <w:webHidden/>
+              </w:rPr>
+              <w:instrText xml:space="preserve"> PAGEREF _Toc237911303 \h </w:instrText>
+            </w:r>
+            <w:r>
+              <w:rPr>
+                <w:noProof/>
+                <w:webHidden/>
+              </w:rPr>
+            </w:r>
+            <w:r>
+              <w:rPr>
+                <w:noProof/>
+                <w:webHidden/>
+              </w:rPr>
+              <w:fldChar w:fldCharType="separate"/>
+            </w:r>
+            <w:r>
+              <w:rPr>
+                <w:noProof/>
+                <w:webHidden/>
+              </w:rPr>
+              <w:t>17</w:t>
+            </w:r>
+            <w:r>
+              <w:rPr>
+                <w:noProof/>
+                <w:webHidden/>
+              </w:rPr>
+              <w:fldChar w:fldCharType="end"/>
+            </w:r>
+          </w:hyperlink>
+        </w:p>
+        <w:p>
+          <w:pPr>
+            <w:pStyle w:val="TOC2"/>
+            <w:tabs>
+              <w:tab w:val="left" w:pos="960"/>
+              <w:tab w:val="right" w:leader="dot" w:pos="10790"/>
+            </w:tabs>
+            <w:rPr>
+              <w:rFonts w:eastAsiaTheme="minorEastAsia"/>
+              <w:noProof/>
+              <w:sz w:val="24"/>
+              <w:szCs w:val="24"/>
+              <w:lang w:eastAsia="zh-CN"/>
+            </w:rPr>
+          </w:pPr>
+          <w:hyperlink w:anchor="_Toc237911196" w:history="1">
+            <w:r>
+              <w:rPr>
+                <w:rStyle w:val="Hyperlink"/>
+                <w:noProof/>
+              </w:rPr>
+              <w:t>3.8</w:t>
+            </w:r>
+            <w:r>
+              <w:rPr>
+                <w:rFonts w:eastAsiaTheme="minorEastAsia"/>
+                <w:noProof/>
+                <w:sz w:val="24"/>
+                <w:szCs w:val="24"/>
+                <w:lang w:eastAsia="zh-CN"/>
+              </w:rPr>
+              <w:tab/>
+            </w:r>
+            <w:r>
+              <w:rPr>
+                <w:rStyle w:val="Hyperlink"/>
+                <w:noProof/>
+              </w:rPr>
               <w:t>AT+PROTOCOL_OUT</w:t>
             </w:r>
             <w:r>
@@ -2831,7 +3101,7 @@
                 <w:noProof/>
                 <w:webHidden/>
               </w:rPr>
-              <w:t>17</w:t>
+              <w:t>18</w:t>
             </w:r>
             <w:r>
               <w:rPr>
@@ -2863,7 +3133,7 @@
                 <w:rStyle w:val="Hyperlink"/>
                 <w:noProof/>
               </w:rPr>
-              <w:t>3.7.1</w:t>
+              <w:t>3.8.1</w:t>
             </w:r>
             <w:r>
               <w:rPr>
@@ -2921,7 +3191,7 @@
                 <w:noProof/>
                 <w:webHidden/>
               </w:rPr>
-              <w:t>17</w:t>
+              <w:t>18</w:t>
             </w:r>
             <w:r>
               <w:rPr>
@@ -2953,7 +3223,7 @@
                 <w:rStyle w:val="Hyperlink"/>
                 <w:noProof/>
               </w:rPr>
-              <w:t>3.7.2</w:t>
+              <w:t>3.8.2</w:t>
             </w:r>
             <w:r>
               <w:rPr>
@@ -3011,7 +3281,7 @@
                 <w:noProof/>
                 <w:webHidden/>
               </w:rPr>
-              <w:t>17</w:t>
+              <w:t>18</w:t>
             </w:r>
             <w:r>
               <w:rPr>
@@ -3043,7 +3313,7 @@
                 <w:rStyle w:val="Hyperlink"/>
                 <w:noProof/>
               </w:rPr>
-              <w:t>3.8</w:t>
+              <w:t>3.9</w:t>
             </w:r>
             <w:r>
               <w:rPr>
@@ -3101,7 +3371,7 @@
                 <w:noProof/>
                 <w:webHidden/>
               </w:rPr>
-              <w:t>17</w:t>
+              <w:t>18</w:t>
             </w:r>
             <w:r>
               <w:rPr>
@@ -3133,7 +3403,7 @@
                 <w:rStyle w:val="Hyperlink"/>
                 <w:noProof/>
               </w:rPr>
-              <w:t>3.8.1</w:t>
+              <w:t>3.9.1</w:t>
             </w:r>
             <w:r>
               <w:rPr>
@@ -3191,7 +3461,7 @@
                 <w:noProof/>
                 <w:webHidden/>
               </w:rPr>
-              <w:t>17</w:t>
+              <w:t>18</w:t>
             </w:r>
             <w:r>
               <w:rPr>
@@ -3223,7 +3493,7 @@
                 <w:rStyle w:val="Hyperlink"/>
                 <w:noProof/>
               </w:rPr>
-              <w:t>3.8.2</w:t>
+              <w:t>3.9.2</w:t>
             </w:r>
             <w:r>
               <w:rPr>
@@ -3281,7 +3551,7 @@
                 <w:noProof/>
                 <w:webHidden/>
               </w:rPr>
-              <w:t>17</w:t>
+              <w:t>18</w:t>
             </w:r>
             <w:r>
               <w:rPr>
@@ -3313,7 +3583,7 @@
                 <w:rStyle w:val="Hyperlink"/>
                 <w:noProof/>
               </w:rPr>
-              <w:t>3.9</w:t>
+              <w:t>3.10</w:t>
             </w:r>
             <w:r>
               <w:rPr>
@@ -3371,7 +3641,7 @@
                 <w:noProof/>
                 <w:webHidden/>
               </w:rPr>
-              <w:t>18</w:t>
+              <w:t>19</w:t>
             </w:r>
             <w:r>
               <w:rPr>
@@ -3403,7 +3673,7 @@
                 <w:rStyle w:val="Hyperlink"/>
                 <w:noProof/>
               </w:rPr>
-              <w:t>3.9.1</w:t>
+              <w:t>3.10.1</w:t>
             </w:r>
             <w:r>
               <w:rPr>
@@ -3461,7 +3731,7 @@
                 <w:noProof/>
                 <w:webHidden/>
               </w:rPr>
-              <w:t>18</w:t>
+              <w:t>19</w:t>
             </w:r>
             <w:r>
               <w:rPr>
@@ -3493,7 +3763,7 @@
                 <w:rStyle w:val="Hyperlink"/>
                 <w:noProof/>
               </w:rPr>
-              <w:t>3.9.2</w:t>
+              <w:t>3.10.2</w:t>
             </w:r>
             <w:r>
               <w:rPr>
@@ -3551,7 +3821,7 @@
                 <w:noProof/>
                 <w:webHidden/>
               </w:rPr>
-              <w:t>18</w:t>
+              <w:t>19</w:t>
             </w:r>
             <w:r>
               <w:rPr>
@@ -3583,7 +3853,7 @@
                 <w:rStyle w:val="Hyperlink"/>
                 <w:noProof/>
               </w:rPr>
-              <w:t>3.10</w:t>
+              <w:t>3.11</w:t>
             </w:r>
             <w:r>
               <w:rPr>
@@ -3641,7 +3911,7 @@
                 <w:noProof/>
                 <w:webHidden/>
               </w:rPr>
-              <w:t>19</w:t>
+              <w:t>20</w:t>
             </w:r>
             <w:r>
               <w:rPr>
@@ -3673,7 +3943,7 @@
                 <w:rStyle w:val="Hyperlink"/>
                 <w:noProof/>
               </w:rPr>
-              <w:t>3.10.1</w:t>
+              <w:t>3.11.1</w:t>
             </w:r>
             <w:r>
               <w:rPr>
@@ -3731,7 +4001,7 @@
                 <w:noProof/>
                 <w:webHidden/>
               </w:rPr>
-              <w:t>19</w:t>
+              <w:t>20</w:t>
             </w:r>
             <w:r>
               <w:rPr>
@@ -3763,7 +4033,7 @@
                 <w:rStyle w:val="Hyperlink"/>
                 <w:noProof/>
               </w:rPr>
-              <w:t>3.10.2</w:t>
+              <w:t>3.11.2</w:t>
             </w:r>
             <w:r>
               <w:rPr>
@@ -3821,7 +4091,7 @@
                 <w:noProof/>
                 <w:webHidden/>
               </w:rPr>
-              <w:t>19</w:t>
+              <w:t>20</w:t>
             </w:r>
             <w:r>
               <w:rPr>
@@ -3853,7 +4123,7 @@
                 <w:rStyle w:val="Hyperlink"/>
                 <w:noProof/>
               </w:rPr>
-              <w:t>3.11</w:t>
+              <w:t>3.12</w:t>
             </w:r>
             <w:r>
               <w:rPr>
@@ -3911,7 +4181,7 @@
                 <w:noProof/>
                 <w:webHidden/>
               </w:rPr>
-              <w:t>20</w:t>
+              <w:t>21</w:t>
             </w:r>
             <w:r>
               <w:rPr>
@@ -3943,7 +4213,7 @@
                 <w:rStyle w:val="Hyperlink"/>
                 <w:noProof/>
               </w:rPr>
-              <w:t>3.12</w:t>
+              <w:t>3.13</w:t>
             </w:r>
             <w:r>
               <w:rPr>
@@ -4001,7 +4271,7 @@
                 <w:noProof/>
                 <w:webHidden/>
               </w:rPr>
-              <w:t>21</w:t>
+              <w:t>22</w:t>
             </w:r>
             <w:r>
               <w:rPr>
@@ -4033,7 +4303,7 @@
                 <w:rStyle w:val="Hyperlink"/>
                 <w:noProof/>
               </w:rPr>
-              <w:t>3.12.1</w:t>
+              <w:t>3.13.1</w:t>
             </w:r>
             <w:r>
               <w:rPr>
@@ -4091,7 +4361,7 @@
                 <w:noProof/>
                 <w:webHidden/>
               </w:rPr>
-              <w:t>21</w:t>
+              <w:t>22</w:t>
             </w:r>
             <w:r>
               <w:rPr>
@@ -4123,7 +4393,7 @@
                 <w:rStyle w:val="Hyperlink"/>
                 <w:noProof/>
               </w:rPr>
-              <w:t>3.12.2</w:t>
+              <w:t>3.13.2</w:t>
             </w:r>
             <w:r>
               <w:rPr>
@@ -4181,7 +4451,7 @@
                 <w:noProof/>
                 <w:webHidden/>
               </w:rPr>
-              <w:t>21</w:t>
+              <w:t>22</w:t>
             </w:r>
             <w:r>
               <w:rPr>
@@ -4213,7 +4483,7 @@
                 <w:rStyle w:val="Hyperlink"/>
                 <w:noProof/>
               </w:rPr>
-              <w:t>3.13</w:t>
+              <w:t>3.14</w:t>
             </w:r>
             <w:r>
               <w:rPr>
@@ -4271,7 +4541,7 @@
                 <w:noProof/>
                 <w:webHidden/>
               </w:rPr>
-              <w:t>22</w:t>
+              <w:t>23</w:t>
             </w:r>
             <w:r>
               <w:rPr>
@@ -4303,7 +4573,7 @@
                 <w:rStyle w:val="Hyperlink"/>
                 <w:noProof/>
               </w:rPr>
-              <w:t>3.13.1</w:t>
+              <w:t>3.14.1</w:t>
             </w:r>
             <w:r>
               <w:rPr>
@@ -4361,7 +4631,7 @@
                 <w:noProof/>
                 <w:webHidden/>
               </w:rPr>
-              <w:t>22</w:t>
+              <w:t>23</w:t>
             </w:r>
             <w:r>
               <w:rPr>
@@ -4393,7 +4663,7 @@
                 <w:rStyle w:val="Hyperlink"/>
                 <w:noProof/>
               </w:rPr>
-              <w:t>3.13.2</w:t>
+              <w:t>3.14.2</w:t>
             </w:r>
             <w:r>
               <w:rPr>
@@ -4451,7 +4721,7 @@
                 <w:noProof/>
                 <w:webHidden/>
               </w:rPr>
-              <w:t>22</w:t>
+              <w:t>23</w:t>
             </w:r>
             <w:r>
               <w:rPr>
@@ -4483,7 +4753,7 @@
                 <w:rStyle w:val="Hyperlink"/>
                 <w:noProof/>
               </w:rPr>
-              <w:t>3.14</w:t>
+              <w:t>3.15</w:t>
             </w:r>
             <w:r>
               <w:rPr>
@@ -4541,7 +4811,7 @@
                 <w:noProof/>
                 <w:webHidden/>
               </w:rPr>
-              <w:t>24</w:t>
+              <w:t>25</w:t>
             </w:r>
             <w:r>
               <w:rPr>
@@ -4573,7 +4843,7 @@
                 <w:rStyle w:val="Hyperlink"/>
                 <w:noProof/>
               </w:rPr>
-              <w:t>3.15</w:t>
+              <w:t>3.16</w:t>
             </w:r>
             <w:r>
               <w:rPr>
@@ -4631,7 +4901,7 @@
                 <w:noProof/>
                 <w:webHidden/>
               </w:rPr>
-              <w:t>25</w:t>
+              <w:t>26</w:t>
             </w:r>
             <w:r>
               <w:rPr>
@@ -4663,7 +4933,7 @@
                 <w:rStyle w:val="Hyperlink"/>
                 <w:noProof/>
               </w:rPr>
-              <w:t>3.15.1</w:t>
+              <w:t>3.16.1</w:t>
             </w:r>
             <w:r>
               <w:rPr>
@@ -4721,7 +4991,7 @@
                 <w:noProof/>
                 <w:webHidden/>
               </w:rPr>
-              <w:t>25</w:t>
+              <w:t>26</w:t>
             </w:r>
             <w:r>
               <w:rPr>
@@ -4753,7 +5023,7 @@
                 <w:rStyle w:val="Hyperlink"/>
                 <w:noProof/>
               </w:rPr>
-              <w:t>3.15.2</w:t>
+              <w:t>3.16.2</w:t>
             </w:r>
             <w:r>
               <w:rPr>
@@ -4811,7 +5081,7 @@
                 <w:noProof/>
                 <w:webHidden/>
               </w:rPr>
-              <w:t>25</w:t>
+              <w:t>26</w:t>
             </w:r>
             <w:r>
               <w:rPr>
@@ -4843,7 +5113,7 @@
                 <w:rStyle w:val="Hyperlink"/>
                 <w:noProof/>
               </w:rPr>
-              <w:t>3.15.3</w:t>
+              <w:t>3.16.3</w:t>
             </w:r>
             <w:r>
               <w:rPr>
@@ -4901,7 +5171,7 @@
                 <w:noProof/>
                 <w:webHidden/>
               </w:rPr>
-              <w:t>25</w:t>
+              <w:t>26</w:t>
             </w:r>
             <w:r>
               <w:rPr>
@@ -4933,7 +5203,7 @@
                 <w:rStyle w:val="Hyperlink"/>
                 <w:noProof/>
               </w:rPr>
-              <w:t>3.15.4</w:t>
+              <w:t>3.16.4</w:t>
             </w:r>
             <w:r>
               <w:rPr>
@@ -4991,7 +5261,7 @@
                 <w:noProof/>
                 <w:webHidden/>
               </w:rPr>
-              <w:t>25</w:t>
+              <w:t>26</w:t>
             </w:r>
             <w:r>
               <w:rPr>
@@ -5023,7 +5293,7 @@
                 <w:rStyle w:val="Hyperlink"/>
                 <w:noProof/>
               </w:rPr>
-              <w:t>3.15.5</w:t>
+              <w:t>3.16.5</w:t>
             </w:r>
             <w:r>
               <w:rPr>
@@ -5081,7 +5351,7 @@
                 <w:noProof/>
                 <w:webHidden/>
               </w:rPr>
-              <w:t>25</w:t>
+              <w:t>26</w:t>
             </w:r>
             <w:r>
               <w:rPr>
@@ -5113,7 +5383,7 @@
                 <w:rStyle w:val="Hyperlink"/>
                 <w:noProof/>
               </w:rPr>
-              <w:t>3.16</w:t>
+              <w:t>3.17</w:t>
             </w:r>
             <w:r>
               <w:rPr>
@@ -5171,7 +5441,7 @@
                 <w:noProof/>
                 <w:webHidden/>
               </w:rPr>
-              <w:t>26</w:t>
+              <w:t>27</w:t>
             </w:r>
             <w:r>
               <w:rPr>
@@ -5203,7 +5473,7 @@
                 <w:rStyle w:val="Hyperlink"/>
                 <w:noProof/>
               </w:rPr>
-              <w:t>3.16.1</w:t>
+              <w:t>3.17.1</w:t>
             </w:r>
             <w:r>
               <w:rPr>
@@ -5261,7 +5531,7 @@
                 <w:noProof/>
                 <w:webHidden/>
               </w:rPr>
-              <w:t>26</w:t>
+              <w:t>27</w:t>
             </w:r>
             <w:r>
               <w:rPr>
@@ -5293,7 +5563,7 @@
                 <w:rStyle w:val="Hyperlink"/>
                 <w:noProof/>
               </w:rPr>
-              <w:t>3.16.2</w:t>
+              <w:t>3.17.2</w:t>
             </w:r>
             <w:r>
               <w:rPr>
@@ -5351,7 +5621,7 @@
                 <w:noProof/>
                 <w:webHidden/>
               </w:rPr>
-              <w:t>26</w:t>
+              <w:t>27</w:t>
             </w:r>
             <w:r>
               <w:rPr>
@@ -5383,7 +5653,7 @@
                 <w:rStyle w:val="Hyperlink"/>
                 <w:noProof/>
               </w:rPr>
-              <w:t>3.17</w:t>
+              <w:t>3.18</w:t>
             </w:r>
             <w:r>
               <w:rPr>
@@ -5441,7 +5711,7 @@
                 <w:noProof/>
                 <w:webHidden/>
               </w:rPr>
-              <w:t>27</w:t>
+              <w:t>28</w:t>
             </w:r>
             <w:r>
               <w:rPr>
@@ -5473,7 +5743,7 @@
                 <w:rStyle w:val="Hyperlink"/>
                 <w:noProof/>
               </w:rPr>
-              <w:t>3.17.1</w:t>
+              <w:t>3.18.1</w:t>
             </w:r>
             <w:r>
               <w:rPr>
@@ -5531,7 +5801,7 @@
                 <w:noProof/>
                 <w:webHidden/>
               </w:rPr>
-              <w:t>27</w:t>
+              <w:t>28</w:t>
             </w:r>
             <w:r>
               <w:rPr>
@@ -5563,7 +5833,7 @@
                 <w:rStyle w:val="Hyperlink"/>
                 <w:noProof/>
               </w:rPr>
-              <w:t>3.17.2</w:t>
+              <w:t>3.18.2</w:t>
             </w:r>
             <w:r>
               <w:rPr>
@@ -5621,7 +5891,7 @@
                 <w:noProof/>
                 <w:webHidden/>
               </w:rPr>
-              <w:t>27</w:t>
+              <w:t>28</w:t>
             </w:r>
             <w:r>
               <w:rPr>
@@ -5653,7 +5923,7 @@
                 <w:rStyle w:val="Hyperlink"/>
                 <w:noProof/>
               </w:rPr>
-              <w:t>3.17.3</w:t>
+              <w:t>3.18.3</w:t>
             </w:r>
             <w:r>
               <w:rPr>
@@ -5711,7 +5981,7 @@
                 <w:noProof/>
                 <w:webHidden/>
               </w:rPr>
-              <w:t>27</w:t>
+              <w:t>28</w:t>
             </w:r>
             <w:r>
               <w:rPr>
@@ -5801,7 +6071,7 @@
                 <w:noProof/>
                 <w:webHidden/>
               </w:rPr>
-              <w:t>28</w:t>
+              <w:t>29</w:t>
             </w:r>
             <w:r>
               <w:rPr>
@@ -5891,7 +6161,7 @@
                 <w:noProof/>
                 <w:webHidden/>
               </w:rPr>
-              <w:t>29</w:t>
+              <w:t>30</w:t>
             </w:r>
             <w:r>
               <w:rPr>
@@ -5981,7 +6251,7 @@
                 <w:noProof/>
                 <w:webHidden/>
               </w:rPr>
-              <w:t>29</w:t>
+              <w:t>30</w:t>
             </w:r>
             <w:r>
               <w:rPr>
@@ -6071,7 +6341,7 @@
                 <w:noProof/>
                 <w:webHidden/>
               </w:rPr>
-              <w:t>30</w:t>
+              <w:t>31</w:t>
             </w:r>
             <w:r>
               <w:rPr>
@@ -6161,7 +6431,7 @@
                 <w:noProof/>
                 <w:webHidden/>
               </w:rPr>
-              <w:t>37</w:t>
+              <w:t>38</w:t>
             </w:r>
             <w:r>
               <w:rPr>
@@ -6251,7 +6521,7 @@
                 <w:noProof/>
                 <w:webHidden/>
               </w:rPr>
-              <w:t>39</w:t>
+              <w:t>40</w:t>
             </w:r>
             <w:r>
               <w:rPr>
@@ -6341,7 +6611,7 @@
                 <w:noProof/>
                 <w:webHidden/>
               </w:rPr>
-              <w:t>40</w:t>
+              <w:t>41</w:t>
             </w:r>
             <w:r>
               <w:rPr>
@@ -6431,7 +6701,7 @@
                 <w:noProof/>
                 <w:webHidden/>
               </w:rPr>
-              <w:t>41</w:t>
+              <w:t>42</w:t>
             </w:r>
             <w:r>
               <w:rPr>
@@ -6554,7 +6824,7 @@
                 <w:noProof/>
                 <w:webHidden/>
               </w:rPr>
-              <w:t>41</w:t>
+              <w:t>42</w:t>
             </w:r>
             <w:r>
               <w:rPr>
@@ -6644,7 +6914,7 @@
                 <w:noProof/>
                 <w:webHidden/>
               </w:rPr>
-              <w:t>41</w:t>
+              <w:t>42</w:t>
             </w:r>
             <w:r>
               <w:rPr>
@@ -6734,7 +7004,7 @@
                 <w:noProof/>
                 <w:webHidden/>
               </w:rPr>
-              <w:t>42</w:t>
+              <w:t>43</w:t>
             </w:r>
             <w:r>
               <w:rPr>
@@ -6824,7 +7094,7 @@
                 <w:noProof/>
                 <w:webHidden/>
               </w:rPr>
-              <w:t>42</w:t>
+              <w:t>43</w:t>
             </w:r>
             <w:r>
               <w:rPr>
@@ -6914,7 +7184,7 @@
                 <w:noProof/>
                 <w:webHidden/>
               </w:rPr>
-              <w:t>43</w:t>
+              <w:t>44</w:t>
             </w:r>
             <w:r>
               <w:rPr>
@@ -7004,7 +7274,7 @@
                 <w:noProof/>
                 <w:webHidden/>
               </w:rPr>
-              <w:t>43</w:t>
+              <w:t>44</w:t>
             </w:r>
             <w:r>
               <w:rPr>
@@ -7094,7 +7364,7 @@
                 <w:noProof/>
                 <w:webHidden/>
               </w:rPr>
-              <w:t>43</w:t>
+              <w:t>44</w:t>
             </w:r>
             <w:r>
               <w:rPr>
@@ -7184,7 +7454,7 @@
                 <w:noProof/>
                 <w:webHidden/>
               </w:rPr>
-              <w:t>44</w:t>
+              <w:t>45</w:t>
             </w:r>
             <w:r>
               <w:rPr>
@@ -7274,7 +7544,7 @@
                 <w:noProof/>
                 <w:webHidden/>
               </w:rPr>
-              <w:t>44</w:t>
+              <w:t>45</w:t>
             </w:r>
             <w:r>
               <w:rPr>
@@ -7364,7 +7634,7 @@
                 <w:noProof/>
                 <w:webHidden/>
               </w:rPr>
-              <w:t>44</w:t>
+              <w:t>45</w:t>
             </w:r>
             <w:r>
               <w:rPr>
@@ -7454,7 +7724,7 @@
                 <w:noProof/>
                 <w:webHidden/>
               </w:rPr>
-              <w:t>45</w:t>
+              <w:t>46</w:t>
             </w:r>
             <w:r>
               <w:rPr>
@@ -7544,7 +7814,7 @@
                 <w:noProof/>
                 <w:webHidden/>
               </w:rPr>
-              <w:t>46</w:t>
+              <w:t>47</w:t>
             </w:r>
             <w:r>
               <w:rPr>
@@ -7634,7 +7904,7 @@
                 <w:noProof/>
                 <w:webHidden/>
               </w:rPr>
-              <w:t>46</w:t>
+              <w:t>47</w:t>
             </w:r>
             <w:r>
               <w:rPr>
@@ -7724,7 +7994,7 @@
                 <w:noProof/>
                 <w:webHidden/>
               </w:rPr>
-              <w:t>47</w:t>
+              <w:t>48</w:t>
             </w:r>
             <w:r>
               <w:rPr>
@@ -7848,7 +8118,7 @@
         <w:keepNext/>
       </w:pPr>
       <w:r>
-        <w:t>20261013</w:t>
+        <w:t>20261015</w:t>
       </w:r>
     </w:p>
     <w:p>
@@ -7887,6 +8157,18 @@
       </w:pPr>
       <w:r>
         <w:t>Added AT+CONFIG_HASH for comparing the settings, CCFG and firmware image of a module with a reference module.</w:t>
+      </w:r>
+    </w:p>
+    <w:p>
+      <w:pPr>
+        <w:pStyle w:val="ListParagraph"/>
+        <w:numPr>
+          <w:ilvl w:val="0"/>
+          <w:numId w:val="5"/>
+        </w:numPr>
+      </w:pPr>
+      <w:r>
+        <w:t>Added AT+MAX_DISTANCE for leaving aircraft beyond a set distance from the receiver out of reports. Aircraft JSON now includes r_dst and r_dir (distance and bearing from the receiver).</w:t>
       </w:r>
     </w:p>
     <w:p>
@@ -10452,7 +10734,7 @@
         <w:pStyle w:val="code"/>
       </w:pPr>
       <w:r>
-        <w:t>SETTINGS_FLEET=0x7215D7D8 (settings version 5, 62 Bytes)</w:t>
+        <w:t>SETTINGS_FLEET=0x877DBEC3 (settings version 6, 66 Bytes)</w:t>
       </w:r>
     </w:p>
     <w:p>
@@ -10460,7 +10742,7 @@
         <w:pStyle w:val="code"/>
       </w:pPr>
       <w:r>
-        <w:t>SETTINGS_FULL=0x7215D7D8</w:t>
+        <w:t>SETTINGS_FULL=0x877DBEC3</w:t>
       </w:r>
     </w:p>
     <w:p>
@@ -11230,6 +11512,213 @@
       </w:pPr>
       <w:r>
         <w:t>Component ID: 156</w:t>
+      </w:r>
+    </w:p>
+    <w:p/>
+    <w:p>
+      <w:pPr>
+        <w:pStyle w:val="Heading2"/>
+        <w:numPr>
+          <w:ilvl w:val="1"/>
+          <w:numId w:val="4"/>
+        </w:numPr>
+        <w:sectPr>
+          <w:pgSz w:w="12240" w:h="15840"/>
+          <w:pgMar w:top="720" w:right="720" w:bottom="720" w:left="720" w:header="288" w:footer="288" w:gutter="0"/>
+          <w:cols w:space="720"/>
+          <w:docGrid w:linePitch="360"/>
+        </w:sectPr>
+      </w:pPr>
+    </w:p>
+    <w:p>
+      <w:pPr>
+        <w:pStyle w:val="Heading2"/>
+        <w:numPr>
+          <w:ilvl w:val="1"/>
+          <w:numId w:val="4"/>
+        </w:numPr>
+      </w:pPr>
+      <w:bookmarkStart w:id="201" w:name="_Toc237911301"/>
+      <w:r>
+        <w:t>AT+MAX_DISTANCE</w:t>
+      </w:r>
+      <w:bookmarkEnd w:id="201"/>
+    </w:p>
+    <w:p>
+      <w:r>
+        <w:t>Leaves aircraft that are farther than a set distance from the receiver position out of reports, for every reporting protocol. Aircraft at an unknown distance (no position decoded yet, or no receiver position; see AT+RX_POSITION) are always kept. Changes take effect immediately and persist across reboots after AT+SETTINGS=SAVE.</w:t>
+      </w:r>
+    </w:p>
+    <w:p>
+      <w:pPr>
+        <w:pStyle w:val="Heading3"/>
+        <w:numPr>
+          <w:ilvl w:val="2"/>
+          <w:numId w:val="4"/>
+        </w:numPr>
+      </w:pPr>
+      <w:bookmarkStart w:id="202" w:name="_Toc237911302"/>
+      <w:r>
+        <w:t>Set the Maximum Distance</w:t>
+      </w:r>
+      <w:bookmarkEnd w:id="202"/>
+    </w:p>
+    <w:p>
+      <w:pPr>
+        <w:pStyle w:val="code"/>
+      </w:pPr>
+      <w:r>
+        <w:t>AT+MAX_DISTANCE=&lt;max_distance_m&gt;</w:t>
+      </w:r>
+    </w:p>
+    <w:p>
+      <w:pPr>
+        <w:pStyle w:val="code"/>
+      </w:pPr>
+      <w:r>
+        <w:t>OK</w:t>
+      </w:r>
+    </w:p>
+    <w:p/>
+    <w:tbl>
+      <w:tblPr>
+        <w:tblStyle w:val="TableGrid"/>
+        <w:tblW w:w="0" w:type="auto"/>
+        <w:tblLook w:val="04A0" w:firstRow="1" w:lastRow="0" w:firstColumn="1" w:lastColumn="0" w:noHBand="0" w:noVBand="1"/>
+      </w:tblPr>
+      <w:tblGrid>
+        <w:gridCol w:w="2200"/>
+        <w:gridCol w:w="6160"/>
+        <w:gridCol w:w="2440"/>
+      </w:tblGrid>
+      <w:tr>
+        <w:tc>
+          <w:tcPr>
+            <w:tcW w:w="2200" w:type="dxa"/>
+          </w:tcPr>
+          <w:p>
+            <w:pPr>
+              <w:rPr>
+                <w:b/>
+                <w:bCs/>
+              </w:rPr>
+            </w:pPr>
+            <w:r>
+              <w:rPr>
+                <w:b/>
+                <w:bCs/>
+              </w:rPr>
+              <w:t>Parameter</w:t>
+            </w:r>
+          </w:p>
+        </w:tc>
+        <w:tc>
+          <w:tcPr>
+            <w:tcW w:w="6160" w:type="dxa"/>
+          </w:tcPr>
+          <w:p>
+            <w:pPr>
+              <w:rPr>
+                <w:b/>
+                <w:bCs/>
+              </w:rPr>
+            </w:pPr>
+            <w:r>
+              <w:rPr>
+                <w:b/>
+                <w:bCs/>
+              </w:rPr>
+              <w:t>Description</w:t>
+            </w:r>
+          </w:p>
+        </w:tc>
+        <w:tc>
+          <w:tcPr>
+            <w:tcW w:w="2440" w:type="dxa"/>
+          </w:tcPr>
+          <w:p>
+            <w:pPr>
+              <w:rPr>
+                <w:b/>
+                <w:bCs/>
+              </w:rPr>
+            </w:pPr>
+            <w:r>
+              <w:rPr>
+                <w:b/>
+                <w:bCs/>
+              </w:rPr>
+              <w:t>Acceptable Values</w:t>
+            </w:r>
+          </w:p>
+        </w:tc>
+      </w:tr>
+      <w:tr>
+        <w:tc>
+          <w:tcPr>
+            <w:tcW w:w="2200" w:type="dxa"/>
+          </w:tcPr>
+          <w:p>
+            <w:r>
+              <w:t>max_distance_m</w:t>
+            </w:r>
+          </w:p>
+        </w:tc>
+        <w:tc>
+          <w:tcPr>
+            <w:tcW w:w="6160" w:type="dxa"/>
+          </w:tcPr>
+          <w:p>
+            <w:r>
+              <w:t>Aircraft known to be farther than this many meters from the receiver position are left out of reports. 0 turns the filter off.</w:t>
+            </w:r>
+          </w:p>
+        </w:tc>
+        <w:tc>
+          <w:tcPr>
+            <w:tcW w:w="2440" w:type="dxa"/>
+          </w:tcPr>
+          <w:p>
+            <w:r>
+              <w:t>0-4294967295</w:t>
+            </w:r>
+          </w:p>
+        </w:tc>
+      </w:tr>
+    </w:tbl>
+    <w:p>
+      <w:r>
+        <w:t>Default: 0 (filter off).</w:t>
+      </w:r>
+    </w:p>
+    <w:p>
+      <w:pPr>
+        <w:pStyle w:val="Heading3"/>
+        <w:numPr>
+          <w:ilvl w:val="2"/>
+          <w:numId w:val="4"/>
+        </w:numPr>
+      </w:pPr>
+      <w:bookmarkStart w:id="203" w:name="_Toc237911303"/>
+      <w:r>
+        <w:t>Query the Maximum Distance</w:t>
+      </w:r>
+      <w:bookmarkEnd w:id="203"/>
+    </w:p>
+    <w:p>
+      <w:pPr>
+        <w:pStyle w:val="code"/>
+      </w:pPr>
+      <w:r>
+        <w:t>AT+MAX_DISTANCE?</w:t>
+      </w:r>
+    </w:p>
+    <w:p>
+      <w:pPr>
+        <w:pStyle w:val="code"/>
+      </w:pPr>
+      <w:r>
+        <w:t>MAX_DISTANCE=0</w:t>
       </w:r>
     </w:p>
     <w:p/>
@@ -34267,6 +34756,252 @@
           <w:p>
             <w:r>
               <w:t>WGS-84 longitude, 5 decimal places (~1.1 m resolution).</w:t>
+            </w:r>
+          </w:p>
+        </w:tc>
+      </w:tr>
+      <w:tr>
+        <w:tc>
+          <w:tcPr>
+            <w:tcW w:w="1458" w:type="dxa"/>
+            <w:tcBorders>
+              <w:top w:val="single" w:sz="6" w:space="0" w:color="000000"/>
+              <w:left w:val="single" w:sz="6" w:space="0" w:color="000000"/>
+              <w:bottom w:val="single" w:sz="6" w:space="0" w:color="000000"/>
+              <w:right w:val="single" w:sz="6" w:space="0" w:color="000000"/>
+            </w:tcBorders>
+          </w:tcPr>
+          <w:p>
+            <w:r>
+              <w:t>r_dst</w:t>
+            </w:r>
+          </w:p>
+        </w:tc>
+        <w:tc>
+          <w:tcPr>
+            <w:tcW w:w="990" w:type="dxa"/>
+            <w:tcBorders>
+              <w:top w:val="single" w:sz="6" w:space="0" w:color="000000"/>
+              <w:left w:val="single" w:sz="6" w:space="0" w:color="000000"/>
+              <w:bottom w:val="single" w:sz="6" w:space="0" w:color="000000"/>
+              <w:right w:val="single" w:sz="6" w:space="0" w:color="000000"/>
+            </w:tcBorders>
+          </w:tcPr>
+          <w:p>
+            <w:r>
+              <w:t>number</w:t>
+            </w:r>
+          </w:p>
+        </w:tc>
+        <w:tc>
+          <w:tcPr>
+            <w:tcW w:w="1440" w:type="dxa"/>
+            <w:tcBorders>
+              <w:top w:val="single" w:sz="6" w:space="0" w:color="000000"/>
+              <w:left w:val="single" w:sz="6" w:space="0" w:color="000000"/>
+              <w:bottom w:val="single" w:sz="6" w:space="0" w:color="000000"/>
+              <w:right w:val="single" w:sz="6" w:space="0" w:color="000000"/>
+            </w:tcBorders>
+          </w:tcPr>
+          <w:p>
+            <w:r>
+              <w:t>If distance known</w:t>
+            </w:r>
+          </w:p>
+        </w:tc>
+        <w:tc>
+          <w:tcPr>
+            <w:tcW w:w="990" w:type="dxa"/>
+            <w:tcBorders>
+              <w:top w:val="single" w:sz="6" w:space="0" w:color="000000"/>
+              <w:left w:val="single" w:sz="6" w:space="0" w:color="000000"/>
+              <w:bottom w:val="single" w:sz="6" w:space="0" w:color="000000"/>
+              <w:right w:val="single" w:sz="6" w:space="0" w:color="000000"/>
+            </w:tcBorders>
+          </w:tcPr>
+          <w:p>
+            <w:pPr>
+              <w:jc w:val="center"/>
+            </w:pPr>
+            <w:r>
+              <w:t>✓</w:t>
+            </w:r>
+          </w:p>
+        </w:tc>
+        <w:tc>
+          <w:tcPr>
+            <w:tcW w:w="630" w:type="dxa"/>
+            <w:tcBorders>
+              <w:top w:val="single" w:sz="6" w:space="0" w:color="000000"/>
+              <w:left w:val="single" w:sz="6" w:space="0" w:color="000000"/>
+              <w:bottom w:val="single" w:sz="6" w:space="0" w:color="000000"/>
+              <w:right w:val="single" w:sz="6" w:space="0" w:color="000000"/>
+            </w:tcBorders>
+          </w:tcPr>
+          <w:p>
+            <w:pPr>
+              <w:jc w:val="center"/>
+            </w:pPr>
+            <w:r>
+              <w:t>✓</w:t>
+            </w:r>
+          </w:p>
+        </w:tc>
+        <w:tc>
+          <w:tcPr>
+            <w:tcW w:w="990" w:type="dxa"/>
+            <w:tcBorders>
+              <w:top w:val="single" w:sz="6" w:space="0" w:color="000000"/>
+              <w:left w:val="single" w:sz="6" w:space="0" w:color="000000"/>
+              <w:bottom w:val="single" w:sz="6" w:space="0" w:color="000000"/>
+              <w:right w:val="single" w:sz="6" w:space="0" w:color="000000"/>
+            </w:tcBorders>
+          </w:tcPr>
+          <w:p>
+            <w:pPr>
+              <w:jc w:val="center"/>
+            </w:pPr>
+            <w:r>
+              <w:t>NM</w:t>
+            </w:r>
+          </w:p>
+        </w:tc>
+        <w:tc>
+          <w:tcPr>
+            <w:tcW w:w="4446" w:type="dxa"/>
+            <w:tcBorders>
+              <w:top w:val="single" w:sz="6" w:space="0" w:color="000000"/>
+              <w:left w:val="single" w:sz="6" w:space="0" w:color="000000"/>
+              <w:bottom w:val="single" w:sz="6" w:space="0" w:color="000000"/>
+              <w:right w:val="single" w:sz="6" w:space="0" w:color="000000"/>
+            </w:tcBorders>
+          </w:tcPr>
+          <w:p>
+            <w:r>
+              <w:t>Distance from the receiver position (see AT+RX_POSITION), 3 decimal places. Within 0.015% + 1 m of the WGS-84 geodesic distance up to 600 km.</w:t>
+            </w:r>
+          </w:p>
+        </w:tc>
+      </w:tr>
+      <w:tr>
+        <w:tc>
+          <w:tcPr>
+            <w:tcW w:w="1458" w:type="dxa"/>
+            <w:tcBorders>
+              <w:top w:val="single" w:sz="6" w:space="0" w:color="000000"/>
+              <w:left w:val="single" w:sz="6" w:space="0" w:color="000000"/>
+              <w:bottom w:val="single" w:sz="6" w:space="0" w:color="000000"/>
+              <w:right w:val="single" w:sz="6" w:space="0" w:color="000000"/>
+            </w:tcBorders>
+          </w:tcPr>
+          <w:p>
+            <w:r>
+              <w:t>r_dir</w:t>
+            </w:r>
+          </w:p>
+        </w:tc>
+        <w:tc>
+          <w:tcPr>
+            <w:tcW w:w="990" w:type="dxa"/>
+            <w:tcBorders>
+              <w:top w:val="single" w:sz="6" w:space="0" w:color="000000"/>
+              <w:left w:val="single" w:sz="6" w:space="0" w:color="000000"/>
+              <w:bottom w:val="single" w:sz="6" w:space="0" w:color="000000"/>
+              <w:right w:val="single" w:sz="6" w:space="0" w:color="000000"/>
+            </w:tcBorders>
+          </w:tcPr>
+          <w:p>
+            <w:r>
+              <w:t>number</w:t>
+            </w:r>
+          </w:p>
+        </w:tc>
+        <w:tc>
+          <w:tcPr>
+            <w:tcW w:w="1440" w:type="dxa"/>
+            <w:tcBorders>
+              <w:top w:val="single" w:sz="6" w:space="0" w:color="000000"/>
+              <w:left w:val="single" w:sz="6" w:space="0" w:color="000000"/>
+              <w:bottom w:val="single" w:sz="6" w:space="0" w:color="000000"/>
+              <w:right w:val="single" w:sz="6" w:space="0" w:color="000000"/>
+            </w:tcBorders>
+          </w:tcPr>
+          <w:p>
+            <w:r>
+              <w:t>If distance known</w:t>
+            </w:r>
+          </w:p>
+        </w:tc>
+        <w:tc>
+          <w:tcPr>
+            <w:tcW w:w="990" w:type="dxa"/>
+            <w:tcBorders>
+              <w:top w:val="single" w:sz="6" w:space="0" w:color="000000"/>
+              <w:left w:val="single" w:sz="6" w:space="0" w:color="000000"/>
+              <w:bottom w:val="single" w:sz="6" w:space="0" w:color="000000"/>
+              <w:right w:val="single" w:sz="6" w:space="0" w:color="000000"/>
+            </w:tcBorders>
+          </w:tcPr>
+          <w:p>
+            <w:pPr>
+              <w:jc w:val="center"/>
+            </w:pPr>
+            <w:r>
+              <w:t>✓</w:t>
+            </w:r>
+          </w:p>
+        </w:tc>
+        <w:tc>
+          <w:tcPr>
+            <w:tcW w:w="630" w:type="dxa"/>
+            <w:tcBorders>
+              <w:top w:val="single" w:sz="6" w:space="0" w:color="000000"/>
+              <w:left w:val="single" w:sz="6" w:space="0" w:color="000000"/>
+              <w:bottom w:val="single" w:sz="6" w:space="0" w:color="000000"/>
+              <w:right w:val="single" w:sz="6" w:space="0" w:color="000000"/>
+            </w:tcBorders>
+          </w:tcPr>
+          <w:p>
+            <w:pPr>
+              <w:jc w:val="center"/>
+            </w:pPr>
+            <w:r>
+              <w:t>✓</w:t>
+            </w:r>
+          </w:p>
+        </w:tc>
+        <w:tc>
+          <w:tcPr>
+            <w:tcW w:w="990" w:type="dxa"/>
+            <w:tcBorders>
+              <w:top w:val="single" w:sz="6" w:space="0" w:color="000000"/>
+              <w:left w:val="single" w:sz="6" w:space="0" w:color="000000"/>
+              <w:bottom w:val="single" w:sz="6" w:space="0" w:color="000000"/>
+              <w:right w:val="single" w:sz="6" w:space="0" w:color="000000"/>
+            </w:tcBorders>
+          </w:tcPr>
+          <w:p>
+            <w:pPr>
+              <w:jc w:val="center"/>
+            </w:pPr>
+            <w:r>
+              <w:t>degrees</w:t>
+            </w:r>
+          </w:p>
+        </w:tc>
+        <w:tc>
+          <w:tcPr>
+            <w:tcW w:w="4446" w:type="dxa"/>
+            <w:tcBorders>
+              <w:top w:val="single" w:sz="6" w:space="0" w:color="000000"/>
+              <w:left w:val="single" w:sz="6" w:space="0" w:color="000000"/>
+              <w:bottom w:val="single" w:sz="6" w:space="0" w:color="000000"/>
+              <w:right w:val="single" w:sz="6" w:space="0" w:color="000000"/>
+            </w:tcBorders>
+          </w:tcPr>
+          <w:p>
+            <w:r>
+              <w:t>Bearing from the receiver position, clockwise from true north, 1 decimal place. Within 0.2 degrees of the WGS-84 geodesic bearing.</w:t>
             </w:r>
           </w:p>
         </w:tc>
@@ -37283,7 +38018,7 @@
       <w:rPr>
         <w:color w:val="FFFFFF" w:themeColor="background1"/>
       </w:rPr>
-      <w:t>013</w:t>
+      <w:t>015</w:t>
     </w:r>
     <w:r>
       <w:rPr>

--- a/word/datasheet_adsbee_m1421.docx
+++ b/word/datasheet_adsbee_m1421.docx
@@ -7848,7 +7848,7 @@
         <w:keepNext/>
       </w:pPr>
       <w:r>
-        <w:t>20261013</w:t>
+        <w:t>20261015</w:t>
       </w:r>
     </w:p>
     <w:p>
@@ -7880,6 +7880,7 @@
     <w:p>
       <w:pPr>
         <w:pStyle w:val="ListParagraph"/>
+        <w:keepNext/>
         <w:numPr>
           <w:ilvl w:val="0"/>
           <w:numId w:val="5"/>
@@ -7887,6 +7888,18 @@
       </w:pPr>
       <w:r>
         <w:t>Added AT+CONFIG_HASH for comparing the settings, CCFG and firmware image of a module with a reference module.</w:t>
+      </w:r>
+    </w:p>
+    <w:p>
+      <w:pPr>
+        <w:pStyle w:val="ListParagraph"/>
+        <w:numPr>
+          <w:ilvl w:val="0"/>
+          <w:numId w:val="5"/>
+        </w:numPr>
+      </w:pPr>
+      <w:r>
+        <w:t>Corrected the note in the MAVLINK MESSAGE_INTERVAL packet definition: interval_us is always 1000 us.</w:t>
       </w:r>
     </w:p>
     <w:p>
@@ -30268,7 +30281,7 @@
               <w:rPr>
                 <w:lang w:eastAsia="zh-CN"/>
               </w:rPr>
-              <w:t>NOTE: For ADSBee m1421, message_id is always 1000 us.</w:t>
+              <w:t>NOTE: For ADSBee m1421, interval_us is always 1000 us.</w:t>
             </w:r>
           </w:p>
         </w:tc>
@@ -37283,7 +37296,7 @@
       <w:rPr>
         <w:color w:val="FFFFFF" w:themeColor="background1"/>
       </w:rPr>
-      <w:t>013</w:t>
+      <w:t>015</w:t>
     </w:r>
     <w:r>
       <w:rPr>

--- a/word/datasheet_adsbee_m1421.docx
+++ b/word/datasheet_adsbee_m1421.docx
@@ -325,10 +325,7 @@
           </w:tcPr>
           <w:p>
             <w:r>
-              <w:t>Minimum</w:t>
-            </w:r>
-            <w:r>
-              <w:t xml:space="preserve"> RF Input Power Level</w:t>
+              <w:t>Sensitivity</w:t>
             </w:r>
           </w:p>
         </w:tc>
@@ -347,45 +344,12 @@
               <w:t>90</w:t>
             </w:r>
             <w:r>
-              <w:t>dBm</w:t>
-            </w:r>
-          </w:p>
-          <w:p>
-            <w:r>
-              <w:t>UAT: -</w:t>
-            </w:r>
-            <w:r>
-              <w:t>87</w:t>
-            </w:r>
-            <w:r>
-              <w:t>dBm</w:t>
-            </w:r>
-          </w:p>
-        </w:tc>
-      </w:tr>
-      <w:tr>
-        <w:tc>
-          <w:tcPr>
-            <w:tcW w:w="1908" w:type="dxa"/>
-          </w:tcPr>
-          <w:p>
-            <w:r>
-              <w:t>Dynamic Range</w:t>
-            </w:r>
-          </w:p>
-        </w:tc>
-        <w:tc>
-          <w:tcPr>
-            <w:tcW w:w="3348" w:type="dxa"/>
-          </w:tcPr>
-          <w:p>
-            <w:r>
-              <w:t>Mode S: -90 to 0 dBm</w:t>
-            </w:r>
-          </w:p>
-          <w:p>
-            <w:r>
-              <w:t>UAT: 87 dB</w:t>
+              <w:t>dBm to 0dBm</w:t>
+            </w:r>
+          </w:p>
+          <w:p>
+            <w:r>
+              <w:t>UAT: -90dBm to 0dBm</w:t>
             </w:r>
           </w:p>
         </w:tc>
@@ -7848,7 +7812,7 @@
         <w:keepNext/>
       </w:pPr>
       <w:r>
-        <w:t>20261015</w:t>
+        <w:t>20261016</w:t>
       </w:r>
     </w:p>
     <w:p>
@@ -7874,7 +7838,7 @@
         </w:numPr>
       </w:pPr>
       <w:r>
-        <w:t>Rebuilt the table of contents to match the section numbers and pages. Firmware references updated to 0.3.11. Dynamic range is now -90 to 0 dBm for Mode S and 87 dB for UAT.</w:t>
+        <w:t>Rebuilt the table of contents to match the section numbers and pages. Firmware references updated to 0.3.11.</w:t>
       </w:r>
     </w:p>
     <w:p>
@@ -7893,6 +7857,7 @@
     <w:p>
       <w:pPr>
         <w:pStyle w:val="ListParagraph"/>
+        <w:keepNext/>
         <w:numPr>
           <w:ilvl w:val="0"/>
           <w:numId w:val="5"/>
@@ -7900,6 +7865,18 @@
       </w:pPr>
       <w:r>
         <w:t>Corrected the note in the MAVLINK MESSAGE_INTERVAL packet definition: interval_us is always 1000 us.</w:t>
+      </w:r>
+    </w:p>
+    <w:p>
+      <w:pPr>
+        <w:pStyle w:val="ListParagraph"/>
+        <w:numPr>
+          <w:ilvl w:val="0"/>
+          <w:numId w:val="5"/>
+        </w:numPr>
+      </w:pPr>
+      <w:r>
+        <w:t>Sensitivity is -90dBm to 0dBm for Mode S and UAT.</w:t>
       </w:r>
     </w:p>
     <w:p>
@@ -37296,7 +37273,7 @@
       <w:rPr>
         <w:color w:val="FFFFFF" w:themeColor="background1"/>
       </w:rPr>
-      <w:t>015</w:t>
+      <w:t>016</w:t>
     </w:r>
     <w:r>
       <w:rPr>

--- a/word/datasheet_adsbee_m1421.docx
+++ b/word/datasheet_adsbee_m1421.docx
@@ -2227,13 +2227,283 @@
               <w:lang w:eastAsia="zh-CN"/>
             </w:rPr>
           </w:pPr>
+          <w:hyperlink w:anchor="_Toc237911301" w:history="1">
+            <w:r>
+              <w:rPr>
+                <w:rStyle w:val="Hyperlink"/>
+                <w:noProof/>
+              </w:rPr>
+              <w:t>3.5</w:t>
+            </w:r>
+            <w:r>
+              <w:rPr>
+                <w:rFonts w:eastAsiaTheme="minorEastAsia"/>
+                <w:noProof/>
+                <w:sz w:val="24"/>
+                <w:szCs w:val="24"/>
+                <w:lang w:eastAsia="zh-CN"/>
+              </w:rPr>
+              <w:tab/>
+            </w:r>
+            <w:r>
+              <w:rPr>
+                <w:rStyle w:val="Hyperlink"/>
+                <w:noProof/>
+              </w:rPr>
+              <w:t>AT+FILTER_DISTANCE_NM</w:t>
+            </w:r>
+            <w:r>
+              <w:rPr>
+                <w:noProof/>
+                <w:webHidden/>
+              </w:rPr>
+              <w:tab/>
+            </w:r>
+            <w:r>
+              <w:rPr>
+                <w:noProof/>
+                <w:webHidden/>
+              </w:rPr>
+              <w:fldChar w:fldCharType="begin"/>
+            </w:r>
+            <w:r>
+              <w:rPr>
+                <w:noProof/>
+                <w:webHidden/>
+              </w:rPr>
+              <w:instrText xml:space="preserve"> PAGEREF _Toc237911301 \h </w:instrText>
+            </w:r>
+            <w:r>
+              <w:rPr>
+                <w:noProof/>
+                <w:webHidden/>
+              </w:rPr>
+            </w:r>
+            <w:r>
+              <w:rPr>
+                <w:noProof/>
+                <w:webHidden/>
+              </w:rPr>
+              <w:fldChar w:fldCharType="separate"/>
+            </w:r>
+            <w:r>
+              <w:rPr>
+                <w:noProof/>
+                <w:webHidden/>
+              </w:rPr>
+              <w:t>17</w:t>
+            </w:r>
+            <w:r>
+              <w:rPr>
+                <w:noProof/>
+                <w:webHidden/>
+              </w:rPr>
+              <w:fldChar w:fldCharType="end"/>
+            </w:r>
+          </w:hyperlink>
+        </w:p>
+        <w:p>
+          <w:pPr>
+            <w:pStyle w:val="TOC3"/>
+            <w:tabs>
+              <w:tab w:val="left" w:pos="1200"/>
+              <w:tab w:val="right" w:leader="dot" w:pos="10790"/>
+            </w:tabs>
+            <w:rPr>
+              <w:rFonts w:eastAsiaTheme="minorEastAsia"/>
+              <w:noProof/>
+              <w:sz w:val="24"/>
+              <w:szCs w:val="24"/>
+              <w:lang w:eastAsia="zh-CN"/>
+            </w:rPr>
+          </w:pPr>
+          <w:hyperlink w:anchor="_Toc237911302" w:history="1">
+            <w:r>
+              <w:rPr>
+                <w:rStyle w:val="Hyperlink"/>
+                <w:noProof/>
+              </w:rPr>
+              <w:t>3.5.1</w:t>
+            </w:r>
+            <w:r>
+              <w:rPr>
+                <w:rFonts w:eastAsiaTheme="minorEastAsia"/>
+                <w:noProof/>
+                <w:sz w:val="24"/>
+                <w:szCs w:val="24"/>
+                <w:lang w:eastAsia="zh-CN"/>
+              </w:rPr>
+              <w:tab/>
+            </w:r>
+            <w:r>
+              <w:rPr>
+                <w:rStyle w:val="Hyperlink"/>
+                <w:noProof/>
+              </w:rPr>
+              <w:t>Set the Distance Filter</w:t>
+            </w:r>
+            <w:r>
+              <w:rPr>
+                <w:noProof/>
+                <w:webHidden/>
+              </w:rPr>
+              <w:tab/>
+            </w:r>
+            <w:r>
+              <w:rPr>
+                <w:noProof/>
+                <w:webHidden/>
+              </w:rPr>
+              <w:fldChar w:fldCharType="begin"/>
+            </w:r>
+            <w:r>
+              <w:rPr>
+                <w:noProof/>
+                <w:webHidden/>
+              </w:rPr>
+              <w:instrText xml:space="preserve"> PAGEREF _Toc237911302 \h </w:instrText>
+            </w:r>
+            <w:r>
+              <w:rPr>
+                <w:noProof/>
+                <w:webHidden/>
+              </w:rPr>
+            </w:r>
+            <w:r>
+              <w:rPr>
+                <w:noProof/>
+                <w:webHidden/>
+              </w:rPr>
+              <w:fldChar w:fldCharType="separate"/>
+            </w:r>
+            <w:r>
+              <w:rPr>
+                <w:noProof/>
+                <w:webHidden/>
+              </w:rPr>
+              <w:t>17</w:t>
+            </w:r>
+            <w:r>
+              <w:rPr>
+                <w:noProof/>
+                <w:webHidden/>
+              </w:rPr>
+              <w:fldChar w:fldCharType="end"/>
+            </w:r>
+          </w:hyperlink>
+        </w:p>
+        <w:p>
+          <w:pPr>
+            <w:pStyle w:val="TOC3"/>
+            <w:tabs>
+              <w:tab w:val="left" w:pos="1200"/>
+              <w:tab w:val="right" w:leader="dot" w:pos="10790"/>
+            </w:tabs>
+            <w:rPr>
+              <w:rFonts w:eastAsiaTheme="minorEastAsia"/>
+              <w:noProof/>
+              <w:sz w:val="24"/>
+              <w:szCs w:val="24"/>
+              <w:lang w:eastAsia="zh-CN"/>
+            </w:rPr>
+          </w:pPr>
+          <w:hyperlink w:anchor="_Toc237911303" w:history="1">
+            <w:r>
+              <w:rPr>
+                <w:rStyle w:val="Hyperlink"/>
+                <w:noProof/>
+              </w:rPr>
+              <w:t>3.5.2</w:t>
+            </w:r>
+            <w:r>
+              <w:rPr>
+                <w:rFonts w:eastAsiaTheme="minorEastAsia"/>
+                <w:noProof/>
+                <w:sz w:val="24"/>
+                <w:szCs w:val="24"/>
+                <w:lang w:eastAsia="zh-CN"/>
+              </w:rPr>
+              <w:tab/>
+            </w:r>
+            <w:r>
+              <w:rPr>
+                <w:rStyle w:val="Hyperlink"/>
+                <w:noProof/>
+              </w:rPr>
+              <w:t>Query the Distance Filter</w:t>
+            </w:r>
+            <w:r>
+              <w:rPr>
+                <w:noProof/>
+                <w:webHidden/>
+              </w:rPr>
+              <w:tab/>
+            </w:r>
+            <w:r>
+              <w:rPr>
+                <w:noProof/>
+                <w:webHidden/>
+              </w:rPr>
+              <w:fldChar w:fldCharType="begin"/>
+            </w:r>
+            <w:r>
+              <w:rPr>
+                <w:noProof/>
+                <w:webHidden/>
+              </w:rPr>
+              <w:instrText xml:space="preserve"> PAGEREF _Toc237911303 \h </w:instrText>
+            </w:r>
+            <w:r>
+              <w:rPr>
+                <w:noProof/>
+                <w:webHidden/>
+              </w:rPr>
+            </w:r>
+            <w:r>
+              <w:rPr>
+                <w:noProof/>
+                <w:webHidden/>
+              </w:rPr>
+              <w:fldChar w:fldCharType="separate"/>
+            </w:r>
+            <w:r>
+              <w:rPr>
+                <w:noProof/>
+                <w:webHidden/>
+              </w:rPr>
+              <w:t>17</w:t>
+            </w:r>
+            <w:r>
+              <w:rPr>
+                <w:noProof/>
+                <w:webHidden/>
+              </w:rPr>
+              <w:fldChar w:fldCharType="end"/>
+            </w:r>
+          </w:hyperlink>
+        </w:p>
+        <w:p>
+          <w:pPr>
+            <w:pStyle w:val="TOC2"/>
+            <w:tabs>
+              <w:tab w:val="left" w:pos="960"/>
+              <w:tab w:val="right" w:leader="dot" w:pos="10790"/>
+            </w:tabs>
+            <w:rPr>
+              <w:rFonts w:eastAsiaTheme="minorEastAsia"/>
+              <w:noProof/>
+              <w:sz w:val="24"/>
+              <w:szCs w:val="24"/>
+              <w:lang w:eastAsia="zh-CN"/>
+            </w:rPr>
+          </w:pPr>
           <w:hyperlink w:anchor="_Toc237911190" w:history="1">
             <w:r>
               <w:rPr>
                 <w:rStyle w:val="Hyperlink"/>
                 <w:noProof/>
               </w:rPr>
-              <w:t>3.5</w:t>
+              <w:t>3.6</w:t>
             </w:r>
             <w:r>
               <w:rPr>
@@ -2323,7 +2593,7 @@
                 <w:rStyle w:val="Hyperlink"/>
                 <w:noProof/>
               </w:rPr>
-              <w:t>3.5.1</w:t>
+              <w:t>3.6.1</w:t>
             </w:r>
             <w:r>
               <w:rPr>
@@ -2413,7 +2683,7 @@
                 <w:rStyle w:val="Hyperlink"/>
                 <w:noProof/>
               </w:rPr>
-              <w:t>3.5.2</w:t>
+              <w:t>3.6.2</w:t>
             </w:r>
             <w:r>
               <w:rPr>
@@ -2503,7 +2773,7 @@
                 <w:rStyle w:val="Hyperlink"/>
                 <w:noProof/>
               </w:rPr>
-              <w:t>3.6</w:t>
+              <w:t>3.7</w:t>
             </w:r>
             <w:r>
               <w:rPr>
@@ -2593,7 +2863,7 @@
                 <w:rStyle w:val="Hyperlink"/>
                 <w:noProof/>
               </w:rPr>
-              <w:t>3.6.1</w:t>
+              <w:t>3.7.1</w:t>
             </w:r>
             <w:r>
               <w:rPr>
@@ -2683,7 +2953,7 @@
                 <w:rStyle w:val="Hyperlink"/>
                 <w:noProof/>
               </w:rPr>
-              <w:t>3.6.2</w:t>
+              <w:t>3.7.2</w:t>
             </w:r>
             <w:r>
               <w:rPr>
@@ -2742,276 +3012,6 @@
                 <w:webHidden/>
               </w:rPr>
               <w:t>16</w:t>
-            </w:r>
-            <w:r>
-              <w:rPr>
-                <w:noProof/>
-                <w:webHidden/>
-              </w:rPr>
-              <w:fldChar w:fldCharType="end"/>
-            </w:r>
-          </w:hyperlink>
-        </w:p>
-        <w:p>
-          <w:pPr>
-            <w:pStyle w:val="TOC2"/>
-            <w:tabs>
-              <w:tab w:val="left" w:pos="960"/>
-              <w:tab w:val="right" w:leader="dot" w:pos="10790"/>
-            </w:tabs>
-            <w:rPr>
-              <w:rFonts w:eastAsiaTheme="minorEastAsia"/>
-              <w:noProof/>
-              <w:sz w:val="24"/>
-              <w:szCs w:val="24"/>
-              <w:lang w:eastAsia="zh-CN"/>
-            </w:rPr>
-          </w:pPr>
-          <w:hyperlink w:anchor="_Toc237911301" w:history="1">
-            <w:r>
-              <w:rPr>
-                <w:rStyle w:val="Hyperlink"/>
-                <w:noProof/>
-              </w:rPr>
-              <w:t>3.7</w:t>
-            </w:r>
-            <w:r>
-              <w:rPr>
-                <w:rFonts w:eastAsiaTheme="minorEastAsia"/>
-                <w:noProof/>
-                <w:sz w:val="24"/>
-                <w:szCs w:val="24"/>
-                <w:lang w:eastAsia="zh-CN"/>
-              </w:rPr>
-              <w:tab/>
-            </w:r>
-            <w:r>
-              <w:rPr>
-                <w:rStyle w:val="Hyperlink"/>
-                <w:noProof/>
-              </w:rPr>
-              <w:t>AT+MAX_DISTANCE</w:t>
-            </w:r>
-            <w:r>
-              <w:rPr>
-                <w:noProof/>
-                <w:webHidden/>
-              </w:rPr>
-              <w:tab/>
-            </w:r>
-            <w:r>
-              <w:rPr>
-                <w:noProof/>
-                <w:webHidden/>
-              </w:rPr>
-              <w:fldChar w:fldCharType="begin"/>
-            </w:r>
-            <w:r>
-              <w:rPr>
-                <w:noProof/>
-                <w:webHidden/>
-              </w:rPr>
-              <w:instrText xml:space="preserve"> PAGEREF _Toc237911301 \h </w:instrText>
-            </w:r>
-            <w:r>
-              <w:rPr>
-                <w:noProof/>
-                <w:webHidden/>
-              </w:rPr>
-            </w:r>
-            <w:r>
-              <w:rPr>
-                <w:noProof/>
-                <w:webHidden/>
-              </w:rPr>
-              <w:fldChar w:fldCharType="separate"/>
-            </w:r>
-            <w:r>
-              <w:rPr>
-                <w:noProof/>
-                <w:webHidden/>
-              </w:rPr>
-              <w:t>17</w:t>
-            </w:r>
-            <w:r>
-              <w:rPr>
-                <w:noProof/>
-                <w:webHidden/>
-              </w:rPr>
-              <w:fldChar w:fldCharType="end"/>
-            </w:r>
-          </w:hyperlink>
-        </w:p>
-        <w:p>
-          <w:pPr>
-            <w:pStyle w:val="TOC3"/>
-            <w:tabs>
-              <w:tab w:val="left" w:pos="1200"/>
-              <w:tab w:val="right" w:leader="dot" w:pos="10790"/>
-            </w:tabs>
-            <w:rPr>
-              <w:rFonts w:eastAsiaTheme="minorEastAsia"/>
-              <w:noProof/>
-              <w:sz w:val="24"/>
-              <w:szCs w:val="24"/>
-              <w:lang w:eastAsia="zh-CN"/>
-            </w:rPr>
-          </w:pPr>
-          <w:hyperlink w:anchor="_Toc237911302" w:history="1">
-            <w:r>
-              <w:rPr>
-                <w:rStyle w:val="Hyperlink"/>
-                <w:noProof/>
-              </w:rPr>
-              <w:t>3.7.1</w:t>
-            </w:r>
-            <w:r>
-              <w:rPr>
-                <w:rFonts w:eastAsiaTheme="minorEastAsia"/>
-                <w:noProof/>
-                <w:sz w:val="24"/>
-                <w:szCs w:val="24"/>
-                <w:lang w:eastAsia="zh-CN"/>
-              </w:rPr>
-              <w:tab/>
-            </w:r>
-            <w:r>
-              <w:rPr>
-                <w:rStyle w:val="Hyperlink"/>
-                <w:noProof/>
-              </w:rPr>
-              <w:t>Set the Maximum Distance</w:t>
-            </w:r>
-            <w:r>
-              <w:rPr>
-                <w:noProof/>
-                <w:webHidden/>
-              </w:rPr>
-              <w:tab/>
-            </w:r>
-            <w:r>
-              <w:rPr>
-                <w:noProof/>
-                <w:webHidden/>
-              </w:rPr>
-              <w:fldChar w:fldCharType="begin"/>
-            </w:r>
-            <w:r>
-              <w:rPr>
-                <w:noProof/>
-                <w:webHidden/>
-              </w:rPr>
-              <w:instrText xml:space="preserve"> PAGEREF _Toc237911302 \h </w:instrText>
-            </w:r>
-            <w:r>
-              <w:rPr>
-                <w:noProof/>
-                <w:webHidden/>
-              </w:rPr>
-            </w:r>
-            <w:r>
-              <w:rPr>
-                <w:noProof/>
-                <w:webHidden/>
-              </w:rPr>
-              <w:fldChar w:fldCharType="separate"/>
-            </w:r>
-            <w:r>
-              <w:rPr>
-                <w:noProof/>
-                <w:webHidden/>
-              </w:rPr>
-              <w:t>17</w:t>
-            </w:r>
-            <w:r>
-              <w:rPr>
-                <w:noProof/>
-                <w:webHidden/>
-              </w:rPr>
-              <w:fldChar w:fldCharType="end"/>
-            </w:r>
-          </w:hyperlink>
-        </w:p>
-        <w:p>
-          <w:pPr>
-            <w:pStyle w:val="TOC3"/>
-            <w:tabs>
-              <w:tab w:val="left" w:pos="1200"/>
-              <w:tab w:val="right" w:leader="dot" w:pos="10790"/>
-            </w:tabs>
-            <w:rPr>
-              <w:rFonts w:eastAsiaTheme="minorEastAsia"/>
-              <w:noProof/>
-              <w:sz w:val="24"/>
-              <w:szCs w:val="24"/>
-              <w:lang w:eastAsia="zh-CN"/>
-            </w:rPr>
-          </w:pPr>
-          <w:hyperlink w:anchor="_Toc237911303" w:history="1">
-            <w:r>
-              <w:rPr>
-                <w:rStyle w:val="Hyperlink"/>
-                <w:noProof/>
-              </w:rPr>
-              <w:t>3.7.2</w:t>
-            </w:r>
-            <w:r>
-              <w:rPr>
-                <w:rFonts w:eastAsiaTheme="minorEastAsia"/>
-                <w:noProof/>
-                <w:sz w:val="24"/>
-                <w:szCs w:val="24"/>
-                <w:lang w:eastAsia="zh-CN"/>
-              </w:rPr>
-              <w:tab/>
-            </w:r>
-            <w:r>
-              <w:rPr>
-                <w:rStyle w:val="Hyperlink"/>
-                <w:noProof/>
-              </w:rPr>
-              <w:t>Query the Maximum Distance</w:t>
-            </w:r>
-            <w:r>
-              <w:rPr>
-                <w:noProof/>
-                <w:webHidden/>
-              </w:rPr>
-              <w:tab/>
-            </w:r>
-            <w:r>
-              <w:rPr>
-                <w:noProof/>
-                <w:webHidden/>
-              </w:rPr>
-              <w:fldChar w:fldCharType="begin"/>
-            </w:r>
-            <w:r>
-              <w:rPr>
-                <w:noProof/>
-                <w:webHidden/>
-              </w:rPr>
-              <w:instrText xml:space="preserve"> PAGEREF _Toc237911303 \h </w:instrText>
-            </w:r>
-            <w:r>
-              <w:rPr>
-                <w:noProof/>
-                <w:webHidden/>
-              </w:rPr>
-            </w:r>
-            <w:r>
-              <w:rPr>
-                <w:noProof/>
-                <w:webHidden/>
-              </w:rPr>
-              <w:fldChar w:fldCharType="separate"/>
-            </w:r>
-            <w:r>
-              <w:rPr>
-                <w:noProof/>
-                <w:webHidden/>
-              </w:rPr>
-              <w:t>17</w:t>
             </w:r>
             <w:r>
               <w:rPr>
@@ -8118,7 +8118,7 @@
         <w:keepNext/>
       </w:pPr>
       <w:r>
-        <w:t>20261015</w:t>
+        <w:t>20261016</w:t>
       </w:r>
     </w:p>
     <w:p>
@@ -8168,7 +8168,7 @@
         </w:numPr>
       </w:pPr>
       <w:r>
-        <w:t>Added AT+MAX_DISTANCE for leaving aircraft beyond a set distance from the receiver out of reports. Aircraft JSON now includes r_dst and r_dir (distance and bearing from the receiver).</w:t>
+        <w:t>Added AT+FILTER_DISTANCE_NM for leaving aircraft beyond a set distance (in nautical miles) from the receiver out of aircraft reports; raw packets are never filtered. Aircraft JSON now includes r_dst and r_dir (distance and bearing from the receiver).</w:t>
       </w:r>
     </w:p>
     <w:p>
@@ -11088,16 +11088,15 @@
           <w:numId w:val="4"/>
         </w:numPr>
       </w:pPr>
-      <w:bookmarkStart w:id="16" w:name="_Toc237911190"/>
-      <w:r>
-        <w:lastRenderedPageBreak/>
-        <w:t>AT+LOG_LEVEL</w:t>
-      </w:r>
-      <w:bookmarkEnd w:id="16"/>
-    </w:p>
-    <w:p>
-      <w:r>
-        <w:t>Sets how much diagnostic output the firmware prints to the Console UART.</w:t>
+      <w:bookmarkStart w:id="201" w:name="_Toc237911301"/>
+      <w:r>
+        <w:t>AT+FILTER_DISTANCE_NM</w:t>
+      </w:r>
+      <w:bookmarkEnd w:id="201"/>
+    </w:p>
+    <w:p>
+      <w:r>
+        <w:t>Leaves aircraft that are farther than a set distance from the receiver position out of aircraft reports: the aircraft reporting protocols (CSBee, MAVLink, GDL90, Aircraft JSON). Raw packets are never filtered: Raw, Beast and MLAT output still carry every packet, including those from far aircraft. Aircraft at an unknown distance (no position decoded yet, or no receiver position; see AT+RX_POSITION) are always kept. The filter is off by default. Changes take effect immediately and persist across reboots after AT+SETTINGS=SAVE.</w:t>
       </w:r>
     </w:p>
     <w:p>
@@ -11108,18 +11107,34 @@
           <w:numId w:val="4"/>
         </w:numPr>
       </w:pPr>
-      <w:bookmarkStart w:id="17" w:name="_Toc237911191"/>
-      <w:r>
-        <w:t>Set the Log Level</w:t>
-      </w:r>
-      <w:bookmarkEnd w:id="17"/>
+      <w:bookmarkStart w:id="202" w:name="_Toc237911302"/>
+      <w:r>
+        <w:t>Set the Distance Filter</w:t>
+      </w:r>
+      <w:bookmarkEnd w:id="202"/>
     </w:p>
     <w:p>
       <w:pPr>
         <w:pStyle w:val="code"/>
       </w:pPr>
       <w:r>
-        <w:t>AT+LOG_LEVEL=&lt;log_level&gt;</w:t>
+        <w:t>AT+FILTER_DISTANCE_NM=&lt;enabled&gt;,&lt;distance_nm&gt;</w:t>
+      </w:r>
+    </w:p>
+    <w:p>
+      <w:pPr>
+        <w:pStyle w:val="code"/>
+      </w:pPr>
+      <w:r>
+        <w:t>OK</w:t>
+      </w:r>
+    </w:p>
+    <w:p>
+      <w:pPr>
+        <w:pStyle w:val="code"/>
+      </w:pPr>
+      <w:r>
+        <w:t>AT+FILTER_DISTANCE_NM=1,50</w:t>
       </w:r>
     </w:p>
     <w:p>
@@ -11211,6 +11226,231 @@
           </w:tcPr>
           <w:p>
             <w:r>
+              <w:t>enabled</w:t>
+            </w:r>
+          </w:p>
+        </w:tc>
+        <w:tc>
+          <w:tcPr>
+            <w:tcW w:w="6160" w:type="dxa"/>
+          </w:tcPr>
+          <w:p>
+            <w:r>
+              <w:t>1 turns the filter on, 0 turns it off. Empty keeps the current value.</w:t>
+            </w:r>
+          </w:p>
+        </w:tc>
+        <w:tc>
+          <w:tcPr>
+            <w:tcW w:w="2440" w:type="dxa"/>
+          </w:tcPr>
+          <w:p>
+            <w:r>
+              <w:t>0, 1</w:t>
+            </w:r>
+          </w:p>
+        </w:tc>
+      </w:tr>
+      <w:tr>
+        <w:tc>
+          <w:tcPr>
+            <w:tcW w:w="2200" w:type="dxa"/>
+          </w:tcPr>
+          <w:p>
+            <w:r>
+              <w:t>distance_nm</w:t>
+            </w:r>
+          </w:p>
+        </w:tc>
+        <w:tc>
+          <w:tcPr>
+            <w:tcW w:w="6160" w:type="dxa"/>
+          </w:tcPr>
+          <w:p>
+            <w:r>
+              <w:t>Aircraft known to be farther than this many nautical miles from the receiver position are left out of aircraft reports. Decimal, 0.1 nm resolution (finer values are rounded). Empty keeps the current value.</w:t>
+            </w:r>
+          </w:p>
+        </w:tc>
+        <w:tc>
+          <w:tcPr>
+            <w:tcW w:w="2440" w:type="dxa"/>
+          </w:tcPr>
+          <w:p>
+            <w:r>
+              <w:t>0.1-10000.0</w:t>
+            </w:r>
+          </w:p>
+        </w:tc>
+      </w:tr>
+    </w:tbl>
+    <w:p>
+      <w:r>
+        <w:t>Default: 0,100.0 (filter off).</w:t>
+      </w:r>
+    </w:p>
+    <w:p>
+      <w:pPr>
+        <w:pStyle w:val="Heading3"/>
+        <w:numPr>
+          <w:ilvl w:val="2"/>
+          <w:numId w:val="4"/>
+        </w:numPr>
+      </w:pPr>
+      <w:bookmarkStart w:id="203" w:name="_Toc237911303"/>
+      <w:r>
+        <w:t>Query the Distance Filter</w:t>
+      </w:r>
+      <w:bookmarkEnd w:id="203"/>
+    </w:p>
+    <w:p>
+      <w:pPr>
+        <w:pStyle w:val="code"/>
+      </w:pPr>
+      <w:r>
+        <w:t>AT+FILTER_DISTANCE_NM?</w:t>
+      </w:r>
+    </w:p>
+    <w:p>
+      <w:pPr>
+        <w:pStyle w:val="code"/>
+      </w:pPr>
+      <w:r>
+        <w:t>FILTER_DISTANCE_NM=0,100.0</w:t>
+      </w:r>
+    </w:p>
+    <w:p/>
+    <w:p>
+      <w:pPr>
+        <w:pStyle w:val="Heading2"/>
+        <w:numPr>
+          <w:ilvl w:val="1"/>
+          <w:numId w:val="4"/>
+        </w:numPr>
+      </w:pPr>
+      <w:bookmarkStart w:id="16" w:name="_Toc237911190"/>
+      <w:r>
+        <w:lastRenderedPageBreak/>
+        <w:t>AT+LOG_LEVEL</w:t>
+      </w:r>
+      <w:bookmarkEnd w:id="16"/>
+    </w:p>
+    <w:p>
+      <w:r>
+        <w:t>Sets how much diagnostic output the firmware prints to the Console UART.</w:t>
+      </w:r>
+    </w:p>
+    <w:p>
+      <w:pPr>
+        <w:pStyle w:val="Heading3"/>
+        <w:numPr>
+          <w:ilvl w:val="2"/>
+          <w:numId w:val="4"/>
+        </w:numPr>
+      </w:pPr>
+      <w:bookmarkStart w:id="17" w:name="_Toc237911191"/>
+      <w:r>
+        <w:t>Set the Log Level</w:t>
+      </w:r>
+      <w:bookmarkEnd w:id="17"/>
+    </w:p>
+    <w:p>
+      <w:pPr>
+        <w:pStyle w:val="code"/>
+      </w:pPr>
+      <w:r>
+        <w:t>AT+LOG_LEVEL=&lt;log_level&gt;</w:t>
+      </w:r>
+    </w:p>
+    <w:p>
+      <w:pPr>
+        <w:pStyle w:val="code"/>
+      </w:pPr>
+      <w:r>
+        <w:t>OK</w:t>
+      </w:r>
+    </w:p>
+    <w:p/>
+    <w:tbl>
+      <w:tblPr>
+        <w:tblStyle w:val="TableGrid"/>
+        <w:tblW w:w="0" w:type="auto"/>
+        <w:tblLook w:val="04A0" w:firstRow="1" w:lastRow="0" w:firstColumn="1" w:lastColumn="0" w:noHBand="0" w:noVBand="1"/>
+      </w:tblPr>
+      <w:tblGrid>
+        <w:gridCol w:w="2200"/>
+        <w:gridCol w:w="6160"/>
+        <w:gridCol w:w="2440"/>
+      </w:tblGrid>
+      <w:tr>
+        <w:tc>
+          <w:tcPr>
+            <w:tcW w:w="2200" w:type="dxa"/>
+          </w:tcPr>
+          <w:p>
+            <w:pPr>
+              <w:rPr>
+                <w:b/>
+                <w:bCs/>
+              </w:rPr>
+            </w:pPr>
+            <w:r>
+              <w:rPr>
+                <w:b/>
+                <w:bCs/>
+              </w:rPr>
+              <w:t>Parameter</w:t>
+            </w:r>
+          </w:p>
+        </w:tc>
+        <w:tc>
+          <w:tcPr>
+            <w:tcW w:w="6160" w:type="dxa"/>
+          </w:tcPr>
+          <w:p>
+            <w:pPr>
+              <w:rPr>
+                <w:b/>
+                <w:bCs/>
+              </w:rPr>
+            </w:pPr>
+            <w:r>
+              <w:rPr>
+                <w:b/>
+                <w:bCs/>
+              </w:rPr>
+              <w:t>Description</w:t>
+            </w:r>
+          </w:p>
+        </w:tc>
+        <w:tc>
+          <w:tcPr>
+            <w:tcW w:w="2440" w:type="dxa"/>
+          </w:tcPr>
+          <w:p>
+            <w:pPr>
+              <w:rPr>
+                <w:b/>
+                <w:bCs/>
+              </w:rPr>
+            </w:pPr>
+            <w:r>
+              <w:rPr>
+                <w:b/>
+                <w:bCs/>
+              </w:rPr>
+              <w:t>Acceptable Values</w:t>
+            </w:r>
+          </w:p>
+        </w:tc>
+      </w:tr>
+      <w:tr>
+        <w:tc>
+          <w:tcPr>
+            <w:tcW w:w="2200" w:type="dxa"/>
+          </w:tcPr>
+          <w:p>
+            <w:r>
               <w:t>log_level</w:t>
             </w:r>
           </w:p>
@@ -11530,198 +11770,6 @@
         </w:sectPr>
       </w:pPr>
     </w:p>
-    <w:p>
-      <w:pPr>
-        <w:pStyle w:val="Heading2"/>
-        <w:numPr>
-          <w:ilvl w:val="1"/>
-          <w:numId w:val="4"/>
-        </w:numPr>
-      </w:pPr>
-      <w:bookmarkStart w:id="201" w:name="_Toc237911301"/>
-      <w:r>
-        <w:t>AT+MAX_DISTANCE</w:t>
-      </w:r>
-      <w:bookmarkEnd w:id="201"/>
-    </w:p>
-    <w:p>
-      <w:r>
-        <w:t>Leaves aircraft that are farther than a set distance from the receiver position out of reports, for every reporting protocol. Aircraft at an unknown distance (no position decoded yet, or no receiver position; see AT+RX_POSITION) are always kept. Changes take effect immediately and persist across reboots after AT+SETTINGS=SAVE.</w:t>
-      </w:r>
-    </w:p>
-    <w:p>
-      <w:pPr>
-        <w:pStyle w:val="Heading3"/>
-        <w:numPr>
-          <w:ilvl w:val="2"/>
-          <w:numId w:val="4"/>
-        </w:numPr>
-      </w:pPr>
-      <w:bookmarkStart w:id="202" w:name="_Toc237911302"/>
-      <w:r>
-        <w:t>Set the Maximum Distance</w:t>
-      </w:r>
-      <w:bookmarkEnd w:id="202"/>
-    </w:p>
-    <w:p>
-      <w:pPr>
-        <w:pStyle w:val="code"/>
-      </w:pPr>
-      <w:r>
-        <w:t>AT+MAX_DISTANCE=&lt;max_distance_m&gt;</w:t>
-      </w:r>
-    </w:p>
-    <w:p>
-      <w:pPr>
-        <w:pStyle w:val="code"/>
-      </w:pPr>
-      <w:r>
-        <w:t>OK</w:t>
-      </w:r>
-    </w:p>
-    <w:p/>
-    <w:tbl>
-      <w:tblPr>
-        <w:tblStyle w:val="TableGrid"/>
-        <w:tblW w:w="0" w:type="auto"/>
-        <w:tblLook w:val="04A0" w:firstRow="1" w:lastRow="0" w:firstColumn="1" w:lastColumn="0" w:noHBand="0" w:noVBand="1"/>
-      </w:tblPr>
-      <w:tblGrid>
-        <w:gridCol w:w="2200"/>
-        <w:gridCol w:w="6160"/>
-        <w:gridCol w:w="2440"/>
-      </w:tblGrid>
-      <w:tr>
-        <w:tc>
-          <w:tcPr>
-            <w:tcW w:w="2200" w:type="dxa"/>
-          </w:tcPr>
-          <w:p>
-            <w:pPr>
-              <w:rPr>
-                <w:b/>
-                <w:bCs/>
-              </w:rPr>
-            </w:pPr>
-            <w:r>
-              <w:rPr>
-                <w:b/>
-                <w:bCs/>
-              </w:rPr>
-              <w:t>Parameter</w:t>
-            </w:r>
-          </w:p>
-        </w:tc>
-        <w:tc>
-          <w:tcPr>
-            <w:tcW w:w="6160" w:type="dxa"/>
-          </w:tcPr>
-          <w:p>
-            <w:pPr>
-              <w:rPr>
-                <w:b/>
-                <w:bCs/>
-              </w:rPr>
-            </w:pPr>
-            <w:r>
-              <w:rPr>
-                <w:b/>
-                <w:bCs/>
-              </w:rPr>
-              <w:t>Description</w:t>
-            </w:r>
-          </w:p>
-        </w:tc>
-        <w:tc>
-          <w:tcPr>
-            <w:tcW w:w="2440" w:type="dxa"/>
-          </w:tcPr>
-          <w:p>
-            <w:pPr>
-              <w:rPr>
-                <w:b/>
-                <w:bCs/>
-              </w:rPr>
-            </w:pPr>
-            <w:r>
-              <w:rPr>
-                <w:b/>
-                <w:bCs/>
-              </w:rPr>
-              <w:t>Acceptable Values</w:t>
-            </w:r>
-          </w:p>
-        </w:tc>
-      </w:tr>
-      <w:tr>
-        <w:tc>
-          <w:tcPr>
-            <w:tcW w:w="2200" w:type="dxa"/>
-          </w:tcPr>
-          <w:p>
-            <w:r>
-              <w:t>max_distance_m</w:t>
-            </w:r>
-          </w:p>
-        </w:tc>
-        <w:tc>
-          <w:tcPr>
-            <w:tcW w:w="6160" w:type="dxa"/>
-          </w:tcPr>
-          <w:p>
-            <w:r>
-              <w:t>Aircraft known to be farther than this many meters from the receiver position are left out of reports. 0 turns the filter off.</w:t>
-            </w:r>
-          </w:p>
-        </w:tc>
-        <w:tc>
-          <w:tcPr>
-            <w:tcW w:w="2440" w:type="dxa"/>
-          </w:tcPr>
-          <w:p>
-            <w:r>
-              <w:t>0-4294967295</w:t>
-            </w:r>
-          </w:p>
-        </w:tc>
-      </w:tr>
-    </w:tbl>
-    <w:p>
-      <w:r>
-        <w:t>Default: 0 (filter off).</w:t>
-      </w:r>
-    </w:p>
-    <w:p>
-      <w:pPr>
-        <w:pStyle w:val="Heading3"/>
-        <w:numPr>
-          <w:ilvl w:val="2"/>
-          <w:numId w:val="4"/>
-        </w:numPr>
-      </w:pPr>
-      <w:bookmarkStart w:id="203" w:name="_Toc237911303"/>
-      <w:r>
-        <w:t>Query the Maximum Distance</w:t>
-      </w:r>
-      <w:bookmarkEnd w:id="203"/>
-    </w:p>
-    <w:p>
-      <w:pPr>
-        <w:pStyle w:val="code"/>
-      </w:pPr>
-      <w:r>
-        <w:t>AT+MAX_DISTANCE?</w:t>
-      </w:r>
-    </w:p>
-    <w:p>
-      <w:pPr>
-        <w:pStyle w:val="code"/>
-      </w:pPr>
-      <w:r>
-        <w:t>MAX_DISTANCE=0</w:t>
-      </w:r>
-    </w:p>
-    <w:p/>
     <w:p>
       <w:pPr>
         <w:pStyle w:val="Heading2"/>
@@ -38012,13 +38060,13 @@
       <w:rPr>
         <w:color w:val="FFFFFF" w:themeColor="background1"/>
       </w:rPr>
-      <w:t>20261</w:t>
+      <w:t>20261016</w:t>
     </w:r>
     <w:r>
       <w:rPr>
         <w:color w:val="FFFFFF" w:themeColor="background1"/>
       </w:rPr>
-      <w:t>015</w:t>
+      <w:t/>
     </w:r>
     <w:r>
       <w:rPr>

--- a/word/datasheet_adsbee_m1421.docx
+++ b/word/datasheet_adsbee_m1421.docx
@@ -2291,7 +2291,7 @@
                 <w:noProof/>
                 <w:webHidden/>
               </w:rPr>
-              <w:t>17</w:t>
+              <w:t>15</w:t>
             </w:r>
             <w:r>
               <w:rPr>
@@ -2381,7 +2381,7 @@
                 <w:noProof/>
                 <w:webHidden/>
               </w:rPr>
-              <w:t>17</w:t>
+              <w:t>15</w:t>
             </w:r>
             <w:r>
               <w:rPr>
@@ -2471,7 +2471,7 @@
                 <w:noProof/>
                 <w:webHidden/>
               </w:rPr>
-              <w:t>17</w:t>
+              <w:t>15</w:t>
             </w:r>
             <w:r>
               <w:rPr>

--- a/word/datasheet_adsbee_m1421.docx
+++ b/word/datasheet_adsbee_m1421.docx
@@ -2191,13 +2191,283 @@
               <w:lang w:eastAsia="zh-CN"/>
             </w:rPr>
           </w:pPr>
+          <w:hyperlink w:anchor="_Toc237911311" w:history="1">
+            <w:r>
+              <w:rPr>
+                <w:rStyle w:val="Hyperlink"/>
+                <w:noProof/>
+              </w:rPr>
+              <w:t>3.5</w:t>
+            </w:r>
+            <w:r>
+              <w:rPr>
+                <w:rFonts w:eastAsiaTheme="minorEastAsia"/>
+                <w:noProof/>
+                <w:sz w:val="24"/>
+                <w:szCs w:val="24"/>
+                <w:lang w:eastAsia="zh-CN"/>
+              </w:rPr>
+              <w:tab/>
+            </w:r>
+            <w:r>
+              <w:rPr>
+                <w:rStyle w:val="Hyperlink"/>
+                <w:noProof/>
+              </w:rPr>
+              <w:t>AT+FILTER_ALTITUDE_FT</w:t>
+            </w:r>
+            <w:r>
+              <w:rPr>
+                <w:noProof/>
+                <w:webHidden/>
+              </w:rPr>
+              <w:tab/>
+            </w:r>
+            <w:r>
+              <w:rPr>
+                <w:noProof/>
+                <w:webHidden/>
+              </w:rPr>
+              <w:fldChar w:fldCharType="begin"/>
+            </w:r>
+            <w:r>
+              <w:rPr>
+                <w:noProof/>
+                <w:webHidden/>
+              </w:rPr>
+              <w:instrText xml:space="preserve"> PAGEREF _Toc237911311 \h </w:instrText>
+            </w:r>
+            <w:r>
+              <w:rPr>
+                <w:noProof/>
+                <w:webHidden/>
+              </w:rPr>
+            </w:r>
+            <w:r>
+              <w:rPr>
+                <w:noProof/>
+                <w:webHidden/>
+              </w:rPr>
+              <w:fldChar w:fldCharType="separate"/>
+            </w:r>
+            <w:r>
+              <w:rPr>
+                <w:noProof/>
+                <w:webHidden/>
+              </w:rPr>
+              <w:t>15</w:t>
+            </w:r>
+            <w:r>
+              <w:rPr>
+                <w:noProof/>
+                <w:webHidden/>
+              </w:rPr>
+              <w:fldChar w:fldCharType="end"/>
+            </w:r>
+          </w:hyperlink>
+        </w:p>
+        <w:p>
+          <w:pPr>
+            <w:pStyle w:val="TOC3"/>
+            <w:tabs>
+              <w:tab w:val="left" w:pos="1200"/>
+              <w:tab w:val="right" w:leader="dot" w:pos="10790"/>
+            </w:tabs>
+            <w:rPr>
+              <w:rFonts w:eastAsiaTheme="minorEastAsia"/>
+              <w:noProof/>
+              <w:sz w:val="24"/>
+              <w:szCs w:val="24"/>
+              <w:lang w:eastAsia="zh-CN"/>
+            </w:rPr>
+          </w:pPr>
+          <w:hyperlink w:anchor="_Toc237911312" w:history="1">
+            <w:r>
+              <w:rPr>
+                <w:rStyle w:val="Hyperlink"/>
+                <w:noProof/>
+              </w:rPr>
+              <w:t>3.5.1</w:t>
+            </w:r>
+            <w:r>
+              <w:rPr>
+                <w:rFonts w:eastAsiaTheme="minorEastAsia"/>
+                <w:noProof/>
+                <w:sz w:val="24"/>
+                <w:szCs w:val="24"/>
+                <w:lang w:eastAsia="zh-CN"/>
+              </w:rPr>
+              <w:tab/>
+            </w:r>
+            <w:r>
+              <w:rPr>
+                <w:rStyle w:val="Hyperlink"/>
+                <w:noProof/>
+              </w:rPr>
+              <w:t>Set the Altitude Filter</w:t>
+            </w:r>
+            <w:r>
+              <w:rPr>
+                <w:noProof/>
+                <w:webHidden/>
+              </w:rPr>
+              <w:tab/>
+            </w:r>
+            <w:r>
+              <w:rPr>
+                <w:noProof/>
+                <w:webHidden/>
+              </w:rPr>
+              <w:fldChar w:fldCharType="begin"/>
+            </w:r>
+            <w:r>
+              <w:rPr>
+                <w:noProof/>
+                <w:webHidden/>
+              </w:rPr>
+              <w:instrText xml:space="preserve"> PAGEREF _Toc237911312 \h </w:instrText>
+            </w:r>
+            <w:r>
+              <w:rPr>
+                <w:noProof/>
+                <w:webHidden/>
+              </w:rPr>
+            </w:r>
+            <w:r>
+              <w:rPr>
+                <w:noProof/>
+                <w:webHidden/>
+              </w:rPr>
+              <w:fldChar w:fldCharType="separate"/>
+            </w:r>
+            <w:r>
+              <w:rPr>
+                <w:noProof/>
+                <w:webHidden/>
+              </w:rPr>
+              <w:t>15</w:t>
+            </w:r>
+            <w:r>
+              <w:rPr>
+                <w:noProof/>
+                <w:webHidden/>
+              </w:rPr>
+              <w:fldChar w:fldCharType="end"/>
+            </w:r>
+          </w:hyperlink>
+        </w:p>
+        <w:p>
+          <w:pPr>
+            <w:pStyle w:val="TOC3"/>
+            <w:tabs>
+              <w:tab w:val="left" w:pos="1200"/>
+              <w:tab w:val="right" w:leader="dot" w:pos="10790"/>
+            </w:tabs>
+            <w:rPr>
+              <w:rFonts w:eastAsiaTheme="minorEastAsia"/>
+              <w:noProof/>
+              <w:sz w:val="24"/>
+              <w:szCs w:val="24"/>
+              <w:lang w:eastAsia="zh-CN"/>
+            </w:rPr>
+          </w:pPr>
+          <w:hyperlink w:anchor="_Toc237911313" w:history="1">
+            <w:r>
+              <w:rPr>
+                <w:rStyle w:val="Hyperlink"/>
+                <w:noProof/>
+              </w:rPr>
+              <w:t>3.5.2</w:t>
+            </w:r>
+            <w:r>
+              <w:rPr>
+                <w:rFonts w:eastAsiaTheme="minorEastAsia"/>
+                <w:noProof/>
+                <w:sz w:val="24"/>
+                <w:szCs w:val="24"/>
+                <w:lang w:eastAsia="zh-CN"/>
+              </w:rPr>
+              <w:tab/>
+            </w:r>
+            <w:r>
+              <w:rPr>
+                <w:rStyle w:val="Hyperlink"/>
+                <w:noProof/>
+              </w:rPr>
+              <w:t>Query the Altitude Filter</w:t>
+            </w:r>
+            <w:r>
+              <w:rPr>
+                <w:noProof/>
+                <w:webHidden/>
+              </w:rPr>
+              <w:tab/>
+            </w:r>
+            <w:r>
+              <w:rPr>
+                <w:noProof/>
+                <w:webHidden/>
+              </w:rPr>
+              <w:fldChar w:fldCharType="begin"/>
+            </w:r>
+            <w:r>
+              <w:rPr>
+                <w:noProof/>
+                <w:webHidden/>
+              </w:rPr>
+              <w:instrText xml:space="preserve"> PAGEREF _Toc237911313 \h </w:instrText>
+            </w:r>
+            <w:r>
+              <w:rPr>
+                <w:noProof/>
+                <w:webHidden/>
+              </w:rPr>
+            </w:r>
+            <w:r>
+              <w:rPr>
+                <w:noProof/>
+                <w:webHidden/>
+              </w:rPr>
+              <w:fldChar w:fldCharType="separate"/>
+            </w:r>
+            <w:r>
+              <w:rPr>
+                <w:noProof/>
+                <w:webHidden/>
+              </w:rPr>
+              <w:t>15</w:t>
+            </w:r>
+            <w:r>
+              <w:rPr>
+                <w:noProof/>
+                <w:webHidden/>
+              </w:rPr>
+              <w:fldChar w:fldCharType="end"/>
+            </w:r>
+          </w:hyperlink>
+        </w:p>
+        <w:p>
+          <w:pPr>
+            <w:pStyle w:val="TOC2"/>
+            <w:tabs>
+              <w:tab w:val="left" w:pos="960"/>
+              <w:tab w:val="right" w:leader="dot" w:pos="10790"/>
+            </w:tabs>
+            <w:rPr>
+              <w:rFonts w:eastAsiaTheme="minorEastAsia"/>
+              <w:noProof/>
+              <w:sz w:val="24"/>
+              <w:szCs w:val="24"/>
+              <w:lang w:eastAsia="zh-CN"/>
+            </w:rPr>
+          </w:pPr>
           <w:hyperlink w:anchor="_Toc237911301" w:history="1">
             <w:r>
               <w:rPr>
                 <w:rStyle w:val="Hyperlink"/>
                 <w:noProof/>
               </w:rPr>
-              <w:t>3.5</w:t>
+              <w:t>3.6</w:t>
             </w:r>
             <w:r>
               <w:rPr>
@@ -2287,7 +2557,7 @@
                 <w:rStyle w:val="Hyperlink"/>
                 <w:noProof/>
               </w:rPr>
-              <w:t>3.5.1</w:t>
+              <w:t>3.6.1</w:t>
             </w:r>
             <w:r>
               <w:rPr>
@@ -2377,7 +2647,7 @@
                 <w:rStyle w:val="Hyperlink"/>
                 <w:noProof/>
               </w:rPr>
-              <w:t>3.5.2</w:t>
+              <w:t>3.6.2</w:t>
             </w:r>
             <w:r>
               <w:rPr>
@@ -2467,7 +2737,7 @@
                 <w:rStyle w:val="Hyperlink"/>
                 <w:noProof/>
               </w:rPr>
-              <w:t>3.6</w:t>
+              <w:t>3.7</w:t>
             </w:r>
             <w:r>
               <w:rPr>
@@ -2557,7 +2827,7 @@
                 <w:rStyle w:val="Hyperlink"/>
                 <w:noProof/>
               </w:rPr>
-              <w:t>3.6.1</w:t>
+              <w:t>3.7.1</w:t>
             </w:r>
             <w:r>
               <w:rPr>
@@ -2647,7 +2917,7 @@
                 <w:rStyle w:val="Hyperlink"/>
                 <w:noProof/>
               </w:rPr>
-              <w:t>3.6.2</w:t>
+              <w:t>3.7.2</w:t>
             </w:r>
             <w:r>
               <w:rPr>
@@ -2737,7 +3007,7 @@
                 <w:rStyle w:val="Hyperlink"/>
                 <w:noProof/>
               </w:rPr>
-              <w:t>3.7</w:t>
+              <w:t>3.8</w:t>
             </w:r>
             <w:r>
               <w:rPr>
@@ -2827,7 +3097,7 @@
                 <w:rStyle w:val="Hyperlink"/>
                 <w:noProof/>
               </w:rPr>
-              <w:t>3.7.1</w:t>
+              <w:t>3.8.1</w:t>
             </w:r>
             <w:r>
               <w:rPr>
@@ -2917,7 +3187,7 @@
                 <w:rStyle w:val="Hyperlink"/>
                 <w:noProof/>
               </w:rPr>
-              <w:t>3.7.2</w:t>
+              <w:t>3.8.2</w:t>
             </w:r>
             <w:r>
               <w:rPr>
@@ -3007,7 +3277,7 @@
                 <w:rStyle w:val="Hyperlink"/>
                 <w:noProof/>
               </w:rPr>
-              <w:t>3.8</w:t>
+              <w:t>3.9</w:t>
             </w:r>
             <w:r>
               <w:rPr>
@@ -3097,7 +3367,7 @@
                 <w:rStyle w:val="Hyperlink"/>
                 <w:noProof/>
               </w:rPr>
-              <w:t>3.8.1</w:t>
+              <w:t>3.9.1</w:t>
             </w:r>
             <w:r>
               <w:rPr>
@@ -3187,7 +3457,7 @@
                 <w:rStyle w:val="Hyperlink"/>
                 <w:noProof/>
               </w:rPr>
-              <w:t>3.8.2</w:t>
+              <w:t>3.9.2</w:t>
             </w:r>
             <w:r>
               <w:rPr>
@@ -3277,7 +3547,7 @@
                 <w:rStyle w:val="Hyperlink"/>
                 <w:noProof/>
               </w:rPr>
-              <w:t>3.9</w:t>
+              <w:t>3.10</w:t>
             </w:r>
             <w:r>
               <w:rPr>
@@ -3367,7 +3637,7 @@
                 <w:rStyle w:val="Hyperlink"/>
                 <w:noProof/>
               </w:rPr>
-              <w:t>3.9.1</w:t>
+              <w:t>3.10.1</w:t>
             </w:r>
             <w:r>
               <w:rPr>
@@ -3457,7 +3727,7 @@
                 <w:rStyle w:val="Hyperlink"/>
                 <w:noProof/>
               </w:rPr>
-              <w:t>3.9.2</w:t>
+              <w:t>3.10.2</w:t>
             </w:r>
             <w:r>
               <w:rPr>
@@ -3547,7 +3817,7 @@
                 <w:rStyle w:val="Hyperlink"/>
                 <w:noProof/>
               </w:rPr>
-              <w:t>3.10</w:t>
+              <w:t>3.11</w:t>
             </w:r>
             <w:r>
               <w:rPr>
@@ -3637,7 +3907,7 @@
                 <w:rStyle w:val="Hyperlink"/>
                 <w:noProof/>
               </w:rPr>
-              <w:t>3.10.1</w:t>
+              <w:t>3.11.1</w:t>
             </w:r>
             <w:r>
               <w:rPr>
@@ -3727,7 +3997,7 @@
                 <w:rStyle w:val="Hyperlink"/>
                 <w:noProof/>
               </w:rPr>
-              <w:t>3.10.2</w:t>
+              <w:t>3.11.2</w:t>
             </w:r>
             <w:r>
               <w:rPr>
@@ -3817,7 +4087,7 @@
                 <w:rStyle w:val="Hyperlink"/>
                 <w:noProof/>
               </w:rPr>
-              <w:t>3.11</w:t>
+              <w:t>3.12</w:t>
             </w:r>
             <w:r>
               <w:rPr>
@@ -3907,7 +4177,7 @@
                 <w:rStyle w:val="Hyperlink"/>
                 <w:noProof/>
               </w:rPr>
-              <w:t>3.11.1</w:t>
+              <w:t>3.12.1</w:t>
             </w:r>
             <w:r>
               <w:rPr>
@@ -3997,7 +4267,7 @@
                 <w:rStyle w:val="Hyperlink"/>
                 <w:noProof/>
               </w:rPr>
-              <w:t>3.11.2</w:t>
+              <w:t>3.12.2</w:t>
             </w:r>
             <w:r>
               <w:rPr>
@@ -4087,7 +4357,7 @@
                 <w:rStyle w:val="Hyperlink"/>
                 <w:noProof/>
               </w:rPr>
-              <w:t>3.12</w:t>
+              <w:t>3.13</w:t>
             </w:r>
             <w:r>
               <w:rPr>
@@ -4177,7 +4447,7 @@
                 <w:rStyle w:val="Hyperlink"/>
                 <w:noProof/>
               </w:rPr>
-              <w:t>3.13</w:t>
+              <w:t>3.14</w:t>
             </w:r>
             <w:r>
               <w:rPr>
@@ -4267,7 +4537,7 @@
                 <w:rStyle w:val="Hyperlink"/>
                 <w:noProof/>
               </w:rPr>
-              <w:t>3.13.1</w:t>
+              <w:t>3.14.1</w:t>
             </w:r>
             <w:r>
               <w:rPr>
@@ -4357,7 +4627,7 @@
                 <w:rStyle w:val="Hyperlink"/>
                 <w:noProof/>
               </w:rPr>
-              <w:t>3.13.2</w:t>
+              <w:t>3.14.2</w:t>
             </w:r>
             <w:r>
               <w:rPr>
@@ -4447,7 +4717,7 @@
                 <w:rStyle w:val="Hyperlink"/>
                 <w:noProof/>
               </w:rPr>
-              <w:t>3.14</w:t>
+              <w:t>3.15</w:t>
             </w:r>
             <w:r>
               <w:rPr>
@@ -4537,7 +4807,7 @@
                 <w:rStyle w:val="Hyperlink"/>
                 <w:noProof/>
               </w:rPr>
-              <w:t>3.14.1</w:t>
+              <w:t>3.15.1</w:t>
             </w:r>
             <w:r>
               <w:rPr>
@@ -4627,7 +4897,7 @@
                 <w:rStyle w:val="Hyperlink"/>
                 <w:noProof/>
               </w:rPr>
-              <w:t>3.14.2</w:t>
+              <w:t>3.15.2</w:t>
             </w:r>
             <w:r>
               <w:rPr>
@@ -4717,7 +4987,7 @@
                 <w:rStyle w:val="Hyperlink"/>
                 <w:noProof/>
               </w:rPr>
-              <w:t>3.15</w:t>
+              <w:t>3.16</w:t>
             </w:r>
             <w:r>
               <w:rPr>
@@ -4807,7 +5077,7 @@
                 <w:rStyle w:val="Hyperlink"/>
                 <w:noProof/>
               </w:rPr>
-              <w:t>3.16</w:t>
+              <w:t>3.17</w:t>
             </w:r>
             <w:r>
               <w:rPr>
@@ -4897,7 +5167,7 @@
                 <w:rStyle w:val="Hyperlink"/>
                 <w:noProof/>
               </w:rPr>
-              <w:t>3.16.1</w:t>
+              <w:t>3.17.1</w:t>
             </w:r>
             <w:r>
               <w:rPr>
@@ -4987,7 +5257,7 @@
                 <w:rStyle w:val="Hyperlink"/>
                 <w:noProof/>
               </w:rPr>
-              <w:t>3.16.2</w:t>
+              <w:t>3.17.2</w:t>
             </w:r>
             <w:r>
               <w:rPr>
@@ -5077,7 +5347,7 @@
                 <w:rStyle w:val="Hyperlink"/>
                 <w:noProof/>
               </w:rPr>
-              <w:t>3.16.3</w:t>
+              <w:t>3.17.3</w:t>
             </w:r>
             <w:r>
               <w:rPr>
@@ -5167,7 +5437,7 @@
                 <w:rStyle w:val="Hyperlink"/>
                 <w:noProof/>
               </w:rPr>
-              <w:t>3.16.4</w:t>
+              <w:t>3.17.4</w:t>
             </w:r>
             <w:r>
               <w:rPr>
@@ -5257,7 +5527,7 @@
                 <w:rStyle w:val="Hyperlink"/>
                 <w:noProof/>
               </w:rPr>
-              <w:t>3.16.5</w:t>
+              <w:t>3.17.5</w:t>
             </w:r>
             <w:r>
               <w:rPr>
@@ -5347,7 +5617,7 @@
                 <w:rStyle w:val="Hyperlink"/>
                 <w:noProof/>
               </w:rPr>
-              <w:t>3.17</w:t>
+              <w:t>3.18</w:t>
             </w:r>
             <w:r>
               <w:rPr>
@@ -5437,7 +5707,7 @@
                 <w:rStyle w:val="Hyperlink"/>
                 <w:noProof/>
               </w:rPr>
-              <w:t>3.17.1</w:t>
+              <w:t>3.18.1</w:t>
             </w:r>
             <w:r>
               <w:rPr>
@@ -5527,7 +5797,7 @@
                 <w:rStyle w:val="Hyperlink"/>
                 <w:noProof/>
               </w:rPr>
-              <w:t>3.17.2</w:t>
+              <w:t>3.18.2</w:t>
             </w:r>
             <w:r>
               <w:rPr>
@@ -5617,7 +5887,7 @@
                 <w:rStyle w:val="Hyperlink"/>
                 <w:noProof/>
               </w:rPr>
-              <w:t>3.18</w:t>
+              <w:t>3.19</w:t>
             </w:r>
             <w:r>
               <w:rPr>
@@ -5707,7 +5977,7 @@
                 <w:rStyle w:val="Hyperlink"/>
                 <w:noProof/>
               </w:rPr>
-              <w:t>3.18.1</w:t>
+              <w:t>3.19.1</w:t>
             </w:r>
             <w:r>
               <w:rPr>
@@ -5797,7 +6067,7 @@
                 <w:rStyle w:val="Hyperlink"/>
                 <w:noProof/>
               </w:rPr>
-              <w:t>3.18.2</w:t>
+              <w:t>3.19.2</w:t>
             </w:r>
             <w:r>
               <w:rPr>
@@ -5887,7 +6157,7 @@
                 <w:rStyle w:val="Hyperlink"/>
                 <w:noProof/>
               </w:rPr>
-              <w:t>3.18.3</w:t>
+              <w:t>3.19.3</w:t>
             </w:r>
             <w:r>
               <w:rPr>
@@ -8146,6 +8416,18 @@
       </w:pPr>
       <w:r>
         <w:t>Added AT+FILTER_DISTANCE_NM for leaving aircraft beyond a set distance (in nautical miles) from the receiver out of aircraft reports; raw packets are never filtered. Aircraft JSON now includes r_dst and r_dir (distance and bearing from the receiver).</w:t>
+      </w:r>
+    </w:p>
+    <w:p>
+      <w:pPr>
+        <w:pStyle w:val="ListParagraph"/>
+        <w:numPr>
+          <w:ilvl w:val="0"/>
+          <w:numId w:val="5"/>
+        </w:numPr>
+      </w:pPr>
+      <w:r>
+        <w:t>Added AT+FILTER_ALTITUDE_FT for leaving aircraft outside a set altitude band (above, below, between two altitudes, or near the receiver altitude) out of aircraft reports; raw packets are never filtered.</w:t>
       </w:r>
     </w:p>
     <w:p>
@@ -11069,6 +11351,278 @@
         </w:sectPr>
       </w:pPr>
     </w:p>
+    <w:p>
+      <w:pPr>
+        <w:pStyle w:val="Heading2"/>
+        <w:numPr>
+          <w:ilvl w:val="1"/>
+          <w:numId w:val="4"/>
+        </w:numPr>
+      </w:pPr>
+      <w:bookmarkStart w:id="204" w:name="_Toc237911311"/>
+      <w:r>
+        <w:t>AT+FILTER_ALTITUDE_FT</w:t>
+      </w:r>
+      <w:bookmarkEnd w:id="204"/>
+    </w:p>
+    <w:p>
+      <w:r>
+        <w:t>Leaves aircraft outside a set altitude band out of aircraft reports: the aircraft reporting protocols (CSBee, MAVLink, GDL90, Aircraft JSON). Raw packets are never filtered: Raw, Beast and MLAT output still carry every packet. The aircraft's altitude is its barometric altitude, or its GNSS altitude when no barometric altitude is known. Aircraft with no known altitude are always kept. Mode 4 compares against the receiver altitude from AT+RX_POSITION (the GNSS altitude for a GNSS fix, otherwise the barometric altitude unless it is 0) and filters nothing while no receiver position is available. With AT+FILTER_DISTANCE_NM also on, an aircraft is reported only if it passes both filters. The filter is off by default. Changes take effect immediately and persist across reboots after AT+SETTINGS=SAVE.</w:t>
+      </w:r>
+    </w:p>
+    <w:p>
+      <w:pPr>
+        <w:pStyle w:val="Heading3"/>
+        <w:numPr>
+          <w:ilvl w:val="2"/>
+          <w:numId w:val="4"/>
+        </w:numPr>
+      </w:pPr>
+      <w:bookmarkStart w:id="205" w:name="_Toc237911312"/>
+      <w:r>
+        <w:t>Set the Altitude Filter</w:t>
+      </w:r>
+      <w:bookmarkEnd w:id="205"/>
+    </w:p>
+    <w:p>
+      <w:pPr>
+        <w:pStyle w:val="code"/>
+      </w:pPr>
+      <w:r>
+        <w:t>AT+FILTER_ALTITUDE_FT=&lt;mode&gt;,&lt;a_ft&gt;,&lt;b_ft&gt;</w:t>
+      </w:r>
+    </w:p>
+    <w:p>
+      <w:pPr>
+        <w:pStyle w:val="code"/>
+      </w:pPr>
+      <w:r>
+        <w:t>OK</w:t>
+      </w:r>
+    </w:p>
+    <w:p>
+      <w:pPr>
+        <w:pStyle w:val="code"/>
+      </w:pPr>
+      <w:r>
+        <w:t>AT+FILTER_ALTITUDE_FT=3,1000,18000</w:t>
+      </w:r>
+    </w:p>
+    <w:p>
+      <w:pPr>
+        <w:pStyle w:val="code"/>
+      </w:pPr>
+      <w:r>
+        <w:t>OK</w:t>
+      </w:r>
+    </w:p>
+    <w:p/>
+    <w:tbl>
+      <w:tblPr>
+        <w:tblStyle w:val="TableGrid"/>
+        <w:tblW w:w="0" w:type="auto"/>
+        <w:tblLook w:val="04A0" w:firstRow="1" w:lastRow="0" w:firstColumn="1" w:lastColumn="0" w:noHBand="0" w:noVBand="1"/>
+      </w:tblPr>
+      <w:tblGrid>
+        <w:gridCol w:w="2200"/>
+        <w:gridCol w:w="6160"/>
+        <w:gridCol w:w="2440"/>
+      </w:tblGrid>
+      <w:tr>
+        <w:tc>
+          <w:tcPr>
+            <w:tcW w:w="2200" w:type="dxa"/>
+          </w:tcPr>
+          <w:p>
+            <w:pPr>
+              <w:rPr>
+                <w:b/>
+                <w:bCs/>
+              </w:rPr>
+            </w:pPr>
+            <w:r>
+              <w:rPr>
+                <w:b/>
+                <w:bCs/>
+              </w:rPr>
+              <w:t>Parameter</w:t>
+            </w:r>
+          </w:p>
+        </w:tc>
+        <w:tc>
+          <w:tcPr>
+            <w:tcW w:w="6160" w:type="dxa"/>
+          </w:tcPr>
+          <w:p>
+            <w:pPr>
+              <w:rPr>
+                <w:b/>
+                <w:bCs/>
+              </w:rPr>
+            </w:pPr>
+            <w:r>
+              <w:rPr>
+                <w:b/>
+                <w:bCs/>
+              </w:rPr>
+              <w:t>Description</w:t>
+            </w:r>
+          </w:p>
+        </w:tc>
+        <w:tc>
+          <w:tcPr>
+            <w:tcW w:w="2440" w:type="dxa"/>
+          </w:tcPr>
+          <w:p>
+            <w:pPr>
+              <w:rPr>
+                <w:b/>
+                <w:bCs/>
+              </w:rPr>
+            </w:pPr>
+            <w:r>
+              <w:rPr>
+                <w:b/>
+                <w:bCs/>
+              </w:rPr>
+              <w:t>Acceptable Values</w:t>
+            </w:r>
+          </w:p>
+        </w:tc>
+      </w:tr>
+      <w:tr>
+        <w:tc>
+          <w:tcPr>
+            <w:tcW w:w="2200" w:type="dxa"/>
+          </w:tcPr>
+          <w:p>
+            <w:r>
+              <w:t>mode</w:t>
+            </w:r>
+          </w:p>
+        </w:tc>
+        <w:tc>
+          <w:tcPr>
+            <w:tcW w:w="6160" w:type="dxa"/>
+          </w:tcPr>
+          <w:p>
+            <w:r>
+              <w:t>0: off. 1: keep aircraft at or above a_ft. 2: keep aircraft at or below a_ft. 3: keep aircraft from a_ft to b_ft. 4: keep aircraft within a_ft above or below the receiver. Bounds are inclusive. Empty keeps the current value.</w:t>
+            </w:r>
+          </w:p>
+        </w:tc>
+        <w:tc>
+          <w:tcPr>
+            <w:tcW w:w="2440" w:type="dxa"/>
+          </w:tcPr>
+          <w:p>
+            <w:r>
+              <w:t>0-4</w:t>
+            </w:r>
+          </w:p>
+        </w:tc>
+      </w:tr>
+      <w:tr>
+        <w:tc>
+          <w:tcPr>
+            <w:tcW w:w="2200" w:type="dxa"/>
+          </w:tcPr>
+          <w:p>
+            <w:r>
+              <w:t>a_ft</w:t>
+            </w:r>
+          </w:p>
+        </w:tc>
+        <w:tc>
+          <w:tcPr>
+            <w:tcW w:w="6160" w:type="dxa"/>
+          </w:tcPr>
+          <w:p>
+            <w:r>
+              <w:t>Altitude in feet for modes 1-3, or the band half-width in feet for mode 4 (must be greater than 0). Empty keeps the current value.</w:t>
+            </w:r>
+          </w:p>
+        </w:tc>
+        <w:tc>
+          <w:tcPr>
+            <w:tcW w:w="2440" w:type="dxa"/>
+          </w:tcPr>
+          <w:p>
+            <w:r>
+              <w:t>-2000-100000</w:t>
+            </w:r>
+          </w:p>
+        </w:tc>
+      </w:tr>
+      <w:tr>
+        <w:tc>
+          <w:tcPr>
+            <w:tcW w:w="2200" w:type="dxa"/>
+          </w:tcPr>
+          <w:p>
+            <w:r>
+              <w:t>b_ft</w:t>
+            </w:r>
+          </w:p>
+        </w:tc>
+        <w:tc>
+          <w:tcPr>
+            <w:tcW w:w="6160" w:type="dxa"/>
+          </w:tcPr>
+          <w:p>
+            <w:r>
+              <w:t>Upper altitude in feet for mode 3 (at least a_ft); kept but unused in the other modes. Empty keeps the current value.</w:t>
+            </w:r>
+          </w:p>
+        </w:tc>
+        <w:tc>
+          <w:tcPr>
+            <w:tcW w:w="2440" w:type="dxa"/>
+          </w:tcPr>
+          <w:p>
+            <w:r>
+              <w:t>-2000-100000</w:t>
+            </w:r>
+          </w:p>
+        </w:tc>
+      </w:tr>
+    </w:tbl>
+    <w:p>
+      <w:r>
+        <w:t>Default: 0,0,10000 (filter off).</w:t>
+      </w:r>
+    </w:p>
+    <w:p>
+      <w:pPr>
+        <w:pStyle w:val="Heading3"/>
+        <w:numPr>
+          <w:ilvl w:val="2"/>
+          <w:numId w:val="4"/>
+        </w:numPr>
+      </w:pPr>
+      <w:bookmarkStart w:id="206" w:name="_Toc237911313"/>
+      <w:r>
+        <w:t>Query the Altitude Filter</w:t>
+      </w:r>
+      <w:bookmarkEnd w:id="206"/>
+    </w:p>
+    <w:p>
+      <w:pPr>
+        <w:pStyle w:val="code"/>
+      </w:pPr>
+      <w:r>
+        <w:t>AT+FILTER_ALTITUDE_FT?</w:t>
+      </w:r>
+    </w:p>
+    <w:p>
+      <w:pPr>
+        <w:pStyle w:val="code"/>
+      </w:pPr>
+      <w:r>
+        <w:t>FILTER_ALTITUDE_FT=0,0,10000</w:t>
+      </w:r>
+    </w:p>
+    <w:p/>
     <w:p>
       <w:pPr>
         <w:pStyle w:val="Heading2"/>

--- a/word/datasheet_adsbee_m1421.docx
+++ b/word/datasheet_adsbee_m1421.docx
@@ -2705,7 +2705,7 @@
                 <w:noProof/>
                 <w:webHidden/>
               </w:rPr>
-              <w:t>15</w:t>
+              <w:t>16</w:t>
             </w:r>
             <w:r>
               <w:rPr>
@@ -2795,7 +2795,7 @@
                 <w:noProof/>
                 <w:webHidden/>
               </w:rPr>
-              <w:t>15</w:t>
+              <w:t>16</w:t>
             </w:r>
             <w:r>
               <w:rPr>
@@ -2885,7 +2885,7 @@
                 <w:noProof/>
                 <w:webHidden/>
               </w:rPr>
-              <w:t>15</w:t>
+              <w:t>16</w:t>
             </w:r>
             <w:r>
               <w:rPr>
@@ -2975,7 +2975,7 @@
                 <w:noProof/>
                 <w:webHidden/>
               </w:rPr>
-              <w:t>15</w:t>
+              <w:t>16</w:t>
             </w:r>
             <w:r>
               <w:rPr>
@@ -3065,7 +3065,7 @@
                 <w:noProof/>
                 <w:webHidden/>
               </w:rPr>
-              <w:t>16</w:t>
+              <w:t>17</w:t>
             </w:r>
             <w:r>
               <w:rPr>
@@ -3155,7 +3155,7 @@
                 <w:noProof/>
                 <w:webHidden/>
               </w:rPr>
-              <w:t>16</w:t>
+              <w:t>17</w:t>
             </w:r>
             <w:r>
               <w:rPr>
@@ -3245,7 +3245,7 @@
                 <w:noProof/>
                 <w:webHidden/>
               </w:rPr>
-              <w:t>16</w:t>
+              <w:t>17</w:t>
             </w:r>
             <w:r>
               <w:rPr>
@@ -3335,7 +3335,7 @@
                 <w:noProof/>
                 <w:webHidden/>
               </w:rPr>
-              <w:t>18</w:t>
+              <w:t>19</w:t>
             </w:r>
             <w:r>
               <w:rPr>
@@ -3425,7 +3425,7 @@
                 <w:noProof/>
                 <w:webHidden/>
               </w:rPr>
-              <w:t>18</w:t>
+              <w:t>19</w:t>
             </w:r>
             <w:r>
               <w:rPr>
@@ -3515,7 +3515,7 @@
                 <w:noProof/>
                 <w:webHidden/>
               </w:rPr>
-              <w:t>18</w:t>
+              <w:t>19</w:t>
             </w:r>
             <w:r>
               <w:rPr>
@@ -3605,7 +3605,7 @@
                 <w:noProof/>
                 <w:webHidden/>
               </w:rPr>
-              <w:t>18</w:t>
+              <w:t>19</w:t>
             </w:r>
             <w:r>
               <w:rPr>
@@ -3695,7 +3695,7 @@
                 <w:noProof/>
                 <w:webHidden/>
               </w:rPr>
-              <w:t>18</w:t>
+              <w:t>19</w:t>
             </w:r>
             <w:r>
               <w:rPr>
@@ -3785,7 +3785,7 @@
                 <w:noProof/>
                 <w:webHidden/>
               </w:rPr>
-              <w:t>18</w:t>
+              <w:t>19</w:t>
             </w:r>
             <w:r>
               <w:rPr>
@@ -3875,7 +3875,7 @@
                 <w:noProof/>
                 <w:webHidden/>
               </w:rPr>
-              <w:t>19</w:t>
+              <w:t>20</w:t>
             </w:r>
             <w:r>
               <w:rPr>
@@ -3965,7 +3965,7 @@
                 <w:noProof/>
                 <w:webHidden/>
               </w:rPr>
-              <w:t>19</w:t>
+              <w:t>20</w:t>
             </w:r>
             <w:r>
               <w:rPr>
@@ -4055,7 +4055,7 @@
                 <w:noProof/>
                 <w:webHidden/>
               </w:rPr>
-              <w:t>19</w:t>
+              <w:t>20</w:t>
             </w:r>
             <w:r>
               <w:rPr>
@@ -4145,7 +4145,7 @@
                 <w:noProof/>
                 <w:webHidden/>
               </w:rPr>
-              <w:t>20</w:t>
+              <w:t>21</w:t>
             </w:r>
             <w:r>
               <w:rPr>
@@ -4235,7 +4235,7 @@
                 <w:noProof/>
                 <w:webHidden/>
               </w:rPr>
-              <w:t>20</w:t>
+              <w:t>21</w:t>
             </w:r>
             <w:r>
               <w:rPr>
@@ -4325,7 +4325,7 @@
                 <w:noProof/>
                 <w:webHidden/>
               </w:rPr>
-              <w:t>20</w:t>
+              <w:t>21</w:t>
             </w:r>
             <w:r>
               <w:rPr>
@@ -4415,7 +4415,7 @@
                 <w:noProof/>
                 <w:webHidden/>
               </w:rPr>
-              <w:t>21</w:t>
+              <w:t>22</w:t>
             </w:r>
             <w:r>
               <w:rPr>
@@ -4505,7 +4505,7 @@
                 <w:noProof/>
                 <w:webHidden/>
               </w:rPr>
-              <w:t>22</w:t>
+              <w:t>23</w:t>
             </w:r>
             <w:r>
               <w:rPr>
@@ -4595,7 +4595,7 @@
                 <w:noProof/>
                 <w:webHidden/>
               </w:rPr>
-              <w:t>22</w:t>
+              <w:t>23</w:t>
             </w:r>
             <w:r>
               <w:rPr>
@@ -4685,7 +4685,7 @@
                 <w:noProof/>
                 <w:webHidden/>
               </w:rPr>
-              <w:t>22</w:t>
+              <w:t>23</w:t>
             </w:r>
             <w:r>
               <w:rPr>
@@ -4775,7 +4775,7 @@
                 <w:noProof/>
                 <w:webHidden/>
               </w:rPr>
-              <w:t>23</w:t>
+              <w:t>24</w:t>
             </w:r>
             <w:r>
               <w:rPr>
@@ -4865,7 +4865,7 @@
                 <w:noProof/>
                 <w:webHidden/>
               </w:rPr>
-              <w:t>23</w:t>
+              <w:t>24</w:t>
             </w:r>
             <w:r>
               <w:rPr>
@@ -4955,7 +4955,7 @@
                 <w:noProof/>
                 <w:webHidden/>
               </w:rPr>
-              <w:t>23</w:t>
+              <w:t>24</w:t>
             </w:r>
             <w:r>
               <w:rPr>
@@ -5045,7 +5045,7 @@
                 <w:noProof/>
                 <w:webHidden/>
               </w:rPr>
-              <w:t>25</w:t>
+              <w:t>26</w:t>
             </w:r>
             <w:r>
               <w:rPr>
@@ -5135,7 +5135,7 @@
                 <w:noProof/>
                 <w:webHidden/>
               </w:rPr>
-              <w:t>26</w:t>
+              <w:t>27</w:t>
             </w:r>
             <w:r>
               <w:rPr>
@@ -5225,7 +5225,7 @@
                 <w:noProof/>
                 <w:webHidden/>
               </w:rPr>
-              <w:t>26</w:t>
+              <w:t>27</w:t>
             </w:r>
             <w:r>
               <w:rPr>
@@ -5315,7 +5315,7 @@
                 <w:noProof/>
                 <w:webHidden/>
               </w:rPr>
-              <w:t>26</w:t>
+              <w:t>27</w:t>
             </w:r>
             <w:r>
               <w:rPr>
@@ -5405,7 +5405,7 @@
                 <w:noProof/>
                 <w:webHidden/>
               </w:rPr>
-              <w:t>26</w:t>
+              <w:t>27</w:t>
             </w:r>
             <w:r>
               <w:rPr>
@@ -5495,7 +5495,7 @@
                 <w:noProof/>
                 <w:webHidden/>
               </w:rPr>
-              <w:t>26</w:t>
+              <w:t>27</w:t>
             </w:r>
             <w:r>
               <w:rPr>
@@ -5585,7 +5585,7 @@
                 <w:noProof/>
                 <w:webHidden/>
               </w:rPr>
-              <w:t>26</w:t>
+              <w:t>27</w:t>
             </w:r>
             <w:r>
               <w:rPr>
@@ -5675,7 +5675,7 @@
                 <w:noProof/>
                 <w:webHidden/>
               </w:rPr>
-              <w:t>27</w:t>
+              <w:t>28</w:t>
             </w:r>
             <w:r>
               <w:rPr>
@@ -5765,7 +5765,7 @@
                 <w:noProof/>
                 <w:webHidden/>
               </w:rPr>
-              <w:t>27</w:t>
+              <w:t>28</w:t>
             </w:r>
             <w:r>
               <w:rPr>
@@ -5855,7 +5855,7 @@
                 <w:noProof/>
                 <w:webHidden/>
               </w:rPr>
-              <w:t>27</w:t>
+              <w:t>28</w:t>
             </w:r>
             <w:r>
               <w:rPr>
@@ -5945,7 +5945,7 @@
                 <w:noProof/>
                 <w:webHidden/>
               </w:rPr>
-              <w:t>28</w:t>
+              <w:t>29</w:t>
             </w:r>
             <w:r>
               <w:rPr>
@@ -6035,7 +6035,7 @@
                 <w:noProof/>
                 <w:webHidden/>
               </w:rPr>
-              <w:t>28</w:t>
+              <w:t>29</w:t>
             </w:r>
             <w:r>
               <w:rPr>
@@ -6125,7 +6125,7 @@
                 <w:noProof/>
                 <w:webHidden/>
               </w:rPr>
-              <w:t>28</w:t>
+              <w:t>29</w:t>
             </w:r>
             <w:r>
               <w:rPr>
@@ -6215,7 +6215,7 @@
                 <w:noProof/>
                 <w:webHidden/>
               </w:rPr>
-              <w:t>28</w:t>
+              <w:t>29</w:t>
             </w:r>
             <w:r>
               <w:rPr>
@@ -6305,7 +6305,7 @@
                 <w:noProof/>
                 <w:webHidden/>
               </w:rPr>
-              <w:t>29</w:t>
+              <w:t>30</w:t>
             </w:r>
             <w:r>
               <w:rPr>
@@ -6395,7 +6395,7 @@
                 <w:noProof/>
                 <w:webHidden/>
               </w:rPr>
-              <w:t>30</w:t>
+              <w:t>31</w:t>
             </w:r>
             <w:r>
               <w:rPr>
@@ -6485,7 +6485,7 @@
                 <w:noProof/>
                 <w:webHidden/>
               </w:rPr>
-              <w:t>30</w:t>
+              <w:t>31</w:t>
             </w:r>
             <w:r>
               <w:rPr>
@@ -6575,7 +6575,7 @@
                 <w:noProof/>
                 <w:webHidden/>
               </w:rPr>
-              <w:t>31</w:t>
+              <w:t>32</w:t>
             </w:r>
             <w:r>
               <w:rPr>
@@ -6665,7 +6665,7 @@
                 <w:noProof/>
                 <w:webHidden/>
               </w:rPr>
-              <w:t>38</w:t>
+              <w:t>39</w:t>
             </w:r>
             <w:r>
               <w:rPr>
@@ -6755,7 +6755,7 @@
                 <w:noProof/>
                 <w:webHidden/>
               </w:rPr>
-              <w:t>40</w:t>
+              <w:t>41</w:t>
             </w:r>
             <w:r>
               <w:rPr>
@@ -6845,7 +6845,7 @@
                 <w:noProof/>
                 <w:webHidden/>
               </w:rPr>
-              <w:t>41</w:t>
+              <w:t>42</w:t>
             </w:r>
             <w:r>
               <w:rPr>
@@ -6935,7 +6935,7 @@
                 <w:noProof/>
                 <w:webHidden/>
               </w:rPr>
-              <w:t>42</w:t>
+              <w:t>43</w:t>
             </w:r>
             <w:r>
               <w:rPr>
@@ -7058,7 +7058,7 @@
                 <w:noProof/>
                 <w:webHidden/>
               </w:rPr>
-              <w:t>42</w:t>
+              <w:t>43</w:t>
             </w:r>
             <w:r>
               <w:rPr>
@@ -7148,7 +7148,7 @@
                 <w:noProof/>
                 <w:webHidden/>
               </w:rPr>
-              <w:t>42</w:t>
+              <w:t>43</w:t>
             </w:r>
             <w:r>
               <w:rPr>
@@ -7238,7 +7238,7 @@
                 <w:noProof/>
                 <w:webHidden/>
               </w:rPr>
-              <w:t>43</w:t>
+              <w:t>44</w:t>
             </w:r>
             <w:r>
               <w:rPr>
@@ -7328,7 +7328,7 @@
                 <w:noProof/>
                 <w:webHidden/>
               </w:rPr>
-              <w:t>43</w:t>
+              <w:t>44</w:t>
             </w:r>
             <w:r>
               <w:rPr>
@@ -7418,7 +7418,7 @@
                 <w:noProof/>
                 <w:webHidden/>
               </w:rPr>
-              <w:t>44</w:t>
+              <w:t>45</w:t>
             </w:r>
             <w:r>
               <w:rPr>
@@ -7508,7 +7508,7 @@
                 <w:noProof/>
                 <w:webHidden/>
               </w:rPr>
-              <w:t>44</w:t>
+              <w:t>45</w:t>
             </w:r>
             <w:r>
               <w:rPr>
@@ -7598,7 +7598,7 @@
                 <w:noProof/>
                 <w:webHidden/>
               </w:rPr>
-              <w:t>44</w:t>
+              <w:t>45</w:t>
             </w:r>
             <w:r>
               <w:rPr>
@@ -7688,7 +7688,7 @@
                 <w:noProof/>
                 <w:webHidden/>
               </w:rPr>
-              <w:t>45</w:t>
+              <w:t>46</w:t>
             </w:r>
             <w:r>
               <w:rPr>
@@ -7778,7 +7778,7 @@
                 <w:noProof/>
                 <w:webHidden/>
               </w:rPr>
-              <w:t>45</w:t>
+              <w:t>46</w:t>
             </w:r>
             <w:r>
               <w:rPr>
@@ -7868,7 +7868,7 @@
                 <w:noProof/>
                 <w:webHidden/>
               </w:rPr>
-              <w:t>45</w:t>
+              <w:t>46</w:t>
             </w:r>
             <w:r>
               <w:rPr>
@@ -7958,7 +7958,7 @@
                 <w:noProof/>
                 <w:webHidden/>
               </w:rPr>
-              <w:t>46</w:t>
+              <w:t>47</w:t>
             </w:r>
             <w:r>
               <w:rPr>
@@ -8048,7 +8048,7 @@
                 <w:noProof/>
                 <w:webHidden/>
               </w:rPr>
-              <w:t>47</w:t>
+              <w:t>48</w:t>
             </w:r>
             <w:r>
               <w:rPr>
@@ -8138,7 +8138,7 @@
                 <w:noProof/>
                 <w:webHidden/>
               </w:rPr>
-              <w:t>47</w:t>
+              <w:t>48</w:t>
             </w:r>
             <w:r>
               <w:rPr>
@@ -8228,7 +8228,7 @@
                 <w:noProof/>
                 <w:webHidden/>
               </w:rPr>
-              <w:t>48</w:t>
+              <w:t>49</w:t>
             </w:r>
             <w:r>
               <w:rPr>

--- a/word/datasheet_adsbee_m1421.docx
+++ b/word/datasheet_adsbee_m1421.docx
@@ -11367,7 +11367,7 @@
     </w:p>
     <w:p>
       <w:r>
-        <w:t>Leaves aircraft outside a set altitude band out of aircraft reports: the aircraft reporting protocols (CSBee, MAVLink, GDL90, Aircraft JSON). Raw packets are never filtered: Raw, Beast and MLAT output still carry every packet. The aircraft's altitude is its barometric altitude, or its GNSS altitude when no barometric altitude is known. Aircraft with no known altitude are always kept. Mode 4 compares against the receiver altitude from AT+RX_POSITION (the GNSS altitude for a GNSS fix, otherwise the barometric altitude unless it is 0) and filters nothing while no receiver position is available. With AT+FILTER_DISTANCE_NM also on, an aircraft is reported only if it passes both filters. The filter is off by default. Changes take effect immediately and persist across reboots after AT+SETTINGS=SAVE.</w:t>
+        <w:t>Leaves aircraft outside a set altitude band out of aircraft reports: the aircraft reporting protocols (CSBee, MAVLink, GDL90, Aircraft JSON). Raw packets are never filtered: Raw, Beast and MLAT output still carry every packet. The aircraft's altitude is its barometric altitude, or its GNSS altitude when no barometric altitude is known. Aircraft with no known altitude are always kept. NEAR_RX compares against the receiver altitude from AT+RX_POSITION (the GNSS altitude for a GNSS fix, otherwise the barometric altitude unless it is 0) and filters nothing while no receiver position is available. With AT+FILTER_DISTANCE_NM also on, an aircraft is reported only if it passes both filters. The filter is off by default. Changes take effect immediately and persist across reboots after AT+SETTINGS=SAVE.</w:t>
       </w:r>
     </w:p>
     <w:p>
@@ -11405,7 +11405,7 @@
         <w:pStyle w:val="code"/>
       </w:pPr>
       <w:r>
-        <w:t>AT+FILTER_ALTITUDE_FT=3,1000,18000</w:t>
+        <w:t>AT+FILTER_ALTITUDE_FT=BETWEEN,1000,18000</w:t>
       </w:r>
     </w:p>
     <w:p>
@@ -11507,7 +11507,7 @@
           </w:tcPr>
           <w:p>
             <w:r>
-              <w:t>0: off. 1: keep aircraft at or above a_ft. 2: keep aircraft at or below a_ft. 3: keep aircraft from a_ft to b_ft. 4: keep aircraft within a_ft above or below the receiver. Bounds are inclusive. Empty keeps the current value.</w:t>
+              <w:t>OFF: no filter. ABOVE: keep aircraft at or above a_ft. BELOW: keep aircraft at or below a_ft. BETWEEN: keep aircraft from a_ft to b_ft. NEAR_RX: keep aircraft within a_ft above or below the receiver. Bounds are inclusive. Not case sensitive. Empty keeps the current value.</w:t>
             </w:r>
           </w:p>
         </w:tc>
@@ -11517,7 +11517,7 @@
           </w:tcPr>
           <w:p>
             <w:r>
-              <w:t>0-4</w:t>
+              <w:t>OFF, ABOVE, BELOW, BETWEEN, NEAR_RX</w:t>
             </w:r>
           </w:p>
         </w:tc>
@@ -11539,7 +11539,7 @@
           </w:tcPr>
           <w:p>
             <w:r>
-              <w:t>Altitude in feet for modes 1-3, or the band half-width in feet for mode 4 (must be greater than 0). Empty keeps the current value.</w:t>
+              <w:t>Altitude in feet for ABOVE, BELOW and BETWEEN, or the band half-width in feet for NEAR_RX (must be greater than 0). Empty keeps the current value.</w:t>
             </w:r>
           </w:p>
         </w:tc>
@@ -11571,7 +11571,7 @@
           </w:tcPr>
           <w:p>
             <w:r>
-              <w:t>Upper altitude in feet for mode 3 (at least a_ft); kept but unused in the other modes. Empty keeps the current value.</w:t>
+              <w:t>Upper altitude in feet for BETWEEN (at least a_ft); kept but unused in the other modes. Empty keeps the current value.</w:t>
             </w:r>
           </w:p>
         </w:tc>
@@ -11589,7 +11589,7 @@
     </w:tbl>
     <w:p>
       <w:r>
-        <w:t>Default: 0,0,10000 (filter off).</w:t>
+        <w:t>Default: OFF,0,10000 (filter off).</w:t>
       </w:r>
     </w:p>
     <w:p>
@@ -11619,7 +11619,7 @@
         <w:pStyle w:val="code"/>
       </w:pPr>
       <w:r>
-        <w:t>FILTER_ALTITUDE_FT=0,0,10000</w:t>
+        <w:t>FILTER_ALTITUDE_FT=OFF,0,10000</w:t>
       </w:r>
     </w:p>
     <w:p/>

--- a/word/datasheet_adsbee_m1421.docx
+++ b/word/datasheet_adsbee_m1421.docx
@@ -1471,7 +1471,7 @@
               <w:lang w:eastAsia="zh-CN"/>
             </w:rPr>
           </w:pPr>
-          <w:hyperlink w:anchor="_Toc237911185" w:history="1">
+          <w:hyperlink w:anchor="_Toc237911304" w:history="1">
             <w:r>
               <w:rPr>
                 <w:rStyle w:val="Hyperlink"/>
@@ -1494,6 +1494,276 @@
                 <w:rStyle w:val="Hyperlink"/>
                 <w:noProof/>
               </w:rPr>
+              <w:t>AT+ASTERIX_SAC_SIC</w:t>
+            </w:r>
+            <w:r>
+              <w:rPr>
+                <w:noProof/>
+                <w:webHidden/>
+              </w:rPr>
+              <w:tab/>
+            </w:r>
+            <w:r>
+              <w:rPr>
+                <w:noProof/>
+                <w:webHidden/>
+              </w:rPr>
+              <w:fldChar w:fldCharType="begin"/>
+            </w:r>
+            <w:r>
+              <w:rPr>
+                <w:noProof/>
+                <w:webHidden/>
+              </w:rPr>
+              <w:instrText xml:space="preserve"> PAGEREF _Toc237911304 \h </w:instrText>
+            </w:r>
+            <w:r>
+              <w:rPr>
+                <w:noProof/>
+                <w:webHidden/>
+              </w:rPr>
+            </w:r>
+            <w:r>
+              <w:rPr>
+                <w:noProof/>
+                <w:webHidden/>
+              </w:rPr>
+              <w:fldChar w:fldCharType="separate"/>
+            </w:r>
+            <w:r>
+              <w:rPr>
+                <w:noProof/>
+                <w:webHidden/>
+              </w:rPr>
+              <w:t>11</w:t>
+            </w:r>
+            <w:r>
+              <w:rPr>
+                <w:noProof/>
+                <w:webHidden/>
+              </w:rPr>
+              <w:fldChar w:fldCharType="end"/>
+            </w:r>
+          </w:hyperlink>
+        </w:p>
+        <w:p>
+          <w:pPr>
+            <w:pStyle w:val="TOC3"/>
+            <w:tabs>
+              <w:tab w:val="left" w:pos="1200"/>
+              <w:tab w:val="right" w:leader="dot" w:pos="10790"/>
+            </w:tabs>
+            <w:rPr>
+              <w:rFonts w:eastAsiaTheme="minorEastAsia"/>
+              <w:noProof/>
+              <w:sz w:val="24"/>
+              <w:szCs w:val="24"/>
+              <w:lang w:eastAsia="zh-CN"/>
+            </w:rPr>
+          </w:pPr>
+          <w:hyperlink w:anchor="_Toc237911305" w:history="1">
+            <w:r>
+              <w:rPr>
+                <w:rStyle w:val="Hyperlink"/>
+                <w:noProof/>
+              </w:rPr>
+              <w:t>3.1.1</w:t>
+            </w:r>
+            <w:r>
+              <w:rPr>
+                <w:rFonts w:eastAsiaTheme="minorEastAsia"/>
+                <w:noProof/>
+                <w:sz w:val="24"/>
+                <w:szCs w:val="24"/>
+                <w:lang w:eastAsia="zh-CN"/>
+              </w:rPr>
+              <w:tab/>
+            </w:r>
+            <w:r>
+              <w:rPr>
+                <w:rStyle w:val="Hyperlink"/>
+                <w:noProof/>
+              </w:rPr>
+              <w:t>Set the ASTERIX Data Source Identifier</w:t>
+            </w:r>
+            <w:r>
+              <w:rPr>
+                <w:noProof/>
+                <w:webHidden/>
+              </w:rPr>
+              <w:tab/>
+            </w:r>
+            <w:r>
+              <w:rPr>
+                <w:noProof/>
+                <w:webHidden/>
+              </w:rPr>
+              <w:fldChar w:fldCharType="begin"/>
+            </w:r>
+            <w:r>
+              <w:rPr>
+                <w:noProof/>
+                <w:webHidden/>
+              </w:rPr>
+              <w:instrText xml:space="preserve"> PAGEREF _Toc237911305 \h </w:instrText>
+            </w:r>
+            <w:r>
+              <w:rPr>
+                <w:noProof/>
+                <w:webHidden/>
+              </w:rPr>
+            </w:r>
+            <w:r>
+              <w:rPr>
+                <w:noProof/>
+                <w:webHidden/>
+              </w:rPr>
+              <w:fldChar w:fldCharType="separate"/>
+            </w:r>
+            <w:r>
+              <w:rPr>
+                <w:noProof/>
+                <w:webHidden/>
+              </w:rPr>
+              <w:t>11</w:t>
+            </w:r>
+            <w:r>
+              <w:rPr>
+                <w:noProof/>
+                <w:webHidden/>
+              </w:rPr>
+              <w:fldChar w:fldCharType="end"/>
+            </w:r>
+          </w:hyperlink>
+        </w:p>
+        <w:p>
+          <w:pPr>
+            <w:pStyle w:val="TOC3"/>
+            <w:tabs>
+              <w:tab w:val="left" w:pos="1200"/>
+              <w:tab w:val="right" w:leader="dot" w:pos="10790"/>
+            </w:tabs>
+            <w:rPr>
+              <w:rFonts w:eastAsiaTheme="minorEastAsia"/>
+              <w:noProof/>
+              <w:sz w:val="24"/>
+              <w:szCs w:val="24"/>
+              <w:lang w:eastAsia="zh-CN"/>
+            </w:rPr>
+          </w:pPr>
+          <w:hyperlink w:anchor="_Toc237911306" w:history="1">
+            <w:r>
+              <w:rPr>
+                <w:rStyle w:val="Hyperlink"/>
+                <w:noProof/>
+              </w:rPr>
+              <w:t>3.1.2</w:t>
+            </w:r>
+            <w:r>
+              <w:rPr>
+                <w:rFonts w:eastAsiaTheme="minorEastAsia"/>
+                <w:noProof/>
+                <w:sz w:val="24"/>
+                <w:szCs w:val="24"/>
+                <w:lang w:eastAsia="zh-CN"/>
+              </w:rPr>
+              <w:tab/>
+            </w:r>
+            <w:r>
+              <w:rPr>
+                <w:rStyle w:val="Hyperlink"/>
+                <w:noProof/>
+              </w:rPr>
+              <w:t>Query the ASTERIX Data Source Identifier</w:t>
+            </w:r>
+            <w:r>
+              <w:rPr>
+                <w:noProof/>
+                <w:webHidden/>
+              </w:rPr>
+              <w:tab/>
+            </w:r>
+            <w:r>
+              <w:rPr>
+                <w:noProof/>
+                <w:webHidden/>
+              </w:rPr>
+              <w:fldChar w:fldCharType="begin"/>
+            </w:r>
+            <w:r>
+              <w:rPr>
+                <w:noProof/>
+                <w:webHidden/>
+              </w:rPr>
+              <w:instrText xml:space="preserve"> PAGEREF _Toc237911306 \h </w:instrText>
+            </w:r>
+            <w:r>
+              <w:rPr>
+                <w:noProof/>
+                <w:webHidden/>
+              </w:rPr>
+            </w:r>
+            <w:r>
+              <w:rPr>
+                <w:noProof/>
+                <w:webHidden/>
+              </w:rPr>
+              <w:fldChar w:fldCharType="separate"/>
+            </w:r>
+            <w:r>
+              <w:rPr>
+                <w:noProof/>
+                <w:webHidden/>
+              </w:rPr>
+              <w:t>11</w:t>
+            </w:r>
+            <w:r>
+              <w:rPr>
+                <w:noProof/>
+                <w:webHidden/>
+              </w:rPr>
+              <w:fldChar w:fldCharType="end"/>
+            </w:r>
+          </w:hyperlink>
+        </w:p>
+        <w:p>
+          <w:pPr>
+            <w:pStyle w:val="TOC2"/>
+            <w:tabs>
+              <w:tab w:val="left" w:pos="960"/>
+              <w:tab w:val="right" w:leader="dot" w:pos="10790"/>
+            </w:tabs>
+            <w:rPr>
+              <w:rFonts w:eastAsiaTheme="minorEastAsia"/>
+              <w:noProof/>
+              <w:sz w:val="24"/>
+              <w:szCs w:val="24"/>
+              <w:lang w:eastAsia="zh-CN"/>
+            </w:rPr>
+          </w:pPr>
+          <w:hyperlink w:anchor="_Toc237911185" w:history="1">
+            <w:r>
+              <w:rPr>
+                <w:rStyle w:val="Hyperlink"/>
+                <w:noProof/>
+              </w:rPr>
+              <w:t>3.2</w:t>
+            </w:r>
+            <w:r>
+              <w:rPr>
+                <w:rFonts w:eastAsiaTheme="minorEastAsia"/>
+                <w:noProof/>
+                <w:sz w:val="24"/>
+                <w:szCs w:val="24"/>
+                <w:lang w:eastAsia="zh-CN"/>
+              </w:rPr>
+              <w:tab/>
+            </w:r>
+            <w:r>
+              <w:rPr>
+                <w:rStyle w:val="Hyperlink"/>
+                <w:noProof/>
+              </w:rPr>
               <w:t>AT+BAUD_RATE</w:t>
             </w:r>
             <w:r>
@@ -1535,7 +1805,7 @@
                 <w:noProof/>
                 <w:webHidden/>
               </w:rPr>
-              <w:t>11</w:t>
+              <w:t>12</w:t>
             </w:r>
             <w:r>
               <w:rPr>
@@ -1567,7 +1837,7 @@
                 <w:rStyle w:val="Hyperlink"/>
                 <w:noProof/>
               </w:rPr>
-              <w:t>3.1.1</w:t>
+              <w:t>3.2.1</w:t>
             </w:r>
             <w:r>
               <w:rPr>
@@ -1625,7 +1895,7 @@
                 <w:noProof/>
                 <w:webHidden/>
               </w:rPr>
-              <w:t>11</w:t>
+              <w:t>12</w:t>
             </w:r>
             <w:r>
               <w:rPr>
@@ -1657,7 +1927,7 @@
                 <w:rStyle w:val="Hyperlink"/>
                 <w:noProof/>
               </w:rPr>
-              <w:t>3.1.2</w:t>
+              <w:t>3.2.2</w:t>
             </w:r>
             <w:r>
               <w:rPr>
@@ -1715,7 +1985,7 @@
                 <w:noProof/>
                 <w:webHidden/>
               </w:rPr>
-              <w:t>11</w:t>
+              <w:t>12</w:t>
             </w:r>
             <w:r>
               <w:rPr>
@@ -1747,7 +2017,7 @@
                 <w:rStyle w:val="Hyperlink"/>
                 <w:noProof/>
               </w:rPr>
-              <w:t>3.2</w:t>
+              <w:t>3.3</w:t>
             </w:r>
             <w:r>
               <w:rPr>
@@ -1805,7 +2075,7 @@
                 <w:noProof/>
                 <w:webHidden/>
               </w:rPr>
-              <w:t>12</w:t>
+              <w:t>13</w:t>
             </w:r>
             <w:r>
               <w:rPr>
@@ -1837,7 +2107,7 @@
                 <w:rStyle w:val="Hyperlink"/>
                 <w:noProof/>
               </w:rPr>
-              <w:t>3.2.1</w:t>
+              <w:t>3.3.1</w:t>
             </w:r>
             <w:r>
               <w:rPr>
@@ -1895,7 +2165,7 @@
                 <w:noProof/>
                 <w:webHidden/>
               </w:rPr>
-              <w:t>12</w:t>
+              <w:t>13</w:t>
             </w:r>
             <w:r>
               <w:rPr>
@@ -1927,7 +2197,7 @@
                 <w:rStyle w:val="Hyperlink"/>
                 <w:noProof/>
               </w:rPr>
-              <w:t>3.2.2</w:t>
+              <w:t>3.3.2</w:t>
             </w:r>
             <w:r>
               <w:rPr>
@@ -1985,7 +2255,7 @@
                 <w:noProof/>
                 <w:webHidden/>
               </w:rPr>
-              <w:t>12</w:t>
+              <w:t>13</w:t>
             </w:r>
             <w:r>
               <w:rPr>
@@ -2017,7 +2287,7 @@
                 <w:rStyle w:val="Hyperlink"/>
                 <w:noProof/>
               </w:rPr>
-              <w:t>3.3</w:t>
+              <w:t>3.4</w:t>
             </w:r>
             <w:r>
               <w:rPr>
@@ -2075,7 +2345,7 @@
                 <w:noProof/>
                 <w:webHidden/>
               </w:rPr>
-              <w:t>13</w:t>
+              <w:t>14</w:t>
             </w:r>
             <w:r>
               <w:rPr>
@@ -2107,7 +2377,7 @@
                 <w:rStyle w:val="Hyperlink"/>
                 <w:noProof/>
               </w:rPr>
-              <w:t>3.4</w:t>
+              <w:t>3.5</w:t>
             </w:r>
             <w:r>
               <w:rPr>
@@ -2165,7 +2435,7 @@
                 <w:noProof/>
                 <w:webHidden/>
               </w:rPr>
-              <w:t>14</w:t>
+              <w:t>15</w:t>
             </w:r>
             <w:r>
               <w:rPr>
@@ -2197,7 +2467,7 @@
                 <w:rStyle w:val="Hyperlink"/>
                 <w:noProof/>
               </w:rPr>
-              <w:t>3.5</w:t>
+              <w:t>3.6</w:t>
             </w:r>
             <w:r>
               <w:rPr>
@@ -2255,7 +2525,7 @@
                 <w:noProof/>
                 <w:webHidden/>
               </w:rPr>
-              <w:t>15</w:t>
+              <w:t>16</w:t>
             </w:r>
             <w:r>
               <w:rPr>
@@ -2287,7 +2557,7 @@
                 <w:rStyle w:val="Hyperlink"/>
                 <w:noProof/>
               </w:rPr>
-              <w:t>3.5.1</w:t>
+              <w:t>3.6.1</w:t>
             </w:r>
             <w:r>
               <w:rPr>
@@ -2345,7 +2615,7 @@
                 <w:noProof/>
                 <w:webHidden/>
               </w:rPr>
-              <w:t>15</w:t>
+              <w:t>16</w:t>
             </w:r>
             <w:r>
               <w:rPr>
@@ -2377,7 +2647,7 @@
                 <w:rStyle w:val="Hyperlink"/>
                 <w:noProof/>
               </w:rPr>
-              <w:t>3.5.2</w:t>
+              <w:t>3.6.2</w:t>
             </w:r>
             <w:r>
               <w:rPr>
@@ -2435,7 +2705,7 @@
                 <w:noProof/>
                 <w:webHidden/>
               </w:rPr>
-              <w:t>15</w:t>
+              <w:t>16</w:t>
             </w:r>
             <w:r>
               <w:rPr>
@@ -2467,7 +2737,7 @@
                 <w:rStyle w:val="Hyperlink"/>
                 <w:noProof/>
               </w:rPr>
-              <w:t>3.6</w:t>
+              <w:t>3.7</w:t>
             </w:r>
             <w:r>
               <w:rPr>
@@ -2525,7 +2795,7 @@
                 <w:noProof/>
                 <w:webHidden/>
               </w:rPr>
-              <w:t>15</w:t>
+              <w:t>16</w:t>
             </w:r>
             <w:r>
               <w:rPr>
@@ -2557,7 +2827,7 @@
                 <w:rStyle w:val="Hyperlink"/>
                 <w:noProof/>
               </w:rPr>
-              <w:t>3.6.1</w:t>
+              <w:t>3.7.1</w:t>
             </w:r>
             <w:r>
               <w:rPr>
@@ -2615,7 +2885,7 @@
                 <w:noProof/>
                 <w:webHidden/>
               </w:rPr>
-              <w:t>15</w:t>
+              <w:t>16</w:t>
             </w:r>
             <w:r>
               <w:rPr>
@@ -2647,7 +2917,7 @@
                 <w:rStyle w:val="Hyperlink"/>
                 <w:noProof/>
               </w:rPr>
-              <w:t>3.6.2</w:t>
+              <w:t>3.7.2</w:t>
             </w:r>
             <w:r>
               <w:rPr>
@@ -2705,7 +2975,7 @@
                 <w:noProof/>
                 <w:webHidden/>
               </w:rPr>
-              <w:t>15</w:t>
+              <w:t>16</w:t>
             </w:r>
             <w:r>
               <w:rPr>
@@ -2737,7 +3007,7 @@
                 <w:rStyle w:val="Hyperlink"/>
                 <w:noProof/>
               </w:rPr>
-              <w:t>3.7</w:t>
+              <w:t>3.8</w:t>
             </w:r>
             <w:r>
               <w:rPr>
@@ -2795,7 +3065,7 @@
                 <w:noProof/>
                 <w:webHidden/>
               </w:rPr>
-              <w:t>16</w:t>
+              <w:t>17</w:t>
             </w:r>
             <w:r>
               <w:rPr>
@@ -2827,7 +3097,7 @@
                 <w:rStyle w:val="Hyperlink"/>
                 <w:noProof/>
               </w:rPr>
-              <w:t>3.7.1</w:t>
+              <w:t>3.8.1</w:t>
             </w:r>
             <w:r>
               <w:rPr>
@@ -2885,7 +3155,7 @@
                 <w:noProof/>
                 <w:webHidden/>
               </w:rPr>
-              <w:t>16</w:t>
+              <w:t>17</w:t>
             </w:r>
             <w:r>
               <w:rPr>
@@ -2917,7 +3187,7 @@
                 <w:rStyle w:val="Hyperlink"/>
                 <w:noProof/>
               </w:rPr>
-              <w:t>3.7.2</w:t>
+              <w:t>3.8.2</w:t>
             </w:r>
             <w:r>
               <w:rPr>
@@ -2975,7 +3245,7 @@
                 <w:noProof/>
                 <w:webHidden/>
               </w:rPr>
-              <w:t>16</w:t>
+              <w:t>17</w:t>
             </w:r>
             <w:r>
               <w:rPr>
@@ -3007,7 +3277,7 @@
                 <w:rStyle w:val="Hyperlink"/>
                 <w:noProof/>
               </w:rPr>
-              <w:t>3.8</w:t>
+              <w:t>3.9</w:t>
             </w:r>
             <w:r>
               <w:rPr>
@@ -3065,7 +3335,7 @@
                 <w:noProof/>
                 <w:webHidden/>
               </w:rPr>
-              <w:t>18</w:t>
+              <w:t>19</w:t>
             </w:r>
             <w:r>
               <w:rPr>
@@ -3097,7 +3367,7 @@
                 <w:rStyle w:val="Hyperlink"/>
                 <w:noProof/>
               </w:rPr>
-              <w:t>3.8.1</w:t>
+              <w:t>3.9.1</w:t>
             </w:r>
             <w:r>
               <w:rPr>
@@ -3155,7 +3425,7 @@
                 <w:noProof/>
                 <w:webHidden/>
               </w:rPr>
-              <w:t>18</w:t>
+              <w:t>19</w:t>
             </w:r>
             <w:r>
               <w:rPr>
@@ -3187,7 +3457,7 @@
                 <w:rStyle w:val="Hyperlink"/>
                 <w:noProof/>
               </w:rPr>
-              <w:t>3.8.2</w:t>
+              <w:t>3.9.2</w:t>
             </w:r>
             <w:r>
               <w:rPr>
@@ -3245,7 +3515,7 @@
                 <w:noProof/>
                 <w:webHidden/>
               </w:rPr>
-              <w:t>18</w:t>
+              <w:t>19</w:t>
             </w:r>
             <w:r>
               <w:rPr>
@@ -3277,7 +3547,7 @@
                 <w:rStyle w:val="Hyperlink"/>
                 <w:noProof/>
               </w:rPr>
-              <w:t>3.9</w:t>
+              <w:t>3.10</w:t>
             </w:r>
             <w:r>
               <w:rPr>
@@ -3335,7 +3605,7 @@
                 <w:noProof/>
                 <w:webHidden/>
               </w:rPr>
-              <w:t>18</w:t>
+              <w:t>19</w:t>
             </w:r>
             <w:r>
               <w:rPr>
@@ -3367,7 +3637,7 @@
                 <w:rStyle w:val="Hyperlink"/>
                 <w:noProof/>
               </w:rPr>
-              <w:t>3.9.1</w:t>
+              <w:t>3.10.1</w:t>
             </w:r>
             <w:r>
               <w:rPr>
@@ -3425,7 +3695,7 @@
                 <w:noProof/>
                 <w:webHidden/>
               </w:rPr>
-              <w:t>18</w:t>
+              <w:t>19</w:t>
             </w:r>
             <w:r>
               <w:rPr>
@@ -3457,7 +3727,7 @@
                 <w:rStyle w:val="Hyperlink"/>
                 <w:noProof/>
               </w:rPr>
-              <w:t>3.9.2</w:t>
+              <w:t>3.10.2</w:t>
             </w:r>
             <w:r>
               <w:rPr>
@@ -3515,7 +3785,7 @@
                 <w:noProof/>
                 <w:webHidden/>
               </w:rPr>
-              <w:t>18</w:t>
+              <w:t>19</w:t>
             </w:r>
             <w:r>
               <w:rPr>
@@ -3547,7 +3817,7 @@
                 <w:rStyle w:val="Hyperlink"/>
                 <w:noProof/>
               </w:rPr>
-              <w:t>3.10</w:t>
+              <w:t>3.11</w:t>
             </w:r>
             <w:r>
               <w:rPr>
@@ -3605,7 +3875,7 @@
                 <w:noProof/>
                 <w:webHidden/>
               </w:rPr>
-              <w:t>19</w:t>
+              <w:t>20</w:t>
             </w:r>
             <w:r>
               <w:rPr>
@@ -3637,7 +3907,7 @@
                 <w:rStyle w:val="Hyperlink"/>
                 <w:noProof/>
               </w:rPr>
-              <w:t>3.10.1</w:t>
+              <w:t>3.11.1</w:t>
             </w:r>
             <w:r>
               <w:rPr>
@@ -3695,7 +3965,7 @@
                 <w:noProof/>
                 <w:webHidden/>
               </w:rPr>
-              <w:t>19</w:t>
+              <w:t>20</w:t>
             </w:r>
             <w:r>
               <w:rPr>
@@ -3727,7 +3997,7 @@
                 <w:rStyle w:val="Hyperlink"/>
                 <w:noProof/>
               </w:rPr>
-              <w:t>3.10.2</w:t>
+              <w:t>3.11.2</w:t>
             </w:r>
             <w:r>
               <w:rPr>
@@ -3785,7 +4055,7 @@
                 <w:noProof/>
                 <w:webHidden/>
               </w:rPr>
-              <w:t>19</w:t>
+              <w:t>20</w:t>
             </w:r>
             <w:r>
               <w:rPr>
@@ -3817,7 +4087,7 @@
                 <w:rStyle w:val="Hyperlink"/>
                 <w:noProof/>
               </w:rPr>
-              <w:t>3.11</w:t>
+              <w:t>3.12</w:t>
             </w:r>
             <w:r>
               <w:rPr>
@@ -3875,7 +4145,7 @@
                 <w:noProof/>
                 <w:webHidden/>
               </w:rPr>
-              <w:t>20</w:t>
+              <w:t>21</w:t>
             </w:r>
             <w:r>
               <w:rPr>
@@ -3907,7 +4177,7 @@
                 <w:rStyle w:val="Hyperlink"/>
                 <w:noProof/>
               </w:rPr>
-              <w:t>3.11.1</w:t>
+              <w:t>3.12.1</w:t>
             </w:r>
             <w:r>
               <w:rPr>
@@ -3965,7 +4235,7 @@
                 <w:noProof/>
                 <w:webHidden/>
               </w:rPr>
-              <w:t>20</w:t>
+              <w:t>21</w:t>
             </w:r>
             <w:r>
               <w:rPr>
@@ -3997,7 +4267,7 @@
                 <w:rStyle w:val="Hyperlink"/>
                 <w:noProof/>
               </w:rPr>
-              <w:t>3.11.2</w:t>
+              <w:t>3.12.2</w:t>
             </w:r>
             <w:r>
               <w:rPr>
@@ -4055,7 +4325,7 @@
                 <w:noProof/>
                 <w:webHidden/>
               </w:rPr>
-              <w:t>20</w:t>
+              <w:t>21</w:t>
             </w:r>
             <w:r>
               <w:rPr>
@@ -4087,7 +4357,7 @@
                 <w:rStyle w:val="Hyperlink"/>
                 <w:noProof/>
               </w:rPr>
-              <w:t>3.12</w:t>
+              <w:t>3.13</w:t>
             </w:r>
             <w:r>
               <w:rPr>
@@ -4145,7 +4415,7 @@
                 <w:noProof/>
                 <w:webHidden/>
               </w:rPr>
-              <w:t>21</w:t>
+              <w:t>22</w:t>
             </w:r>
             <w:r>
               <w:rPr>
@@ -4177,7 +4447,7 @@
                 <w:rStyle w:val="Hyperlink"/>
                 <w:noProof/>
               </w:rPr>
-              <w:t>3.13</w:t>
+              <w:t>3.14</w:t>
             </w:r>
             <w:r>
               <w:rPr>
@@ -4235,7 +4505,7 @@
                 <w:noProof/>
                 <w:webHidden/>
               </w:rPr>
-              <w:t>22</w:t>
+              <w:t>23</w:t>
             </w:r>
             <w:r>
               <w:rPr>
@@ -4267,7 +4537,7 @@
                 <w:rStyle w:val="Hyperlink"/>
                 <w:noProof/>
               </w:rPr>
-              <w:t>3.13.1</w:t>
+              <w:t>3.14.1</w:t>
             </w:r>
             <w:r>
               <w:rPr>
@@ -4325,7 +4595,7 @@
                 <w:noProof/>
                 <w:webHidden/>
               </w:rPr>
-              <w:t>22</w:t>
+              <w:t>23</w:t>
             </w:r>
             <w:r>
               <w:rPr>
@@ -4357,7 +4627,7 @@
                 <w:rStyle w:val="Hyperlink"/>
                 <w:noProof/>
               </w:rPr>
-              <w:t>3.13.2</w:t>
+              <w:t>3.14.2</w:t>
             </w:r>
             <w:r>
               <w:rPr>
@@ -4415,7 +4685,7 @@
                 <w:noProof/>
                 <w:webHidden/>
               </w:rPr>
-              <w:t>22</w:t>
+              <w:t>23</w:t>
             </w:r>
             <w:r>
               <w:rPr>
@@ -4447,7 +4717,7 @@
                 <w:rStyle w:val="Hyperlink"/>
                 <w:noProof/>
               </w:rPr>
-              <w:t>3.14</w:t>
+              <w:t>3.15</w:t>
             </w:r>
             <w:r>
               <w:rPr>
@@ -4505,7 +4775,7 @@
                 <w:noProof/>
                 <w:webHidden/>
               </w:rPr>
-              <w:t>23</w:t>
+              <w:t>24</w:t>
             </w:r>
             <w:r>
               <w:rPr>
@@ -4537,7 +4807,7 @@
                 <w:rStyle w:val="Hyperlink"/>
                 <w:noProof/>
               </w:rPr>
-              <w:t>3.14.1</w:t>
+              <w:t>3.15.1</w:t>
             </w:r>
             <w:r>
               <w:rPr>
@@ -4595,7 +4865,7 @@
                 <w:noProof/>
                 <w:webHidden/>
               </w:rPr>
-              <w:t>23</w:t>
+              <w:t>24</w:t>
             </w:r>
             <w:r>
               <w:rPr>
@@ -4627,7 +4897,7 @@
                 <w:rStyle w:val="Hyperlink"/>
                 <w:noProof/>
               </w:rPr>
-              <w:t>3.14.2</w:t>
+              <w:t>3.15.2</w:t>
             </w:r>
             <w:r>
               <w:rPr>
@@ -4685,7 +4955,7 @@
                 <w:noProof/>
                 <w:webHidden/>
               </w:rPr>
-              <w:t>23</w:t>
+              <w:t>24</w:t>
             </w:r>
             <w:r>
               <w:rPr>
@@ -4717,7 +4987,7 @@
                 <w:rStyle w:val="Hyperlink"/>
                 <w:noProof/>
               </w:rPr>
-              <w:t>3.15</w:t>
+              <w:t>3.16</w:t>
             </w:r>
             <w:r>
               <w:rPr>
@@ -4775,7 +5045,7 @@
                 <w:noProof/>
                 <w:webHidden/>
               </w:rPr>
-              <w:t>25</w:t>
+              <w:t>26</w:t>
             </w:r>
             <w:r>
               <w:rPr>
@@ -4807,7 +5077,7 @@
                 <w:rStyle w:val="Hyperlink"/>
                 <w:noProof/>
               </w:rPr>
-              <w:t>3.16</w:t>
+              <w:t>3.17</w:t>
             </w:r>
             <w:r>
               <w:rPr>
@@ -4865,7 +5135,7 @@
                 <w:noProof/>
                 <w:webHidden/>
               </w:rPr>
-              <w:t>26</w:t>
+              <w:t>27</w:t>
             </w:r>
             <w:r>
               <w:rPr>
@@ -4897,7 +5167,7 @@
                 <w:rStyle w:val="Hyperlink"/>
                 <w:noProof/>
               </w:rPr>
-              <w:t>3.16.1</w:t>
+              <w:t>3.17.1</w:t>
             </w:r>
             <w:r>
               <w:rPr>
@@ -4955,7 +5225,7 @@
                 <w:noProof/>
                 <w:webHidden/>
               </w:rPr>
-              <w:t>26</w:t>
+              <w:t>27</w:t>
             </w:r>
             <w:r>
               <w:rPr>
@@ -4987,7 +5257,7 @@
                 <w:rStyle w:val="Hyperlink"/>
                 <w:noProof/>
               </w:rPr>
-              <w:t>3.16.2</w:t>
+              <w:t>3.17.2</w:t>
             </w:r>
             <w:r>
               <w:rPr>
@@ -5045,7 +5315,7 @@
                 <w:noProof/>
                 <w:webHidden/>
               </w:rPr>
-              <w:t>26</w:t>
+              <w:t>27</w:t>
             </w:r>
             <w:r>
               <w:rPr>
@@ -5077,7 +5347,7 @@
                 <w:rStyle w:val="Hyperlink"/>
                 <w:noProof/>
               </w:rPr>
-              <w:t>3.16.3</w:t>
+              <w:t>3.17.3</w:t>
             </w:r>
             <w:r>
               <w:rPr>
@@ -5135,7 +5405,7 @@
                 <w:noProof/>
                 <w:webHidden/>
               </w:rPr>
-              <w:t>26</w:t>
+              <w:t>27</w:t>
             </w:r>
             <w:r>
               <w:rPr>
@@ -5167,7 +5437,7 @@
                 <w:rStyle w:val="Hyperlink"/>
                 <w:noProof/>
               </w:rPr>
-              <w:t>3.16.4</w:t>
+              <w:t>3.17.4</w:t>
             </w:r>
             <w:r>
               <w:rPr>
@@ -5225,7 +5495,7 @@
                 <w:noProof/>
                 <w:webHidden/>
               </w:rPr>
-              <w:t>26</w:t>
+              <w:t>27</w:t>
             </w:r>
             <w:r>
               <w:rPr>
@@ -5257,7 +5527,7 @@
                 <w:rStyle w:val="Hyperlink"/>
                 <w:noProof/>
               </w:rPr>
-              <w:t>3.16.5</w:t>
+              <w:t>3.17.5</w:t>
             </w:r>
             <w:r>
               <w:rPr>
@@ -5315,7 +5585,7 @@
                 <w:noProof/>
                 <w:webHidden/>
               </w:rPr>
-              <w:t>26</w:t>
+              <w:t>27</w:t>
             </w:r>
             <w:r>
               <w:rPr>
@@ -5347,7 +5617,7 @@
                 <w:rStyle w:val="Hyperlink"/>
                 <w:noProof/>
               </w:rPr>
-              <w:t>3.17</w:t>
+              <w:t>3.18</w:t>
             </w:r>
             <w:r>
               <w:rPr>
@@ -5405,7 +5675,7 @@
                 <w:noProof/>
                 <w:webHidden/>
               </w:rPr>
-              <w:t>27</w:t>
+              <w:t>28</w:t>
             </w:r>
             <w:r>
               <w:rPr>
@@ -5437,7 +5707,7 @@
                 <w:rStyle w:val="Hyperlink"/>
                 <w:noProof/>
               </w:rPr>
-              <w:t>3.17.1</w:t>
+              <w:t>3.18.1</w:t>
             </w:r>
             <w:r>
               <w:rPr>
@@ -5495,7 +5765,7 @@
                 <w:noProof/>
                 <w:webHidden/>
               </w:rPr>
-              <w:t>27</w:t>
+              <w:t>28</w:t>
             </w:r>
             <w:r>
               <w:rPr>
@@ -5527,7 +5797,7 @@
                 <w:rStyle w:val="Hyperlink"/>
                 <w:noProof/>
               </w:rPr>
-              <w:t>3.17.2</w:t>
+              <w:t>3.18.2</w:t>
             </w:r>
             <w:r>
               <w:rPr>
@@ -5585,7 +5855,7 @@
                 <w:noProof/>
                 <w:webHidden/>
               </w:rPr>
-              <w:t>27</w:t>
+              <w:t>28</w:t>
             </w:r>
             <w:r>
               <w:rPr>
@@ -5617,7 +5887,7 @@
                 <w:rStyle w:val="Hyperlink"/>
                 <w:noProof/>
               </w:rPr>
-              <w:t>3.18</w:t>
+              <w:t>3.19</w:t>
             </w:r>
             <w:r>
               <w:rPr>
@@ -5675,7 +5945,7 @@
                 <w:noProof/>
                 <w:webHidden/>
               </w:rPr>
-              <w:t>28</w:t>
+              <w:t>29</w:t>
             </w:r>
             <w:r>
               <w:rPr>
@@ -5707,7 +5977,7 @@
                 <w:rStyle w:val="Hyperlink"/>
                 <w:noProof/>
               </w:rPr>
-              <w:t>3.18.1</w:t>
+              <w:t>3.19.1</w:t>
             </w:r>
             <w:r>
               <w:rPr>
@@ -5765,7 +6035,7 @@
                 <w:noProof/>
                 <w:webHidden/>
               </w:rPr>
-              <w:t>28</w:t>
+              <w:t>29</w:t>
             </w:r>
             <w:r>
               <w:rPr>
@@ -5797,7 +6067,7 @@
                 <w:rStyle w:val="Hyperlink"/>
                 <w:noProof/>
               </w:rPr>
-              <w:t>3.18.2</w:t>
+              <w:t>3.19.2</w:t>
             </w:r>
             <w:r>
               <w:rPr>
@@ -5855,7 +6125,7 @@
                 <w:noProof/>
                 <w:webHidden/>
               </w:rPr>
-              <w:t>28</w:t>
+              <w:t>29</w:t>
             </w:r>
             <w:r>
               <w:rPr>
@@ -5887,7 +6157,7 @@
                 <w:rStyle w:val="Hyperlink"/>
                 <w:noProof/>
               </w:rPr>
-              <w:t>3.18.3</w:t>
+              <w:t>3.19.3</w:t>
             </w:r>
             <w:r>
               <w:rPr>
@@ -5945,7 +6215,7 @@
                 <w:noProof/>
                 <w:webHidden/>
               </w:rPr>
-              <w:t>28</w:t>
+              <w:t>29</w:t>
             </w:r>
             <w:r>
               <w:rPr>
@@ -6035,7 +6305,277 @@
                 <w:noProof/>
                 <w:webHidden/>
               </w:rPr>
-              <w:t>29</w:t>
+              <w:t>30</w:t>
+            </w:r>
+            <w:r>
+              <w:rPr>
+                <w:noProof/>
+                <w:webHidden/>
+              </w:rPr>
+              <w:fldChar w:fldCharType="end"/>
+            </w:r>
+          </w:hyperlink>
+        </w:p>
+        <w:p>
+          <w:pPr>
+            <w:pStyle w:val="TOC2"/>
+            <w:tabs>
+              <w:tab w:val="left" w:pos="960"/>
+              <w:tab w:val="right" w:leader="dot" w:pos="10790"/>
+            </w:tabs>
+            <w:rPr>
+              <w:rFonts w:eastAsiaTheme="minorEastAsia"/>
+              <w:noProof/>
+              <w:sz w:val="24"/>
+              <w:szCs w:val="24"/>
+              <w:lang w:eastAsia="zh-CN"/>
+            </w:rPr>
+          </w:pPr>
+          <w:hyperlink w:anchor="_Toc237911307" w:history="1">
+            <w:r>
+              <w:rPr>
+                <w:rStyle w:val="Hyperlink"/>
+                <w:noProof/>
+              </w:rPr>
+              <w:t>4.1</w:t>
+            </w:r>
+            <w:r>
+              <w:rPr>
+                <w:rFonts w:eastAsiaTheme="minorEastAsia"/>
+                <w:noProof/>
+                <w:sz w:val="24"/>
+                <w:szCs w:val="24"/>
+                <w:lang w:eastAsia="zh-CN"/>
+              </w:rPr>
+              <w:tab/>
+            </w:r>
+            <w:r>
+              <w:rPr>
+                <w:rStyle w:val="Hyperlink"/>
+                <w:noProof/>
+              </w:rPr>
+              <w:t>ASTERIX</w:t>
+            </w:r>
+            <w:r>
+              <w:rPr>
+                <w:noProof/>
+                <w:webHidden/>
+              </w:rPr>
+              <w:tab/>
+            </w:r>
+            <w:r>
+              <w:rPr>
+                <w:noProof/>
+                <w:webHidden/>
+              </w:rPr>
+              <w:fldChar w:fldCharType="begin"/>
+            </w:r>
+            <w:r>
+              <w:rPr>
+                <w:noProof/>
+                <w:webHidden/>
+              </w:rPr>
+              <w:instrText xml:space="preserve"> PAGEREF _Toc237911307 \h </w:instrText>
+            </w:r>
+            <w:r>
+              <w:rPr>
+                <w:noProof/>
+                <w:webHidden/>
+              </w:rPr>
+            </w:r>
+            <w:r>
+              <w:rPr>
+                <w:noProof/>
+                <w:webHidden/>
+              </w:rPr>
+              <w:fldChar w:fldCharType="separate"/>
+            </w:r>
+            <w:r>
+              <w:rPr>
+                <w:noProof/>
+                <w:webHidden/>
+              </w:rPr>
+              <w:t>31</w:t>
+            </w:r>
+            <w:r>
+              <w:rPr>
+                <w:noProof/>
+                <w:webHidden/>
+              </w:rPr>
+              <w:fldChar w:fldCharType="end"/>
+            </w:r>
+          </w:hyperlink>
+        </w:p>
+        <w:p>
+          <w:pPr>
+            <w:pStyle w:val="TOC3"/>
+            <w:tabs>
+              <w:tab w:val="left" w:pos="1200"/>
+              <w:tab w:val="right" w:leader="dot" w:pos="10790"/>
+            </w:tabs>
+            <w:rPr>
+              <w:rFonts w:eastAsiaTheme="minorEastAsia"/>
+              <w:noProof/>
+              <w:sz w:val="24"/>
+              <w:szCs w:val="24"/>
+              <w:lang w:eastAsia="zh-CN"/>
+            </w:rPr>
+          </w:pPr>
+          <w:hyperlink w:anchor="_Toc237911308" w:history="1">
+            <w:r>
+              <w:rPr>
+                <w:rStyle w:val="Hyperlink"/>
+                <w:noProof/>
+              </w:rPr>
+              <w:t>4.1.1</w:t>
+            </w:r>
+            <w:r>
+              <w:rPr>
+                <w:rFonts w:eastAsiaTheme="minorEastAsia"/>
+                <w:noProof/>
+                <w:sz w:val="24"/>
+                <w:szCs w:val="24"/>
+                <w:lang w:eastAsia="zh-CN"/>
+              </w:rPr>
+              <w:tab/>
+            </w:r>
+            <w:r>
+              <w:rPr>
+                <w:rStyle w:val="Hyperlink"/>
+                <w:noProof/>
+              </w:rPr>
+              <w:t>ASTERIX: Data Blocks</w:t>
+            </w:r>
+            <w:r>
+              <w:rPr>
+                <w:noProof/>
+                <w:webHidden/>
+              </w:rPr>
+              <w:tab/>
+            </w:r>
+            <w:r>
+              <w:rPr>
+                <w:noProof/>
+                <w:webHidden/>
+              </w:rPr>
+              <w:fldChar w:fldCharType="begin"/>
+            </w:r>
+            <w:r>
+              <w:rPr>
+                <w:noProof/>
+                <w:webHidden/>
+              </w:rPr>
+              <w:instrText xml:space="preserve"> PAGEREF _Toc237911308 \h </w:instrText>
+            </w:r>
+            <w:r>
+              <w:rPr>
+                <w:noProof/>
+                <w:webHidden/>
+              </w:rPr>
+            </w:r>
+            <w:r>
+              <w:rPr>
+                <w:noProof/>
+                <w:webHidden/>
+              </w:rPr>
+              <w:fldChar w:fldCharType="separate"/>
+            </w:r>
+            <w:r>
+              <w:rPr>
+                <w:noProof/>
+                <w:webHidden/>
+              </w:rPr>
+              <w:t>31</w:t>
+            </w:r>
+            <w:r>
+              <w:rPr>
+                <w:noProof/>
+                <w:webHidden/>
+              </w:rPr>
+              <w:fldChar w:fldCharType="end"/>
+            </w:r>
+          </w:hyperlink>
+        </w:p>
+        <w:p>
+          <w:pPr>
+            <w:pStyle w:val="TOC3"/>
+            <w:tabs>
+              <w:tab w:val="left" w:pos="1200"/>
+              <w:tab w:val="right" w:leader="dot" w:pos="10790"/>
+            </w:tabs>
+            <w:rPr>
+              <w:rFonts w:eastAsiaTheme="minorEastAsia"/>
+              <w:noProof/>
+              <w:sz w:val="24"/>
+              <w:szCs w:val="24"/>
+              <w:lang w:eastAsia="zh-CN"/>
+            </w:rPr>
+          </w:pPr>
+          <w:hyperlink w:anchor="_Toc237911309" w:history="1">
+            <w:r>
+              <w:rPr>
+                <w:rStyle w:val="Hyperlink"/>
+                <w:noProof/>
+              </w:rPr>
+              <w:t>4.1.2</w:t>
+            </w:r>
+            <w:r>
+              <w:rPr>
+                <w:rFonts w:eastAsiaTheme="minorEastAsia"/>
+                <w:noProof/>
+                <w:sz w:val="24"/>
+                <w:szCs w:val="24"/>
+                <w:lang w:eastAsia="zh-CN"/>
+              </w:rPr>
+              <w:tab/>
+            </w:r>
+            <w:r>
+              <w:rPr>
+                <w:rStyle w:val="Hyperlink"/>
+                <w:noProof/>
+              </w:rPr>
+              <w:t>ASTERIX: Time Source</w:t>
+            </w:r>
+            <w:r>
+              <w:rPr>
+                <w:noProof/>
+                <w:webHidden/>
+              </w:rPr>
+              <w:tab/>
+            </w:r>
+            <w:r>
+              <w:rPr>
+                <w:noProof/>
+                <w:webHidden/>
+              </w:rPr>
+              <w:fldChar w:fldCharType="begin"/>
+            </w:r>
+            <w:r>
+              <w:rPr>
+                <w:noProof/>
+                <w:webHidden/>
+              </w:rPr>
+              <w:instrText xml:space="preserve"> PAGEREF _Toc237911309 \h </w:instrText>
+            </w:r>
+            <w:r>
+              <w:rPr>
+                <w:noProof/>
+                <w:webHidden/>
+              </w:rPr>
+            </w:r>
+            <w:r>
+              <w:rPr>
+                <w:noProof/>
+                <w:webHidden/>
+              </w:rPr>
+              <w:fldChar w:fldCharType="separate"/>
+            </w:r>
+            <w:r>
+              <w:rPr>
+                <w:noProof/>
+                <w:webHidden/>
+              </w:rPr>
+              <w:t>31</w:t>
             </w:r>
             <w:r>
               <w:rPr>
@@ -6067,7 +6607,7 @@
                 <w:rStyle w:val="Hyperlink"/>
                 <w:noProof/>
               </w:rPr>
-              <w:t>4.1</w:t>
+              <w:t>4.2</w:t>
             </w:r>
             <w:r>
               <w:rPr>
@@ -6125,7 +6665,7 @@
                 <w:noProof/>
                 <w:webHidden/>
               </w:rPr>
-              <w:t>30</w:t>
+              <w:t>32</w:t>
             </w:r>
             <w:r>
               <w:rPr>
@@ -6157,7 +6697,7 @@
                 <w:rStyle w:val="Hyperlink"/>
                 <w:noProof/>
               </w:rPr>
-              <w:t>4.1.1</w:t>
+              <w:t>4.2.1</w:t>
             </w:r>
             <w:r>
               <w:rPr>
@@ -6215,7 +6755,7 @@
                 <w:noProof/>
                 <w:webHidden/>
               </w:rPr>
-              <w:t>30</w:t>
+              <w:t>32</w:t>
             </w:r>
             <w:r>
               <w:rPr>
@@ -6247,7 +6787,7 @@
                 <w:rStyle w:val="Hyperlink"/>
                 <w:noProof/>
               </w:rPr>
-              <w:t>4.1.2</w:t>
+              <w:t>4.2.2</w:t>
             </w:r>
             <w:r>
               <w:rPr>
@@ -6305,7 +6845,7 @@
                 <w:noProof/>
                 <w:webHidden/>
               </w:rPr>
-              <w:t>31</w:t>
+              <w:t>33</w:t>
             </w:r>
             <w:r>
               <w:rPr>
@@ -6337,7 +6877,7 @@
                 <w:rStyle w:val="Hyperlink"/>
                 <w:noProof/>
               </w:rPr>
-              <w:t>4.1.3</w:t>
+              <w:t>4.2.3</w:t>
             </w:r>
             <w:r>
               <w:rPr>
@@ -6395,7 +6935,7 @@
                 <w:noProof/>
                 <w:webHidden/>
               </w:rPr>
-              <w:t>38</w:t>
+              <w:t>40</w:t>
             </w:r>
             <w:r>
               <w:rPr>
@@ -6427,7 +6967,7 @@
                 <w:rStyle w:val="Hyperlink"/>
                 <w:noProof/>
               </w:rPr>
-              <w:t>4.1.4</w:t>
+              <w:t>4.2.4</w:t>
             </w:r>
             <w:r>
               <w:rPr>
@@ -6485,7 +7025,7 @@
                 <w:noProof/>
                 <w:webHidden/>
               </w:rPr>
-              <w:t>40</w:t>
+              <w:t>42</w:t>
             </w:r>
             <w:r>
               <w:rPr>
@@ -6517,7 +7057,7 @@
                 <w:rStyle w:val="Hyperlink"/>
                 <w:noProof/>
               </w:rPr>
-              <w:t>4.2</w:t>
+              <w:t>4.3</w:t>
             </w:r>
             <w:r>
               <w:rPr>
@@ -6575,7 +7115,7 @@
                 <w:noProof/>
                 <w:webHidden/>
               </w:rPr>
-              <w:t>41</w:t>
+              <w:t>43</w:t>
             </w:r>
             <w:r>
               <w:rPr>
@@ -6607,7 +7147,7 @@
                 <w:rStyle w:val="Hyperlink"/>
                 <w:noProof/>
               </w:rPr>
-              <w:t>4.3</w:t>
+              <w:t>4.4</w:t>
             </w:r>
             <w:r>
               <w:rPr>
@@ -6665,7 +7205,7 @@
                 <w:noProof/>
                 <w:webHidden/>
               </w:rPr>
-              <w:t>42</w:t>
+              <w:t>44</w:t>
             </w:r>
             <w:r>
               <w:rPr>
@@ -6698,7 +7238,7 @@
                 <w:noProof/>
                 <w:lang w:eastAsia="zh-CN"/>
               </w:rPr>
-              <w:t>4.3.1</w:t>
+              <w:t>4.4.1</w:t>
             </w:r>
             <w:r>
               <w:rPr>
@@ -6788,7 +7328,7 @@
                 <w:noProof/>
                 <w:webHidden/>
               </w:rPr>
-              <w:t>42</w:t>
+              <w:t>44</w:t>
             </w:r>
             <w:r>
               <w:rPr>
@@ -6820,7 +7360,7 @@
                 <w:rStyle w:val="Hyperlink"/>
                 <w:noProof/>
               </w:rPr>
-              <w:t>4.3.2</w:t>
+              <w:t>4.4.2</w:t>
             </w:r>
             <w:r>
               <w:rPr>
@@ -6878,7 +7418,7 @@
                 <w:noProof/>
                 <w:webHidden/>
               </w:rPr>
-              <w:t>42</w:t>
+              <w:t>44</w:t>
             </w:r>
             <w:r>
               <w:rPr>
@@ -6910,7 +7450,7 @@
                 <w:rStyle w:val="Hyperlink"/>
                 <w:noProof/>
               </w:rPr>
-              <w:t>4.3.3</w:t>
+              <w:t>4.4.3</w:t>
             </w:r>
             <w:r>
               <w:rPr>
@@ -6968,7 +7508,7 @@
                 <w:noProof/>
                 <w:webHidden/>
               </w:rPr>
-              <w:t>43</w:t>
+              <w:t>45</w:t>
             </w:r>
             <w:r>
               <w:rPr>
@@ -7000,7 +7540,7 @@
                 <w:rStyle w:val="Hyperlink"/>
                 <w:noProof/>
               </w:rPr>
-              <w:t>4.3.4</w:t>
+              <w:t>4.4.4</w:t>
             </w:r>
             <w:r>
               <w:rPr>
@@ -7058,7 +7598,7 @@
                 <w:noProof/>
                 <w:webHidden/>
               </w:rPr>
-              <w:t>43</w:t>
+              <w:t>45</w:t>
             </w:r>
             <w:r>
               <w:rPr>
@@ -7090,7 +7630,7 @@
                 <w:rStyle w:val="Hyperlink"/>
                 <w:noProof/>
               </w:rPr>
-              <w:t>4.4</w:t>
+              <w:t>4.5</w:t>
             </w:r>
             <w:r>
               <w:rPr>
@@ -7148,7 +7688,7 @@
                 <w:noProof/>
                 <w:webHidden/>
               </w:rPr>
-              <w:t>44</w:t>
+              <w:t>46</w:t>
             </w:r>
             <w:r>
               <w:rPr>
@@ -7180,7 +7720,7 @@
                 <w:rStyle w:val="Hyperlink"/>
                 <w:noProof/>
               </w:rPr>
-              <w:t>4.4.1</w:t>
+              <w:t>4.5.1</w:t>
             </w:r>
             <w:r>
               <w:rPr>
@@ -7238,7 +7778,7 @@
                 <w:noProof/>
                 <w:webHidden/>
               </w:rPr>
-              <w:t>44</w:t>
+              <w:t>46</w:t>
             </w:r>
             <w:r>
               <w:rPr>
@@ -7270,7 +7810,7 @@
                 <w:rStyle w:val="Hyperlink"/>
                 <w:noProof/>
               </w:rPr>
-              <w:t>4.4.2</w:t>
+              <w:t>4.5.2</w:t>
             </w:r>
             <w:r>
               <w:rPr>
@@ -7328,7 +7868,7 @@
                 <w:noProof/>
                 <w:webHidden/>
               </w:rPr>
-              <w:t>44</w:t>
+              <w:t>46</w:t>
             </w:r>
             <w:r>
               <w:rPr>
@@ -7360,7 +7900,7 @@
                 <w:rStyle w:val="Hyperlink"/>
                 <w:noProof/>
               </w:rPr>
-              <w:t>4.5</w:t>
+              <w:t>4.6</w:t>
             </w:r>
             <w:r>
               <w:rPr>
@@ -7418,7 +7958,7 @@
                 <w:noProof/>
                 <w:webHidden/>
               </w:rPr>
-              <w:t>45</w:t>
+              <w:t>47</w:t>
             </w:r>
             <w:r>
               <w:rPr>
@@ -7450,7 +7990,7 @@
                 <w:rStyle w:val="Hyperlink"/>
                 <w:noProof/>
               </w:rPr>
-              <w:t>4.5.1</w:t>
+              <w:t>4.6.1</w:t>
             </w:r>
             <w:r>
               <w:rPr>
@@ -7508,7 +8048,7 @@
                 <w:noProof/>
                 <w:webHidden/>
               </w:rPr>
-              <w:t>45</w:t>
+              <w:t>47</w:t>
             </w:r>
             <w:r>
               <w:rPr>
@@ -7540,7 +8080,7 @@
                 <w:rStyle w:val="Hyperlink"/>
                 <w:noProof/>
               </w:rPr>
-              <w:t>4.5.2</w:t>
+              <w:t>4.6.2</w:t>
             </w:r>
             <w:r>
               <w:rPr>
@@ -7598,7 +8138,7 @@
                 <w:noProof/>
                 <w:webHidden/>
               </w:rPr>
-              <w:t>45</w:t>
+              <w:t>47</w:t>
             </w:r>
             <w:r>
               <w:rPr>
@@ -7630,7 +8170,7 @@
                 <w:rStyle w:val="Hyperlink"/>
                 <w:noProof/>
               </w:rPr>
-              <w:t>4.5.3</w:t>
+              <w:t>4.6.3</w:t>
             </w:r>
             <w:r>
               <w:rPr>
@@ -7688,7 +8228,7 @@
                 <w:noProof/>
                 <w:webHidden/>
               </w:rPr>
-              <w:t>46</w:t>
+              <w:t>48</w:t>
             </w:r>
             <w:r>
               <w:rPr>
@@ -7720,7 +8260,7 @@
                 <w:rStyle w:val="Hyperlink"/>
                 <w:noProof/>
               </w:rPr>
-              <w:t>4.6</w:t>
+              <w:t>4.7</w:t>
             </w:r>
             <w:r>
               <w:rPr>
@@ -7778,7 +8318,7 @@
                 <w:noProof/>
                 <w:webHidden/>
               </w:rPr>
-              <w:t>47</w:t>
+              <w:t>49</w:t>
             </w:r>
             <w:r>
               <w:rPr>
@@ -7810,7 +8350,7 @@
                 <w:rStyle w:val="Hyperlink"/>
                 <w:noProof/>
               </w:rPr>
-              <w:t>4.6.1</w:t>
+              <w:t>4.7.1</w:t>
             </w:r>
             <w:r>
               <w:rPr>
@@ -7868,7 +8408,7 @@
                 <w:noProof/>
                 <w:webHidden/>
               </w:rPr>
-              <w:t>47</w:t>
+              <w:t>49</w:t>
             </w:r>
             <w:r>
               <w:rPr>
@@ -7900,7 +8440,7 @@
                 <w:rStyle w:val="Hyperlink"/>
                 <w:noProof/>
               </w:rPr>
-              <w:t>4.6.2</w:t>
+              <w:t>4.7.2</w:t>
             </w:r>
             <w:r>
               <w:rPr>
@@ -7958,7 +8498,7 @@
                 <w:noProof/>
                 <w:webHidden/>
               </w:rPr>
-              <w:t>48</w:t>
+              <w:t>50</w:t>
             </w:r>
             <w:r>
               <w:rPr>
@@ -8082,7 +8622,7 @@
         <w:keepNext/>
       </w:pPr>
       <w:r>
-        <w:t>20261016</w:t>
+        <w:t>20261017</w:t>
       </w:r>
     </w:p>
     <w:p>
@@ -8158,6 +8698,18 @@
       </w:pPr>
       <w:r>
         <w:t>Sensitivity is -90dBm to 0dBm for Mode S and UAT.</w:t>
+      </w:r>
+    </w:p>
+    <w:p>
+      <w:pPr>
+        <w:pStyle w:val="ListParagraph"/>
+        <w:numPr>
+          <w:ilvl w:val="0"/>
+          <w:numId w:val="5"/>
+        </w:numPr>
+      </w:pPr>
+      <w:r>
+        <w:t>Added the ASTERIX reporting protocol and AT+ASTERIX_SAC_SIC for its data source identifier.</w:t>
       </w:r>
     </w:p>
     <w:p>
@@ -10137,20 +10689,15 @@
           <w:numId w:val="4"/>
         </w:numPr>
       </w:pPr>
-      <w:bookmarkStart w:id="11" w:name="_Toc237911185"/>
-      <w:r>
-        <w:t>AT+BAUD_RATE</w:t>
-      </w:r>
-      <w:bookmarkEnd w:id="11"/>
-    </w:p>
-    <w:p>
-      <w:r>
-        <w:t>Changes the Console UART baud rate at runtime. The device acknowledges with OK at the old baud rate and then switches, so the host should reopen its serial port at the new rate after receiving the OK. The baud rate is not saved to nonvolatile settings: any reboot or power cycle returns the console to 115200 baud.</w:t>
-      </w:r>
-    </w:p>
-    <w:p>
-      <w:r>
-        <w:t>A baud rate of 921600 or above is recommended for best performance. Significant bottlenecks can occur if using verbose reporting protocols at the default baud rate of 115200.</w:t>
+      <w:bookmarkStart w:id="204" w:name="_Toc237911304"/>
+      <w:r>
+        <w:t>AT+ASTERIX_SAC_SIC</w:t>
+      </w:r>
+      <w:bookmarkEnd w:id="204"/>
+    </w:p>
+    <w:p>
+      <w:r>
+        <w:t>Sets the System Area Code (SAC) and System Identification Code (SIC) carried by every ASTERIX record (I021/010 and I023/010). Use the codes the ASTERIX consumer assigned to this receiver: SACs are allocated per country by EUROCONTROL, and each receiver feeding the same consumer needs its own SAC/SIC pair. Both arguments are required.</w:t>
       </w:r>
     </w:p>
     <w:p>
@@ -10161,18 +10708,18 @@
           <w:numId w:val="4"/>
         </w:numPr>
       </w:pPr>
-      <w:bookmarkStart w:id="12" w:name="_Toc237911186"/>
-      <w:r>
-        <w:t>Set the Console Baud Rate</w:t>
-      </w:r>
-      <w:bookmarkEnd w:id="12"/>
+      <w:bookmarkStart w:id="205" w:name="_Toc237911305"/>
+      <w:r>
+        <w:t>Set the ASTERIX Data Source Identifier</w:t>
+      </w:r>
+      <w:bookmarkEnd w:id="205"/>
     </w:p>
     <w:p>
       <w:pPr>
         <w:pStyle w:val="code"/>
       </w:pPr>
       <w:r>
-        <w:t>AT+BAUD_RATE=CONSOLE,&lt;baud&gt;</w:t>
+        <w:t>AT+ASTERIX_SAC_SIC=&lt;sac&gt;,&lt;sic&gt;</w:t>
       </w:r>
     </w:p>
     <w:p>
@@ -10264,7 +10811,7 @@
           </w:tcPr>
           <w:p>
             <w:r>
-              <w:t>iface</w:t>
+              <w:t>sac</w:t>
             </w:r>
           </w:p>
         </w:tc>
@@ -10274,7 +10821,7 @@
           </w:tcPr>
           <w:p>
             <w:r>
-              <w:t>Serial interface to configure.</w:t>
+              <w:t>System Area Code.</w:t>
             </w:r>
           </w:p>
         </w:tc>
@@ -10284,7 +10831,7 @@
           </w:tcPr>
           <w:p>
             <w:r>
-              <w:t>CONSOLE</w:t>
+              <w:t>0-255 (default 0)</w:t>
             </w:r>
           </w:p>
         </w:tc>
@@ -10296,7 +10843,7 @@
           </w:tcPr>
           <w:p>
             <w:r>
-              <w:t>baud</w:t>
+              <w:t>sic</w:t>
             </w:r>
           </w:p>
         </w:tc>
@@ -10306,7 +10853,7 @@
           </w:tcPr>
           <w:p>
             <w:r>
-              <w:t>New console baud rate.</w:t>
+              <w:t>System Identification Code.</w:t>
             </w:r>
           </w:p>
         </w:tc>
@@ -10316,7 +10863,7 @@
           </w:tcPr>
           <w:p>
             <w:r>
-              <w:t>115200, 230400, 460800, 921600, 1000000</w:t>
+              <w:t>0-255 (default 0)</w:t>
             </w:r>
           </w:p>
         </w:tc>
@@ -10330,18 +10877,18 @@
           <w:numId w:val="4"/>
         </w:numPr>
       </w:pPr>
-      <w:bookmarkStart w:id="13" w:name="_Toc237911187"/>
-      <w:r>
-        <w:t>Query the Console Baud Rate</w:t>
-      </w:r>
-      <w:bookmarkEnd w:id="13"/>
+      <w:bookmarkStart w:id="206" w:name="_Toc237911306"/>
+      <w:r>
+        <w:t>Query the ASTERIX Data Source Identifier</w:t>
+      </w:r>
+      <w:bookmarkEnd w:id="206"/>
     </w:p>
     <w:p>
       <w:pPr>
         <w:pStyle w:val="code"/>
       </w:pPr>
       <w:r>
-        <w:t>AT+BAUD_RATE?</w:t>
+        <w:t>AT+ASTERIX_SAC_SIC?</w:t>
       </w:r>
     </w:p>
     <w:p>
@@ -10349,7 +10896,7 @@
         <w:pStyle w:val="code"/>
       </w:pPr>
       <w:r>
-        <w:t>BAUD_RATE=CONSOLE,115200</w:t>
+        <w:t>ASTERIX_SAC_SIC=0,0</w:t>
       </w:r>
     </w:p>
     <w:p/>
@@ -10376,28 +10923,20 @@
           <w:numId w:val="4"/>
         </w:numPr>
       </w:pPr>
-      <w:bookmarkStart w:id="14" w:name="_Toc237911188"/>
-      <w:r>
-        <w:lastRenderedPageBreak/>
-        <w:t>AT+BOOTLOADER_PIN</w:t>
-      </w:r>
-      <w:bookmarkEnd w:id="14"/>
-    </w:p>
-    <w:p>
-      <w:r>
-        <w:t>Enables or disables the bootloader backdoor in the CC1314 CCFG (customer configuration) flash. With the backdoor enabled, which is the factory default, holding SYNC high while ~SRST is pulsed low starts the CC1314 ROM UART bootloader on pins DIO_2/DIO_3. The ADSBee 1421 Programmer and other host tools use this to reflash the module. The setting takes effect at the next reset and persists across power cycles and AT+SETTINGS=RESET. Every write is read back and verified; a write that fails prints a CCFG WRITE FAILED error banner with the read-back value and the recovery steps, and returns ERROR.</w:t>
-      </w:r>
-    </w:p>
-    <w:p>
-      <w:r>
-        <w:rPr>
-          <w:b/>
-          <w:bCs/>
-        </w:rPr>
-        <w:t xml:space="preserve">Warning: </w:t>
-      </w:r>
-      <w:r>
-        <w:t>With the backdoor disabled, SYNC no longer enters the bootloader, so the ADSBee 1421 Programmer and other SYNC-based tools cannot reflash the module. The Programmer (0.3.11 and later) still bridges the console, without checking the image, so AT+BOOTLOADER_PIN=1,DEADBEE can be sent through it. The only ways to enable it again are AT+BOOTLOADER_PIN=1,DEADBEE sent to the running firmware, or a JTAG flash. Flashing a complete firmware image writes that image's CCFG, which has the backdoor enabled in every release.</w:t>
+      <w:bookmarkStart w:id="11" w:name="_Toc237911185"/>
+      <w:r>
+        <w:t>AT+BAUD_RATE</w:t>
+      </w:r>
+      <w:bookmarkEnd w:id="11"/>
+    </w:p>
+    <w:p>
+      <w:r>
+        <w:t>Changes the Console UART baud rate at runtime. The device acknowledges with OK at the old baud rate and then switches, so the host should reopen its serial port at the new rate after receiving the OK. The baud rate is not saved to nonvolatile settings: any reboot or power cycle returns the console to 115200 baud.</w:t>
+      </w:r>
+    </w:p>
+    <w:p>
+      <w:r>
+        <w:t>A baud rate of 921600 or above is recommended for best performance. Significant bottlenecks can occur if using verbose reporting protocols at the default baud rate of 115200.</w:t>
       </w:r>
     </w:p>
     <w:p>
@@ -10408,42 +10947,18 @@
           <w:numId w:val="4"/>
         </w:numPr>
       </w:pPr>
-      <w:bookmarkStart w:id="110" w:name="_Toc237911251"/>
-      <w:r>
-        <w:t>Enable or Disable the Bootloader Pin</w:t>
-      </w:r>
-      <w:bookmarkEnd w:id="110"/>
+      <w:bookmarkStart w:id="12" w:name="_Toc237911186"/>
+      <w:r>
+        <w:t>Set the Console Baud Rate</w:t>
+      </w:r>
+      <w:bookmarkEnd w:id="12"/>
     </w:p>
     <w:p>
       <w:pPr>
         <w:pStyle w:val="code"/>
       </w:pPr>
       <w:r>
-        <w:t>AT+BOOTLOADER_PIN=&lt;enabled&gt;,&lt;password&gt;[,DRYRUN]</w:t>
-      </w:r>
-    </w:p>
-    <w:p>
-      <w:pPr>
-        <w:pStyle w:val="code"/>
-      </w:pPr>
-      <w:r>
-        <w:t>BL_CONFIG 0xC5FF0500 -&gt; 0xC5FF05C5: erase and reprogram the CCFG sector</w:t>
-      </w:r>
-    </w:p>
-    <w:p>
-      <w:pPr>
-        <w:pStyle w:val="code"/>
-      </w:pPr>
-      <w:r>
-        <w:t>CCFG verified: BL_CONFIG 0xC5FF05C5, CCFG CRC32 0x66E9858D.</w:t>
-      </w:r>
-    </w:p>
-    <w:p>
-      <w:pPr>
-        <w:pStyle w:val="code"/>
-      </w:pPr>
-      <w:r>
-        <w:t>Bootloader backdoor enabled; takes effect at the next reset.</w:t>
+        <w:t>AT+BAUD_RATE=CONSOLE,&lt;baud&gt;</w:t>
       </w:r>
     </w:p>
     <w:p>
@@ -10535,7 +11050,7 @@
           </w:tcPr>
           <w:p>
             <w:r>
-              <w:t>enabled</w:t>
+              <w:t>iface</w:t>
             </w:r>
           </w:p>
         </w:tc>
@@ -10545,7 +11060,7 @@
           </w:tcPr>
           <w:p>
             <w:r>
-              <w:t>1: SYNC high while ~SRST is pulsed low starts the ROM UART bootloader. 0: SYNC is ignored at reset.</w:t>
+              <w:t>Serial interface to configure.</w:t>
             </w:r>
           </w:p>
         </w:tc>
@@ -10555,7 +11070,7 @@
           </w:tcPr>
           <w:p>
             <w:r>
-              <w:t>0, 1</w:t>
+              <w:t>CONSOLE</w:t>
             </w:r>
           </w:p>
         </w:tc>
@@ -10567,7 +11082,7 @@
           </w:tcPr>
           <w:p>
             <w:r>
-              <w:t>password</w:t>
+              <w:t>baud</w:t>
             </w:r>
           </w:p>
         </w:tc>
@@ -10577,7 +11092,7 @@
           </w:tcPr>
           <w:p>
             <w:r>
-              <w:t>Required for every set form, DRYRUN included, so the CCFG is only written on purpose. A missing or wrong password returns ERROR and leaves the CCFG untouched. Queries need no password.</w:t>
+              <w:t>New console baud rate.</w:t>
             </w:r>
           </w:p>
         </w:tc>
@@ -10587,39 +11102,7 @@
           </w:tcPr>
           <w:p>
             <w:r>
-              <w:t>DEADBEE</w:t>
-            </w:r>
-          </w:p>
-        </w:tc>
-      </w:tr>
-      <w:tr>
-        <w:tc>
-          <w:tcPr>
-            <w:tcW w:w="2200" w:type="dxa"/>
-          </w:tcPr>
-          <w:p>
-            <w:r>
-              <w:t>DRYRUN</w:t>
-            </w:r>
-          </w:p>
-        </w:tc>
-        <w:tc>
-          <w:tcPr>
-            <w:tcW w:w="6160" w:type="dxa"/>
-          </w:tcPr>
-          <w:p>
-            <w:r>
-              <w:t>Optional. Prints the current and new BL_CONFIG values and the write method, and does not write flash.</w:t>
-            </w:r>
-          </w:p>
-        </w:tc>
-        <w:tc>
-          <w:tcPr>
-            <w:tcW w:w="2440" w:type="dxa"/>
-          </w:tcPr>
-          <w:p>
-            <w:r>
-              <w:t>DRYRUN</w:t>
+              <w:t>115200, 230400, 460800, 921600, 1000000</w:t>
             </w:r>
           </w:p>
         </w:tc>
@@ -10633,18 +11116,18 @@
           <w:numId w:val="4"/>
         </w:numPr>
       </w:pPr>
-      <w:bookmarkStart w:id="111" w:name="_Toc237911252"/>
-      <w:r>
-        <w:t>Query the Bootloader Pin</w:t>
-      </w:r>
-      <w:bookmarkEnd w:id="111"/>
+      <w:bookmarkStart w:id="13" w:name="_Toc237911187"/>
+      <w:r>
+        <w:t>Query the Console Baud Rate</w:t>
+      </w:r>
+      <w:bookmarkEnd w:id="13"/>
     </w:p>
     <w:p>
       <w:pPr>
         <w:pStyle w:val="code"/>
       </w:pPr>
       <w:r>
-        <w:t>AT+BOOTLOADER_PIN?</w:t>
+        <w:t>AT+BAUD_RATE?</w:t>
       </w:r>
     </w:p>
     <w:p>
@@ -10652,22 +11135,10 @@
         <w:pStyle w:val="code"/>
       </w:pPr>
       <w:r>
-        <w:t>BOOTLOADER_PIN=1</w:t>
-      </w:r>
-    </w:p>
-    <w:p>
-      <w:pPr>
-        <w:pStyle w:val="code"/>
-      </w:pPr>
-      <w:r>
-        <w:t>BL_CONFIG=0xC5FF05C5: ROM bootloader enabled, backdoor enabled on DIO_5 (active high)</w:t>
-      </w:r>
-    </w:p>
-    <w:p>
-      <w:pPr>
-        <w:pStyle w:val="Heading2"/>
-      </w:pPr>
-    </w:p>
+        <w:t>BAUD_RATE=CONSOLE,115200</w:t>
+      </w:r>
+    </w:p>
+    <w:p/>
     <w:p>
       <w:pPr>
         <w:pStyle w:val="Heading2"/>
@@ -10691,23 +11162,50 @@
           <w:numId w:val="4"/>
         </w:numPr>
       </w:pPr>
-      <w:bookmarkStart w:id="112" w:name="_Toc237911253"/>
-      <w:r>
-        <w:t>AT+CONFIG_HASH</w:t>
-      </w:r>
-      <w:bookmarkEnd w:id="112"/>
-    </w:p>
-    <w:p>
-      <w:r>
-        <w:t>Prints hashes of the settings, the CCFG (customer configuration) and the firmware image, so a module can be compared with a reference module in one line. Two modules with the same firmware and the same settings print the same values. Every hash is a CRC-32.</w:t>
-      </w:r>
+      <w:bookmarkStart w:id="14" w:name="_Toc237911188"/>
+      <w:r>
+        <w:lastRenderedPageBreak/>
+        <w:t>AT+BOOTLOADER_PIN</w:t>
+      </w:r>
+      <w:bookmarkEnd w:id="14"/>
+    </w:p>
+    <w:p>
+      <w:r>
+        <w:t>Enables or disables the bootloader backdoor in the CC1314 CCFG (customer configuration) flash. With the backdoor enabled, which is the factory default, holding SYNC high while ~SRST is pulsed low starts the CC1314 ROM UART bootloader on pins DIO_2/DIO_3. The ADSBee 1421 Programmer and other host tools use this to reflash the module. The setting takes effect at the next reset and persists across power cycles and AT+SETTINGS=RESET. Every write is read back and verified; a write that fails prints a CCFG WRITE FAILED error banner with the read-back value and the recovery steps, and returns ERROR.</w:t>
+      </w:r>
+    </w:p>
+    <w:p>
+      <w:r>
+        <w:rPr>
+          <w:b/>
+          <w:bCs/>
+        </w:rPr>
+        <w:t xml:space="preserve">Warning: </w:t>
+      </w:r>
+      <w:r>
+        <w:t>With the backdoor disabled, SYNC no longer enters the bootloader, so the ADSBee 1421 Programmer and other SYNC-based tools cannot reflash the module. The Programmer (0.3.11 and later) still bridges the console, without checking the image, so AT+BOOTLOADER_PIN=1,DEADBEE can be sent through it. The only ways to enable it again are AT+BOOTLOADER_PIN=1,DEADBEE sent to the running firmware, or a JTAG flash. Flashing a complete firmware image writes that image's CCFG, which has the backdoor enabled in every release.</w:t>
+      </w:r>
+    </w:p>
+    <w:p>
+      <w:pPr>
+        <w:pStyle w:val="Heading3"/>
+        <w:numPr>
+          <w:ilvl w:val="2"/>
+          <w:numId w:val="4"/>
+        </w:numPr>
+      </w:pPr>
+      <w:bookmarkStart w:id="110" w:name="_Toc237911251"/>
+      <w:r>
+        <w:t>Enable or Disable the Bootloader Pin</w:t>
+      </w:r>
+      <w:bookmarkEnd w:id="110"/>
     </w:p>
     <w:p>
       <w:pPr>
         <w:pStyle w:val="code"/>
       </w:pPr>
       <w:r>
-        <w:t>AT+CONFIG_HASH?</w:t>
+        <w:t>AT+BOOTLOADER_PIN=&lt;enabled&gt;,&lt;password&gt;[,DRYRUN]</w:t>
       </w:r>
     </w:p>
     <w:p>
@@ -10715,7 +11213,7 @@
         <w:pStyle w:val="code"/>
       </w:pPr>
       <w:r>
-        <w:t>CONFIG_HASH=0x5C1D0A37</w:t>
+        <w:t>BL_CONFIG 0xC5FF0500 -&gt; 0xC5FF05C5: erase and reprogram the CCFG sector</w:t>
       </w:r>
     </w:p>
     <w:p>
@@ -10723,7 +11221,7 @@
         <w:pStyle w:val="code"/>
       </w:pPr>
       <w:r>
-        <w:t>SETTINGS_FLEET=0x877DBEC3 (settings version 6, 66 Bytes)</w:t>
+        <w:t>CCFG verified: BL_CONFIG 0xC5FF05C5, CCFG CRC32 0x66E9858D.</w:t>
       </w:r>
     </w:p>
     <w:p>
@@ -10731,7 +11229,7 @@
         <w:pStyle w:val="code"/>
       </w:pPr>
       <w:r>
-        <w:t>SETTINGS_FULL=0x877DBEC3</w:t>
+        <w:t>Bootloader backdoor enabled; takes effect at the next reset.</w:t>
       </w:r>
     </w:p>
     <w:p>
@@ -10739,25 +11237,10 @@
         <w:pStyle w:val="code"/>
       </w:pPr>
       <w:r>
-        <w:t>CCFG_CC1314=0x66E9858D</w:t>
-      </w:r>
-    </w:p>
-    <w:p>
-      <w:pPr>
-        <w:pStyle w:val="code"/>
-      </w:pPr>
-      <w:r>
-        <w:t>FIRMWARE=0x1B2E9F40</w:t>
-      </w:r>
-    </w:p>
-    <w:p>
-      <w:pPr>
-        <w:pStyle w:val="code"/>
-      </w:pPr>
-      <w:r>
-        <w:t>FIRMWARE_CC1314=0x8A40C3D2 (566424 Bytes)</w:t>
-      </w:r>
-    </w:p>
+        <w:t>OK</w:t>
+      </w:r>
+    </w:p>
+    <w:p/>
     <w:tbl>
       <w:tblPr>
         <w:tblStyle w:val="TableGrid"/>
@@ -10766,7 +11249,8 @@
       </w:tblPr>
       <w:tblGrid>
         <w:gridCol w:w="2200"/>
-        <w:gridCol w:w="8600"/>
+        <w:gridCol w:w="6160"/>
+        <w:gridCol w:w="2440"/>
       </w:tblGrid>
       <w:tr>
         <w:tc>
@@ -10785,13 +11269,13 @@
                 <w:b/>
                 <w:bCs/>
               </w:rPr>
-              <w:t>Line</w:t>
-            </w:r>
-          </w:p>
-        </w:tc>
-        <w:tc>
-          <w:tcPr>
-            <w:tcW w:w="8600" w:type="dxa"/>
+              <w:t>Parameter</w:t>
+            </w:r>
+          </w:p>
+        </w:tc>
+        <w:tc>
+          <w:tcPr>
+            <w:tcW w:w="6160" w:type="dxa"/>
           </w:tcPr>
           <w:p>
             <w:pPr>
@@ -10809,6 +11293,26 @@
             </w:r>
           </w:p>
         </w:tc>
+        <w:tc>
+          <w:tcPr>
+            <w:tcW w:w="2440" w:type="dxa"/>
+          </w:tcPr>
+          <w:p>
+            <w:pPr>
+              <w:rPr>
+                <w:b/>
+                <w:bCs/>
+              </w:rPr>
+            </w:pPr>
+            <w:r>
+              <w:rPr>
+                <w:b/>
+                <w:bCs/>
+              </w:rPr>
+              <w:t>Acceptable Values</w:t>
+            </w:r>
+          </w:p>
+        </w:tc>
       </w:tr>
       <w:tr>
         <w:tc>
@@ -10817,17 +11321,27 @@
           </w:tcPr>
           <w:p>
             <w:r>
-              <w:t>CONFIG_HASH</w:t>
-            </w:r>
-          </w:p>
-        </w:tc>
-        <w:tc>
-          <w:tcPr>
-            <w:tcW w:w="8600" w:type="dxa"/>
-          </w:tcPr>
-          <w:p>
-            <w:r>
-              <w:t>Hash of SETTINGS_FLEET, CCFG_CC1314 and FIRMWARE. Compare this first.</w:t>
+              <w:t>enabled</w:t>
+            </w:r>
+          </w:p>
+        </w:tc>
+        <w:tc>
+          <w:tcPr>
+            <w:tcW w:w="6160" w:type="dxa"/>
+          </w:tcPr>
+          <w:p>
+            <w:r>
+              <w:t>1: SYNC high while ~SRST is pulsed low starts the ROM UART bootloader. 0: SYNC is ignored at reset.</w:t>
+            </w:r>
+          </w:p>
+        </w:tc>
+        <w:tc>
+          <w:tcPr>
+            <w:tcW w:w="2440" w:type="dxa"/>
+          </w:tcPr>
+          <w:p>
+            <w:r>
+              <w:t>0, 1</w:t>
             </w:r>
           </w:p>
         </w:tc>
@@ -10839,17 +11353,27 @@
           </w:tcPr>
           <w:p>
             <w:r>
-              <w:t>SETTINGS_FLEET</w:t>
-            </w:r>
-          </w:p>
-        </w:tc>
-        <w:tc>
-          <w:tcPr>
-            <w:tcW w:w="8600" w:type="dxa"/>
-          </w:tcPr>
-          <w:p>
-            <w:r>
-              <w:t>All settings except the receiver position values (the position source still counts).</w:t>
+              <w:t>password</w:t>
+            </w:r>
+          </w:p>
+        </w:tc>
+        <w:tc>
+          <w:tcPr>
+            <w:tcW w:w="6160" w:type="dxa"/>
+          </w:tcPr>
+          <w:p>
+            <w:r>
+              <w:t>Required for every set form, DRYRUN included, so the CCFG is only written on purpose. A missing or wrong password returns ERROR and leaves the CCFG untouched. Queries need no password.</w:t>
+            </w:r>
+          </w:p>
+        </w:tc>
+        <w:tc>
+          <w:tcPr>
+            <w:tcW w:w="2440" w:type="dxa"/>
+          </w:tcPr>
+          <w:p>
+            <w:r>
+              <w:t>DEADBEE</w:t>
             </w:r>
           </w:p>
         </w:tc>
@@ -10861,91 +11385,68 @@
           </w:tcPr>
           <w:p>
             <w:r>
-              <w:t>SETTINGS_FULL</w:t>
-            </w:r>
-          </w:p>
-        </w:tc>
-        <w:tc>
-          <w:tcPr>
-            <w:tcW w:w="8600" w:type="dxa"/>
-          </w:tcPr>
-          <w:p>
-            <w:r>
-              <w:t>All settings. Receiver position values count only for a FIXED position, and the ICAO address only for the ICAO source.</w:t>
-            </w:r>
-          </w:p>
-        </w:tc>
-      </w:tr>
-      <w:tr>
-        <w:tc>
-          <w:tcPr>
-            <w:tcW w:w="2200" w:type="dxa"/>
-          </w:tcPr>
-          <w:p>
-            <w:r>
-              <w:t>CCFG_CC1314</w:t>
-            </w:r>
-          </w:p>
-        </w:tc>
-        <w:tc>
-          <w:tcPr>
-            <w:tcW w:w="8600" w:type="dxa"/>
-          </w:tcPr>
-          <w:p>
-            <w:r>
-              <w:t>The CCFG read from flash. AT+BOOTLOADER_PIN=0 changes it.</w:t>
-            </w:r>
-          </w:p>
-        </w:tc>
-      </w:tr>
-      <w:tr>
-        <w:tc>
-          <w:tcPr>
-            <w:tcW w:w="2200" w:type="dxa"/>
-          </w:tcPr>
-          <w:p>
-            <w:r>
-              <w:t>FIRMWARE</w:t>
-            </w:r>
-          </w:p>
-        </w:tc>
-        <w:tc>
-          <w:tcPr>
-            <w:tcW w:w="8600" w:type="dxa"/>
-          </w:tcPr>
-          <w:p>
-            <w:r>
-              <w:t>Hash of the FIRMWARE_CC1314 line.</w:t>
-            </w:r>
-          </w:p>
-        </w:tc>
-      </w:tr>
-      <w:tr>
-        <w:tc>
-          <w:tcPr>
-            <w:tcW w:w="2200" w:type="dxa"/>
-          </w:tcPr>
-          <w:p>
-            <w:r>
-              <w:t>FIRMWARE_CC1314</w:t>
-            </w:r>
-          </w:p>
-        </w:tc>
-        <w:tc>
-          <w:tcPr>
-            <w:tcW w:w="8600" w:type="dxa"/>
-          </w:tcPr>
-          <w:p>
-            <w:r>
-              <w:t>The application image in flash, without the settings and device information storage.</w:t>
+              <w:t>DRYRUN</w:t>
+            </w:r>
+          </w:p>
+        </w:tc>
+        <w:tc>
+          <w:tcPr>
+            <w:tcW w:w="6160" w:type="dxa"/>
+          </w:tcPr>
+          <w:p>
+            <w:r>
+              <w:t>Optional. Prints the current and new BL_CONFIG values and the write method, and does not write flash.</w:t>
+            </w:r>
+          </w:p>
+        </w:tc>
+        <w:tc>
+          <w:tcPr>
+            <w:tcW w:w="2440" w:type="dxa"/>
+          </w:tcPr>
+          <w:p>
+            <w:r>
+              <w:t>DRYRUN</w:t>
             </w:r>
           </w:p>
         </w:tc>
       </w:tr>
     </w:tbl>
     <w:p>
-      <w:r>
-        <w:t>Settings are hashed as running, saved or not (send AT+SETTINGS=SAVE to keep them). Each release from firmware 0.3.11 on lists its CCFG_CC1314 and FIRMWARE values in adsbee_1421-&lt;version&gt;.hashes.txt.</w:t>
+      <w:pPr>
+        <w:pStyle w:val="Heading3"/>
+        <w:numPr>
+          <w:ilvl w:val="2"/>
+          <w:numId w:val="4"/>
+        </w:numPr>
+      </w:pPr>
+      <w:bookmarkStart w:id="111" w:name="_Toc237911252"/>
+      <w:r>
+        <w:t>Query the Bootloader Pin</w:t>
+      </w:r>
+      <w:bookmarkEnd w:id="111"/>
+    </w:p>
+    <w:p>
+      <w:pPr>
+        <w:pStyle w:val="code"/>
+      </w:pPr>
+      <w:r>
+        <w:t>AT+BOOTLOADER_PIN?</w:t>
+      </w:r>
+    </w:p>
+    <w:p>
+      <w:pPr>
+        <w:pStyle w:val="code"/>
+      </w:pPr>
+      <w:r>
+        <w:t>BOOTLOADER_PIN=1</w:t>
+      </w:r>
+    </w:p>
+    <w:p>
+      <w:pPr>
+        <w:pStyle w:val="code"/>
+      </w:pPr>
+      <w:r>
+        <w:t>BL_CONFIG=0xC5FF05C5: ROM bootloader enabled, backdoor enabled on DIO_5 (active high)</w:t>
       </w:r>
     </w:p>
     <w:p>
@@ -10976,16 +11477,15 @@
           <w:numId w:val="4"/>
         </w:numPr>
       </w:pPr>
-      <w:bookmarkStart w:id="15" w:name="_Toc237911189"/>
-      <w:r>
-        <w:lastRenderedPageBreak/>
-        <w:t>AT+DEVICE_INFO</w:t>
-      </w:r>
-      <w:bookmarkEnd w:id="15"/>
-    </w:p>
-    <w:p>
-      <w:r>
-        <w:t>Reports manufacturing and firmware information about the module.</w:t>
+      <w:bookmarkStart w:id="112" w:name="_Toc237911253"/>
+      <w:r>
+        <w:t>AT+CONFIG_HASH</w:t>
+      </w:r>
+      <w:bookmarkEnd w:id="112"/>
+    </w:p>
+    <w:p>
+      <w:r>
+        <w:t>Prints hashes of the settings, the CCFG (customer configuration) and the firmware image, so a module can be compared with a reference module in one line. Two modules with the same firmware and the same settings print the same values. Every hash is a CRC-32.</w:t>
       </w:r>
     </w:p>
     <w:p>
@@ -10993,7 +11493,7 @@
         <w:pStyle w:val="code"/>
       </w:pPr>
       <w:r>
-        <w:t>AT+DEVICE_INFO?</w:t>
+        <w:t>AT+CONFIG_HASH?</w:t>
       </w:r>
     </w:p>
     <w:p>
@@ -11001,7 +11501,7 @@
         <w:pStyle w:val="code"/>
       </w:pPr>
       <w:r>
-        <w:t>Part Code: ADSBEE-M1421</w:t>
+        <w:t>CONFIG_HASH=0x5C1D0A37</w:t>
       </w:r>
     </w:p>
     <w:p>
@@ -11009,7 +11509,7 @@
         <w:pStyle w:val="code"/>
       </w:pPr>
       <w:r>
-        <w:t>CC1314R10 Unique ID: 00112233AABBCCDD</w:t>
+        <w:t>SETTINGS_FLEET=0x877DBEC3 (settings version 6, 66 Bytes)</w:t>
       </w:r>
     </w:p>
     <w:p>
@@ -11017,7 +11517,7 @@
         <w:pStyle w:val="code"/>
       </w:pPr>
       <w:r>
-        <w:t>CC1314R10 Firmware Version: 0.1.0</w:t>
+        <w:t>SETTINGS_FULL=0x877DBEC3</w:t>
       </w:r>
     </w:p>
     <w:p>
@@ -11025,7 +11525,7 @@
         <w:pStyle w:val="code"/>
       </w:pPr>
       <w:r>
-        <w:t>CC1314R10 Firmware Build: Release</w:t>
+        <w:t>CCFG_CC1314=0x66E9858D</w:t>
       </w:r>
     </w:p>
     <w:p>
@@ -11033,7 +11533,7 @@
         <w:pStyle w:val="code"/>
       </w:pPr>
       <w:r>
-        <w:t xml:space="preserve">OTA Key 0: </w:t>
+        <w:t>FIRMWARE=0x1B2E9F40</w:t>
       </w:r>
     </w:p>
     <w:p>
@@ -11041,12 +11541,197 @@
         <w:pStyle w:val="code"/>
       </w:pPr>
       <w:r>
-        <w:t xml:space="preserve">OTA Key 1: </w:t>
-      </w:r>
-    </w:p>
-    <w:p>
-      <w:r>
-        <w:t>The Firmware Build line reads Debug or Release (firmware 0.3.11 and later). Debug builds add the RF test command AT+TX_CW, which transmits an unmodulated carrier for conducted bench measurements into an attenuator or dummy load. Release builds, including all published releases, don't contain it. To make a Debug build, run ./build.sh -d build_and_flash in firmware/adsbee_1421 (see firmware/README.md).</w:t>
+        <w:t>FIRMWARE_CC1314=0x8A40C3D2 (566424 Bytes)</w:t>
+      </w:r>
+    </w:p>
+    <w:tbl>
+      <w:tblPr>
+        <w:tblStyle w:val="TableGrid"/>
+        <w:tblW w:w="0" w:type="auto"/>
+        <w:tblLook w:val="04A0" w:firstRow="1" w:lastRow="0" w:firstColumn="1" w:lastColumn="0" w:noHBand="0" w:noVBand="1"/>
+      </w:tblPr>
+      <w:tblGrid>
+        <w:gridCol w:w="2200"/>
+        <w:gridCol w:w="8600"/>
+      </w:tblGrid>
+      <w:tr>
+        <w:tc>
+          <w:tcPr>
+            <w:tcW w:w="2200" w:type="dxa"/>
+          </w:tcPr>
+          <w:p>
+            <w:pPr>
+              <w:rPr>
+                <w:b/>
+                <w:bCs/>
+              </w:rPr>
+            </w:pPr>
+            <w:r>
+              <w:rPr>
+                <w:b/>
+                <w:bCs/>
+              </w:rPr>
+              <w:t>Line</w:t>
+            </w:r>
+          </w:p>
+        </w:tc>
+        <w:tc>
+          <w:tcPr>
+            <w:tcW w:w="8600" w:type="dxa"/>
+          </w:tcPr>
+          <w:p>
+            <w:pPr>
+              <w:rPr>
+                <w:b/>
+                <w:bCs/>
+              </w:rPr>
+            </w:pPr>
+            <w:r>
+              <w:rPr>
+                <w:b/>
+                <w:bCs/>
+              </w:rPr>
+              <w:t>Description</w:t>
+            </w:r>
+          </w:p>
+        </w:tc>
+      </w:tr>
+      <w:tr>
+        <w:tc>
+          <w:tcPr>
+            <w:tcW w:w="2200" w:type="dxa"/>
+          </w:tcPr>
+          <w:p>
+            <w:r>
+              <w:t>CONFIG_HASH</w:t>
+            </w:r>
+          </w:p>
+        </w:tc>
+        <w:tc>
+          <w:tcPr>
+            <w:tcW w:w="8600" w:type="dxa"/>
+          </w:tcPr>
+          <w:p>
+            <w:r>
+              <w:t>Hash of SETTINGS_FLEET, CCFG_CC1314 and FIRMWARE. Compare this first.</w:t>
+            </w:r>
+          </w:p>
+        </w:tc>
+      </w:tr>
+      <w:tr>
+        <w:tc>
+          <w:tcPr>
+            <w:tcW w:w="2200" w:type="dxa"/>
+          </w:tcPr>
+          <w:p>
+            <w:r>
+              <w:t>SETTINGS_FLEET</w:t>
+            </w:r>
+          </w:p>
+        </w:tc>
+        <w:tc>
+          <w:tcPr>
+            <w:tcW w:w="8600" w:type="dxa"/>
+          </w:tcPr>
+          <w:p>
+            <w:r>
+              <w:t>All settings except the receiver position values (the position source still counts).</w:t>
+            </w:r>
+          </w:p>
+        </w:tc>
+      </w:tr>
+      <w:tr>
+        <w:tc>
+          <w:tcPr>
+            <w:tcW w:w="2200" w:type="dxa"/>
+          </w:tcPr>
+          <w:p>
+            <w:r>
+              <w:t>SETTINGS_FULL</w:t>
+            </w:r>
+          </w:p>
+        </w:tc>
+        <w:tc>
+          <w:tcPr>
+            <w:tcW w:w="8600" w:type="dxa"/>
+          </w:tcPr>
+          <w:p>
+            <w:r>
+              <w:t>All settings. Receiver position values count only for a FIXED position, and the ICAO address only for the ICAO source.</w:t>
+            </w:r>
+          </w:p>
+        </w:tc>
+      </w:tr>
+      <w:tr>
+        <w:tc>
+          <w:tcPr>
+            <w:tcW w:w="2200" w:type="dxa"/>
+          </w:tcPr>
+          <w:p>
+            <w:r>
+              <w:t>CCFG_CC1314</w:t>
+            </w:r>
+          </w:p>
+        </w:tc>
+        <w:tc>
+          <w:tcPr>
+            <w:tcW w:w="8600" w:type="dxa"/>
+          </w:tcPr>
+          <w:p>
+            <w:r>
+              <w:t>The CCFG read from flash. AT+BOOTLOADER_PIN=0 changes it.</w:t>
+            </w:r>
+          </w:p>
+        </w:tc>
+      </w:tr>
+      <w:tr>
+        <w:tc>
+          <w:tcPr>
+            <w:tcW w:w="2200" w:type="dxa"/>
+          </w:tcPr>
+          <w:p>
+            <w:r>
+              <w:t>FIRMWARE</w:t>
+            </w:r>
+          </w:p>
+        </w:tc>
+        <w:tc>
+          <w:tcPr>
+            <w:tcW w:w="8600" w:type="dxa"/>
+          </w:tcPr>
+          <w:p>
+            <w:r>
+              <w:t>Hash of the FIRMWARE_CC1314 line.</w:t>
+            </w:r>
+          </w:p>
+        </w:tc>
+      </w:tr>
+      <w:tr>
+        <w:tc>
+          <w:tcPr>
+            <w:tcW w:w="2200" w:type="dxa"/>
+          </w:tcPr>
+          <w:p>
+            <w:r>
+              <w:t>FIRMWARE_CC1314</w:t>
+            </w:r>
+          </w:p>
+        </w:tc>
+        <w:tc>
+          <w:tcPr>
+            <w:tcW w:w="8600" w:type="dxa"/>
+          </w:tcPr>
+          <w:p>
+            <w:r>
+              <w:t>The application image in flash, without the settings and device information storage.</w:t>
+            </w:r>
+          </w:p>
+        </w:tc>
+      </w:tr>
+    </w:tbl>
+    <w:p>
+      <w:r>
+        <w:t>Settings are hashed as running, saved or not (send AT+SETTINGS=SAVE to keep them). Each release from firmware 0.3.11 on lists its CCFG_CC1314 and FIRMWARE values in adsbee_1421-&lt;version&gt;.hashes.txt.</w:t>
       </w:r>
     </w:p>
     <w:p>
@@ -11077,6 +11762,107 @@
           <w:numId w:val="4"/>
         </w:numPr>
       </w:pPr>
+      <w:bookmarkStart w:id="15" w:name="_Toc237911189"/>
+      <w:r>
+        <w:lastRenderedPageBreak/>
+        <w:t>AT+DEVICE_INFO</w:t>
+      </w:r>
+      <w:bookmarkEnd w:id="15"/>
+    </w:p>
+    <w:p>
+      <w:r>
+        <w:t>Reports manufacturing and firmware information about the module.</w:t>
+      </w:r>
+    </w:p>
+    <w:p>
+      <w:pPr>
+        <w:pStyle w:val="code"/>
+      </w:pPr>
+      <w:r>
+        <w:t>AT+DEVICE_INFO?</w:t>
+      </w:r>
+    </w:p>
+    <w:p>
+      <w:pPr>
+        <w:pStyle w:val="code"/>
+      </w:pPr>
+      <w:r>
+        <w:t>Part Code: ADSBEE-M1421</w:t>
+      </w:r>
+    </w:p>
+    <w:p>
+      <w:pPr>
+        <w:pStyle w:val="code"/>
+      </w:pPr>
+      <w:r>
+        <w:t>CC1314R10 Unique ID: 00112233AABBCCDD</w:t>
+      </w:r>
+    </w:p>
+    <w:p>
+      <w:pPr>
+        <w:pStyle w:val="code"/>
+      </w:pPr>
+      <w:r>
+        <w:t>CC1314R10 Firmware Version: 0.1.0</w:t>
+      </w:r>
+    </w:p>
+    <w:p>
+      <w:pPr>
+        <w:pStyle w:val="code"/>
+      </w:pPr>
+      <w:r>
+        <w:t>CC1314R10 Firmware Build: Release</w:t>
+      </w:r>
+    </w:p>
+    <w:p>
+      <w:pPr>
+        <w:pStyle w:val="code"/>
+      </w:pPr>
+      <w:r>
+        <w:t xml:space="preserve">OTA Key 0: </w:t>
+      </w:r>
+    </w:p>
+    <w:p>
+      <w:pPr>
+        <w:pStyle w:val="code"/>
+      </w:pPr>
+      <w:r>
+        <w:t xml:space="preserve">OTA Key 1: </w:t>
+      </w:r>
+    </w:p>
+    <w:p>
+      <w:r>
+        <w:t>The Firmware Build line reads Debug or Release (firmware 0.3.11 and later). Debug builds add the RF test command AT+TX_CW, which transmits an unmodulated carrier for conducted bench measurements into an attenuator or dummy load. Release builds, including all published releases, don't contain it. To make a Debug build, run ./build.sh -d build_and_flash in firmware/adsbee_1421 (see firmware/README.md).</w:t>
+      </w:r>
+    </w:p>
+    <w:p>
+      <w:pPr>
+        <w:pStyle w:val="Heading2"/>
+      </w:pPr>
+    </w:p>
+    <w:p>
+      <w:pPr>
+        <w:pStyle w:val="Heading2"/>
+        <w:numPr>
+          <w:ilvl w:val="1"/>
+          <w:numId w:val="4"/>
+        </w:numPr>
+        <w:sectPr>
+          <w:pgSz w:w="12240" w:h="15840"/>
+          <w:pgMar w:top="720" w:right="720" w:bottom="720" w:left="720" w:header="288" w:footer="288" w:gutter="0"/>
+          <w:cols w:space="720"/>
+          <w:docGrid w:linePitch="360"/>
+        </w:sectPr>
+      </w:pPr>
+    </w:p>
+    <w:p>
+      <w:pPr>
+        <w:pStyle w:val="Heading2"/>
+        <w:numPr>
+          <w:ilvl w:val="1"/>
+          <w:numId w:val="4"/>
+        </w:numPr>
+      </w:pPr>
       <w:bookmarkStart w:id="201" w:name="_Toc237911301"/>
       <w:r>
         <w:t>AT+FILTER_DISTANCE_NM</w:t>
@@ -11957,7 +12743,7 @@
           </w:tcPr>
           <w:p>
             <w:r>
-              <w:t>NONE, RAW, BEAST, BEAST_NO_UAT, BEAST_NO_UAT_UPLINK, CSBEE, MAVLINK1, MAVLINK2, GDL90, GDL90_NO_UAT_UPLINK, AIRCRAFT_JSON</w:t>
+              <w:t>NONE, RAW, BEAST, BEAST_NO_UAT, BEAST_NO_UAT_UPLINK, CSBEE, MAVLINK1, MAVLINK2, GDL90, GDL90_NO_UAT_UPLINK, AIRCRAFT_JSON, ASTERIX</w:t>
             </w:r>
           </w:p>
         </w:tc>
@@ -14528,7 +15314,7 @@
         </w:numPr>
       </w:pPr>
       <w:r>
-        <w:t>CSBee</w:t>
+        <w:t>ASTERIX</w:t>
       </w:r>
     </w:p>
     <w:p>
@@ -14540,7 +15326,7 @@
         </w:numPr>
       </w:pPr>
       <w:r>
-        <w:t>GDL90</w:t>
+        <w:t>CSBee</w:t>
       </w:r>
     </w:p>
     <w:p>
@@ -14552,7 +15338,7 @@
         </w:numPr>
       </w:pPr>
       <w:r>
-        <w:t>MAVLINK 1</w:t>
+        <w:t>GDL90</w:t>
       </w:r>
     </w:p>
     <w:p>
@@ -14564,7 +15350,7 @@
         </w:numPr>
       </w:pPr>
       <w:r>
-        <w:t>MAVLINK 2</w:t>
+        <w:t>MAVLINK 1</w:t>
       </w:r>
     </w:p>
     <w:p>
@@ -14576,7 +15362,7 @@
         </w:numPr>
       </w:pPr>
       <w:r>
-        <w:t>Mode S Beast</w:t>
+        <w:t>MAVLINK 2</w:t>
       </w:r>
     </w:p>
     <w:p>
@@ -14588,7 +15374,7 @@
         </w:numPr>
       </w:pPr>
       <w:r>
-        <w:t>Raw Packets</w:t>
+        <w:t>Mode S Beast</w:t>
       </w:r>
     </w:p>
     <w:p>
@@ -14600,12 +15386,109 @@
         </w:numPr>
       </w:pPr>
       <w:r>
+        <w:t>Raw Packets</w:t>
+      </w:r>
+    </w:p>
+    <w:p>
+      <w:pPr>
+        <w:pStyle w:val="ListParagraph"/>
+        <w:numPr>
+          <w:ilvl w:val="0"/>
+          <w:numId w:val="6"/>
+        </w:numPr>
+      </w:pPr>
+      <w:r>
         <w:t>Aircraft JSON</w:t>
       </w:r>
     </w:p>
     <w:p>
       <w:r>
         <w:t>The CONSOLE interface reports debug messages and AT command responses in addition to the selected reporting protocol. If the CONSOLE interface is being used as a reporting interface, it is recommended to send AT+LOG_LEVEL=SILENT to silence any debug logs that might corrupt the reported data, and to avoid sending additional AT commands while reading reported data in order to avoid the reported data being interspersed with OK and other AT command responses from the ADSBee m1421.</w:t>
+      </w:r>
+    </w:p>
+    <w:p>
+      <w:pPr>
+        <w:rPr>
+          <w:rFonts w:ascii="Poppins" w:eastAsiaTheme="majorEastAsia" w:hAnsi="Poppins" w:cstheme="majorBidi"/>
+          <w:color w:val="008139" w:themeColor="accent1" w:themeShade="BF"/>
+          <w:sz w:val="26"/>
+          <w:szCs w:val="26"/>
+        </w:rPr>
+      </w:pPr>
+      <w:r>
+        <w:br w:type="page"/>
+      </w:r>
+    </w:p>
+    <w:p>
+      <w:pPr>
+        <w:pStyle w:val="Heading2"/>
+        <w:numPr>
+          <w:ilvl w:val="1"/>
+          <w:numId w:val="4"/>
+        </w:numPr>
+      </w:pPr>
+      <w:bookmarkStart w:id="207" w:name="_Toc237911307"/>
+      <w:r>
+        <w:t>ASTERIX</w:t>
+      </w:r>
+      <w:bookmarkEnd w:id="207"/>
+    </w:p>
+    <w:p>
+      <w:r>
+        <w:t>ASTERIX is the EUROCONTROL surveillance data format used by air navigation service providers. ADSBee m1421 reports CAT021 (ADS-B target reports, Edition 2.6, also valid as Edition 2.7) and CAT023 (ground station and service status, Edition 1.3).</w:t>
+      </w:r>
+    </w:p>
+    <w:p>
+      <w:r>
+        <w:t>Select it with AT+PROTOCOL_OUT=CONSOLE,ASTERIX. Set the data source identifier with AT+ASTERIX_SAC_SIC.</w:t>
+      </w:r>
+    </w:p>
+    <w:p>
+      <w:pPr>
+        <w:pStyle w:val="Heading3"/>
+        <w:numPr>
+          <w:ilvl w:val="2"/>
+          <w:numId w:val="4"/>
+        </w:numPr>
+      </w:pPr>
+      <w:bookmarkStart w:id="208" w:name="_Toc237911308"/>
+      <w:r>
+        <w:t>ASTERIX: Data Blocks</w:t>
+      </w:r>
+      <w:bookmarkEnd w:id="208"/>
+    </w:p>
+    <w:p>
+      <w:r>
+        <w:t>Once per second, ADSBee m1421 sends one CAT023 data block followed by CAT021 data blocks. The CAT023 block holds a ground station status report and a service status report for the 1090 MHz receiver (service ID 1) and for the UAT receiver (service ID 2). Each CAT021 record reports one aircraft. Data blocks follow each other with no extra framing.</w:t>
+      </w:r>
+    </w:p>
+    <w:p>
+      <w:r>
+        <w:t>Aircraft without a position, 1090 MHz DF18 targets, UAT TIS-B and ADS-R targets, Mode S aircraft that don’t send ADS-B, and Remote ID drones are not reported. A track number stays with an aircraft while it is reported and is reused 60 s after the aircraft was last reported.</w:t>
+      </w:r>
+    </w:p>
+    <w:p>
+      <w:r>
+        <w:t>The data items of each record are listed in firmware/common/comms/asterix/README.md in the ADSBee repository. Wireshark decodes ASTERIX on UDP and TCP port 8600.</w:t>
+      </w:r>
+    </w:p>
+    <w:p>
+      <w:pPr>
+        <w:pStyle w:val="Heading3"/>
+        <w:numPr>
+          <w:ilvl w:val="2"/>
+          <w:numId w:val="4"/>
+        </w:numPr>
+      </w:pPr>
+      <w:bookmarkStart w:id="209" w:name="_Toc237911309"/>
+      <w:r>
+        <w:t>ASTERIX: Time Source</w:t>
+      </w:r>
+      <w:bookmarkEnd w:id="209"/>
+    </w:p>
+    <w:p>
+      <w:r>
+        <w:t>ASTERIX times are seconds since midnight UTC. ADSBee m1421 has no GNSS input or network time, so times count from boot, CAT023 reports TSV (time source invalid) and NOGO, and every CAT021 record sets the NOGO bit.</w:t>
       </w:r>
     </w:p>
     <w:p>
@@ -15516,7 +16399,7 @@
               <w:fldChar w:fldCharType="separate"/>
             </w:r>
             <w:r>
-              <w:t>4.1.2.1</w:t>
+              <w:t>4.2.2.1</w:t>
             </w:r>
             <w:r>
               <w:fldChar w:fldCharType="end"/>
@@ -15799,7 +16682,7 @@
               <w:fldChar w:fldCharType="separate"/>
             </w:r>
             <w:r>
-              <w:t>4.1.2.2</w:t>
+              <w:t>4.2.2.2</w:t>
             </w:r>
             <w:r>
               <w:fldChar w:fldCharType="end"/>
@@ -16597,7 +17480,7 @@
               <w:fldChar w:fldCharType="separate"/>
             </w:r>
             <w:r>
-              <w:t>4.1.2.4</w:t>
+              <w:t>4.2.2.4</w:t>
             </w:r>
             <w:r>
               <w:fldChar w:fldCharType="end"/>
@@ -16690,7 +17573,7 @@
               <w:fldChar w:fldCharType="separate"/>
             </w:r>
             <w:r>
-              <w:t>4.1.2.5</w:t>
+              <w:t>4.2.2.5</w:t>
             </w:r>
             <w:r>
               <w:fldChar w:fldCharType="end"/>
@@ -17211,7 +18094,7 @@
               <w:fldChar w:fldCharType="separate"/>
             </w:r>
             <w:r>
-              <w:t>4.1.2.6</w:t>
+              <w:t>4.2.2.6</w:t>
             </w:r>
             <w:r>
               <w:fldChar w:fldCharType="end"/>
@@ -23036,7 +23919,7 @@
               <w:fldChar w:fldCharType="separate"/>
             </w:r>
             <w:r>
-              <w:t>4.1.3.1</w:t>
+              <w:t>4.2.3.1</w:t>
             </w:r>
             <w:r>
               <w:fldChar w:fldCharType="end"/>
@@ -23181,7 +24064,7 @@
               <w:fldChar w:fldCharType="separate"/>
             </w:r>
             <w:r>
-              <w:t>4.1.3.2</w:t>
+              <w:t>4.2.3.2</w:t>
             </w:r>
             <w:r>
               <w:fldChar w:fldCharType="end"/>
@@ -23464,7 +24347,7 @@
               <w:fldChar w:fldCharType="separate"/>
             </w:r>
             <w:r>
-              <w:t>4.1.2.2</w:t>
+              <w:t>4.2.2.2</w:t>
             </w:r>
             <w:r>
               <w:fldChar w:fldCharType="end"/>
@@ -24343,7 +25226,7 @@
               <w:fldChar w:fldCharType="separate"/>
             </w:r>
             <w:r>
-              <w:t>4.1.2.4</w:t>
+              <w:t>4.2.2.4</w:t>
             </w:r>
             <w:r>
               <w:fldChar w:fldCharType="end"/>
@@ -24439,7 +25322,7 @@
               <w:fldChar w:fldCharType="separate"/>
             </w:r>
             <w:r>
-              <w:t>4.1.2.5</w:t>
+              <w:t>4.2.2.5</w:t>
             </w:r>
             <w:r>
               <w:fldChar w:fldCharType="end"/>
@@ -24873,7 +25756,7 @@
               <w:fldChar w:fldCharType="separate"/>
             </w:r>
             <w:r>
-              <w:t>4.1.2.6</w:t>
+              <w:t>4.2.2.6</w:t>
             </w:r>
             <w:r>
               <w:fldChar w:fldCharType="end"/>
@@ -27650,7 +28533,7 @@
               <w:fldChar w:fldCharType="separate"/>
             </w:r>
             <w:r>
-              <w:t>4.1.4.1</w:t>
+              <w:t>4.2.4.1</w:t>
             </w:r>
             <w:r>
               <w:fldChar w:fldCharType="end"/>
@@ -27748,7 +28631,7 @@
         <w:fldChar w:fldCharType="separate"/>
       </w:r>
       <w:r>
-        <w:t>4.1.2.6</w:t>
+        <w:t>4.2.2.6</w:t>
       </w:r>
       <w:r>
         <w:fldChar w:fldCharType="end"/>
@@ -38049,13 +38932,13 @@
       <w:rPr>
         <w:color w:val="FFFFFF" w:themeColor="background1"/>
       </w:rPr>
-      <w:t>20261016</w:t>
+      <w:t>20261017</w:t>
     </w:r>
     <w:r>
       <w:rPr>
         <w:color w:val="FFFFFF" w:themeColor="background1"/>
       </w:rPr>
-      <w:t>016</w:t>
+      <w:t/>
     </w:r>
     <w:r>
       <w:rPr>

--- a/word/datasheet_adsbee_m1421.docx
+++ b/word/datasheet_adsbee_m1421.docx
@@ -2461,13 +2461,283 @@
               <w:lang w:eastAsia="zh-CN"/>
             </w:rPr>
           </w:pPr>
+          <w:hyperlink w:anchor="_Toc237911311" w:history="1">
+            <w:r>
+              <w:rPr>
+                <w:rStyle w:val="Hyperlink"/>
+                <w:noProof/>
+              </w:rPr>
+              <w:t>3.6</w:t>
+            </w:r>
+            <w:r>
+              <w:rPr>
+                <w:rFonts w:eastAsiaTheme="minorEastAsia"/>
+                <w:noProof/>
+                <w:sz w:val="24"/>
+                <w:szCs w:val="24"/>
+                <w:lang w:eastAsia="zh-CN"/>
+              </w:rPr>
+              <w:tab/>
+            </w:r>
+            <w:r>
+              <w:rPr>
+                <w:rStyle w:val="Hyperlink"/>
+                <w:noProof/>
+              </w:rPr>
+              <w:t>AT+FILTER_ALTITUDE_FT</w:t>
+            </w:r>
+            <w:r>
+              <w:rPr>
+                <w:noProof/>
+                <w:webHidden/>
+              </w:rPr>
+              <w:tab/>
+            </w:r>
+            <w:r>
+              <w:rPr>
+                <w:noProof/>
+                <w:webHidden/>
+              </w:rPr>
+              <w:fldChar w:fldCharType="begin"/>
+            </w:r>
+            <w:r>
+              <w:rPr>
+                <w:noProof/>
+                <w:webHidden/>
+              </w:rPr>
+              <w:instrText xml:space="preserve"> PAGEREF _Toc237911311 \h </w:instrText>
+            </w:r>
+            <w:r>
+              <w:rPr>
+                <w:noProof/>
+                <w:webHidden/>
+              </w:rPr>
+            </w:r>
+            <w:r>
+              <w:rPr>
+                <w:noProof/>
+                <w:webHidden/>
+              </w:rPr>
+              <w:fldChar w:fldCharType="separate"/>
+            </w:r>
+            <w:r>
+              <w:rPr>
+                <w:noProof/>
+                <w:webHidden/>
+              </w:rPr>
+              <w:t>15</w:t>
+            </w:r>
+            <w:r>
+              <w:rPr>
+                <w:noProof/>
+                <w:webHidden/>
+              </w:rPr>
+              <w:fldChar w:fldCharType="end"/>
+            </w:r>
+          </w:hyperlink>
+        </w:p>
+        <w:p>
+          <w:pPr>
+            <w:pStyle w:val="TOC3"/>
+            <w:tabs>
+              <w:tab w:val="left" w:pos="1200"/>
+              <w:tab w:val="right" w:leader="dot" w:pos="10790"/>
+            </w:tabs>
+            <w:rPr>
+              <w:rFonts w:eastAsiaTheme="minorEastAsia"/>
+              <w:noProof/>
+              <w:sz w:val="24"/>
+              <w:szCs w:val="24"/>
+              <w:lang w:eastAsia="zh-CN"/>
+            </w:rPr>
+          </w:pPr>
+          <w:hyperlink w:anchor="_Toc237911312" w:history="1">
+            <w:r>
+              <w:rPr>
+                <w:rStyle w:val="Hyperlink"/>
+                <w:noProof/>
+              </w:rPr>
+              <w:t>3.6.1</w:t>
+            </w:r>
+            <w:r>
+              <w:rPr>
+                <w:rFonts w:eastAsiaTheme="minorEastAsia"/>
+                <w:noProof/>
+                <w:sz w:val="24"/>
+                <w:szCs w:val="24"/>
+                <w:lang w:eastAsia="zh-CN"/>
+              </w:rPr>
+              <w:tab/>
+            </w:r>
+            <w:r>
+              <w:rPr>
+                <w:rStyle w:val="Hyperlink"/>
+                <w:noProof/>
+              </w:rPr>
+              <w:t>Set the Altitude Filter</w:t>
+            </w:r>
+            <w:r>
+              <w:rPr>
+                <w:noProof/>
+                <w:webHidden/>
+              </w:rPr>
+              <w:tab/>
+            </w:r>
+            <w:r>
+              <w:rPr>
+                <w:noProof/>
+                <w:webHidden/>
+              </w:rPr>
+              <w:fldChar w:fldCharType="begin"/>
+            </w:r>
+            <w:r>
+              <w:rPr>
+                <w:noProof/>
+                <w:webHidden/>
+              </w:rPr>
+              <w:instrText xml:space="preserve"> PAGEREF _Toc237911312 \h </w:instrText>
+            </w:r>
+            <w:r>
+              <w:rPr>
+                <w:noProof/>
+                <w:webHidden/>
+              </w:rPr>
+            </w:r>
+            <w:r>
+              <w:rPr>
+                <w:noProof/>
+                <w:webHidden/>
+              </w:rPr>
+              <w:fldChar w:fldCharType="separate"/>
+            </w:r>
+            <w:r>
+              <w:rPr>
+                <w:noProof/>
+                <w:webHidden/>
+              </w:rPr>
+              <w:t>15</w:t>
+            </w:r>
+            <w:r>
+              <w:rPr>
+                <w:noProof/>
+                <w:webHidden/>
+              </w:rPr>
+              <w:fldChar w:fldCharType="end"/>
+            </w:r>
+          </w:hyperlink>
+        </w:p>
+        <w:p>
+          <w:pPr>
+            <w:pStyle w:val="TOC3"/>
+            <w:tabs>
+              <w:tab w:val="left" w:pos="1200"/>
+              <w:tab w:val="right" w:leader="dot" w:pos="10790"/>
+            </w:tabs>
+            <w:rPr>
+              <w:rFonts w:eastAsiaTheme="minorEastAsia"/>
+              <w:noProof/>
+              <w:sz w:val="24"/>
+              <w:szCs w:val="24"/>
+              <w:lang w:eastAsia="zh-CN"/>
+            </w:rPr>
+          </w:pPr>
+          <w:hyperlink w:anchor="_Toc237911313" w:history="1">
+            <w:r>
+              <w:rPr>
+                <w:rStyle w:val="Hyperlink"/>
+                <w:noProof/>
+              </w:rPr>
+              <w:t>3.6.2</w:t>
+            </w:r>
+            <w:r>
+              <w:rPr>
+                <w:rFonts w:eastAsiaTheme="minorEastAsia"/>
+                <w:noProof/>
+                <w:sz w:val="24"/>
+                <w:szCs w:val="24"/>
+                <w:lang w:eastAsia="zh-CN"/>
+              </w:rPr>
+              <w:tab/>
+            </w:r>
+            <w:r>
+              <w:rPr>
+                <w:rStyle w:val="Hyperlink"/>
+                <w:noProof/>
+              </w:rPr>
+              <w:t>Query the Altitude Filter</w:t>
+            </w:r>
+            <w:r>
+              <w:rPr>
+                <w:noProof/>
+                <w:webHidden/>
+              </w:rPr>
+              <w:tab/>
+            </w:r>
+            <w:r>
+              <w:rPr>
+                <w:noProof/>
+                <w:webHidden/>
+              </w:rPr>
+              <w:fldChar w:fldCharType="begin"/>
+            </w:r>
+            <w:r>
+              <w:rPr>
+                <w:noProof/>
+                <w:webHidden/>
+              </w:rPr>
+              <w:instrText xml:space="preserve"> PAGEREF _Toc237911313 \h </w:instrText>
+            </w:r>
+            <w:r>
+              <w:rPr>
+                <w:noProof/>
+                <w:webHidden/>
+              </w:rPr>
+            </w:r>
+            <w:r>
+              <w:rPr>
+                <w:noProof/>
+                <w:webHidden/>
+              </w:rPr>
+              <w:fldChar w:fldCharType="separate"/>
+            </w:r>
+            <w:r>
+              <w:rPr>
+                <w:noProof/>
+                <w:webHidden/>
+              </w:rPr>
+              <w:t>15</w:t>
+            </w:r>
+            <w:r>
+              <w:rPr>
+                <w:noProof/>
+                <w:webHidden/>
+              </w:rPr>
+              <w:fldChar w:fldCharType="end"/>
+            </w:r>
+          </w:hyperlink>
+        </w:p>
+        <w:p>
+          <w:pPr>
+            <w:pStyle w:val="TOC2"/>
+            <w:tabs>
+              <w:tab w:val="left" w:pos="960"/>
+              <w:tab w:val="right" w:leader="dot" w:pos="10790"/>
+            </w:tabs>
+            <w:rPr>
+              <w:rFonts w:eastAsiaTheme="minorEastAsia"/>
+              <w:noProof/>
+              <w:sz w:val="24"/>
+              <w:szCs w:val="24"/>
+              <w:lang w:eastAsia="zh-CN"/>
+            </w:rPr>
+          </w:pPr>
           <w:hyperlink w:anchor="_Toc237911301" w:history="1">
             <w:r>
               <w:rPr>
                 <w:rStyle w:val="Hyperlink"/>
                 <w:noProof/>
               </w:rPr>
-              <w:t>3.6</w:t>
+              <w:t>3.7</w:t>
             </w:r>
             <w:r>
               <w:rPr>
@@ -2557,7 +2827,7 @@
                 <w:rStyle w:val="Hyperlink"/>
                 <w:noProof/>
               </w:rPr>
-              <w:t>3.6.1</w:t>
+              <w:t>3.7.1</w:t>
             </w:r>
             <w:r>
               <w:rPr>
@@ -2647,7 +2917,7 @@
                 <w:rStyle w:val="Hyperlink"/>
                 <w:noProof/>
               </w:rPr>
-              <w:t>3.6.2</w:t>
+              <w:t>3.7.2</w:t>
             </w:r>
             <w:r>
               <w:rPr>
@@ -2737,7 +3007,7 @@
                 <w:rStyle w:val="Hyperlink"/>
                 <w:noProof/>
               </w:rPr>
-              <w:t>3.7</w:t>
+              <w:t>3.8</w:t>
             </w:r>
             <w:r>
               <w:rPr>
@@ -2827,7 +3097,7 @@
                 <w:rStyle w:val="Hyperlink"/>
                 <w:noProof/>
               </w:rPr>
-              <w:t>3.7.1</w:t>
+              <w:t>3.8.1</w:t>
             </w:r>
             <w:r>
               <w:rPr>
@@ -2917,7 +3187,7 @@
                 <w:rStyle w:val="Hyperlink"/>
                 <w:noProof/>
               </w:rPr>
-              <w:t>3.7.2</w:t>
+              <w:t>3.8.2</w:t>
             </w:r>
             <w:r>
               <w:rPr>
@@ -3007,7 +3277,7 @@
                 <w:rStyle w:val="Hyperlink"/>
                 <w:noProof/>
               </w:rPr>
-              <w:t>3.8</w:t>
+              <w:t>3.9</w:t>
             </w:r>
             <w:r>
               <w:rPr>
@@ -3097,7 +3367,7 @@
                 <w:rStyle w:val="Hyperlink"/>
                 <w:noProof/>
               </w:rPr>
-              <w:t>3.8.1</w:t>
+              <w:t>3.9.1</w:t>
             </w:r>
             <w:r>
               <w:rPr>
@@ -3187,7 +3457,7 @@
                 <w:rStyle w:val="Hyperlink"/>
                 <w:noProof/>
               </w:rPr>
-              <w:t>3.8.2</w:t>
+              <w:t>3.9.2</w:t>
             </w:r>
             <w:r>
               <w:rPr>
@@ -3277,7 +3547,7 @@
                 <w:rStyle w:val="Hyperlink"/>
                 <w:noProof/>
               </w:rPr>
-              <w:t>3.9</w:t>
+              <w:t>3.10</w:t>
             </w:r>
             <w:r>
               <w:rPr>
@@ -3367,7 +3637,7 @@
                 <w:rStyle w:val="Hyperlink"/>
                 <w:noProof/>
               </w:rPr>
-              <w:t>3.9.1</w:t>
+              <w:t>3.10.1</w:t>
             </w:r>
             <w:r>
               <w:rPr>
@@ -3457,7 +3727,7 @@
                 <w:rStyle w:val="Hyperlink"/>
                 <w:noProof/>
               </w:rPr>
-              <w:t>3.9.2</w:t>
+              <w:t>3.10.2</w:t>
             </w:r>
             <w:r>
               <w:rPr>
@@ -3547,7 +3817,7 @@
                 <w:rStyle w:val="Hyperlink"/>
                 <w:noProof/>
               </w:rPr>
-              <w:t>3.10</w:t>
+              <w:t>3.11</w:t>
             </w:r>
             <w:r>
               <w:rPr>
@@ -3637,7 +3907,7 @@
                 <w:rStyle w:val="Hyperlink"/>
                 <w:noProof/>
               </w:rPr>
-              <w:t>3.10.1</w:t>
+              <w:t>3.11.1</w:t>
             </w:r>
             <w:r>
               <w:rPr>
@@ -3727,7 +3997,7 @@
                 <w:rStyle w:val="Hyperlink"/>
                 <w:noProof/>
               </w:rPr>
-              <w:t>3.10.2</w:t>
+              <w:t>3.11.2</w:t>
             </w:r>
             <w:r>
               <w:rPr>
@@ -3817,7 +4087,7 @@
                 <w:rStyle w:val="Hyperlink"/>
                 <w:noProof/>
               </w:rPr>
-              <w:t>3.11</w:t>
+              <w:t>3.12</w:t>
             </w:r>
             <w:r>
               <w:rPr>
@@ -3907,7 +4177,7 @@
                 <w:rStyle w:val="Hyperlink"/>
                 <w:noProof/>
               </w:rPr>
-              <w:t>3.11.1</w:t>
+              <w:t>3.12.1</w:t>
             </w:r>
             <w:r>
               <w:rPr>
@@ -3997,7 +4267,7 @@
                 <w:rStyle w:val="Hyperlink"/>
                 <w:noProof/>
               </w:rPr>
-              <w:t>3.11.2</w:t>
+              <w:t>3.12.2</w:t>
             </w:r>
             <w:r>
               <w:rPr>
@@ -4087,7 +4357,7 @@
                 <w:rStyle w:val="Hyperlink"/>
                 <w:noProof/>
               </w:rPr>
-              <w:t>3.12</w:t>
+              <w:t>3.13</w:t>
             </w:r>
             <w:r>
               <w:rPr>
@@ -4177,7 +4447,7 @@
                 <w:rStyle w:val="Hyperlink"/>
                 <w:noProof/>
               </w:rPr>
-              <w:t>3.12.1</w:t>
+              <w:t>3.13.1</w:t>
             </w:r>
             <w:r>
               <w:rPr>
@@ -4267,7 +4537,7 @@
                 <w:rStyle w:val="Hyperlink"/>
                 <w:noProof/>
               </w:rPr>
-              <w:t>3.12.2</w:t>
+              <w:t>3.13.2</w:t>
             </w:r>
             <w:r>
               <w:rPr>
@@ -4357,7 +4627,7 @@
                 <w:rStyle w:val="Hyperlink"/>
                 <w:noProof/>
               </w:rPr>
-              <w:t>3.13</w:t>
+              <w:t>3.14</w:t>
             </w:r>
             <w:r>
               <w:rPr>
@@ -4447,7 +4717,7 @@
                 <w:rStyle w:val="Hyperlink"/>
                 <w:noProof/>
               </w:rPr>
-              <w:t>3.14</w:t>
+              <w:t>3.15</w:t>
             </w:r>
             <w:r>
               <w:rPr>
@@ -4537,7 +4807,7 @@
                 <w:rStyle w:val="Hyperlink"/>
                 <w:noProof/>
               </w:rPr>
-              <w:t>3.14.1</w:t>
+              <w:t>3.15.1</w:t>
             </w:r>
             <w:r>
               <w:rPr>
@@ -4627,7 +4897,7 @@
                 <w:rStyle w:val="Hyperlink"/>
                 <w:noProof/>
               </w:rPr>
-              <w:t>3.14.2</w:t>
+              <w:t>3.15.2</w:t>
             </w:r>
             <w:r>
               <w:rPr>
@@ -4717,7 +4987,7 @@
                 <w:rStyle w:val="Hyperlink"/>
                 <w:noProof/>
               </w:rPr>
-              <w:t>3.15</w:t>
+              <w:t>3.16</w:t>
             </w:r>
             <w:r>
               <w:rPr>
@@ -4807,7 +5077,7 @@
                 <w:rStyle w:val="Hyperlink"/>
                 <w:noProof/>
               </w:rPr>
-              <w:t>3.15.1</w:t>
+              <w:t>3.16.1</w:t>
             </w:r>
             <w:r>
               <w:rPr>
@@ -4897,7 +5167,7 @@
                 <w:rStyle w:val="Hyperlink"/>
                 <w:noProof/>
               </w:rPr>
-              <w:t>3.15.2</w:t>
+              <w:t>3.16.2</w:t>
             </w:r>
             <w:r>
               <w:rPr>
@@ -4987,7 +5257,7 @@
                 <w:rStyle w:val="Hyperlink"/>
                 <w:noProof/>
               </w:rPr>
-              <w:t>3.16</w:t>
+              <w:t>3.17</w:t>
             </w:r>
             <w:r>
               <w:rPr>
@@ -5077,7 +5347,7 @@
                 <w:rStyle w:val="Hyperlink"/>
                 <w:noProof/>
               </w:rPr>
-              <w:t>3.17</w:t>
+              <w:t>3.18</w:t>
             </w:r>
             <w:r>
               <w:rPr>
@@ -5167,7 +5437,7 @@
                 <w:rStyle w:val="Hyperlink"/>
                 <w:noProof/>
               </w:rPr>
-              <w:t>3.17.1</w:t>
+              <w:t>3.18.1</w:t>
             </w:r>
             <w:r>
               <w:rPr>
@@ -5257,7 +5527,7 @@
                 <w:rStyle w:val="Hyperlink"/>
                 <w:noProof/>
               </w:rPr>
-              <w:t>3.17.2</w:t>
+              <w:t>3.18.2</w:t>
             </w:r>
             <w:r>
               <w:rPr>
@@ -5347,7 +5617,7 @@
                 <w:rStyle w:val="Hyperlink"/>
                 <w:noProof/>
               </w:rPr>
-              <w:t>3.17.3</w:t>
+              <w:t>3.18.3</w:t>
             </w:r>
             <w:r>
               <w:rPr>
@@ -5437,7 +5707,7 @@
                 <w:rStyle w:val="Hyperlink"/>
                 <w:noProof/>
               </w:rPr>
-              <w:t>3.17.4</w:t>
+              <w:t>3.18.4</w:t>
             </w:r>
             <w:r>
               <w:rPr>
@@ -5527,7 +5797,7 @@
                 <w:rStyle w:val="Hyperlink"/>
                 <w:noProof/>
               </w:rPr>
-              <w:t>3.17.5</w:t>
+              <w:t>3.18.5</w:t>
             </w:r>
             <w:r>
               <w:rPr>
@@ -5617,7 +5887,7 @@
                 <w:rStyle w:val="Hyperlink"/>
                 <w:noProof/>
               </w:rPr>
-              <w:t>3.18</w:t>
+              <w:t>3.19</w:t>
             </w:r>
             <w:r>
               <w:rPr>
@@ -5707,7 +5977,7 @@
                 <w:rStyle w:val="Hyperlink"/>
                 <w:noProof/>
               </w:rPr>
-              <w:t>3.18.1</w:t>
+              <w:t>3.19.1</w:t>
             </w:r>
             <w:r>
               <w:rPr>
@@ -5797,7 +6067,7 @@
                 <w:rStyle w:val="Hyperlink"/>
                 <w:noProof/>
               </w:rPr>
-              <w:t>3.18.2</w:t>
+              <w:t>3.19.2</w:t>
             </w:r>
             <w:r>
               <w:rPr>
@@ -5887,7 +6157,7 @@
                 <w:rStyle w:val="Hyperlink"/>
                 <w:noProof/>
               </w:rPr>
-              <w:t>3.19</w:t>
+              <w:t>3.20</w:t>
             </w:r>
             <w:r>
               <w:rPr>
@@ -5977,7 +6247,7 @@
                 <w:rStyle w:val="Hyperlink"/>
                 <w:noProof/>
               </w:rPr>
-              <w:t>3.19.1</w:t>
+              <w:t>3.20.1</w:t>
             </w:r>
             <w:r>
               <w:rPr>
@@ -6067,7 +6337,7 @@
                 <w:rStyle w:val="Hyperlink"/>
                 <w:noProof/>
               </w:rPr>
-              <w:t>3.19.2</w:t>
+              <w:t>3.20.2</w:t>
             </w:r>
             <w:r>
               <w:rPr>
@@ -6157,7 +6427,7 @@
                 <w:rStyle w:val="Hyperlink"/>
                 <w:noProof/>
               </w:rPr>
-              <w:t>3.19.3</w:t>
+              <w:t>3.20.3</w:t>
             </w:r>
             <w:r>
               <w:rPr>
@@ -8686,6 +8956,18 @@
       </w:pPr>
       <w:r>
         <w:t>Added AT+FILTER_DISTANCE_NM for leaving aircraft beyond a set distance (in nautical miles) from the receiver out of aircraft reports; raw packets are never filtered. Aircraft JSON now includes r_dst and r_dir (distance and bearing from the receiver).</w:t>
+      </w:r>
+    </w:p>
+    <w:p>
+      <w:pPr>
+        <w:pStyle w:val="ListParagraph"/>
+        <w:numPr>
+          <w:ilvl w:val="0"/>
+          <w:numId w:val="5"/>
+        </w:numPr>
+      </w:pPr>
+      <w:r>
+        <w:t>Added AT+FILTER_ALTITUDE_FT for leaving aircraft outside a set altitude band (above, below, between two altitudes, or near the receiver altitude) out of aircraft reports; raw packets are never filtered.</w:t>
       </w:r>
     </w:p>
     <w:p>
@@ -11855,6 +12137,278 @@
         </w:sectPr>
       </w:pPr>
     </w:p>
+    <w:p>
+      <w:pPr>
+        <w:pStyle w:val="Heading2"/>
+        <w:numPr>
+          <w:ilvl w:val="1"/>
+          <w:numId w:val="4"/>
+        </w:numPr>
+      </w:pPr>
+      <w:bookmarkStart w:id="210" w:name="_Toc237911311"/>
+      <w:r>
+        <w:t>AT+FILTER_ALTITUDE_FT</w:t>
+      </w:r>
+      <w:bookmarkEnd w:id="210"/>
+    </w:p>
+    <w:p>
+      <w:r>
+        <w:t>Leaves aircraft outside a set altitude band out of aircraft reports: the aircraft reporting protocols (CSBee, MAVLink, GDL90, Aircraft JSON). Raw packets are never filtered: Raw, Beast and MLAT output still carry every packet. The aircraft's altitude is its barometric altitude, or its GNSS altitude when no barometric altitude is known. Aircraft with no known altitude are always kept. NEAR_RX compares against the receiver altitude from AT+RX_POSITION (the GNSS altitude for a GNSS fix, otherwise the barometric altitude unless it is 0) and filters nothing while no receiver position is available. With AT+FILTER_DISTANCE_NM also on, an aircraft is reported only if it passes both filters. The filter is off by default. Changes take effect immediately and persist across reboots after AT+SETTINGS=SAVE.</w:t>
+      </w:r>
+    </w:p>
+    <w:p>
+      <w:pPr>
+        <w:pStyle w:val="Heading3"/>
+        <w:numPr>
+          <w:ilvl w:val="2"/>
+          <w:numId w:val="4"/>
+        </w:numPr>
+      </w:pPr>
+      <w:bookmarkStart w:id="211" w:name="_Toc237911312"/>
+      <w:r>
+        <w:t>Set the Altitude Filter</w:t>
+      </w:r>
+      <w:bookmarkEnd w:id="211"/>
+    </w:p>
+    <w:p>
+      <w:pPr>
+        <w:pStyle w:val="code"/>
+      </w:pPr>
+      <w:r>
+        <w:t>AT+FILTER_ALTITUDE_FT=&lt;mode&gt;,&lt;a_ft&gt;,&lt;b_ft&gt;</w:t>
+      </w:r>
+    </w:p>
+    <w:p>
+      <w:pPr>
+        <w:pStyle w:val="code"/>
+      </w:pPr>
+      <w:r>
+        <w:t>OK</w:t>
+      </w:r>
+    </w:p>
+    <w:p>
+      <w:pPr>
+        <w:pStyle w:val="code"/>
+      </w:pPr>
+      <w:r>
+        <w:t>AT+FILTER_ALTITUDE_FT=BETWEEN,1000,18000</w:t>
+      </w:r>
+    </w:p>
+    <w:p>
+      <w:pPr>
+        <w:pStyle w:val="code"/>
+      </w:pPr>
+      <w:r>
+        <w:t>OK</w:t>
+      </w:r>
+    </w:p>
+    <w:p/>
+    <w:tbl>
+      <w:tblPr>
+        <w:tblStyle w:val="TableGrid"/>
+        <w:tblW w:w="0" w:type="auto"/>
+        <w:tblLook w:val="04A0" w:firstRow="1" w:lastRow="0" w:firstColumn="1" w:lastColumn="0" w:noHBand="0" w:noVBand="1"/>
+      </w:tblPr>
+      <w:tblGrid>
+        <w:gridCol w:w="2200"/>
+        <w:gridCol w:w="6160"/>
+        <w:gridCol w:w="2440"/>
+      </w:tblGrid>
+      <w:tr>
+        <w:tc>
+          <w:tcPr>
+            <w:tcW w:w="2200" w:type="dxa"/>
+          </w:tcPr>
+          <w:p>
+            <w:pPr>
+              <w:rPr>
+                <w:b/>
+                <w:bCs/>
+              </w:rPr>
+            </w:pPr>
+            <w:r>
+              <w:rPr>
+                <w:b/>
+                <w:bCs/>
+              </w:rPr>
+              <w:t>Parameter</w:t>
+            </w:r>
+          </w:p>
+        </w:tc>
+        <w:tc>
+          <w:tcPr>
+            <w:tcW w:w="6160" w:type="dxa"/>
+          </w:tcPr>
+          <w:p>
+            <w:pPr>
+              <w:rPr>
+                <w:b/>
+                <w:bCs/>
+              </w:rPr>
+            </w:pPr>
+            <w:r>
+              <w:rPr>
+                <w:b/>
+                <w:bCs/>
+              </w:rPr>
+              <w:t>Description</w:t>
+            </w:r>
+          </w:p>
+        </w:tc>
+        <w:tc>
+          <w:tcPr>
+            <w:tcW w:w="2440" w:type="dxa"/>
+          </w:tcPr>
+          <w:p>
+            <w:pPr>
+              <w:rPr>
+                <w:b/>
+                <w:bCs/>
+              </w:rPr>
+            </w:pPr>
+            <w:r>
+              <w:rPr>
+                <w:b/>
+                <w:bCs/>
+              </w:rPr>
+              <w:t>Acceptable Values</w:t>
+            </w:r>
+          </w:p>
+        </w:tc>
+      </w:tr>
+      <w:tr>
+        <w:tc>
+          <w:tcPr>
+            <w:tcW w:w="2200" w:type="dxa"/>
+          </w:tcPr>
+          <w:p>
+            <w:r>
+              <w:t>mode</w:t>
+            </w:r>
+          </w:p>
+        </w:tc>
+        <w:tc>
+          <w:tcPr>
+            <w:tcW w:w="6160" w:type="dxa"/>
+          </w:tcPr>
+          <w:p>
+            <w:r>
+              <w:t>OFF: no filter. ABOVE: keep aircraft at or above a_ft. BELOW: keep aircraft at or below a_ft. BETWEEN: keep aircraft from a_ft to b_ft. NEAR_RX: keep aircraft within a_ft above or below the receiver. Bounds are inclusive. Not case sensitive. Empty keeps the current value.</w:t>
+            </w:r>
+          </w:p>
+        </w:tc>
+        <w:tc>
+          <w:tcPr>
+            <w:tcW w:w="2440" w:type="dxa"/>
+          </w:tcPr>
+          <w:p>
+            <w:r>
+              <w:t>OFF, ABOVE, BELOW, BETWEEN, NEAR_RX</w:t>
+            </w:r>
+          </w:p>
+        </w:tc>
+      </w:tr>
+      <w:tr>
+        <w:tc>
+          <w:tcPr>
+            <w:tcW w:w="2200" w:type="dxa"/>
+          </w:tcPr>
+          <w:p>
+            <w:r>
+              <w:t>a_ft</w:t>
+            </w:r>
+          </w:p>
+        </w:tc>
+        <w:tc>
+          <w:tcPr>
+            <w:tcW w:w="6160" w:type="dxa"/>
+          </w:tcPr>
+          <w:p>
+            <w:r>
+              <w:t>Altitude in feet for ABOVE, BELOW and BETWEEN, or the band half-width in feet for NEAR_RX (must be greater than 0). Empty keeps the current value.</w:t>
+            </w:r>
+          </w:p>
+        </w:tc>
+        <w:tc>
+          <w:tcPr>
+            <w:tcW w:w="2440" w:type="dxa"/>
+          </w:tcPr>
+          <w:p>
+            <w:r>
+              <w:t>-2000-100000</w:t>
+            </w:r>
+          </w:p>
+        </w:tc>
+      </w:tr>
+      <w:tr>
+        <w:tc>
+          <w:tcPr>
+            <w:tcW w:w="2200" w:type="dxa"/>
+          </w:tcPr>
+          <w:p>
+            <w:r>
+              <w:t>b_ft</w:t>
+            </w:r>
+          </w:p>
+        </w:tc>
+        <w:tc>
+          <w:tcPr>
+            <w:tcW w:w="6160" w:type="dxa"/>
+          </w:tcPr>
+          <w:p>
+            <w:r>
+              <w:t>Upper altitude in feet for BETWEEN (at least a_ft); kept but unused in the other modes. Empty keeps the current value.</w:t>
+            </w:r>
+          </w:p>
+        </w:tc>
+        <w:tc>
+          <w:tcPr>
+            <w:tcW w:w="2440" w:type="dxa"/>
+          </w:tcPr>
+          <w:p>
+            <w:r>
+              <w:t>-2000-100000</w:t>
+            </w:r>
+          </w:p>
+        </w:tc>
+      </w:tr>
+    </w:tbl>
+    <w:p>
+      <w:r>
+        <w:t>Default: OFF,0,10000 (filter off).</w:t>
+      </w:r>
+    </w:p>
+    <w:p>
+      <w:pPr>
+        <w:pStyle w:val="Heading3"/>
+        <w:numPr>
+          <w:ilvl w:val="2"/>
+          <w:numId w:val="4"/>
+        </w:numPr>
+      </w:pPr>
+      <w:bookmarkStart w:id="212" w:name="_Toc237911313"/>
+      <w:r>
+        <w:t>Query the Altitude Filter</w:t>
+      </w:r>
+      <w:bookmarkEnd w:id="212"/>
+    </w:p>
+    <w:p>
+      <w:pPr>
+        <w:pStyle w:val="code"/>
+      </w:pPr>
+      <w:r>
+        <w:t>AT+FILTER_ALTITUDE_FT?</w:t>
+      </w:r>
+    </w:p>
+    <w:p>
+      <w:pPr>
+        <w:pStyle w:val="code"/>
+      </w:pPr>
+      <w:r>
+        <w:t>FILTER_ALTITUDE_FT=OFF,0,10000</w:t>
+      </w:r>
+    </w:p>
+    <w:p/>
     <w:p>
       <w:pPr>
         <w:pStyle w:val="Heading2"/>

--- a/word/datasheet_adsbee_m1421.docx
+++ b/word/datasheet_adsbee_m1421.docx
@@ -2525,7 +2525,7 @@
                 <w:noProof/>
                 <w:webHidden/>
               </w:rPr>
-              <w:t>15</w:t>
+              <w:t>16</w:t>
             </w:r>
             <w:r>
               <w:rPr>
@@ -2615,7 +2615,7 @@
                 <w:noProof/>
                 <w:webHidden/>
               </w:rPr>
-              <w:t>15</w:t>
+              <w:t>16</w:t>
             </w:r>
             <w:r>
               <w:rPr>
@@ -2705,7 +2705,7 @@
                 <w:noProof/>
                 <w:webHidden/>
               </w:rPr>
-              <w:t>15</w:t>
+              <w:t>16</w:t>
             </w:r>
             <w:r>
               <w:rPr>
@@ -2975,7 +2975,7 @@
                 <w:noProof/>
                 <w:webHidden/>
               </w:rPr>
-              <w:t>16</w:t>
+              <w:t>17</w:t>
             </w:r>
             <w:r>
               <w:rPr>
@@ -3065,7 +3065,7 @@
                 <w:noProof/>
                 <w:webHidden/>
               </w:rPr>
-              <w:t>16</w:t>
+              <w:t>17</w:t>
             </w:r>
             <w:r>
               <w:rPr>
@@ -3155,7 +3155,7 @@
                 <w:noProof/>
                 <w:webHidden/>
               </w:rPr>
-              <w:t>16</w:t>
+              <w:t>17</w:t>
             </w:r>
             <w:r>
               <w:rPr>
@@ -3245,7 +3245,7 @@
                 <w:noProof/>
                 <w:webHidden/>
               </w:rPr>
-              <w:t>16</w:t>
+              <w:t>17</w:t>
             </w:r>
             <w:r>
               <w:rPr>
@@ -3335,7 +3335,7 @@
                 <w:noProof/>
                 <w:webHidden/>
               </w:rPr>
-              <w:t>17</w:t>
+              <w:t>18</w:t>
             </w:r>
             <w:r>
               <w:rPr>
@@ -3425,7 +3425,7 @@
                 <w:noProof/>
                 <w:webHidden/>
               </w:rPr>
-              <w:t>17</w:t>
+              <w:t>18</w:t>
             </w:r>
             <w:r>
               <w:rPr>
@@ -3515,7 +3515,7 @@
                 <w:noProof/>
                 <w:webHidden/>
               </w:rPr>
-              <w:t>17</w:t>
+              <w:t>18</w:t>
             </w:r>
             <w:r>
               <w:rPr>
@@ -3605,7 +3605,7 @@
                 <w:noProof/>
                 <w:webHidden/>
               </w:rPr>
-              <w:t>19</w:t>
+              <w:t>20</w:t>
             </w:r>
             <w:r>
               <w:rPr>
@@ -3695,7 +3695,7 @@
                 <w:noProof/>
                 <w:webHidden/>
               </w:rPr>
-              <w:t>19</w:t>
+              <w:t>20</w:t>
             </w:r>
             <w:r>
               <w:rPr>
@@ -3785,7 +3785,7 @@
                 <w:noProof/>
                 <w:webHidden/>
               </w:rPr>
-              <w:t>19</w:t>
+              <w:t>20</w:t>
             </w:r>
             <w:r>
               <w:rPr>
@@ -3875,7 +3875,7 @@
                 <w:noProof/>
                 <w:webHidden/>
               </w:rPr>
-              <w:t>19</w:t>
+              <w:t>20</w:t>
             </w:r>
             <w:r>
               <w:rPr>
@@ -3965,7 +3965,7 @@
                 <w:noProof/>
                 <w:webHidden/>
               </w:rPr>
-              <w:t>19</w:t>
+              <w:t>20</w:t>
             </w:r>
             <w:r>
               <w:rPr>
@@ -4055,7 +4055,7 @@
                 <w:noProof/>
                 <w:webHidden/>
               </w:rPr>
-              <w:t>19</w:t>
+              <w:t>20</w:t>
             </w:r>
             <w:r>
               <w:rPr>
@@ -4145,7 +4145,7 @@
                 <w:noProof/>
                 <w:webHidden/>
               </w:rPr>
-              <w:t>20</w:t>
+              <w:t>21</w:t>
             </w:r>
             <w:r>
               <w:rPr>
@@ -4235,7 +4235,7 @@
                 <w:noProof/>
                 <w:webHidden/>
               </w:rPr>
-              <w:t>20</w:t>
+              <w:t>21</w:t>
             </w:r>
             <w:r>
               <w:rPr>
@@ -4325,7 +4325,7 @@
                 <w:noProof/>
                 <w:webHidden/>
               </w:rPr>
-              <w:t>20</w:t>
+              <w:t>21</w:t>
             </w:r>
             <w:r>
               <w:rPr>
@@ -4415,7 +4415,7 @@
                 <w:noProof/>
                 <w:webHidden/>
               </w:rPr>
-              <w:t>21</w:t>
+              <w:t>22</w:t>
             </w:r>
             <w:r>
               <w:rPr>
@@ -4505,7 +4505,7 @@
                 <w:noProof/>
                 <w:webHidden/>
               </w:rPr>
-              <w:t>21</w:t>
+              <w:t>22</w:t>
             </w:r>
             <w:r>
               <w:rPr>
@@ -4595,7 +4595,7 @@
                 <w:noProof/>
                 <w:webHidden/>
               </w:rPr>
-              <w:t>21</w:t>
+              <w:t>22</w:t>
             </w:r>
             <w:r>
               <w:rPr>
@@ -4685,7 +4685,7 @@
                 <w:noProof/>
                 <w:webHidden/>
               </w:rPr>
-              <w:t>22</w:t>
+              <w:t>23</w:t>
             </w:r>
             <w:r>
               <w:rPr>
@@ -4775,7 +4775,7 @@
                 <w:noProof/>
                 <w:webHidden/>
               </w:rPr>
-              <w:t>23</w:t>
+              <w:t>24</w:t>
             </w:r>
             <w:r>
               <w:rPr>
@@ -4865,7 +4865,7 @@
                 <w:noProof/>
                 <w:webHidden/>
               </w:rPr>
-              <w:t>23</w:t>
+              <w:t>24</w:t>
             </w:r>
             <w:r>
               <w:rPr>
@@ -4955,7 +4955,7 @@
                 <w:noProof/>
                 <w:webHidden/>
               </w:rPr>
-              <w:t>23</w:t>
+              <w:t>24</w:t>
             </w:r>
             <w:r>
               <w:rPr>
@@ -5045,7 +5045,7 @@
                 <w:noProof/>
                 <w:webHidden/>
               </w:rPr>
-              <w:t>24</w:t>
+              <w:t>25</w:t>
             </w:r>
             <w:r>
               <w:rPr>
@@ -5135,7 +5135,7 @@
                 <w:noProof/>
                 <w:webHidden/>
               </w:rPr>
-              <w:t>24</w:t>
+              <w:t>25</w:t>
             </w:r>
             <w:r>
               <w:rPr>
@@ -5225,7 +5225,7 @@
                 <w:noProof/>
                 <w:webHidden/>
               </w:rPr>
-              <w:t>24</w:t>
+              <w:t>25</w:t>
             </w:r>
             <w:r>
               <w:rPr>
@@ -5315,7 +5315,7 @@
                 <w:noProof/>
                 <w:webHidden/>
               </w:rPr>
-              <w:t>26</w:t>
+              <w:t>27</w:t>
             </w:r>
             <w:r>
               <w:rPr>
@@ -5405,7 +5405,7 @@
                 <w:noProof/>
                 <w:webHidden/>
               </w:rPr>
-              <w:t>27</w:t>
+              <w:t>28</w:t>
             </w:r>
             <w:r>
               <w:rPr>
@@ -5495,7 +5495,7 @@
                 <w:noProof/>
                 <w:webHidden/>
               </w:rPr>
-              <w:t>27</w:t>
+              <w:t>28</w:t>
             </w:r>
             <w:r>
               <w:rPr>
@@ -5585,7 +5585,7 @@
                 <w:noProof/>
                 <w:webHidden/>
               </w:rPr>
-              <w:t>27</w:t>
+              <w:t>28</w:t>
             </w:r>
             <w:r>
               <w:rPr>
@@ -5675,7 +5675,7 @@
                 <w:noProof/>
                 <w:webHidden/>
               </w:rPr>
-              <w:t>27</w:t>
+              <w:t>28</w:t>
             </w:r>
             <w:r>
               <w:rPr>
@@ -5765,7 +5765,7 @@
                 <w:noProof/>
                 <w:webHidden/>
               </w:rPr>
-              <w:t>27</w:t>
+              <w:t>28</w:t>
             </w:r>
             <w:r>
               <w:rPr>
@@ -5855,7 +5855,7 @@
                 <w:noProof/>
                 <w:webHidden/>
               </w:rPr>
-              <w:t>27</w:t>
+              <w:t>28</w:t>
             </w:r>
             <w:r>
               <w:rPr>
@@ -5945,7 +5945,7 @@
                 <w:noProof/>
                 <w:webHidden/>
               </w:rPr>
-              <w:t>28</w:t>
+              <w:t>29</w:t>
             </w:r>
             <w:r>
               <w:rPr>
@@ -6035,7 +6035,7 @@
                 <w:noProof/>
                 <w:webHidden/>
               </w:rPr>
-              <w:t>28</w:t>
+              <w:t>29</w:t>
             </w:r>
             <w:r>
               <w:rPr>
@@ -6125,7 +6125,7 @@
                 <w:noProof/>
                 <w:webHidden/>
               </w:rPr>
-              <w:t>28</w:t>
+              <w:t>29</w:t>
             </w:r>
             <w:r>
               <w:rPr>
@@ -6215,7 +6215,7 @@
                 <w:noProof/>
                 <w:webHidden/>
               </w:rPr>
-              <w:t>29</w:t>
+              <w:t>30</w:t>
             </w:r>
             <w:r>
               <w:rPr>
@@ -6305,7 +6305,7 @@
                 <w:noProof/>
                 <w:webHidden/>
               </w:rPr>
-              <w:t>29</w:t>
+              <w:t>30</w:t>
             </w:r>
             <w:r>
               <w:rPr>
@@ -6395,7 +6395,7 @@
                 <w:noProof/>
                 <w:webHidden/>
               </w:rPr>
-              <w:t>29</w:t>
+              <w:t>30</w:t>
             </w:r>
             <w:r>
               <w:rPr>
@@ -6485,7 +6485,7 @@
                 <w:noProof/>
                 <w:webHidden/>
               </w:rPr>
-              <w:t>29</w:t>
+              <w:t>30</w:t>
             </w:r>
             <w:r>
               <w:rPr>
@@ -6575,7 +6575,7 @@
                 <w:noProof/>
                 <w:webHidden/>
               </w:rPr>
-              <w:t>30</w:t>
+              <w:t>31</w:t>
             </w:r>
             <w:r>
               <w:rPr>
@@ -6665,7 +6665,7 @@
                 <w:noProof/>
                 <w:webHidden/>
               </w:rPr>
-              <w:t>31</w:t>
+              <w:t>32</w:t>
             </w:r>
             <w:r>
               <w:rPr>
@@ -6755,7 +6755,7 @@
                 <w:noProof/>
                 <w:webHidden/>
               </w:rPr>
-              <w:t>31</w:t>
+              <w:t>32</w:t>
             </w:r>
             <w:r>
               <w:rPr>
@@ -6845,7 +6845,7 @@
                 <w:noProof/>
                 <w:webHidden/>
               </w:rPr>
-              <w:t>31</w:t>
+              <w:t>32</w:t>
             </w:r>
             <w:r>
               <w:rPr>
@@ -6935,7 +6935,7 @@
                 <w:noProof/>
                 <w:webHidden/>
               </w:rPr>
-              <w:t>32</w:t>
+              <w:t>33</w:t>
             </w:r>
             <w:r>
               <w:rPr>
@@ -7025,7 +7025,7 @@
                 <w:noProof/>
                 <w:webHidden/>
               </w:rPr>
-              <w:t>32</w:t>
+              <w:t>33</w:t>
             </w:r>
             <w:r>
               <w:rPr>
@@ -7115,7 +7115,7 @@
                 <w:noProof/>
                 <w:webHidden/>
               </w:rPr>
-              <w:t>33</w:t>
+              <w:t>34</w:t>
             </w:r>
             <w:r>
               <w:rPr>
@@ -7205,7 +7205,7 @@
                 <w:noProof/>
                 <w:webHidden/>
               </w:rPr>
-              <w:t>40</w:t>
+              <w:t>41</w:t>
             </w:r>
             <w:r>
               <w:rPr>
@@ -7295,7 +7295,7 @@
                 <w:noProof/>
                 <w:webHidden/>
               </w:rPr>
-              <w:t>42</w:t>
+              <w:t>43</w:t>
             </w:r>
             <w:r>
               <w:rPr>
@@ -7385,7 +7385,7 @@
                 <w:noProof/>
                 <w:webHidden/>
               </w:rPr>
-              <w:t>43</w:t>
+              <w:t>44</w:t>
             </w:r>
             <w:r>
               <w:rPr>
@@ -7475,7 +7475,7 @@
                 <w:noProof/>
                 <w:webHidden/>
               </w:rPr>
-              <w:t>44</w:t>
+              <w:t>45</w:t>
             </w:r>
             <w:r>
               <w:rPr>
@@ -7598,7 +7598,7 @@
                 <w:noProof/>
                 <w:webHidden/>
               </w:rPr>
-              <w:t>44</w:t>
+              <w:t>45</w:t>
             </w:r>
             <w:r>
               <w:rPr>
@@ -7688,7 +7688,7 @@
                 <w:noProof/>
                 <w:webHidden/>
               </w:rPr>
-              <w:t>44</w:t>
+              <w:t>45</w:t>
             </w:r>
             <w:r>
               <w:rPr>
@@ -7778,7 +7778,7 @@
                 <w:noProof/>
                 <w:webHidden/>
               </w:rPr>
-              <w:t>45</w:t>
+              <w:t>46</w:t>
             </w:r>
             <w:r>
               <w:rPr>
@@ -7868,7 +7868,7 @@
                 <w:noProof/>
                 <w:webHidden/>
               </w:rPr>
-              <w:t>45</w:t>
+              <w:t>46</w:t>
             </w:r>
             <w:r>
               <w:rPr>
@@ -7958,7 +7958,7 @@
                 <w:noProof/>
                 <w:webHidden/>
               </w:rPr>
-              <w:t>46</w:t>
+              <w:t>47</w:t>
             </w:r>
             <w:r>
               <w:rPr>
@@ -8048,7 +8048,7 @@
                 <w:noProof/>
                 <w:webHidden/>
               </w:rPr>
-              <w:t>46</w:t>
+              <w:t>47</w:t>
             </w:r>
             <w:r>
               <w:rPr>
@@ -8138,7 +8138,7 @@
                 <w:noProof/>
                 <w:webHidden/>
               </w:rPr>
-              <w:t>46</w:t>
+              <w:t>47</w:t>
             </w:r>
             <w:r>
               <w:rPr>
@@ -8228,7 +8228,7 @@
                 <w:noProof/>
                 <w:webHidden/>
               </w:rPr>
-              <w:t>47</w:t>
+              <w:t>48</w:t>
             </w:r>
             <w:r>
               <w:rPr>
@@ -8318,7 +8318,7 @@
                 <w:noProof/>
                 <w:webHidden/>
               </w:rPr>
-              <w:t>47</w:t>
+              <w:t>48</w:t>
             </w:r>
             <w:r>
               <w:rPr>
@@ -8408,7 +8408,7 @@
                 <w:noProof/>
                 <w:webHidden/>
               </w:rPr>
-              <w:t>47</w:t>
+              <w:t>48</w:t>
             </w:r>
             <w:r>
               <w:rPr>
@@ -8498,7 +8498,7 @@
                 <w:noProof/>
                 <w:webHidden/>
               </w:rPr>
-              <w:t>48</w:t>
+              <w:t>49</w:t>
             </w:r>
             <w:r>
               <w:rPr>
@@ -8588,7 +8588,7 @@
                 <w:noProof/>
                 <w:webHidden/>
               </w:rPr>
-              <w:t>49</w:t>
+              <w:t>50</w:t>
             </w:r>
             <w:r>
               <w:rPr>
@@ -8678,7 +8678,7 @@
                 <w:noProof/>
                 <w:webHidden/>
               </w:rPr>
-              <w:t>49</w:t>
+              <w:t>50</w:t>
             </w:r>
             <w:r>
               <w:rPr>
@@ -8768,7 +8768,7 @@
                 <w:noProof/>
                 <w:webHidden/>
               </w:rPr>
-              <w:t>50</w:t>
+              <w:t>51</w:t>
             </w:r>
             <w:r>
               <w:rPr>

--- a/word/datasheet_adsbee_m1421.docx
+++ b/word/datasheet_adsbee_m1421.docx
@@ -8892,7 +8892,7 @@
         <w:keepNext/>
       </w:pPr>
       <w:r>
-        <w:t>20261017</w:t>
+        <w:t>20261022</w:t>
       </w:r>
     </w:p>
     <w:p>
@@ -8992,6 +8992,18 @@
       </w:pPr>
       <w:r>
         <w:t>Added the ASTERIX reporting protocol and AT+ASTERIX_SAC_SIC for its data source identifier.</w:t>
+      </w:r>
+    </w:p>
+    <w:p>
+      <w:pPr>
+        <w:pStyle w:val="ListParagraph"/>
+        <w:numPr>
+          <w:ilvl w:val="0"/>
+          <w:numId w:val="5"/>
+        </w:numPr>
+      </w:pPr>
+      <w:r>
+        <w:t>Corrected the Aircraft JSON type and hex fields for DF18 (TIS-B, ADS-R) and non-ICAO targets.</w:t>
       </w:r>
     </w:p>
     <w:p>
@@ -35491,7 +35503,7 @@
           </w:tcPr>
           <w:p>
             <w:r>
-              <w:t>6-digit ICAO 24-bit address in lowercase hex. UAT non-ICAO addresses (self-assigned or TIS-B track file) are prefixed with ~.</w:t>
+              <w:t>6-digit ICAO 24-bit address in lowercase hex. Non-ICAO addresses (adsb_other, tisb_trackfile, tisb_other, adsr_other) are prefixed with ~.</w:t>
             </w:r>
           </w:p>
         </w:tc>
@@ -35614,7 +35626,7 @@
           </w:tcPr>
           <w:p>
             <w:r>
-              <w:t>Aircraft type. Mode S: adsb_icao, adsr_icao (non-transponder), adsb_icao_nt (Class B ground vehicle). UAT: adsb_icao, adsb_other, tisb_icao, tisb_trackfile.</w:t>
+              <w:t>Aircraft type. Mode S: adsb_icao (DF17), adsb_icao_nt (DF18 non-transponder), adsb_other (DF18 anonymous address), tisb_icao, tisb_trackfile, tisb_other (TIS-B), adsr_icao, adsr_other (ADS-R), mode_s (no ADS-B). UAT: adsb_icao, adsb_other, tisb_icao, tisb_trackfile, adsr_other.</w:t>
             </w:r>
           </w:p>
         </w:tc>
@@ -39486,7 +39498,7 @@
       <w:rPr>
         <w:color w:val="FFFFFF" w:themeColor="background1"/>
       </w:rPr>
-      <w:t>20261017</w:t>
+      <w:t>20261022</w:t>
     </w:r>
     <w:r>
       <w:rPr>

--- a/word/datasheet_adsbee_m1421.docx
+++ b/word/datasheet_adsbee_m1421.docx
@@ -8892,7 +8892,7 @@
         <w:keepNext/>
       </w:pPr>
       <w:r>
-        <w:t>20261022</w:t>
+        <w:t>20261023</w:t>
       </w:r>
     </w:p>
     <w:p>
@@ -9004,6 +9004,18 @@
       </w:pPr>
       <w:r>
         <w:t>Corrected the Aircraft JSON type and hex fields for DF18 (TIS-B, ADS-R) and non-ICAO targets.</w:t>
+      </w:r>
+    </w:p>
+    <w:p>
+      <w:pPr>
+        <w:pStyle w:val="ListParagraph"/>
+        <w:numPr>
+          <w:ilvl w:val="0"/>
+          <w:numId w:val="5"/>
+        </w:numPr>
+      </w:pPr>
+      <w:r>
+        <w:t>Aircraft JSON on_ground, ASTERIX ground bit and GDL90 airborne flag: ADS-B position and velocity messages decide; Mode S replies only when no ADS-B one has arrived for 30 s, and never on the ground above 18,000 ft.</w:t>
       </w:r>
     </w:p>
     <w:p>
@@ -39228,7 +39240,7 @@
           </w:tcPr>
           <w:p>
             <w:r>
-              <w:t>Present (value 1) when aircraft is on the ground. For UAT, also set for surface vehicles.</w:t>
+              <w:t>Present (value 1) when aircraft is on the ground. For UAT, also set for surface vehicles. For 1090 MHz, ADS-B position and velocity messages decide; a Mode S reply (flight status, vertical status or all-call capability) decides only when no ADS-B one has arrived for 30 s, and never reports on the ground above 18,000 ft.</w:t>
             </w:r>
           </w:p>
         </w:tc>
@@ -39498,7 +39510,7 @@
       <w:rPr>
         <w:color w:val="FFFFFF" w:themeColor="background1"/>
       </w:rPr>
-      <w:t>20261022</w:t>
+      <w:t>20261023</w:t>
     </w:r>
     <w:r>
       <w:rPr>

--- a/word/datasheet_adsbee_m1421.docx
+++ b/word/datasheet_adsbee_m1421.docx
@@ -39240,7 +39240,7 @@
           </w:tcPr>
           <w:p>
             <w:r>
-              <w:t>Present (value 1) when aircraft is on the ground. For UAT, also set for surface vehicles. For 1090 MHz, ADS-B position and velocity messages decide; a Mode S reply (flight status, vertical status or all-call capability) decides only when no ADS-B one has arrived for 30 s, and never reports on the ground above 18,000 ft.</w:t>
+              <w:t>Present (value 1) when aircraft is on the ground. For UAT, also set for surface vehicles. 1090 MHz: from ADS-B; from Mode S replies only after 30 s without ADS-B, and never above 18,000 ft.</w:t>
             </w:r>
           </w:p>
         </w:tc>

--- a/word/datasheet_adsbee_m1421.docx
+++ b/word/datasheet_adsbee_m1421.docx
@@ -325,7 +325,7 @@
           </w:tcPr>
           <w:p>
             <w:r>
-              <w:t>Sensitivity</w:t>
+              <w:t xml:space="preserve">Sensitivity (90% of messages decoded)</w:t>
             </w:r>
           </w:p>
         </w:tc>
@@ -335,21 +335,21 @@
           </w:tcPr>
           <w:p>
             <w:r>
-              <w:t xml:space="preserve">Mode S: </w:t>
-            </w:r>
-            <w:r>
-              <w:t>-</w:t>
-            </w:r>
-            <w:r>
-              <w:t>90</w:t>
-            </w:r>
-            <w:r>
-              <w:t>dBm to 0dBm</w:t>
-            </w:r>
-          </w:p>
-          <w:p>
-            <w:r>
-              <w:t>UAT: -90dBm to 0dBm</w:t>
+              <w:t xml:space="preserve">Mode S: -89dBm to 0dBm</w:t>
+            </w:r>
+            <w:r>
+              <w:t/>
+            </w:r>
+            <w:r>
+              <w:t/>
+            </w:r>
+            <w:r>
+              <w:t/>
+            </w:r>
+          </w:p>
+          <w:p>
+            <w:r>
+              <w:t xml:space="preserve">UAT: -94dBm to 0dBm</w:t>
             </w:r>
           </w:p>
         </w:tc>
@@ -8892,7 +8892,7 @@
         <w:keepNext/>
       </w:pPr>
       <w:r>
-        <w:t>20261022</w:t>
+        <w:t xml:space="preserve">20261023</w:t>
       </w:r>
     </w:p>
     <w:p>
@@ -8979,7 +8979,7 @@
         </w:numPr>
       </w:pPr>
       <w:r>
-        <w:t>Sensitivity is -90dBm to 0dBm for Mode S and UAT.</w:t>
+        <w:t xml:space="preserve">Sensitivity (90% of messages decoded) is -89dBm to 0dBm for Mode S and -94dBm to 0dBm for UAT.</w:t>
       </w:r>
     </w:p>
     <w:p>
@@ -39498,7 +39498,7 @@
       <w:rPr>
         <w:color w:val="FFFFFF" w:themeColor="background1"/>
       </w:rPr>
-      <w:t>20261022</w:t>
+      <w:t>20261023</w:t>
     </w:r>
     <w:r>
       <w:rPr>

--- a/word/datasheet_adsbee_m1421.docx
+++ b/word/datasheet_adsbee_m1421.docx
@@ -9015,7 +9015,7 @@
         </w:numPr>
       </w:pPr>
       <w:r>
-        <w:t>Aircraft JSON on_ground, ASTERIX ground bit and GDL90 airborne flag: ADS-B position and velocity messages decide; Mode S replies only when no ADS-B one has arrived for 30 s, and never on the ground above 18,000 ft.</w:t>
+        <w:t>Aircraft JSON on_ground, ASTERIX ground bit and GDL90 airborne flag: ADS-B position and velocity messages decide; Mode S replies only when no ADS-B one has arrived for 30 s, and never on the ground above 18,000 ft. A new aircraft is not reported on the ground before a message gives air/ground.</w:t>
       </w:r>
     </w:p>
     <w:p>
@@ -39240,7 +39240,7 @@
           </w:tcPr>
           <w:p>
             <w:r>
-              <w:t>Present (value 1) when aircraft is on the ground. For UAT, also set for surface vehicles. 1090 MHz: from ADS-B; from Mode S replies only after 30 s without ADS-B, and never above 18,000 ft.</w:t>
+              <w:t>Present (value 1) when aircraft is on the ground. For UAT, also set for surface vehicles. 1090 MHz: from ADS-B; from Mode S replies only after 30 s without ADS-B, never above 18,000 ft; absent until known.</w:t>
             </w:r>
           </w:p>
         </w:tc>

--- a/word/datasheet_adsbee_m1421.docx
+++ b/word/datasheet_adsbee_m1421.docx
@@ -39123,6 +39123,9 @@
         </w:tc>
       </w:tr>
       <w:tr>
+        <w:trPr>
+          <w:cantSplit/>
+        </w:trPr>
         <w:tc>
           <w:tcPr>
             <w:tcW w:w="1458" w:type="dxa"/>
@@ -39167,7 +39170,7 @@
           </w:tcPr>
           <w:p>
             <w:r>
-              <w:t>If NOT airborne</w:t>
+              <w:t>If on ground</w:t>
             </w:r>
           </w:p>
         </w:tc>

--- a/word/datasheet_adsbee_m1421.docx
+++ b/word/datasheet_adsbee_m1421.docx
@@ -8892,7 +8892,7 @@
         <w:keepNext/>
       </w:pPr>
       <w:r>
-        <w:t>20261022</w:t>
+        <w:t>20261023</w:t>
       </w:r>
     </w:p>
     <w:p>
@@ -9004,6 +9004,18 @@
       </w:pPr>
       <w:r>
         <w:t>Corrected the Aircraft JSON type and hex fields for DF18 (TIS-B, ADS-R) and non-ICAO targets.</w:t>
+      </w:r>
+    </w:p>
+    <w:p>
+      <w:pPr>
+        <w:pStyle w:val="ListParagraph"/>
+        <w:numPr>
+          <w:ilvl w:val="0"/>
+          <w:numId w:val="5"/>
+        </w:numPr>
+      </w:pPr>
+      <w:r>
+        <w:t>Added the Mode S bit error correction counters to AT+RX_STATS (two_bit_found, fixed_es_1bit, fixed_es_2bit, fixed_ap_1bit, fixed_ap_2bit, fixes_rejected, fixes_skipped).</w:t>
       </w:r>
     </w:p>
     <w:p>
@@ -15105,7 +15117,7 @@
     </w:p>
     <w:p>
       <w:r>
-        <w:t>Reports OOK receiver statistics from the LR2021 radio: received packet count (pkt_rx), CRC and length error counts (crc_error, len_error), preamble detector fires (pbl_det), sync word successes and failures (sync_ok, sync_fail), and receive timeouts (timeout). Also reports receiver health counters: LR2021 RX FIFO overflows (fifo_full), raw packet queue overflows (q_ovf), single-bit errors corrected by the decoder (bitflips_fixed), and UAT receiver error restarts (uat_rx_restarts). The counters accumulate until reset.</w:t>
+        <w:t>Reports OOK receiver statistics from the LR2021 radio: received packet count (pkt_rx), CRC and length error counts (crc_error, len_error), preamble detector fires (pbl_det), sync word successes and failures (sync_ok, sync_fail), and receive timeouts (timeout). Also reports receiver health counters: LR2021 RX FIFO overflows (fifo_full), raw packet queue overflows (q_ovf), extended squitters with a single-bit error fixed by the decoder (bitflips_fixed), and UAT receiver error restarts (uat_rx_restarts). Mode S bit error correction is reported by seven counters: extended squitters with a two-bit fix found by the decoder (two_bit_found); extended squitters accepted after a one-bit or two-bit fix (fixed_es_1bit, fixed_es_2bit); address parity replies (DF0, DF4, DF5, DF16, DF20, DF21) accepted after a one-bit or two-bit fix (fixed_ap_1bit, fixed_ap_2bit); fixes turned down because they do not fit a tracked aircraft (fixes_rejected); and searches skipped while the receiver is busy or over the limit of 250 per second (fixes_skipped). bitflips_fixed and two_bit_found are counted before the track check. The fixed_* and fixes_* counters are updated once per second, so a query right after a burst of frames may not include the latest fixes. The counters accumulate until reset.</w:t>
       </w:r>
     </w:p>
     <w:p>
@@ -15121,7 +15133,7 @@
         <w:pStyle w:val="code"/>
       </w:pPr>
       <w:r>
-        <w:t>RX_STATS=pkt_rx=1234,crc_error=5,len_error=0,pbl_det=1500,sync_ok=1234,sync_fail=12,timeout=0,fifo_full=0,q_ovf=0,bitflips_fixed=42,uat_rx_restarts=0</w:t>
+        <w:t>RX_STATS=pkt_rx=1234,crc_error=5,len_error=0,pbl_det=1500,sync_ok=1234,sync_fail=12,timeout=0,fifo_full=0,q_ovf=0,bitflips_fixed=42,uat_rx_restarts=0,...,two_bit_found=3,fixed_es_1bit=40,fixed_es_2bit=3,fixed_ap_1bit=12,fixed_ap_2bit=4,fixes_rejected=2,fixes_skipped=0</w:t>
       </w:r>
     </w:p>
     <w:p>
@@ -39498,7 +39510,7 @@
       <w:rPr>
         <w:color w:val="FFFFFF" w:themeColor="background1"/>
       </w:rPr>
-      <w:t>20261022</w:t>
+      <w:t>20261023</w:t>
     </w:r>
     <w:r>
       <w:rPr>

--- a/word/datasheet_adsbee_m1421.docx
+++ b/word/datasheet_adsbee_m1421.docx
@@ -8892,7 +8892,7 @@
         <w:keepNext/>
       </w:pPr>
       <w:r>
-        <w:t>20261022</w:t>
+        <w:t>20261023</w:t>
       </w:r>
     </w:p>
     <w:p>
@@ -9004,6 +9004,18 @@
       </w:pPr>
       <w:r>
         <w:t>Corrected the Aircraft JSON type and hex fields for DF18 (TIS-B, ADS-R) and non-ICAO targets.</w:t>
+      </w:r>
+    </w:p>
+    <w:p>
+      <w:pPr>
+        <w:pStyle w:val="ListParagraph"/>
+        <w:numPr>
+          <w:ilvl w:val="0"/>
+          <w:numId w:val="5"/>
+        </w:numPr>
+      </w:pPr>
+      <w:r>
+        <w:t>Aircraft JSON on_ground, ASTERIX ground bit and GDL90 airborne flag: ADS-B position and velocity messages decide; Mode S replies only when no ADS-B one has arrived for 30 s, and never on the ground above 18,000 ft. A new aircraft is not reported on the ground before a message gives air/ground.</w:t>
       </w:r>
     </w:p>
     <w:p>
@@ -39111,6 +39123,9 @@
         </w:tc>
       </w:tr>
       <w:tr>
+        <w:trPr>
+          <w:cantSplit/>
+        </w:trPr>
         <w:tc>
           <w:tcPr>
             <w:tcW w:w="1458" w:type="dxa"/>
@@ -39155,7 +39170,7 @@
           </w:tcPr>
           <w:p>
             <w:r>
-              <w:t>If NOT airborne</w:t>
+              <w:t>If on ground</w:t>
             </w:r>
           </w:p>
         </w:tc>
@@ -39228,7 +39243,7 @@
           </w:tcPr>
           <w:p>
             <w:r>
-              <w:t>Present (value 1) when aircraft is on the ground. For UAT, also set for surface vehicles.</w:t>
+              <w:t>Present (value 1) when aircraft is on the ground. For UAT, also set for surface vehicles. 1090 MHz: from ADS-B; from Mode S replies only after 30 s without ADS-B, never above 18,000 ft; absent until known.</w:t>
             </w:r>
           </w:p>
         </w:tc>
@@ -39498,7 +39513,7 @@
       <w:rPr>
         <w:color w:val="FFFFFF" w:themeColor="background1"/>
       </w:rPr>
-      <w:t>20261022</w:t>
+      <w:t>20261023</w:t>
     </w:r>
     <w:r>
       <w:rPr>

--- a/word/datasheet_adsbee_m1421.docx
+++ b/word/datasheet_adsbee_m1421.docx
@@ -9020,6 +9020,18 @@
     </w:p>
     <w:p>
       <w:pPr>
+        <w:pStyle w:val="ListParagraph"/>
+        <w:numPr>
+          <w:ilvl w:val="0"/>
+          <w:numId w:val="5"/>
+        </w:numPr>
+      </w:pPr>
+      <w:r>
+        <w:t>Added the Mode S bit error correction counters to AT+RX_STATS (two_bit_found, fixed_es_1bit, fixed_es_2bit, fixed_ap_1bit, fixed_ap_2bit, fixes_rejected, fixes_skipped).</w:t>
+      </w:r>
+    </w:p>
+    <w:p>
+      <w:pPr>
         <w:pStyle w:val="Heading1"/>
       </w:pPr>
       <w:bookmarkStart w:id="113" w:name="_Toc237911254"/>
@@ -15117,7 +15129,7 @@
     </w:p>
     <w:p>
       <w:r>
-        <w:t>Reports OOK receiver statistics from the LR2021 radio: received packet count (pkt_rx), CRC and length error counts (crc_error, len_error), preamble detector fires (pbl_det), sync word successes and failures (sync_ok, sync_fail), and receive timeouts (timeout). Also reports receiver health counters: LR2021 RX FIFO overflows (fifo_full), raw packet queue overflows (q_ovf), single-bit errors corrected by the decoder (bitflips_fixed), and UAT receiver error restarts (uat_rx_restarts). The counters accumulate until reset.</w:t>
+        <w:t>Reports OOK receiver statistics from the LR2021 radio: received packet count (pkt_rx), CRC and length error counts (crc_error, len_error), preamble detector fires (pbl_det), sync word successes and failures (sync_ok, sync_fail), and receive timeouts (timeout). Also reports receiver health counters: LR2021 RX FIFO overflows (fifo_full), raw packet queue overflows (q_ovf), extended squitters with a single-bit error fixed by the decoder (bitflips_fixed), and UAT receiver error restarts (uat_rx_restarts). Mode S bit error correction is reported by seven counters: extended squitters with a two-bit fix found by the decoder (two_bit_found); extended squitters accepted after a one-bit or two-bit fix (fixed_es_1bit, fixed_es_2bit); address parity replies (DF0, DF4, DF5, DF16, DF20, DF21) accepted after a one-bit or two-bit fix (fixed_ap_1bit, fixed_ap_2bit); fixes turned down because they do not fit a tracked aircraft (fixes_rejected); and searches skipped while the receiver is busy or over the limit of 250 per second (fixes_skipped). bitflips_fixed and two_bit_found are counted before the track check. The fixed_* and fixes_* counters are updated once per second, so a query right after a burst of frames may not include the latest fixes. The counters accumulate until reset.</w:t>
       </w:r>
     </w:p>
     <w:p>
@@ -15133,7 +15145,7 @@
         <w:pStyle w:val="code"/>
       </w:pPr>
       <w:r>
-        <w:t>RX_STATS=pkt_rx=1234,crc_error=5,len_error=0,pbl_det=1500,sync_ok=1234,sync_fail=12,timeout=0,fifo_full=0,q_ovf=0,bitflips_fixed=42,uat_rx_restarts=0</w:t>
+        <w:t>RX_STATS=pkt_rx=1234,crc_error=5,len_error=0,pbl_det=1500,sync_ok=1234,sync_fail=12,timeout=0,fifo_full=0,q_ovf=0,bitflips_fixed=42,uat_rx_restarts=0,...,two_bit_found=3,fixed_es_1bit=40,fixed_es_2bit=3,fixed_ap_1bit=12,fixed_ap_2bit=4,fixes_rejected=2,fixes_skipped=0</w:t>
       </w:r>
     </w:p>
     <w:p>

--- a/word/datasheet_adsbee_m1421.docx
+++ b/word/datasheet_adsbee_m1421.docx
@@ -325,7 +325,7 @@
           </w:tcPr>
           <w:p>
             <w:r>
-              <w:t>Sensitivity</w:t>
+              <w:t xml:space="preserve">Sensitivity (90% of messages decoded)</w:t>
             </w:r>
           </w:p>
         </w:tc>
@@ -335,21 +335,21 @@
           </w:tcPr>
           <w:p>
             <w:r>
-              <w:t xml:space="preserve">Mode S: </w:t>
-            </w:r>
-            <w:r>
-              <w:t>-</w:t>
-            </w:r>
-            <w:r>
-              <w:t>90</w:t>
-            </w:r>
-            <w:r>
-              <w:t>dBm to 0dBm</w:t>
-            </w:r>
-          </w:p>
-          <w:p>
-            <w:r>
-              <w:t>UAT: -90dBm to 0dBm</w:t>
+              <w:t xml:space="preserve">Mode S: -89dBm to 0dBm</w:t>
+            </w:r>
+            <w:r>
+              <w:t/>
+            </w:r>
+            <w:r>
+              <w:t/>
+            </w:r>
+            <w:r>
+              <w:t/>
+            </w:r>
+          </w:p>
+          <w:p>
+            <w:r>
+              <w:t xml:space="preserve">UAT: -94dBm to 0dBm</w:t>
             </w:r>
           </w:p>
         </w:tc>
@@ -8979,7 +8979,7 @@
         </w:numPr>
       </w:pPr>
       <w:r>
-        <w:t>Sensitivity is -90dBm to 0dBm for Mode S and UAT.</w:t>
+        <w:t xml:space="preserve">Sensitivity (90% of messages decoded) is -89dBm to 0dBm for Mode S and -94dBm to 0dBm for UAT.</w:t>
       </w:r>
     </w:p>
     <w:p>
